--- a/CA1 - Capstone Project Proposal.docx
+++ b/CA1 - Capstone Project Proposal.docx
@@ -350,7 +350,6 @@
             <w:pPr>
               <w:spacing w:line="480" w:lineRule="auto"/>
               <w:rPr>
-                <w:ins w:author="naomie mboma" w:id="0" w:date="2026-04-19T22:07:00Z"/>
                 <w:i w:val="1"/>
                 <w:iCs w:val="1"/>
                 <w:color w:val="156082"/>
@@ -369,13 +368,6 @@
               </w:rPr>
               <w:t xml:space="preserve">Student Full Name</w:t>
             </w:r>
-            <w:ins w:author="naomie mboma" w:id="0" w:date="2026-04-19T22:07:00Z">
-              <w:r>
-                <w:rPr>
-                  <w:rtl w:val="0"/>
-                </w:rPr>
-              </w:r>
-            </w:ins>
           </w:p>
           <w:p>
             <w:pPr>
@@ -445,7 +437,6 @@
             <w:pPr>
               <w:spacing w:line="480" w:lineRule="auto"/>
               <w:rPr>
-                <w:ins w:author="naomie mboma" w:id="1" w:date="2026-04-19T22:07:00Z"/>
                 <w:i w:val="1"/>
                 <w:iCs w:val="1"/>
                 <w:color w:val="156082"/>
@@ -464,13 +455,6 @@
               </w:rPr>
               <w:t xml:space="preserve">Student Number</w:t>
             </w:r>
-            <w:ins w:author="naomie mboma" w:id="1" w:date="2026-04-19T22:07:00Z">
-              <w:r>
-                <w:rPr>
-                  <w:rtl w:val="0"/>
-                </w:rPr>
-              </w:r>
-            </w:ins>
           </w:p>
           <w:p>
             <w:pPr>
@@ -540,7 +524,6 @@
             <w:pPr>
               <w:spacing w:line="480" w:lineRule="auto"/>
               <w:rPr>
-                <w:ins w:author="naomie mboma" w:id="2" w:date="2026-04-19T22:07:00Z"/>
                 <w:i w:val="1"/>
                 <w:iCs w:val="1"/>
                 <w:color w:val="156082"/>
@@ -559,13 +542,6 @@
               </w:rPr>
               <w:t xml:space="preserve">Module Title</w:t>
             </w:r>
-            <w:ins w:author="naomie mboma" w:id="2" w:date="2026-04-19T22:07:00Z">
-              <w:r>
-                <w:rPr>
-                  <w:rtl w:val="0"/>
-                </w:rPr>
-              </w:r>
-            </w:ins>
           </w:p>
           <w:p>
             <w:pPr>
@@ -635,7 +611,6 @@
             <w:pPr>
               <w:spacing w:line="480" w:lineRule="auto"/>
               <w:rPr>
-                <w:ins w:author="naomie mboma" w:id="3" w:date="2026-04-19T22:10:00Z"/>
                 <w:i w:val="1"/>
                 <w:iCs w:val="1"/>
                 <w:color w:val="156082"/>
@@ -654,13 +629,6 @@
               </w:rPr>
               <w:t xml:space="preserve">Assessment Title</w:t>
             </w:r>
-            <w:ins w:author="naomie mboma" w:id="3" w:date="2026-04-19T22:10:00Z">
-              <w:r>
-                <w:rPr>
-                  <w:rtl w:val="0"/>
-                </w:rPr>
-              </w:r>
-            </w:ins>
           </w:p>
           <w:p>
             <w:pPr>
@@ -730,7 +698,6 @@
             <w:pPr>
               <w:spacing w:line="480" w:lineRule="auto"/>
               <w:rPr>
-                <w:ins w:author="naomie mboma" w:id="4" w:date="2026-04-19T22:10:00Z"/>
                 <w:i w:val="1"/>
                 <w:iCs w:val="1"/>
                 <w:color w:val="156082"/>
@@ -749,13 +716,6 @@
               </w:rPr>
               <w:t xml:space="preserve">Lecturer/Supervisor</w:t>
             </w:r>
-            <w:ins w:author="naomie mboma" w:id="4" w:date="2026-04-19T22:10:00Z">
-              <w:r>
-                <w:rPr>
-                  <w:rtl w:val="0"/>
-                </w:rPr>
-              </w:r>
-            </w:ins>
           </w:p>
           <w:p>
             <w:pPr>
@@ -825,7 +785,6 @@
             <w:pPr>
               <w:spacing w:line="480" w:lineRule="auto"/>
               <w:rPr>
-                <w:ins w:author="naomie mboma" w:id="5" w:date="2026-04-19T22:08:00Z"/>
                 <w:i w:val="1"/>
                 <w:iCs w:val="1"/>
                 <w:color w:val="156082"/>
@@ -844,13 +803,6 @@
               </w:rPr>
               <w:t xml:space="preserve">Assessment Due Date</w:t>
             </w:r>
-            <w:ins w:author="naomie mboma" w:id="5" w:date="2026-04-19T22:08:00Z">
-              <w:r>
-                <w:rPr>
-                  <w:rtl w:val="0"/>
-                </w:rPr>
-              </w:r>
-            </w:ins>
           </w:p>
           <w:p>
             <w:pPr>
@@ -920,7 +872,6 @@
             <w:pPr>
               <w:spacing w:line="480" w:lineRule="auto"/>
               <w:rPr>
-                <w:ins w:author="naomie mboma" w:id="6" w:date="2026-04-19T22:08:00Z"/>
                 <w:i w:val="1"/>
                 <w:iCs w:val="1"/>
                 <w:color w:val="156082"/>
@@ -939,13 +890,6 @@
               </w:rPr>
               <w:t xml:space="preserve">Date of Submission</w:t>
             </w:r>
-            <w:ins w:author="naomie mboma" w:id="6" w:date="2026-04-19T22:08:00Z">
-              <w:r>
-                <w:rPr>
-                  <w:rtl w:val="0"/>
-                </w:rPr>
-              </w:r>
-            </w:ins>
           </w:p>
           <w:p>
             <w:pPr>
@@ -998,6 +942,137 @@
         </w:tc>
       </w:tr>
     </w:tbl>
+    <w:p>
+      <w:pPr>
+        <w:rPr>
+          <w:b w:val="1"/>
+          <w:bCs w:val="1"/>
+          <w:color w:val="156082"/>
+          <w:sz w:val="36"/>
+          <w:szCs w:val="36"/>
+        </w:rPr>
+      </w:pPr>
+      <w:r>
+        <w:rPr>
+          <w:rtl w:val="0"/>
+        </w:rPr>
+      </w:r>
+    </w:p>
+    <w:tbl>
+      <w:tblPr>
+        <w:tblStyle w:val="Table2"/>
+        <w:tblW w:w="8115.0" w:type="dxa"/>
+        <w:jc w:val="left"/>
+        <w:tblBorders>
+          <w:insideH w:color="000000" w:space="0" w:sz="0" w:val="nil"/>
+          <w:insideV w:color="000000" w:space="0" w:sz="0" w:val="nil"/>
+        </w:tblBorders>
+        <w:tblLayout w:type="fixed"/>
+        <w:tblLook w:val="0400"/>
+      </w:tblPr>
+      <w:tblGrid>
+        <w:gridCol w:w="8115"/>
+        <w:tblGridChange w:id="0">
+          <w:tblGrid>
+            <w:gridCol w:w="8115"/>
+          </w:tblGrid>
+        </w:tblGridChange>
+      </w:tblGrid>
+      <w:tr>
+        <w:trPr>
+          <w:cantSplit w:val="0"/>
+          <w:tblHeader w:val="0"/>
+        </w:trPr>
+        <w:tc>
+          <w:tcPr>
+            <w:tcBorders>
+              <w:top w:color="000000" w:space="0" w:sz="0" w:val="nil"/>
+              <w:left w:color="000000" w:space="0" w:sz="0" w:val="nil"/>
+              <w:bottom w:color="000000" w:space="0" w:sz="0" w:val="nil"/>
+              <w:right w:color="000000" w:space="0" w:sz="0" w:val="nil"/>
+            </w:tcBorders>
+          </w:tcPr>
+          <w:p>
+            <w:pPr>
+              <w:spacing w:line="480" w:lineRule="auto"/>
+              <w:rPr>
+                <w:i w:val="1"/>
+                <w:iCs w:val="1"/>
+                <w:color w:val="156082"/>
+                <w:sz w:val="32"/>
+                <w:szCs w:val="32"/>
+              </w:rPr>
+            </w:pPr>
+            <w:r>
+              <w:rPr>
+                <w:i w:val="1"/>
+                <w:iCs w:val="1"/>
+                <w:color w:val="156082"/>
+                <w:sz w:val="32"/>
+                <w:szCs w:val="32"/>
+                <w:rtl w:val="0"/>
+              </w:rPr>
+              <w:t xml:space="preserve">GitHub repository</w:t>
+            </w:r>
+          </w:p>
+          <w:p>
+            <w:pPr>
+              <w:spacing w:line="480" w:lineRule="auto"/>
+              <w:rPr>
+                <w:i w:val="1"/>
+                <w:iCs w:val="1"/>
+                <w:color w:val="156082"/>
+                <w:sz w:val="32"/>
+                <w:szCs w:val="32"/>
+              </w:rPr>
+            </w:pPr>
+            <w:r>
+              <w:rPr>
+                <w:i w:val="1"/>
+                <w:iCs w:val="1"/>
+                <w:color w:val="156082"/>
+                <w:sz w:val="32"/>
+                <w:szCs w:val="32"/>
+                <w:rtl w:val="0"/>
+              </w:rPr>
+              <w:t xml:space="preserve">https://github.com/sba26106-bit/strategic-think-ca1</w:t>
+            </w:r>
+          </w:p>
+        </w:tc>
+      </w:tr>
+    </w:tbl>
+    <w:p>
+      <w:pPr>
+        <w:rPr>
+          <w:b w:val="1"/>
+          <w:bCs w:val="1"/>
+          <w:color w:val="156082"/>
+          <w:sz w:val="32"/>
+          <w:szCs w:val="32"/>
+        </w:rPr>
+      </w:pPr>
+      <w:r>
+        <w:rPr>
+          <w:rtl w:val="0"/>
+        </w:rPr>
+      </w:r>
+    </w:p>
+    <w:p>
+      <w:pPr>
+        <w:rPr>
+          <w:b w:val="1"/>
+          <w:bCs w:val="1"/>
+          <w:color w:val="156082"/>
+          <w:sz w:val="32"/>
+          <w:szCs w:val="32"/>
+        </w:rPr>
+      </w:pPr>
+      <w:r>
+        <w:rPr>
+          <w:rtl w:val="0"/>
+        </w:rPr>
+      </w:r>
+    </w:p>
     <w:p>
       <w:pPr>
         <w:rPr>
@@ -1668,7 +1743,7 @@
     </w:p>
     <w:sdt>
       <w:sdtPr>
-        <w:id w:val="1082816970"/>
+        <w:id w:val="-193311167"/>
         <w:docPartObj>
           <w:docPartGallery w:val="Table of Contents"/>
           <w:docPartUnique w:val="1"/>
@@ -2173,21 +2248,7 @@
           <w:color w:val="ff0000"/>
           <w:rtl w:val="0"/>
         </w:rPr>
-        <w:t xml:space="preserve">[NOTE: The table of contents above has been included for your convenience. To refresh the table, simply click on it, then select 'Update Table' using the mouse. You can choose to update either the page numbers exclusively or the entire table as needed.]</w:t>
-      </w:r>
-      <w:ins w:author="Oleksii Taranov" w:id="7" w:date="2026-10-09T20:13:49Z">
-        <w:r>
-          <w:rPr>
-            <w:color w:val="ff0000"/>
-            <w:rtl w:val="0"/>
-          </w:rPr>
-          <w:t xml:space="preserve"> </w:t>
-        </w:r>
-      </w:ins>
-      <w:r>
-        <w:rPr>
-          <w:rtl w:val="0"/>
-        </w:rPr>
+        <w:t xml:space="preserve">[NOTE: The table of contents above has been included for your convenience. To refresh the table, simply click on it, then select 'Update Table' using the mouse. You can choose to update either the page numbers exclusively or the entire table as needed.] </w:t>
       </w:r>
     </w:p>
     <w:p>
@@ -2221,125 +2282,32 @@
         <w:pStyle w:val="Heading1"/>
         <w:numPr>
           <w:ilvl w:val="0"/>
-          <w:numId w:val="2"/>
+          <w:numId w:val="1"/>
         </w:numPr>
         <w:ind w:left="720" w:hanging="360"/>
         <w:rPr>
-          <w:ins w:author="Oleksii Taranov" w:id="8" w:date="2026-10-09T20:24:01Z"/>
           <w:u w:val="none"/>
         </w:rPr>
       </w:pPr>
-      <w:ins w:author="Oleksii Taranov" w:id="8" w:date="2026-10-09T20:24:01Z">
-        <w:bookmarkStart w:colFirst="0" w:colLast="0" w:name="_vwu6d9z7qgiz" w:id="0"/>
-        <w:bookmarkEnd w:id="0"/>
-        <w:r>
-          <w:rPr>
-            <w:rtl w:val="0"/>
-          </w:rPr>
-          <w:t xml:space="preserve">Project Title</w:t>
-        </w:r>
-      </w:ins>
-    </w:p>
-    <w:p>
-      <w:pPr>
-        <w:rPr>
-          <w:ins w:author="Oleksii Taranov" w:id="8" w:date="2026-10-09T20:24:01Z"/>
-        </w:rPr>
-      </w:pPr>
-      <w:ins w:author="Oleksii Taranov" w:id="8" w:date="2026-10-09T20:24:01Z">
-        <w:r>
-          <w:rPr>
-            <w:rtl w:val="0"/>
-          </w:rPr>
-          <w:t xml:space="preserve">Predicting the Orbital Lifetime of Defunct Satellites and Rocket Bodies in Low Earth Orbit to Help Operators Comply with the Five-Years Disposal Rule.</w:t>
-        </w:r>
-      </w:ins>
-    </w:p>
-    <w:p>
-      <w:pPr>
-        <w:pStyle w:val="Heading1"/>
-        <w:numPr>
-          <w:ilvl w:val="0"/>
-          <w:numId w:val="2"/>
-        </w:numPr>
-        <w:ind w:left="720" w:hanging="360"/>
-        <w:rPr>
-          <w:ins w:author="Oleksii Taranov" w:id="8" w:date="2026-10-09T20:24:01Z"/>
-        </w:rPr>
-      </w:pPr>
-      <w:ins w:author="Oleksii Taranov" w:id="8" w:date="2026-10-09T20:24:01Z">
-        <w:bookmarkStart w:colFirst="0" w:colLast="0" w:name="_pmj6xdlaws90" w:id="1"/>
-        <w:bookmarkEnd w:id="1"/>
-        <w:r>
-          <w:rPr>
-            <w:rtl w:val="0"/>
-            <w:rPrChange w:author="Oleksii Taranov" w:id="9" w:date="2026-10-09T20:24:01Z">
-              <w:rPr/>
-            </w:rPrChange>
-          </w:rPr>
-          <w:t xml:space="preserve">Introduction</w:t>
-        </w:r>
-      </w:ins>
-    </w:p>
-    <w:p>
-      <w:pPr>
-        <w:rPr>
-          <w:ins w:author="Oleksii Taranov" w:id="8" w:date="2026-10-09T20:24:01Z"/>
-        </w:rPr>
-      </w:pPr>
-      <w:ins w:author="Oleksii Taranov" w:id="8" w:date="2026-10-09T20:24:01Z">
-        <w:r>
-          <w:rPr>
-            <w:rtl w:val="0"/>
-          </w:rPr>
-          <w:t xml:space="preserve">Low Earth Orbit (LEO) is where most broadband, navigation and Earth-observation satellites operate, and it is getting crowded. About 40000 objects are now tracked around Earth, and only about 11000 of them are working satellites (European Space Agency, 2025). The rest are dead satellites, used rocket bodies and fragments. Collisions and explosions now create new debris faster than the atmosphere removes old debris (European Space Agency, 2025). Kessler and Cour-Palais (1978) warned that this could become a chain reaction of collisions.</w:t>
-        </w:r>
-      </w:ins>
-    </w:p>
-    <w:p>
-      <w:pPr>
-        <w:rPr>
-          <w:ins w:author="Oleksii Taranov" w:id="8" w:date="2026-10-09T20:24:01Z"/>
-        </w:rPr>
-      </w:pPr>
-      <w:ins w:author="Oleksii Taranov" w:id="8" w:date="2026-10-09T20:24:01Z">
-        <w:r>
-          <w:rPr>
-            <w:rtl w:val="0"/>
-          </w:rPr>
-          <w:t xml:space="preserve">Regulators have responded with stricter disposal rules. The US Federal Communications Commission (FCC) now requires satellites below 2000 km to leave orbit within five years of the end of their mission. The earlier benchmark was 25 years (Federal Communications Commission, 2024). ESA applied the same five-year limit to its own mission in 2023 (European Space Agency, 2023). More than 40 space-sector organisations have also developed a Zero Debris Charter (European Space Agency, 2023).</w:t>
-        </w:r>
-      </w:ins>
-    </w:p>
-    <w:p>
-      <w:pPr>
-        <w:rPr>
-          <w:ins w:author="Oleksii Taranov" w:id="8" w:date="2026-10-09T20:24:01Z"/>
-        </w:rPr>
-      </w:pPr>
-      <w:ins w:author="Oleksii Taranov" w:id="8" w:date="2026-10-09T20:24:01Z">
-        <w:r>
-          <w:rPr>
-            <w:rtl w:val="0"/>
-          </w:rPr>
-          <w:t xml:space="preserve">This creates a practical problem for satellite operators and launch providers. To get a licence, they must show the regulator how long their hardware will stay in orbit once it is no longer controlled. If that estimate is wrong, the licence can be delayed or the mission may need a costly redesign. The difficulty is visible in the numbers: about 90% of rocket bodies in LEO meet the 25-year standard, but only about 80% meet the five-year one (European Space Agency, 2025).</w:t>
-        </w:r>
-      </w:ins>
-    </w:p>
-    <w:p>
-      <w:pPr>
-        <w:rPr>
-          <w:ins w:author="Oleksii Taranov" w:id="8" w:date="2026-10-09T20:24:01Z"/>
-        </w:rPr>
-      </w:pPr>
-      <w:ins w:author="Oleksii Taranov" w:id="8" w:date="2026-10-09T20:24:01Z">
-        <w:r>
-          <w:rPr>
-            <w:rtl w:val="0"/>
-          </w:rPr>
-          <w:t xml:space="preserve">Orbital lifetime is hard to estimate. It depends on the object’s altitude, mass and size, and on solar activity, which changes how much drag the upper atmosphere produces. This project uses more than 60 years of publicly available re-entry records to build a model that predicts how long an uncontrolled LEO object will stay in orbit. The intended users are operators and licensing authorities who need to check a mission against the five-year rule.</w:t>
-        </w:r>
-      </w:ins>
+      <w:bookmarkStart w:colFirst="0" w:colLast="0" w:name="_vwu6d9z7qgiz" w:id="0"/>
+      <w:bookmarkEnd w:id="0"/>
+      <w:r>
+        <w:rPr>
+          <w:rtl w:val="0"/>
+        </w:rPr>
+        <w:t xml:space="preserve">Project Title</w:t>
+      </w:r>
+    </w:p>
+    <w:p>
+      <w:pPr>
+        <w:rPr/>
+      </w:pPr>
+      <w:r>
+        <w:rPr>
+          <w:rtl w:val="0"/>
+        </w:rPr>
+        <w:t xml:space="preserve">Predicting the Orbital Lifetime of Defunct Satellites and Rocket Bodies in Low Earth Orbit to Help Operators Comply with the Five-Year Disposal Rule.</w:t>
+      </w:r>
     </w:p>
     <w:p>
       <w:pPr>
@@ -2349,398 +2317,527 @@
           <w:numId w:val="1"/>
         </w:numPr>
         <w:ind w:left="720" w:hanging="360"/>
-        <w:rPr>
-          <w:ins w:author="Oleksii Taranov" w:id="8" w:date="2026-10-09T20:24:01Z"/>
-          <w:u w:val="none"/>
-        </w:rPr>
-      </w:pPr>
-      <w:ins w:author="Oleksii Taranov" w:id="8" w:date="2026-10-09T20:24:01Z">
-        <w:bookmarkStart w:colFirst="0" w:colLast="0" w:name="_95e0ylvq0y54" w:id="2"/>
-        <w:bookmarkEnd w:id="2"/>
+        <w:rPr/>
+      </w:pPr>
+      <w:bookmarkStart w:colFirst="0" w:colLast="0" w:name="_pmj6xdlaws90" w:id="1"/>
+      <w:bookmarkEnd w:id="1"/>
+      <w:r>
+        <w:rPr>
+          <w:rtl w:val="0"/>
+        </w:rPr>
+        <w:t xml:space="preserve">Introduction</w:t>
+      </w:r>
+    </w:p>
+    <w:p>
+      <w:pPr>
+        <w:rPr/>
+      </w:pPr>
+      <w:r>
+        <w:rPr>
+          <w:rtl w:val="0"/>
+        </w:rPr>
+        <w:t xml:space="preserve">Low Earth Orbit (LEO) is where most broadband, navigation and Earth-observation satellites operate, and it is getting crowded. About 40000 objects are now tracked around Earth, and only about 11000 of them are working satellites (European Space Agency, 2025). The rest are defunct satellites, used rocket bodies and fragments. Collisions and explosions now create new debris faster than the atmosphere removes old debris (European Space Agency, 2025). Kessler and Cour-Palais (1978) warned that this could become a chain reaction of collisions.</w:t>
+      </w:r>
+    </w:p>
+    <w:p>
+      <w:pPr>
+        <w:rPr/>
+      </w:pPr>
+      <w:r>
+        <w:rPr>
+          <w:rtl w:val="0"/>
+        </w:rPr>
+        <w:t xml:space="preserve">Regulators have responded with stricter disposal rules. The US Federal Communications Commission (FCC) now requires satellites below 2000 km to leave orbit within five years of the end of their mission. The earlier benchmark was 25 years (Federal Communications Commission, 2024). ESA applied the same five-year limit to its own mission in 2023 (European Space Agency, 2023). </w:t>
+      </w:r>
+    </w:p>
+    <w:p>
+      <w:pPr>
+        <w:rPr/>
+      </w:pPr>
+      <w:r>
+        <w:rPr>
+          <w:rtl w:val="0"/>
+        </w:rPr>
+        <w:t xml:space="preserve">This creates a practical problem for satellite operators and launch providers. To obtain a licence, they must show the regulator how long their hardware will stay in orbit once it is no longer controlled. If that estimate is wrong, the licence can be delayed or the mission may need a costly redesign. The difficulty is visible in the numbers: about 90% of rocket bodies in LEO meet the 25-year standard, but only about 80% meet the five-year one (European Space Agency, 2025).</w:t>
+      </w:r>
+    </w:p>
+    <w:p>
+      <w:pPr>
+        <w:rPr/>
+      </w:pPr>
+      <w:r>
+        <w:rPr>
+          <w:rtl w:val="0"/>
+        </w:rPr>
+        <w:t xml:space="preserve">Orbital lifetime is difficult to estimate. It depends mainly on the object’s altitude, its mass and size, and solar activity, which changes how much drag the upper atmosphere produces. This project uses more than 60 years of publicly available tracking records to build a model that predicts how long an uncontrolled LEO object will stay in orbit. The intended users are operators and licensing authorities who need to check a mission against the five-year rule.</w:t>
+      </w:r>
+    </w:p>
+    <w:p>
+      <w:pPr>
+        <w:pStyle w:val="Heading1"/>
+        <w:numPr>
+          <w:ilvl w:val="0"/>
+          <w:numId w:val="1"/>
+        </w:numPr>
+        <w:ind w:left="720" w:hanging="360"/>
+        <w:rPr/>
+      </w:pPr>
+      <w:bookmarkStart w:colFirst="0" w:colLast="0" w:name="_nn0ti8il1zsq" w:id="2"/>
+      <w:bookmarkEnd w:id="2"/>
+      <w:r>
+        <w:rPr>
+          <w:rtl w:val="0"/>
+        </w:rPr>
+        <w:t xml:space="preserve">Problem Definition</w:t>
+      </w:r>
+    </w:p>
+    <w:p>
+      <w:pPr>
+        <w:rPr/>
+      </w:pPr>
+      <w:r>
+        <w:rPr>
+          <w:rtl w:val="0"/>
+        </w:rPr>
+        <w:t xml:space="preserve">The business problem is uncertainty about how long an object will remain in orbit. A  satellite operator or launch provider must </w:t>
+      </w:r>
+      <w:r>
+        <w:rPr>
+          <w:rtl w:val="0"/>
+        </w:rPr>
+        <w:t xml:space="preserve">judge</w:t>
+      </w:r>
+      <w:r>
+        <w:rPr>
+          <w:rtl w:val="0"/>
+        </w:rPr>
+        <w:t xml:space="preserve"> whether hardware left in a given orbit will re-enter within the five-year limit. A regulator must then check that judgement. </w:t>
+      </w:r>
+    </w:p>
+    <w:p>
+      <w:pPr>
+        <w:rPr/>
+      </w:pPr>
+      <w:r>
+        <w:rPr>
+          <w:rtl w:val="0"/>
+        </w:rPr>
+        <w:t xml:space="preserve">Orbital lifetime depends mainly on three factors: the object’s altitude, its mass and size, and solar activity. A light object with a large surface is slowed by the atmosphere faster than a heavy, compact one. Solar activity heats the upper atmosphere and makes it expand, which increases drag. The effect can be large. In February 2022 a geomagnetic storm increased drag at low altitude, and 38 of 49 newly launched Starlink satellites were lost (Fang et al., 2022).</w:t>
+      </w:r>
+    </w:p>
+    <w:p>
+      <w:pPr>
+        <w:rPr/>
+      </w:pPr>
+      <w:r>
+        <w:rPr>
+          <w:rtl w:val="0"/>
+        </w:rPr>
+        <w:t xml:space="preserve">Lifetime is currently estimated with physics-based tools such as OSCAR, the lifetime module of ESA’s DRAMA suite (Braun et al., 2020). These tools need the object’s mass and cross-section area, and a drag value fitted to its tracking data. The results remain uncertain: ESA applies a margin of ±20% of the remaining lifetime to its own re-entry predictions (European Space Agency, 2018).</w:t>
+      </w:r>
+    </w:p>
+    <w:p>
+      <w:pPr>
+        <w:rPr/>
+      </w:pPr>
+      <w:r>
+        <w:rPr>
+          <w:rtl w:val="0"/>
+        </w:rPr>
+        <w:t xml:space="preserve">Data analytics and machine learning tools can add evidence from how similar objects have actually decayed. Tracking catalogues hold millions of orbit records covering more than 60 years, and the actual lifetime is known for every object that has already re-entered. A model trained on these records can estimate the remaining lifetime of an uncontrolled LEO object and the probability that it re-enters within five years. It can also report how uncertain each estimate is. Future solar activity cannot be forecast reliably (European Space Agency, 2018), so long-range estimates will remain uncertain. The result is a fast screening tool that supports physics-based analysis and does not replace it. Operators could use it to plan disposal and fuel reserves. Regulators could use it to screen licence applications.</w:t>
+      </w:r>
+      <w:r>
+        <w:rPr>
+          <w:rtl w:val="0"/>
+        </w:rPr>
+      </w:r>
+    </w:p>
+    <w:p>
+      <w:pPr>
+        <w:pStyle w:val="Heading1"/>
+        <w:rPr/>
+      </w:pPr>
+      <w:bookmarkStart w:colFirst="0" w:colLast="0" w:name="_lezwszmryniq" w:id="3"/>
+      <w:bookmarkEnd w:id="3"/>
+      <w:r>
+        <w:rPr>
+          <w:rtl w:val="0"/>
+        </w:rPr>
+      </w:r>
+    </w:p>
+    <w:p>
+      <w:pPr>
+        <w:pStyle w:val="Heading1"/>
+        <w:rPr/>
+      </w:pPr>
+      <w:bookmarkStart w:colFirst="0" w:colLast="0" w:name="_5w29fo8b7wal" w:id="4"/>
+      <w:bookmarkEnd w:id="4"/>
+      <w:r>
+        <w:rPr>
+          <w:rtl w:val="0"/>
+        </w:rPr>
+      </w:r>
+    </w:p>
+    <w:p>
+      <w:pPr>
+        <w:pStyle w:val="Heading1"/>
+        <w:rPr/>
+      </w:pPr>
+      <w:bookmarkStart w:colFirst="0" w:colLast="0" w:name="_2dn5i7dolusn" w:id="5"/>
+      <w:bookmarkEnd w:id="5"/>
+      <w:r>
+        <w:rPr>
+          <w:rtl w:val="0"/>
+        </w:rPr>
+      </w:r>
+    </w:p>
+    <w:p>
+      <w:pPr>
+        <w:pStyle w:val="Heading1"/>
+        <w:rPr/>
+      </w:pPr>
+      <w:bookmarkStart w:colFirst="0" w:colLast="0" w:name="_xjur78t33uma" w:id="6"/>
+      <w:bookmarkEnd w:id="6"/>
+      <w:r>
+        <w:rPr>
+          <w:rtl w:val="0"/>
+        </w:rPr>
+      </w:r>
+    </w:p>
+    <w:p>
+      <w:pPr>
+        <w:pStyle w:val="Heading1"/>
+        <w:rPr/>
+      </w:pPr>
+      <w:bookmarkStart w:colFirst="0" w:colLast="0" w:name="_a1c93qus8f9x" w:id="7"/>
+      <w:bookmarkEnd w:id="7"/>
+      <w:r>
+        <w:rPr>
+          <w:rtl w:val="0"/>
+        </w:rPr>
+      </w:r>
+    </w:p>
+    <w:p>
+      <w:pPr>
+        <w:pStyle w:val="Heading1"/>
+        <w:rPr/>
+      </w:pPr>
+      <w:bookmarkStart w:colFirst="0" w:colLast="0" w:name="_edk5i638f1cc" w:id="8"/>
+      <w:bookmarkEnd w:id="8"/>
+      <w:r>
+        <w:rPr>
+          <w:rtl w:val="0"/>
+        </w:rPr>
+      </w:r>
+    </w:p>
+    <w:p>
+      <w:pPr>
+        <w:pStyle w:val="Heading1"/>
+        <w:rPr/>
+      </w:pPr>
+      <w:bookmarkStart w:colFirst="0" w:colLast="0" w:name="_shr0inv45f5a" w:id="9"/>
+      <w:bookmarkEnd w:id="9"/>
+      <w:r>
+        <w:rPr>
+          <w:rtl w:val="0"/>
+        </w:rPr>
+      </w:r>
+    </w:p>
+    <w:p>
+      <w:pPr>
+        <w:pStyle w:val="Heading1"/>
+        <w:rPr/>
+      </w:pPr>
+      <w:bookmarkStart w:colFirst="0" w:colLast="0" w:name="_pft1ydv8bewz" w:id="10"/>
+      <w:bookmarkEnd w:id="10"/>
+      <w:r>
+        <w:rPr>
+          <w:rtl w:val="0"/>
+        </w:rPr>
+      </w:r>
+    </w:p>
+    <w:p>
+      <w:pPr>
+        <w:pStyle w:val="Heading1"/>
+        <w:rPr/>
+      </w:pPr>
+      <w:bookmarkStart w:colFirst="0" w:colLast="0" w:name="_1vimhk4f1uk3" w:id="11"/>
+      <w:bookmarkEnd w:id="11"/>
+      <w:r>
+        <w:rPr>
+          <w:rtl w:val="0"/>
+        </w:rPr>
+      </w:r>
+    </w:p>
+    <w:p>
+      <w:pPr>
+        <w:pStyle w:val="Heading1"/>
+        <w:rPr/>
+      </w:pPr>
+      <w:bookmarkStart w:colFirst="0" w:colLast="0" w:name="_ikbfo4b2ctaw" w:id="12"/>
+      <w:bookmarkEnd w:id="12"/>
+      <w:r>
+        <w:rPr>
+          <w:rtl w:val="0"/>
+        </w:rPr>
+      </w:r>
+    </w:p>
+    <w:p>
+      <w:pPr>
+        <w:pStyle w:val="Heading1"/>
+        <w:rPr/>
+      </w:pPr>
+      <w:bookmarkStart w:colFirst="0" w:colLast="0" w:name="_gwvzed2i1jwl" w:id="13"/>
+      <w:bookmarkEnd w:id="13"/>
+      <w:r>
+        <w:rPr>
+          <w:rtl w:val="0"/>
+        </w:rPr>
+      </w:r>
+    </w:p>
+    <w:p>
+      <w:pPr>
+        <w:pStyle w:val="Heading1"/>
+        <w:rPr/>
+      </w:pPr>
+      <w:bookmarkStart w:colFirst="0" w:colLast="0" w:name="_2jdxnl7f7s37" w:id="14"/>
+      <w:bookmarkEnd w:id="14"/>
+      <w:r>
+        <w:rPr>
+          <w:rtl w:val="0"/>
+        </w:rPr>
+      </w:r>
+    </w:p>
+    <w:p>
+      <w:pPr>
+        <w:pStyle w:val="Heading1"/>
+        <w:rPr/>
+      </w:pPr>
+      <w:bookmarkStart w:colFirst="0" w:colLast="0" w:name="_urzhjwz9ep3v" w:id="15"/>
+      <w:bookmarkEnd w:id="15"/>
+      <w:r>
+        <w:rPr>
+          <w:rtl w:val="0"/>
+        </w:rPr>
+      </w:r>
+    </w:p>
+    <w:p>
+      <w:pPr>
+        <w:rPr/>
+      </w:pPr>
+      <w:r>
+        <w:rPr>
+          <w:rtl w:val="0"/>
+        </w:rPr>
+      </w:r>
+    </w:p>
+    <w:p>
+      <w:pPr>
+        <w:rPr/>
+      </w:pPr>
+      <w:r>
+        <w:rPr>
+          <w:rtl w:val="0"/>
+        </w:rPr>
+      </w:r>
+    </w:p>
+    <w:p>
+      <w:pPr>
+        <w:rPr/>
+      </w:pPr>
+      <w:r>
+        <w:rPr>
+          <w:rtl w:val="0"/>
+        </w:rPr>
+      </w:r>
+    </w:p>
+    <w:p>
+      <w:pPr>
+        <w:rPr/>
+      </w:pPr>
+      <w:r>
+        <w:rPr>
+          <w:rtl w:val="0"/>
+        </w:rPr>
+      </w:r>
+    </w:p>
+    <w:p>
+      <w:pPr>
+        <w:rPr/>
+      </w:pPr>
+      <w:r>
+        <w:rPr>
+          <w:rtl w:val="0"/>
+        </w:rPr>
+      </w:r>
+    </w:p>
+    <w:p>
+      <w:pPr>
+        <w:pStyle w:val="Heading1"/>
+        <w:rPr/>
+      </w:pPr>
+      <w:bookmarkStart w:colFirst="0" w:colLast="0" w:name="_eplrrph1lx3f" w:id="16"/>
+      <w:bookmarkEnd w:id="16"/>
+      <w:r>
+        <w:rPr>
+          <w:rtl w:val="0"/>
+        </w:rPr>
+        <w:t xml:space="preserve">References</w:t>
+      </w:r>
+    </w:p>
+    <w:p>
+      <w:pPr>
+        <w:rPr/>
+      </w:pPr>
+      <w:r>
+        <w:rPr>
+          <w:rtl w:val="0"/>
+        </w:rPr>
+      </w:r>
+    </w:p>
+    <w:p>
+      <w:pPr>
+        <w:rPr>
+          <w:color w:val="ff00ff"/>
+        </w:rPr>
+      </w:pPr>
+      <w:r>
+        <w:rPr>
+          <w:color w:val="ff00ff"/>
+          <w:rtl w:val="0"/>
+        </w:rPr>
+        <w:t xml:space="preserve">Braun, V., Funke, Q., Lemmens, S. and Sanvido, S. (2020) ‘DRAMA 3.0 – Upgrade of ESA’s debris risk assessment and mitigation analysis tool suite’, Journal of Space Safety Engineering, 7(3), pp. 206–212. doi: 10.1016/j.jsse.2020.07.020.</w:t>
+      </w:r>
+    </w:p>
+    <w:p>
+      <w:pPr>
+        <w:rPr/>
+      </w:pPr>
+      <w:r>
+        <w:rPr>
+          <w:rtl w:val="0"/>
+        </w:rPr>
+        <w:t xml:space="preserve">European Space Agency (2023) ESA leads the way towards a Zero Debris future. Available at: </w:t>
+      </w:r>
+      <w:hyperlink r:id="rId9">
         <w:r>
           <w:rPr>
+            <w:color w:val="1155cc"/>
+            <w:u w:val="single"/>
             <w:rtl w:val="0"/>
           </w:rPr>
+          <w:t xml:space="preserve">https://www.esa.int/Space_Safety/Space_Debris/ESA_leads_the_way_towards_a_Zero_Debris_future</w:t>
         </w:r>
-      </w:ins>
-    </w:p>
-    <w:p>
-      <w:pPr>
-        <w:pStyle w:val="Heading1"/>
-        <w:rPr>
-          <w:ins w:author="Oleksii Taranov" w:id="8" w:date="2026-10-09T20:24:01Z"/>
-          <w:rPrChange w:author="Oleksii Taranov" w:id="9" w:date="2026-10-09T20:24:01Z">
-            <w:rPr/>
-          </w:rPrChange>
-        </w:rPr>
-      </w:pPr>
-      <w:ins w:author="Oleksii Taranov" w:id="8" w:date="2026-10-09T20:24:01Z">
-        <w:bookmarkStart w:colFirst="0" w:colLast="0" w:name="_hs93i9iomdx9" w:id="3"/>
-        <w:bookmarkEnd w:id="3"/>
+      </w:hyperlink>
+      <w:r>
+        <w:rPr>
+          <w:rtl w:val="0"/>
+        </w:rPr>
+        <w:t xml:space="preserve"> (Accessed: 5 October 2026).</w:t>
+      </w:r>
+    </w:p>
+    <w:p>
+      <w:pPr>
+        <w:rPr/>
+      </w:pPr>
+      <w:r>
+        <w:rPr>
+          <w:rtl w:val="0"/>
+        </w:rPr>
+        <w:t xml:space="preserve">European Space Agency (2025) ESA Space Environment Report 2025. Available at: </w:t>
+      </w:r>
+      <w:hyperlink r:id="rId10">
         <w:r>
           <w:rPr>
+            <w:color w:val="1155cc"/>
+            <w:u w:val="single"/>
             <w:rtl w:val="0"/>
           </w:rPr>
+          <w:t xml:space="preserve">https://www.esa.int/Space_Safety/Space_Debris/ESA_Space_Environment_Report_2025</w:t>
         </w:r>
-      </w:ins>
-    </w:p>
-    <w:p>
-      <w:pPr>
-        <w:pStyle w:val="Heading1"/>
-        <w:rPr>
-          <w:ins w:author="Oleksii Taranov" w:id="8" w:date="2026-10-09T20:24:01Z"/>
-        </w:rPr>
-      </w:pPr>
-      <w:ins w:author="Oleksii Taranov" w:id="8" w:date="2026-10-09T20:24:01Z">
-        <w:bookmarkStart w:colFirst="0" w:colLast="0" w:name="_lezwszmryniq" w:id="4"/>
-        <w:bookmarkEnd w:id="4"/>
+      </w:hyperlink>
+      <w:r>
+        <w:rPr>
+          <w:rtl w:val="0"/>
+        </w:rPr>
+        <w:t xml:space="preserve"> (Accessed: 5 October 2026).</w:t>
+      </w:r>
+    </w:p>
+    <w:p>
+      <w:pPr>
+        <w:rPr/>
+      </w:pPr>
+      <w:r>
+        <w:rPr>
+          <w:rtl w:val="0"/>
+        </w:rPr>
+        <w:t xml:space="preserve">Federal Communications Commission (2024) ‘Space Innovation; Mitigation of Orbital Debris in the New Space Age’, Federal Register, 89(154), 9 August. Available at: </w:t>
+      </w:r>
+      <w:hyperlink r:id="rId11">
         <w:r>
           <w:rPr>
+            <w:color w:val="1155cc"/>
+            <w:u w:val="single"/>
             <w:rtl w:val="0"/>
           </w:rPr>
+          <w:t xml:space="preserve">https://www.federalregister.gov/documents/2024/08/09/2024-17093/space-innovation-mitigation-of-orbital-debris-in-the-new-space-age</w:t>
         </w:r>
-      </w:ins>
-    </w:p>
-    <w:p>
-      <w:pPr>
-        <w:pStyle w:val="Heading1"/>
-        <w:rPr>
-          <w:ins w:author="Oleksii Taranov" w:id="8" w:date="2026-10-09T20:24:01Z"/>
-        </w:rPr>
-      </w:pPr>
-      <w:ins w:author="Oleksii Taranov" w:id="8" w:date="2026-10-09T20:24:01Z">
-        <w:bookmarkStart w:colFirst="0" w:colLast="0" w:name="_5w29fo8b7wal" w:id="5"/>
-        <w:bookmarkEnd w:id="5"/>
+      </w:hyperlink>
+      <w:r>
+        <w:rPr>
+          <w:rtl w:val="0"/>
+        </w:rPr>
+        <w:t xml:space="preserve">. (Accessed: 9 October 2026)</w:t>
+      </w:r>
+    </w:p>
+    <w:p>
+      <w:pPr>
+        <w:rPr/>
+      </w:pPr>
+      <w:r>
+        <w:rPr>
+          <w:rtl w:val="0"/>
+        </w:rPr>
+        <w:t xml:space="preserve">European Space Agency (2018) ESA Re-entry Prediction Front-end User Guide. GEN-REN-MAN-00232-OPS-GR, Issue 0.0. Darmstadt: ESA Space Debris Office. Available at: </w:t>
+      </w:r>
+      <w:hyperlink r:id="rId12">
         <w:r>
           <w:rPr>
+            <w:color w:val="1155cc"/>
+            <w:u w:val="single"/>
             <w:rtl w:val="0"/>
           </w:rPr>
+          <w:t xml:space="preserve">https://reentry.esoc.esa.int/files/public/GEN-REN-MAN-00232-OPS-GR%20ESA%20Re-entry%20Prediction%20Front-end%20User%20Guide.pdf</w:t>
         </w:r>
-      </w:ins>
-    </w:p>
-    <w:p>
-      <w:pPr>
-        <w:pStyle w:val="Heading1"/>
-        <w:rPr>
-          <w:ins w:author="Oleksii Taranov" w:id="8" w:date="2026-10-09T20:24:01Z"/>
-        </w:rPr>
-      </w:pPr>
-      <w:ins w:author="Oleksii Taranov" w:id="8" w:date="2026-10-09T20:24:01Z">
-        <w:bookmarkStart w:colFirst="0" w:colLast="0" w:name="_2dn5i7dolusn" w:id="6"/>
-        <w:bookmarkEnd w:id="6"/>
-        <w:r>
-          <w:rPr>
-            <w:rtl w:val="0"/>
-          </w:rPr>
-        </w:r>
-      </w:ins>
-    </w:p>
-    <w:p>
-      <w:pPr>
-        <w:pStyle w:val="Heading1"/>
-        <w:rPr>
-          <w:ins w:author="Oleksii Taranov" w:id="8" w:date="2026-10-09T20:24:01Z"/>
-        </w:rPr>
-      </w:pPr>
-      <w:ins w:author="Oleksii Taranov" w:id="8" w:date="2026-10-09T20:24:01Z">
-        <w:bookmarkStart w:colFirst="0" w:colLast="0" w:name="_xjur78t33uma" w:id="7"/>
-        <w:bookmarkEnd w:id="7"/>
-        <w:r>
-          <w:rPr>
-            <w:rtl w:val="0"/>
-          </w:rPr>
-        </w:r>
-      </w:ins>
-    </w:p>
-    <w:p>
-      <w:pPr>
-        <w:pStyle w:val="Heading1"/>
-        <w:rPr>
-          <w:ins w:author="Oleksii Taranov" w:id="8" w:date="2026-10-09T20:24:01Z"/>
-        </w:rPr>
-      </w:pPr>
-      <w:ins w:author="Oleksii Taranov" w:id="8" w:date="2026-10-09T20:24:01Z">
-        <w:bookmarkStart w:colFirst="0" w:colLast="0" w:name="_a1c93qus8f9x" w:id="8"/>
-        <w:bookmarkEnd w:id="8"/>
-        <w:r>
-          <w:rPr>
-            <w:rtl w:val="0"/>
-          </w:rPr>
-        </w:r>
-      </w:ins>
-    </w:p>
-    <w:p>
-      <w:pPr>
-        <w:pStyle w:val="Heading1"/>
-        <w:rPr>
-          <w:ins w:author="Oleksii Taranov" w:id="8" w:date="2026-10-09T20:24:01Z"/>
-        </w:rPr>
-      </w:pPr>
-      <w:ins w:author="Oleksii Taranov" w:id="8" w:date="2026-10-09T20:24:01Z">
-        <w:bookmarkStart w:colFirst="0" w:colLast="0" w:name="_edk5i638f1cc" w:id="9"/>
-        <w:bookmarkEnd w:id="9"/>
-        <w:r>
-          <w:rPr>
-            <w:rtl w:val="0"/>
-          </w:rPr>
-        </w:r>
-      </w:ins>
-    </w:p>
-    <w:p>
-      <w:pPr>
-        <w:pStyle w:val="Heading1"/>
-        <w:rPr>
-          <w:ins w:author="Oleksii Taranov" w:id="8" w:date="2026-10-09T20:24:01Z"/>
-        </w:rPr>
-      </w:pPr>
-      <w:ins w:author="Oleksii Taranov" w:id="8" w:date="2026-10-09T20:24:01Z">
-        <w:bookmarkStart w:colFirst="0" w:colLast="0" w:name="_shr0inv45f5a" w:id="10"/>
-        <w:bookmarkEnd w:id="10"/>
-        <w:r>
-          <w:rPr>
-            <w:rtl w:val="0"/>
-          </w:rPr>
-        </w:r>
-      </w:ins>
-    </w:p>
-    <w:p>
-      <w:pPr>
-        <w:pStyle w:val="Heading1"/>
-        <w:rPr>
-          <w:ins w:author="Oleksii Taranov" w:id="8" w:date="2026-10-09T20:24:01Z"/>
-        </w:rPr>
-      </w:pPr>
-      <w:ins w:author="Oleksii Taranov" w:id="8" w:date="2026-10-09T20:24:01Z">
-        <w:bookmarkStart w:colFirst="0" w:colLast="0" w:name="_pft1ydv8bewz" w:id="11"/>
-        <w:bookmarkEnd w:id="11"/>
-        <w:r>
-          <w:rPr>
-            <w:rtl w:val="0"/>
-          </w:rPr>
-        </w:r>
-      </w:ins>
-    </w:p>
-    <w:p>
-      <w:pPr>
-        <w:pStyle w:val="Heading1"/>
-        <w:rPr>
-          <w:ins w:author="Oleksii Taranov" w:id="8" w:date="2026-10-09T20:24:01Z"/>
-        </w:rPr>
-      </w:pPr>
-      <w:ins w:author="Oleksii Taranov" w:id="8" w:date="2026-10-09T20:24:01Z">
-        <w:bookmarkStart w:colFirst="0" w:colLast="0" w:name="_1vimhk4f1uk3" w:id="12"/>
-        <w:bookmarkEnd w:id="12"/>
-        <w:r>
-          <w:rPr>
-            <w:rtl w:val="0"/>
-          </w:rPr>
-        </w:r>
-      </w:ins>
-    </w:p>
-    <w:p>
-      <w:pPr>
-        <w:pStyle w:val="Heading1"/>
-        <w:rPr>
-          <w:ins w:author="Oleksii Taranov" w:id="8" w:date="2026-10-09T20:24:01Z"/>
-        </w:rPr>
-      </w:pPr>
-      <w:ins w:author="Oleksii Taranov" w:id="8" w:date="2026-10-09T20:24:01Z">
-        <w:bookmarkStart w:colFirst="0" w:colLast="0" w:name="_ikbfo4b2ctaw" w:id="13"/>
-        <w:bookmarkEnd w:id="13"/>
-        <w:r>
-          <w:rPr>
-            <w:rtl w:val="0"/>
-          </w:rPr>
-        </w:r>
-      </w:ins>
-    </w:p>
-    <w:p>
-      <w:pPr>
-        <w:pStyle w:val="Heading1"/>
-        <w:rPr>
-          <w:ins w:author="Oleksii Taranov" w:id="8" w:date="2026-10-09T20:24:01Z"/>
-        </w:rPr>
-      </w:pPr>
-      <w:ins w:author="Oleksii Taranov" w:id="8" w:date="2026-10-09T20:24:01Z">
-        <w:bookmarkStart w:colFirst="0" w:colLast="0" w:name="_gwvzed2i1jwl" w:id="14"/>
-        <w:bookmarkEnd w:id="14"/>
-        <w:r>
-          <w:rPr>
-            <w:rtl w:val="0"/>
-          </w:rPr>
-        </w:r>
-      </w:ins>
-    </w:p>
-    <w:p>
-      <w:pPr>
-        <w:pStyle w:val="Heading1"/>
-        <w:rPr>
-          <w:ins w:author="Oleksii Taranov" w:id="8" w:date="2026-10-09T20:24:01Z"/>
-        </w:rPr>
-      </w:pPr>
-      <w:ins w:author="Oleksii Taranov" w:id="8" w:date="2026-10-09T20:24:01Z">
-        <w:bookmarkStart w:colFirst="0" w:colLast="0" w:name="_2jdxnl7f7s37" w:id="15"/>
-        <w:bookmarkEnd w:id="15"/>
-        <w:r>
-          <w:rPr>
-            <w:rtl w:val="0"/>
-          </w:rPr>
-        </w:r>
-      </w:ins>
-    </w:p>
-    <w:p>
-      <w:pPr>
-        <w:pStyle w:val="Heading1"/>
-        <w:rPr>
-          <w:ins w:author="Oleksii Taranov" w:id="8" w:date="2026-10-09T20:24:01Z"/>
-        </w:rPr>
-      </w:pPr>
-      <w:ins w:author="Oleksii Taranov" w:id="8" w:date="2026-10-09T20:24:01Z">
-        <w:bookmarkStart w:colFirst="0" w:colLast="0" w:name="_7eeikt69yt2" w:id="16"/>
-        <w:bookmarkEnd w:id="16"/>
-        <w:r>
-          <w:rPr>
-            <w:rtl w:val="0"/>
-          </w:rPr>
-        </w:r>
-      </w:ins>
-    </w:p>
-    <w:p>
-      <w:pPr>
-        <w:pStyle w:val="Heading1"/>
-        <w:rPr>
-          <w:ins w:author="Oleksii Taranov" w:id="8" w:date="2026-10-09T20:24:01Z"/>
-        </w:rPr>
-      </w:pPr>
-      <w:ins w:author="Oleksii Taranov" w:id="8" w:date="2026-10-09T20:24:01Z">
-        <w:bookmarkStart w:colFirst="0" w:colLast="0" w:name="_inr66fwavo9c" w:id="17"/>
-        <w:bookmarkEnd w:id="17"/>
-        <w:r>
-          <w:rPr>
-            <w:rtl w:val="0"/>
-          </w:rPr>
-        </w:r>
-      </w:ins>
-    </w:p>
-    <w:p>
-      <w:pPr>
-        <w:pStyle w:val="Heading1"/>
-        <w:rPr/>
-      </w:pPr>
-      <w:bookmarkStart w:colFirst="0" w:colLast="0" w:name="_eplrrph1lx3f" w:id="18"/>
-      <w:bookmarkEnd w:id="18"/>
-      <w:r>
-        <w:rPr>
-          <w:rtl w:val="0"/>
-        </w:rPr>
-        <w:t xml:space="preserve">References</w:t>
-      </w:r>
-    </w:p>
-    <w:p>
-      <w:pPr>
-        <w:rPr/>
-      </w:pPr>
-      <w:r>
-        <w:rPr>
-          <w:rtl w:val="0"/>
-        </w:rPr>
-      </w:r>
-    </w:p>
-    <w:p>
-      <w:pPr>
-        <w:rPr>
-          <w:color w:val="ff0000"/>
-        </w:rPr>
-      </w:pPr>
-      <w:r>
-        <w:rPr>
-          <w:color w:val="ff0000"/>
-          <w:rtl w:val="0"/>
-        </w:rPr>
-        <w:t xml:space="preserve">Please list all the references you have used in your assignment alphabetically and in the Harvard style. You can find information on how to correctly reference in Harvard at this link: https://library.cct.ie/referencing/harvard</w:t>
-      </w:r>
-    </w:p>
-    <w:p>
-      <w:pPr>
-        <w:rPr>
-          <w:ins w:author="Oleksii Taranov" w:id="10" w:date="2026-10-10T21:48:04Z"/>
-          <w:rPrChange w:author="Oleksii Taranov" w:id="11" w:date="2026-10-10T21:48:04Z">
-            <w:rPr>
-              <w:color w:val="ff0000"/>
-            </w:rPr>
-          </w:rPrChange>
-        </w:rPr>
-      </w:pPr>
-      <w:ins w:author="Oleksii Taranov" w:id="10" w:date="2026-10-10T21:48:04Z">
-        <w:r>
-          <w:rPr>
-            <w:rtl w:val="0"/>
-            <w:rPrChange w:author="Oleksii Taranov" w:id="11" w:date="2026-10-10T21:48:04Z">
-              <w:rPr>
-                <w:color w:val="ff0000"/>
-              </w:rPr>
-            </w:rPrChange>
-          </w:rPr>
-          <w:t xml:space="preserve">European Space Agency (2023) ESA leads the way towards a Zero Debris future. Available at: https://www.esa.int/Space_Safety/Space_Debris/ESA_leads_the_way_towards_a_Zero_Debris_future (Accessed: 5 October 2026).</w:t>
-        </w:r>
-      </w:ins>
-    </w:p>
-    <w:p>
-      <w:pPr>
-        <w:rPr>
-          <w:ins w:author="Oleksii Taranov" w:id="10" w:date="2026-10-10T21:48:04Z"/>
-          <w:rPrChange w:author="Oleksii Taranov" w:id="11" w:date="2026-10-10T21:48:04Z">
-            <w:rPr>
-              <w:color w:val="ff0000"/>
-            </w:rPr>
-          </w:rPrChange>
-        </w:rPr>
-      </w:pPr>
-      <w:ins w:author="Oleksii Taranov" w:id="10" w:date="2026-10-10T21:48:04Z">
-        <w:r>
-          <w:rPr>
-            <w:rtl w:val="0"/>
-            <w:rPrChange w:author="Oleksii Taranov" w:id="11" w:date="2026-10-10T21:48:04Z">
-              <w:rPr>
-                <w:color w:val="ff0000"/>
-              </w:rPr>
-            </w:rPrChange>
-          </w:rPr>
-          <w:t xml:space="preserve">European Space Agency (2025) ESA Space Environment Report 2025. Available at: https://www.esa.int/Space_Safety/Space_Debris/ESA_Space_Environment_Report_2025 (Accessed: 5 October 2026).</w:t>
-        </w:r>
-      </w:ins>
-    </w:p>
-    <w:p>
-      <w:pPr>
-        <w:rPr/>
-      </w:pPr>
-      <w:ins w:author="Oleksii Taranov" w:id="10" w:date="2026-10-10T21:48:04Z">
-        <w:r>
-          <w:rPr>
-            <w:rtl w:val="0"/>
-            <w:rPrChange w:author="Oleksii Taranov" w:id="11" w:date="2026-10-10T21:48:04Z">
-              <w:rPr>
-                <w:color w:val="ff0000"/>
-              </w:rPr>
-            </w:rPrChange>
-          </w:rPr>
-          <w:t xml:space="preserve">Federal Communications Commission (2024) ‘Space Innovation; Mitigation of Orbital Debris in the New Space Age’, Federal Register, 89(154), 9 August. Available at: https://www.federalregister.gov/documents/2024/08/09/2024-17093/space-innovation-mitigation-of-orbital-debris-in-the-new-space-age.</w:t>
-        </w:r>
-      </w:ins>
-      <w:r>
-        <w:rPr>
-          <w:rtl w:val="0"/>
-        </w:rPr>
-      </w:r>
-    </w:p>
-    <w:p>
-      <w:pPr>
-        <w:rPr/>
-      </w:pPr>
-      <w:r>
-        <w:rPr>
-          <w:rtl w:val="0"/>
-        </w:rPr>
+      </w:hyperlink>
+      <w:r>
+        <w:rPr>
+          <w:rtl w:val="0"/>
+        </w:rPr>
+        <w:t xml:space="preserve"> (Accessed: 11 October 2026).</w:t>
+      </w:r>
+      <w:r>
+        <w:rPr>
+          <w:rtl w:val="0"/>
+        </w:rPr>
+      </w:r>
+    </w:p>
+    <w:p>
+      <w:pPr>
+        <w:rPr/>
+      </w:pPr>
+      <w:r>
+        <w:rPr>
+          <w:color w:val="ff00ff"/>
+          <w:rtl w:val="0"/>
+        </w:rPr>
+        <w:t xml:space="preserve">Fang, T., Kubaryk, A., Goldstein, D., Li, Z., Fuller-Rowell, T., Millward, G., Singer, H.J., Steenburgh, R., Westerman, S. and Babcock, E. (2022) ‘Space weather environment during the SpaceX Starlink satellite loss in February 2022’, Space Weather, 20(11). doi: 10.1029/2022SW003193</w:t>
+      </w:r>
+      <w:r>
+        <w:rPr>
+          <w:rtl w:val="0"/>
+        </w:rPr>
+        <w:t xml:space="preserve">.</w:t>
       </w:r>
     </w:p>
     <w:p>
@@ -2935,91 +3032,11 @@
     </w:p>
     <w:p>
       <w:pPr>
-        <w:rPr/>
-      </w:pPr>
-      <w:r>
-        <w:rPr>
-          <w:rtl w:val="0"/>
-        </w:rPr>
-      </w:r>
-    </w:p>
-    <w:p>
-      <w:pPr>
-        <w:rPr/>
-      </w:pPr>
-      <w:r>
-        <w:rPr>
-          <w:rtl w:val="0"/>
-        </w:rPr>
-      </w:r>
-    </w:p>
-    <w:p>
-      <w:pPr>
-        <w:rPr/>
-      </w:pPr>
-      <w:r>
-        <w:rPr>
-          <w:rtl w:val="0"/>
-        </w:rPr>
-      </w:r>
-    </w:p>
-    <w:p>
-      <w:pPr>
-        <w:rPr/>
-      </w:pPr>
-      <w:r>
-        <w:rPr>
-          <w:rtl w:val="0"/>
-        </w:rPr>
-      </w:r>
-    </w:p>
-    <w:p>
-      <w:pPr>
-        <w:rPr/>
-      </w:pPr>
-      <w:r>
-        <w:rPr>
-          <w:rtl w:val="0"/>
-        </w:rPr>
-      </w:r>
-    </w:p>
-    <w:p>
-      <w:pPr>
-        <w:rPr/>
-      </w:pPr>
-      <w:r>
-        <w:rPr>
-          <w:rtl w:val="0"/>
-        </w:rPr>
-      </w:r>
-    </w:p>
-    <w:p>
-      <w:pPr>
-        <w:rPr/>
-      </w:pPr>
-      <w:r>
-        <w:rPr>
-          <w:rtl w:val="0"/>
-        </w:rPr>
-      </w:r>
-    </w:p>
-    <w:p>
-      <w:pPr>
-        <w:rPr/>
-      </w:pPr>
-      <w:r>
-        <w:rPr>
-          <w:rtl w:val="0"/>
-        </w:rPr>
-      </w:r>
-    </w:p>
-    <w:p>
-      <w:pPr>
         <w:pStyle w:val="Heading1"/>
         <w:rPr/>
       </w:pPr>
-      <w:bookmarkStart w:colFirst="0" w:colLast="0" w:name="_tij6hphekvp6" w:id="19"/>
-      <w:bookmarkEnd w:id="19"/>
+      <w:bookmarkStart w:colFirst="0" w:colLast="0" w:name="_tij6hphekvp6" w:id="17"/>
+      <w:bookmarkEnd w:id="17"/>
       <w:r>
         <w:rPr>
           <w:rtl w:val="0"/>
@@ -3114,7 +3131,7 @@
       </w:r>
     </w:p>
     <w:sectPr>
-      <w:footerReference r:id="rId9" w:type="default"/>
+      <w:footerReference r:id="rId13" w:type="default"/>
       <w:type w:val="nextPage"/>
       <w:pgSz w:h="16838" w:w="11906" w:orient="portrait"/>
       <w:pgMar w:bottom="1440" w:top="1440" w:left="1440" w:right="1440" w:header="708" w:footer="708"/>
@@ -3333,121 +3350,8 @@
       </w:rPr>
     </w:lvl>
   </w:abstractNum>
-  <w:abstractNum w:abstractNumId="2">
-    <w:lvl w:ilvl="0">
-      <w:start w:val="1"/>
-      <w:numFmt w:val="decimal"/>
-      <w:lvlText w:val="%1."/>
-      <w:lvlJc w:val="left"/>
-      <w:pPr>
-        <w:ind w:left="720" w:hanging="360"/>
-      </w:pPr>
-      <w:rPr>
-        <w:u w:val="none"/>
-      </w:rPr>
-    </w:lvl>
-    <w:lvl w:ilvl="1">
-      <w:start w:val="1"/>
-      <w:numFmt w:val="lowerLetter"/>
-      <w:lvlText w:val="%2."/>
-      <w:lvlJc w:val="left"/>
-      <w:pPr>
-        <w:ind w:left="1440" w:hanging="360"/>
-      </w:pPr>
-      <w:rPr>
-        <w:u w:val="none"/>
-      </w:rPr>
-    </w:lvl>
-    <w:lvl w:ilvl="2">
-      <w:start w:val="1"/>
-      <w:numFmt w:val="lowerRoman"/>
-      <w:lvlText w:val="%3."/>
-      <w:lvlJc w:val="right"/>
-      <w:pPr>
-        <w:ind w:left="2160" w:hanging="360"/>
-      </w:pPr>
-      <w:rPr>
-        <w:u w:val="none"/>
-      </w:rPr>
-    </w:lvl>
-    <w:lvl w:ilvl="3">
-      <w:start w:val="1"/>
-      <w:numFmt w:val="decimal"/>
-      <w:lvlText w:val="%4."/>
-      <w:lvlJc w:val="left"/>
-      <w:pPr>
-        <w:ind w:left="2880" w:hanging="360"/>
-      </w:pPr>
-      <w:rPr>
-        <w:u w:val="none"/>
-      </w:rPr>
-    </w:lvl>
-    <w:lvl w:ilvl="4">
-      <w:start w:val="1"/>
-      <w:numFmt w:val="lowerLetter"/>
-      <w:lvlText w:val="%5."/>
-      <w:lvlJc w:val="left"/>
-      <w:pPr>
-        <w:ind w:left="3600" w:hanging="360"/>
-      </w:pPr>
-      <w:rPr>
-        <w:u w:val="none"/>
-      </w:rPr>
-    </w:lvl>
-    <w:lvl w:ilvl="5">
-      <w:start w:val="1"/>
-      <w:numFmt w:val="lowerRoman"/>
-      <w:lvlText w:val="%6."/>
-      <w:lvlJc w:val="right"/>
-      <w:pPr>
-        <w:ind w:left="4320" w:hanging="360"/>
-      </w:pPr>
-      <w:rPr>
-        <w:u w:val="none"/>
-      </w:rPr>
-    </w:lvl>
-    <w:lvl w:ilvl="6">
-      <w:start w:val="1"/>
-      <w:numFmt w:val="decimal"/>
-      <w:lvlText w:val="%7."/>
-      <w:lvlJc w:val="left"/>
-      <w:pPr>
-        <w:ind w:left="5040" w:hanging="360"/>
-      </w:pPr>
-      <w:rPr>
-        <w:u w:val="none"/>
-      </w:rPr>
-    </w:lvl>
-    <w:lvl w:ilvl="7">
-      <w:start w:val="1"/>
-      <w:numFmt w:val="lowerLetter"/>
-      <w:lvlText w:val="%8."/>
-      <w:lvlJc w:val="left"/>
-      <w:pPr>
-        <w:ind w:left="5760" w:hanging="360"/>
-      </w:pPr>
-      <w:rPr>
-        <w:u w:val="none"/>
-      </w:rPr>
-    </w:lvl>
-    <w:lvl w:ilvl="8">
-      <w:start w:val="1"/>
-      <w:numFmt w:val="lowerRoman"/>
-      <w:lvlText w:val="%9."/>
-      <w:lvlJc w:val="right"/>
-      <w:pPr>
-        <w:ind w:left="6480" w:hanging="360"/>
-      </w:pPr>
-      <w:rPr>
-        <w:u w:val="none"/>
-      </w:rPr>
-    </w:lvl>
-  </w:abstractNum>
   <w:num w:numId="1">
     <w:abstractNumId w:val="1"/>
-  </w:num>
-  <w:num w:numId="2">
-    <w:abstractNumId w:val="2"/>
   </w:num>
 </w:numbering>
 </file>
@@ -3599,6 +3503,19 @@
     </w:rPr>
   </w:style>
   <w:style w:type="table" w:styleId="Table1">
+    <w:basedOn w:val="TableNormal"/>
+    <w:tblPr>
+      <w:tblStyleRowBandSize w:val="1"/>
+      <w:tblStyleColBandSize w:val="1"/>
+      <w:tblCellMar>
+        <w:top w:w="0.0" w:type="dxa"/>
+        <w:left w:w="115.0" w:type="dxa"/>
+        <w:bottom w:w="0.0" w:type="dxa"/>
+        <w:right w:w="115.0" w:type="dxa"/>
+      </w:tblCellMar>
+    </w:tblPr>
+  </w:style>
+  <w:style w:type="table" w:styleId="Table2">
     <w:basedOn w:val="TableNormal"/>
     <w:tblPr>
       <w:tblStyleRowBandSize w:val="1"/>

--- a/CA1 - Capstone Project Proposal.docx
+++ b/CA1 - Capstone Project Proposal.docx
@@ -1743,7 +1743,7 @@
     </w:p>
     <w:sdt>
       <w:sdtPr>
-        <w:id w:val="-193311167"/>
+        <w:id w:val="-332809439"/>
         <w:docPartObj>
           <w:docPartGallery w:val="Table of Contents"/>
           <w:docPartUnique w:val="1"/>
@@ -2282,170 +2282,370 @@
         <w:pStyle w:val="Heading1"/>
         <w:numPr>
           <w:ilvl w:val="0"/>
+          <w:numId w:val="2"/>
+        </w:numPr>
+        <w:ind w:left="720" w:hanging="360"/>
+        <w:rPr>
+          <w:u w:val="none"/>
+        </w:rPr>
+      </w:pPr>
+      <w:bookmarkStart w:colFirst="0" w:colLast="0" w:name="_vwu6d9z7qgiz" w:id="0"/>
+      <w:bookmarkEnd w:id="0"/>
+      <w:r>
+        <w:rPr>
+          <w:rtl w:val="0"/>
+        </w:rPr>
+        <w:t xml:space="preserve">Project Title</w:t>
+      </w:r>
+    </w:p>
+    <w:p>
+      <w:pPr>
+        <w:rPr/>
+      </w:pPr>
+      <w:r>
+        <w:rPr>
+          <w:rtl w:val="0"/>
+        </w:rPr>
+        <w:t xml:space="preserve">Predicting the Orbital Lifetime of Defunct Satellites and Rocket Bodies in Low Earth Orbit to Help Operators Comply with the Five-Year Disposal Rule.</w:t>
+      </w:r>
+    </w:p>
+    <w:p>
+      <w:pPr>
+        <w:pStyle w:val="Heading1"/>
+        <w:numPr>
+          <w:ilvl w:val="0"/>
+          <w:numId w:val="2"/>
+        </w:numPr>
+        <w:ind w:left="720" w:hanging="360"/>
+        <w:rPr/>
+      </w:pPr>
+      <w:bookmarkStart w:colFirst="0" w:colLast="0" w:name="_pmj6xdlaws90" w:id="1"/>
+      <w:bookmarkEnd w:id="1"/>
+      <w:r>
+        <w:rPr>
+          <w:rtl w:val="0"/>
+        </w:rPr>
+        <w:t xml:space="preserve">Introduction</w:t>
+      </w:r>
+    </w:p>
+    <w:p>
+      <w:pPr>
+        <w:rPr/>
+      </w:pPr>
+      <w:r>
+        <w:rPr>
+          <w:rtl w:val="0"/>
+        </w:rPr>
+        <w:t xml:space="preserve">Low Earth Orbit (LEO) is where most broadband, navigation and Earth-observation satellites operate, and it is getting crowded. About 40000 objects are now tracked around Earth, and only about 11000 of them are working satellites (European Space Agency, 2025). The rest are defunct satellites, used rocket bodies and fragments. Collisions and explosions now create new debris faster than the atmosphere removes old debris (European Space Agency, 2025). Kessler and Cour-Palais (1978) warned that this could become a chain reaction of collisions.</w:t>
+      </w:r>
+    </w:p>
+    <w:p>
+      <w:pPr>
+        <w:rPr/>
+      </w:pPr>
+      <w:r>
+        <w:rPr>
+          <w:rtl w:val="0"/>
+        </w:rPr>
+        <w:t xml:space="preserve">Regulators have responded with stricter disposal rules. The US Federal Communications Commission (FCC) now requires satellites below 2000 km to leave orbit within five years of the end of their mission. The earlier benchmark was 25 years (Federal Communications Commission, 2024). ESA applied the same five-year limit to its own mission in 2023 (European Space Agency, 2023). </w:t>
+      </w:r>
+    </w:p>
+    <w:p>
+      <w:pPr>
+        <w:rPr/>
+      </w:pPr>
+      <w:r>
+        <w:rPr>
+          <w:rtl w:val="0"/>
+        </w:rPr>
+        <w:t xml:space="preserve">This creates a practical problem for satellite operators and launch providers. To obtain a licence, they must show the regulator how long their hardware will stay in orbit once it is no longer controlled. If that estimate is wrong, the licence can be delayed or the mission may need a costly redesign. The difficulty is visible in the numbers: about 90% of rocket bodies in LEO meet the 25-year standard, but only about 80% meet the five-year one (European Space Agency, 2025).</w:t>
+      </w:r>
+    </w:p>
+    <w:p>
+      <w:pPr>
+        <w:rPr/>
+      </w:pPr>
+      <w:r>
+        <w:rPr>
+          <w:rtl w:val="0"/>
+        </w:rPr>
+        <w:t xml:space="preserve">Orbital lifetime is difficult to estimate. It depends mainly on the object’s altitude, its mass and size, and solar activity, which changes how much drag the upper atmosphere produces. This project uses more than 60 years of publicly available tracking records to build a model that predicts how long an uncontrolled LEO object will stay in orbit. The intended users are operators and licensing authorities who need to check a mission against the five-year rule.</w:t>
+      </w:r>
+    </w:p>
+    <w:p>
+      <w:pPr>
+        <w:pStyle w:val="Heading1"/>
+        <w:numPr>
+          <w:ilvl w:val="0"/>
+          <w:numId w:val="2"/>
+        </w:numPr>
+        <w:ind w:left="720" w:hanging="360"/>
+        <w:rPr/>
+      </w:pPr>
+      <w:bookmarkStart w:colFirst="0" w:colLast="0" w:name="_nn0ti8il1zsq" w:id="2"/>
+      <w:bookmarkEnd w:id="2"/>
+      <w:r>
+        <w:rPr>
+          <w:rtl w:val="0"/>
+        </w:rPr>
+        <w:t xml:space="preserve">Problem Definition</w:t>
+      </w:r>
+    </w:p>
+    <w:p>
+      <w:pPr>
+        <w:rPr/>
+      </w:pPr>
+      <w:r>
+        <w:rPr>
+          <w:rtl w:val="0"/>
+        </w:rPr>
+        <w:t xml:space="preserve">The business problem is uncertainty about how long an object will remain in orbit. A  satellite operator or launch provider must </w:t>
+      </w:r>
+      <w:r>
+        <w:rPr>
+          <w:rtl w:val="0"/>
+        </w:rPr>
+        <w:t xml:space="preserve">judge</w:t>
+      </w:r>
+      <w:r>
+        <w:rPr>
+          <w:rtl w:val="0"/>
+        </w:rPr>
+        <w:t xml:space="preserve"> whether hardware left in a given orbit will re-enter within the five-year limit. A regulator must then check that judgement. </w:t>
+      </w:r>
+    </w:p>
+    <w:p>
+      <w:pPr>
+        <w:rPr/>
+      </w:pPr>
+      <w:r>
+        <w:rPr>
+          <w:rtl w:val="0"/>
+        </w:rPr>
+        <w:t xml:space="preserve">Orbital lifetime depends mainly on three factors: the object’s altitude, its mass and size, and solar activity. A light object with a large surface is slowed by the atmosphere faster than a heavy, compact one. Solar activity heats the upper atmosphere and makes it expand, which increases drag. The effect can be large. In February 2022 a geomagnetic storm increased drag at low altitude, and 38 of 49 newly launched Starlink satellites were lost (Fang et al., 2022).</w:t>
+      </w:r>
+    </w:p>
+    <w:p>
+      <w:pPr>
+        <w:rPr/>
+      </w:pPr>
+      <w:r>
+        <w:rPr>
+          <w:rtl w:val="0"/>
+        </w:rPr>
+        <w:t xml:space="preserve">Lifetime is currently estimated with physics-based tools such as OSCAR, the lifetime module of ESA’s DRAMA suite (Braun et al., 2020). These tools need the object’s mass and cross-section area, and a drag value fitted to its tracking data. The results remain uncertain: ESA applies a margin of ±20% of the remaining lifetime to its own re-entry predictions (European Space Agency, 2018).</w:t>
+      </w:r>
+    </w:p>
+    <w:p>
+      <w:pPr>
+        <w:rPr/>
+      </w:pPr>
+      <w:r>
+        <w:rPr>
+          <w:rtl w:val="0"/>
+        </w:rPr>
+        <w:t xml:space="preserve">Data analytics and machine learning tools can add evidence from how similar objects have actually decayed. Tracking catalogues hold millions of orbit records covering more than 60 years, and the actual lifetime is known for every object that has already re-entered. A model trained on these records can estimate the remaining lifetime of an uncontrolled LEO object and the probability that it re-enters within five years. It can also report how uncertain each estimate is. Future solar activity cannot be forecast reliably (European Space Agency, 2018), so long-range estimates will remain uncertain. The result is a fast screening tool that supports physics-based analysis and does not replace it. Operators could use it to plan disposal and fuel reserves. Regulators could use it to screen licence applications.</w:t>
+      </w:r>
+    </w:p>
+    <w:p>
+      <w:pPr>
+        <w:pStyle w:val="Heading1"/>
+        <w:numPr>
+          <w:ilvl w:val="0"/>
+          <w:numId w:val="2"/>
+        </w:numPr>
+        <w:ind w:left="720" w:hanging="360"/>
+        <w:rPr>
+          <w:u w:val="none"/>
+        </w:rPr>
+      </w:pPr>
+      <w:bookmarkStart w:colFirst="0" w:colLast="0" w:name="_si8j6ipodqu7" w:id="3"/>
+      <w:bookmarkEnd w:id="3"/>
+      <w:r>
+        <w:rPr>
+          <w:rtl w:val="0"/>
+        </w:rPr>
+        <w:t xml:space="preserve">Aim and Objectives</w:t>
+      </w:r>
+    </w:p>
+    <w:p>
+      <w:pPr>
+        <w:pStyle w:val="Heading2"/>
+        <w:ind w:left="708.6614173228347" w:hanging="283.46456692913375"/>
+        <w:rPr/>
+      </w:pPr>
+      <w:bookmarkStart w:colFirst="0" w:colLast="0" w:name="_59npii2cvedp" w:id="4"/>
+      <w:bookmarkEnd w:id="4"/>
+      <w:r>
+        <w:rPr>
+          <w:rtl w:val="0"/>
+        </w:rPr>
+        <w:t xml:space="preserve">4.1 Aim</w:t>
+      </w:r>
+    </w:p>
+    <w:p>
+      <w:pPr>
+        <w:rPr/>
+      </w:pPr>
+      <w:r>
+        <w:rPr>
+          <w:rtl w:val="0"/>
+        </w:rPr>
+        <w:t xml:space="preserve">To develop and evaluate a predictive model that estimates how long an uncontrolled LEO object will remain in orbit, based on its current orbit and solar conditions, and to test how reliably the model identifies objects that will re-enter within the five-year disposal limit.</w:t>
+      </w:r>
+    </w:p>
+    <w:p>
+      <w:pPr>
+        <w:pStyle w:val="Heading2"/>
+        <w:ind w:left="708.6614173228347" w:hanging="283.46456692913375"/>
+        <w:rPr/>
+      </w:pPr>
+      <w:bookmarkStart w:colFirst="0" w:colLast="0" w:name="_crub8m14vq0" w:id="5"/>
+      <w:bookmarkEnd w:id="5"/>
+      <w:r>
+        <w:rPr>
+          <w:rtl w:val="0"/>
+        </w:rPr>
+        <w:t xml:space="preserve">4.2 Objectives</w:t>
+      </w:r>
+    </w:p>
+    <w:p>
+      <w:pPr>
+        <w:numPr>
+          <w:ilvl w:val="0"/>
           <w:numId w:val="1"/>
         </w:numPr>
+        <w:spacing w:after="0" w:afterAutospacing="0"/>
         <w:ind w:left="720" w:hanging="360"/>
         <w:rPr>
           <w:u w:val="none"/>
         </w:rPr>
       </w:pPr>
-      <w:bookmarkStart w:colFirst="0" w:colLast="0" w:name="_vwu6d9z7qgiz" w:id="0"/>
-      <w:bookmarkEnd w:id="0"/>
-      <w:r>
-        <w:rPr>
-          <w:rtl w:val="0"/>
-        </w:rPr>
-        <w:t xml:space="preserve">Project Title</w:t>
-      </w:r>
-    </w:p>
-    <w:p>
-      <w:pPr>
-        <w:rPr/>
-      </w:pPr>
-      <w:r>
-        <w:rPr>
-          <w:rtl w:val="0"/>
-        </w:rPr>
-        <w:t xml:space="preserve">Predicting the Orbital Lifetime of Defunct Satellites and Rocket Bodies in Low Earth Orbit to Help Operators Comply with the Five-Year Disposal Rule.</w:t>
-      </w:r>
-    </w:p>
-    <w:p>
-      <w:pPr>
-        <w:pStyle w:val="Heading1"/>
+      <w:r>
+        <w:rPr>
+          <w:rtl w:val="0"/>
+        </w:rPr>
+        <w:t xml:space="preserve">Build one cleaned and labelled dataset that combines orbit-history records, re-entry dates, daily space-weather data and object properties.</w:t>
+      </w:r>
+    </w:p>
+    <w:p>
+      <w:pPr>
+        <w:numPr>
+          <w:ilvl w:val="0"/>
+          <w:numId w:val="1"/>
+        </w:numPr>
+        <w:spacing w:after="0" w:afterAutospacing="0"/>
+        <w:ind w:left="720" w:hanging="360"/>
+        <w:rPr>
+          <w:u w:val="none"/>
+        </w:rPr>
+      </w:pPr>
+      <w:r>
+        <w:rPr>
+          <w:rtl w:val="0"/>
+        </w:rPr>
+        <w:t xml:space="preserve">Analyse how remaining lifetime changes with altitude, drag, object type and the phase of the solar cycle.</w:t>
+      </w:r>
+    </w:p>
+    <w:p>
+      <w:pPr>
+        <w:numPr>
+          <w:ilvl w:val="0"/>
+          <w:numId w:val="1"/>
+        </w:numPr>
+        <w:spacing w:after="0" w:afterAutospacing="0"/>
+        <w:ind w:left="720" w:hanging="360"/>
+        <w:rPr>
+          <w:u w:val="none"/>
+        </w:rPr>
+      </w:pPr>
+      <w:r>
+        <w:rPr>
+          <w:rtl w:val="0"/>
+        </w:rPr>
+        <w:t xml:space="preserve">Select and test suitable predictive models, and choose the model with the best accuracy and other evaluation measures.</w:t>
+      </w:r>
+    </w:p>
+    <w:p>
+      <w:pPr>
+        <w:numPr>
+          <w:ilvl w:val="0"/>
+          <w:numId w:val="1"/>
+        </w:numPr>
+        <w:spacing w:after="0" w:afterAutospacing="0"/>
+        <w:ind w:left="720" w:hanging="360"/>
+        <w:rPr>
+          <w:u w:val="none"/>
+        </w:rPr>
+      </w:pPr>
+      <w:r>
+        <w:rPr>
+          <w:rtl w:val="0"/>
+        </w:rPr>
+        <w:t xml:space="preserve">Test the selected model’s five-year compliance decisions on object and later years not used in training.</w:t>
+      </w:r>
+    </w:p>
+    <w:p>
+      <w:pPr>
         <w:numPr>
           <w:ilvl w:val="0"/>
           <w:numId w:val="1"/>
         </w:numPr>
         <w:ind w:left="720" w:hanging="360"/>
-        <w:rPr/>
-      </w:pPr>
-      <w:bookmarkStart w:colFirst="0" w:colLast="0" w:name="_pmj6xdlaws90" w:id="1"/>
-      <w:bookmarkEnd w:id="1"/>
-      <w:r>
-        <w:rPr>
-          <w:rtl w:val="0"/>
-        </w:rPr>
-        <w:t xml:space="preserve">Introduction</w:t>
-      </w:r>
-    </w:p>
-    <w:p>
-      <w:pPr>
-        <w:rPr/>
-      </w:pPr>
-      <w:r>
-        <w:rPr>
-          <w:rtl w:val="0"/>
-        </w:rPr>
-        <w:t xml:space="preserve">Low Earth Orbit (LEO) is where most broadband, navigation and Earth-observation satellites operate, and it is getting crowded. About 40000 objects are now tracked around Earth, and only about 11000 of them are working satellites (European Space Agency, 2025). The rest are defunct satellites, used rocket bodies and fragments. Collisions and explosions now create new debris faster than the atmosphere removes old debris (European Space Agency, 2025). Kessler and Cour-Palais (1978) warned that this could become a chain reaction of collisions.</w:t>
-      </w:r>
-    </w:p>
-    <w:p>
-      <w:pPr>
-        <w:rPr/>
-      </w:pPr>
-      <w:r>
-        <w:rPr>
-          <w:rtl w:val="0"/>
-        </w:rPr>
-        <w:t xml:space="preserve">Regulators have responded with stricter disposal rules. The US Federal Communications Commission (FCC) now requires satellites below 2000 km to leave orbit within five years of the end of their mission. The earlier benchmark was 25 years (Federal Communications Commission, 2024). ESA applied the same five-year limit to its own mission in 2023 (European Space Agency, 2023). </w:t>
-      </w:r>
-    </w:p>
-    <w:p>
-      <w:pPr>
-        <w:rPr/>
-      </w:pPr>
-      <w:r>
-        <w:rPr>
-          <w:rtl w:val="0"/>
-        </w:rPr>
-        <w:t xml:space="preserve">This creates a practical problem for satellite operators and launch providers. To obtain a licence, they must show the regulator how long their hardware will stay in orbit once it is no longer controlled. If that estimate is wrong, the licence can be delayed or the mission may need a costly redesign. The difficulty is visible in the numbers: about 90% of rocket bodies in LEO meet the 25-year standard, but only about 80% meet the five-year one (European Space Agency, 2025).</w:t>
-      </w:r>
-    </w:p>
-    <w:p>
-      <w:pPr>
-        <w:rPr/>
-      </w:pPr>
-      <w:r>
-        <w:rPr>
-          <w:rtl w:val="0"/>
-        </w:rPr>
-        <w:t xml:space="preserve">Orbital lifetime is difficult to estimate. It depends mainly on the object’s altitude, its mass and size, and solar activity, which changes how much drag the upper atmosphere produces. This project uses more than 60 years of publicly available tracking records to build a model that predicts how long an uncontrolled LEO object will stay in orbit. The intended users are operators and licensing authorities who need to check a mission against the five-year rule.</w:t>
+        <w:rPr>
+          <w:u w:val="none"/>
+        </w:rPr>
+      </w:pPr>
+      <w:r>
+        <w:rPr>
+          <w:rtl w:val="0"/>
+        </w:rPr>
+        <w:t xml:space="preserve">Deliver an interactive dashboard that shows the estimated lifetime and compliance probability for a selected object or orbit.</w:t>
+      </w:r>
+    </w:p>
+    <w:p>
+      <w:pPr>
+        <w:pStyle w:val="Heading2"/>
+        <w:ind w:left="708.6614173228347" w:hanging="283.46456692913375"/>
+        <w:rPr/>
+      </w:pPr>
+      <w:bookmarkStart w:colFirst="0" w:colLast="0" w:name="_oeb0j2mrzpdn" w:id="6"/>
+      <w:bookmarkEnd w:id="6"/>
+      <w:r>
+        <w:rPr>
+          <w:rtl w:val="0"/>
+        </w:rPr>
+        <w:t xml:space="preserve">4.3 Hypothesis</w:t>
+      </w:r>
+    </w:p>
+    <w:p>
+      <w:pPr>
+        <w:rPr/>
+      </w:pPr>
+      <w:r>
+        <w:rPr>
+          <w:rtl w:val="0"/>
+        </w:rPr>
+        <w:t xml:space="preserve">H1: a model that includes solar-activity features known at the time of prediction (F10.7 solar flux and the Ap geomagnetic index) predicts lifetime more accurately on unseen objects than the same model using only orbital and drag features. H0: adding these features does not improve accuracy.</w:t>
+      </w:r>
+    </w:p>
+    <w:p>
+      <w:pPr>
+        <w:rPr/>
+      </w:pPr>
+      <w:r>
+        <w:rPr>
+          <w:rtl w:val="0"/>
+        </w:rPr>
       </w:r>
     </w:p>
     <w:p>
       <w:pPr>
         <w:pStyle w:val="Heading1"/>
-        <w:numPr>
-          <w:ilvl w:val="0"/>
-          <w:numId w:val="1"/>
-        </w:numPr>
-        <w:ind w:left="720" w:hanging="360"/>
-        <w:rPr/>
-      </w:pPr>
-      <w:bookmarkStart w:colFirst="0" w:colLast="0" w:name="_nn0ti8il1zsq" w:id="2"/>
-      <w:bookmarkEnd w:id="2"/>
-      <w:r>
-        <w:rPr>
-          <w:rtl w:val="0"/>
-        </w:rPr>
-        <w:t xml:space="preserve">Problem Definition</w:t>
-      </w:r>
-    </w:p>
-    <w:p>
-      <w:pPr>
-        <w:rPr/>
-      </w:pPr>
-      <w:r>
-        <w:rPr>
-          <w:rtl w:val="0"/>
-        </w:rPr>
-        <w:t xml:space="preserve">The business problem is uncertainty about how long an object will remain in orbit. A  satellite operator or launch provider must </w:t>
-      </w:r>
-      <w:r>
-        <w:rPr>
-          <w:rtl w:val="0"/>
-        </w:rPr>
-        <w:t xml:space="preserve">judge</w:t>
-      </w:r>
-      <w:r>
-        <w:rPr>
-          <w:rtl w:val="0"/>
-        </w:rPr>
-        <w:t xml:space="preserve"> whether hardware left in a given orbit will re-enter within the five-year limit. A regulator must then check that judgement. </w:t>
-      </w:r>
-    </w:p>
-    <w:p>
-      <w:pPr>
-        <w:rPr/>
-      </w:pPr>
-      <w:r>
-        <w:rPr>
-          <w:rtl w:val="0"/>
-        </w:rPr>
-        <w:t xml:space="preserve">Orbital lifetime depends mainly on three factors: the object’s altitude, its mass and size, and solar activity. A light object with a large surface is slowed by the atmosphere faster than a heavy, compact one. Solar activity heats the upper atmosphere and makes it expand, which increases drag. The effect can be large. In February 2022 a geomagnetic storm increased drag at low altitude, and 38 of 49 newly launched Starlink satellites were lost (Fang et al., 2022).</w:t>
-      </w:r>
-    </w:p>
-    <w:p>
-      <w:pPr>
-        <w:rPr/>
-      </w:pPr>
-      <w:r>
-        <w:rPr>
-          <w:rtl w:val="0"/>
-        </w:rPr>
-        <w:t xml:space="preserve">Lifetime is currently estimated with physics-based tools such as OSCAR, the lifetime module of ESA’s DRAMA suite (Braun et al., 2020). These tools need the object’s mass and cross-section area, and a drag value fitted to its tracking data. The results remain uncertain: ESA applies a margin of ±20% of the remaining lifetime to its own re-entry predictions (European Space Agency, 2018).</w:t>
-      </w:r>
-    </w:p>
-    <w:p>
-      <w:pPr>
-        <w:rPr/>
-      </w:pPr>
-      <w:r>
-        <w:rPr>
-          <w:rtl w:val="0"/>
-        </w:rPr>
-        <w:t xml:space="preserve">Data analytics and machine learning tools can add evidence from how similar objects have actually decayed. Tracking catalogues hold millions of orbit records covering more than 60 years, and the actual lifetime is known for every object that has already re-entered. A model trained on these records can estimate the remaining lifetime of an uncontrolled LEO object and the probability that it re-enters within five years. It can also report how uncertain each estimate is. Future solar activity cannot be forecast reliably (European Space Agency, 2018), so long-range estimates will remain uncertain. The result is a fast screening tool that supports physics-based analysis and does not replace it. Operators could use it to plan disposal and fuel reserves. Regulators could use it to screen licence applications.</w:t>
-      </w:r>
+        <w:rPr/>
+      </w:pPr>
+      <w:bookmarkStart w:colFirst="0" w:colLast="0" w:name="_lezwszmryniq" w:id="7"/>
+      <w:bookmarkEnd w:id="7"/>
       <w:r>
         <w:rPr>
           <w:rtl w:val="0"/>
@@ -2457,8 +2657,8 @@
         <w:pStyle w:val="Heading1"/>
         <w:rPr/>
       </w:pPr>
-      <w:bookmarkStart w:colFirst="0" w:colLast="0" w:name="_lezwszmryniq" w:id="3"/>
-      <w:bookmarkEnd w:id="3"/>
+      <w:bookmarkStart w:colFirst="0" w:colLast="0" w:name="_5w29fo8b7wal" w:id="8"/>
+      <w:bookmarkEnd w:id="8"/>
       <w:r>
         <w:rPr>
           <w:rtl w:val="0"/>
@@ -2470,8 +2670,8 @@
         <w:pStyle w:val="Heading1"/>
         <w:rPr/>
       </w:pPr>
-      <w:bookmarkStart w:colFirst="0" w:colLast="0" w:name="_5w29fo8b7wal" w:id="4"/>
-      <w:bookmarkEnd w:id="4"/>
+      <w:bookmarkStart w:colFirst="0" w:colLast="0" w:name="_2dn5i7dolusn" w:id="9"/>
+      <w:bookmarkEnd w:id="9"/>
       <w:r>
         <w:rPr>
           <w:rtl w:val="0"/>
@@ -2483,8 +2683,8 @@
         <w:pStyle w:val="Heading1"/>
         <w:rPr/>
       </w:pPr>
-      <w:bookmarkStart w:colFirst="0" w:colLast="0" w:name="_2dn5i7dolusn" w:id="5"/>
-      <w:bookmarkEnd w:id="5"/>
+      <w:bookmarkStart w:colFirst="0" w:colLast="0" w:name="_xjur78t33uma" w:id="10"/>
+      <w:bookmarkEnd w:id="10"/>
       <w:r>
         <w:rPr>
           <w:rtl w:val="0"/>
@@ -2496,8 +2696,8 @@
         <w:pStyle w:val="Heading1"/>
         <w:rPr/>
       </w:pPr>
-      <w:bookmarkStart w:colFirst="0" w:colLast="0" w:name="_xjur78t33uma" w:id="6"/>
-      <w:bookmarkEnd w:id="6"/>
+      <w:bookmarkStart w:colFirst="0" w:colLast="0" w:name="_a1c93qus8f9x" w:id="11"/>
+      <w:bookmarkEnd w:id="11"/>
       <w:r>
         <w:rPr>
           <w:rtl w:val="0"/>
@@ -2509,8 +2709,8 @@
         <w:pStyle w:val="Heading1"/>
         <w:rPr/>
       </w:pPr>
-      <w:bookmarkStart w:colFirst="0" w:colLast="0" w:name="_a1c93qus8f9x" w:id="7"/>
-      <w:bookmarkEnd w:id="7"/>
+      <w:bookmarkStart w:colFirst="0" w:colLast="0" w:name="_edk5i638f1cc" w:id="12"/>
+      <w:bookmarkEnd w:id="12"/>
       <w:r>
         <w:rPr>
           <w:rtl w:val="0"/>
@@ -2522,8 +2722,8 @@
         <w:pStyle w:val="Heading1"/>
         <w:rPr/>
       </w:pPr>
-      <w:bookmarkStart w:colFirst="0" w:colLast="0" w:name="_edk5i638f1cc" w:id="8"/>
-      <w:bookmarkEnd w:id="8"/>
+      <w:bookmarkStart w:colFirst="0" w:colLast="0" w:name="_shr0inv45f5a" w:id="13"/>
+      <w:bookmarkEnd w:id="13"/>
       <w:r>
         <w:rPr>
           <w:rtl w:val="0"/>
@@ -2535,8 +2735,8 @@
         <w:pStyle w:val="Heading1"/>
         <w:rPr/>
       </w:pPr>
-      <w:bookmarkStart w:colFirst="0" w:colLast="0" w:name="_shr0inv45f5a" w:id="9"/>
-      <w:bookmarkEnd w:id="9"/>
+      <w:bookmarkStart w:colFirst="0" w:colLast="0" w:name="_pft1ydv8bewz" w:id="14"/>
+      <w:bookmarkEnd w:id="14"/>
       <w:r>
         <w:rPr>
           <w:rtl w:val="0"/>
@@ -2548,8 +2748,8 @@
         <w:pStyle w:val="Heading1"/>
         <w:rPr/>
       </w:pPr>
-      <w:bookmarkStart w:colFirst="0" w:colLast="0" w:name="_pft1ydv8bewz" w:id="10"/>
-      <w:bookmarkEnd w:id="10"/>
+      <w:bookmarkStart w:colFirst="0" w:colLast="0" w:name="_1vimhk4f1uk3" w:id="15"/>
+      <w:bookmarkEnd w:id="15"/>
       <w:r>
         <w:rPr>
           <w:rtl w:val="0"/>
@@ -2561,8 +2761,8 @@
         <w:pStyle w:val="Heading1"/>
         <w:rPr/>
       </w:pPr>
-      <w:bookmarkStart w:colFirst="0" w:colLast="0" w:name="_1vimhk4f1uk3" w:id="11"/>
-      <w:bookmarkEnd w:id="11"/>
+      <w:bookmarkStart w:colFirst="0" w:colLast="0" w:name="_ikbfo4b2ctaw" w:id="16"/>
+      <w:bookmarkEnd w:id="16"/>
       <w:r>
         <w:rPr>
           <w:rtl w:val="0"/>
@@ -2574,8 +2774,8 @@
         <w:pStyle w:val="Heading1"/>
         <w:rPr/>
       </w:pPr>
-      <w:bookmarkStart w:colFirst="0" w:colLast="0" w:name="_ikbfo4b2ctaw" w:id="12"/>
-      <w:bookmarkEnd w:id="12"/>
+      <w:bookmarkStart w:colFirst="0" w:colLast="0" w:name="_gwvzed2i1jwl" w:id="17"/>
+      <w:bookmarkEnd w:id="17"/>
       <w:r>
         <w:rPr>
           <w:rtl w:val="0"/>
@@ -2587,8 +2787,8 @@
         <w:pStyle w:val="Heading1"/>
         <w:rPr/>
       </w:pPr>
-      <w:bookmarkStart w:colFirst="0" w:colLast="0" w:name="_gwvzed2i1jwl" w:id="13"/>
-      <w:bookmarkEnd w:id="13"/>
+      <w:bookmarkStart w:colFirst="0" w:colLast="0" w:name="_2jdxnl7f7s37" w:id="18"/>
+      <w:bookmarkEnd w:id="18"/>
       <w:r>
         <w:rPr>
           <w:rtl w:val="0"/>
@@ -2600,8 +2800,58 @@
         <w:pStyle w:val="Heading1"/>
         <w:rPr/>
       </w:pPr>
-      <w:bookmarkStart w:colFirst="0" w:colLast="0" w:name="_2jdxnl7f7s37" w:id="14"/>
-      <w:bookmarkEnd w:id="14"/>
+      <w:bookmarkStart w:colFirst="0" w:colLast="0" w:name="_urzhjwz9ep3v" w:id="19"/>
+      <w:bookmarkEnd w:id="19"/>
+      <w:r>
+        <w:rPr>
+          <w:rtl w:val="0"/>
+        </w:rPr>
+      </w:r>
+    </w:p>
+    <w:p>
+      <w:pPr>
+        <w:rPr/>
+      </w:pPr>
+      <w:r>
+        <w:rPr>
+          <w:rtl w:val="0"/>
+        </w:rPr>
+      </w:r>
+    </w:p>
+    <w:p>
+      <w:pPr>
+        <w:rPr/>
+      </w:pPr>
+      <w:r>
+        <w:rPr>
+          <w:rtl w:val="0"/>
+        </w:rPr>
+      </w:r>
+    </w:p>
+    <w:p>
+      <w:pPr>
+        <w:rPr/>
+      </w:pPr>
+      <w:r>
+        <w:rPr>
+          <w:rtl w:val="0"/>
+        </w:rPr>
+      </w:r>
+    </w:p>
+    <w:p>
+      <w:pPr>
+        <w:rPr/>
+      </w:pPr>
+      <w:r>
+        <w:rPr>
+          <w:rtl w:val="0"/>
+        </w:rPr>
+      </w:r>
+    </w:p>
+    <w:p>
+      <w:pPr>
+        <w:rPr/>
+      </w:pPr>
       <w:r>
         <w:rPr>
           <w:rtl w:val="0"/>
@@ -2613,71 +2863,8 @@
         <w:pStyle w:val="Heading1"/>
         <w:rPr/>
       </w:pPr>
-      <w:bookmarkStart w:colFirst="0" w:colLast="0" w:name="_urzhjwz9ep3v" w:id="15"/>
-      <w:bookmarkEnd w:id="15"/>
-      <w:r>
-        <w:rPr>
-          <w:rtl w:val="0"/>
-        </w:rPr>
-      </w:r>
-    </w:p>
-    <w:p>
-      <w:pPr>
-        <w:rPr/>
-      </w:pPr>
-      <w:r>
-        <w:rPr>
-          <w:rtl w:val="0"/>
-        </w:rPr>
-      </w:r>
-    </w:p>
-    <w:p>
-      <w:pPr>
-        <w:rPr/>
-      </w:pPr>
-      <w:r>
-        <w:rPr>
-          <w:rtl w:val="0"/>
-        </w:rPr>
-      </w:r>
-    </w:p>
-    <w:p>
-      <w:pPr>
-        <w:rPr/>
-      </w:pPr>
-      <w:r>
-        <w:rPr>
-          <w:rtl w:val="0"/>
-        </w:rPr>
-      </w:r>
-    </w:p>
-    <w:p>
-      <w:pPr>
-        <w:rPr/>
-      </w:pPr>
-      <w:r>
-        <w:rPr>
-          <w:rtl w:val="0"/>
-        </w:rPr>
-      </w:r>
-    </w:p>
-    <w:p>
-      <w:pPr>
-        <w:rPr/>
-      </w:pPr>
-      <w:r>
-        <w:rPr>
-          <w:rtl w:val="0"/>
-        </w:rPr>
-      </w:r>
-    </w:p>
-    <w:p>
-      <w:pPr>
-        <w:pStyle w:val="Heading1"/>
-        <w:rPr/>
-      </w:pPr>
-      <w:bookmarkStart w:colFirst="0" w:colLast="0" w:name="_eplrrph1lx3f" w:id="16"/>
-      <w:bookmarkEnd w:id="16"/>
+      <w:bookmarkStart w:colFirst="0" w:colLast="0" w:name="_eplrrph1lx3f" w:id="20"/>
+      <w:bookmarkEnd w:id="20"/>
       <w:r>
         <w:rPr>
           <w:rtl w:val="0"/>
@@ -3035,8 +3222,8 @@
         <w:pStyle w:val="Heading1"/>
         <w:rPr/>
       </w:pPr>
-      <w:bookmarkStart w:colFirst="0" w:colLast="0" w:name="_tij6hphekvp6" w:id="17"/>
-      <w:bookmarkEnd w:id="17"/>
+      <w:bookmarkStart w:colFirst="0" w:colLast="0" w:name="_tij6hphekvp6" w:id="21"/>
+      <w:bookmarkEnd w:id="21"/>
       <w:r>
         <w:rPr>
           <w:rtl w:val="0"/>
@@ -3350,8 +3537,121 @@
       </w:rPr>
     </w:lvl>
   </w:abstractNum>
+  <w:abstractNum w:abstractNumId="2">
+    <w:lvl w:ilvl="0">
+      <w:start w:val="1"/>
+      <w:numFmt w:val="decimal"/>
+      <w:lvlText w:val="%1."/>
+      <w:lvlJc w:val="left"/>
+      <w:pPr>
+        <w:ind w:left="720" w:hanging="360"/>
+      </w:pPr>
+      <w:rPr>
+        <w:u w:val="none"/>
+      </w:rPr>
+    </w:lvl>
+    <w:lvl w:ilvl="1">
+      <w:start w:val="1"/>
+      <w:numFmt w:val="lowerLetter"/>
+      <w:lvlText w:val="%2."/>
+      <w:lvlJc w:val="left"/>
+      <w:pPr>
+        <w:ind w:left="1440" w:hanging="360"/>
+      </w:pPr>
+      <w:rPr>
+        <w:u w:val="none"/>
+      </w:rPr>
+    </w:lvl>
+    <w:lvl w:ilvl="2">
+      <w:start w:val="1"/>
+      <w:numFmt w:val="lowerRoman"/>
+      <w:lvlText w:val="%3."/>
+      <w:lvlJc w:val="right"/>
+      <w:pPr>
+        <w:ind w:left="2160" w:hanging="360"/>
+      </w:pPr>
+      <w:rPr>
+        <w:u w:val="none"/>
+      </w:rPr>
+    </w:lvl>
+    <w:lvl w:ilvl="3">
+      <w:start w:val="1"/>
+      <w:numFmt w:val="decimal"/>
+      <w:lvlText w:val="%4."/>
+      <w:lvlJc w:val="left"/>
+      <w:pPr>
+        <w:ind w:left="2880" w:hanging="360"/>
+      </w:pPr>
+      <w:rPr>
+        <w:u w:val="none"/>
+      </w:rPr>
+    </w:lvl>
+    <w:lvl w:ilvl="4">
+      <w:start w:val="1"/>
+      <w:numFmt w:val="lowerLetter"/>
+      <w:lvlText w:val="%5."/>
+      <w:lvlJc w:val="left"/>
+      <w:pPr>
+        <w:ind w:left="3600" w:hanging="360"/>
+      </w:pPr>
+      <w:rPr>
+        <w:u w:val="none"/>
+      </w:rPr>
+    </w:lvl>
+    <w:lvl w:ilvl="5">
+      <w:start w:val="1"/>
+      <w:numFmt w:val="lowerRoman"/>
+      <w:lvlText w:val="%6."/>
+      <w:lvlJc w:val="right"/>
+      <w:pPr>
+        <w:ind w:left="4320" w:hanging="360"/>
+      </w:pPr>
+      <w:rPr>
+        <w:u w:val="none"/>
+      </w:rPr>
+    </w:lvl>
+    <w:lvl w:ilvl="6">
+      <w:start w:val="1"/>
+      <w:numFmt w:val="decimal"/>
+      <w:lvlText w:val="%7."/>
+      <w:lvlJc w:val="left"/>
+      <w:pPr>
+        <w:ind w:left="5040" w:hanging="360"/>
+      </w:pPr>
+      <w:rPr>
+        <w:u w:val="none"/>
+      </w:rPr>
+    </w:lvl>
+    <w:lvl w:ilvl="7">
+      <w:start w:val="1"/>
+      <w:numFmt w:val="lowerLetter"/>
+      <w:lvlText w:val="%8."/>
+      <w:lvlJc w:val="left"/>
+      <w:pPr>
+        <w:ind w:left="5760" w:hanging="360"/>
+      </w:pPr>
+      <w:rPr>
+        <w:u w:val="none"/>
+      </w:rPr>
+    </w:lvl>
+    <w:lvl w:ilvl="8">
+      <w:start w:val="1"/>
+      <w:numFmt w:val="lowerRoman"/>
+      <w:lvlText w:val="%9."/>
+      <w:lvlJc w:val="right"/>
+      <w:pPr>
+        <w:ind w:left="6480" w:hanging="360"/>
+      </w:pPr>
+      <w:rPr>
+        <w:u w:val="none"/>
+      </w:rPr>
+    </w:lvl>
+  </w:abstractNum>
   <w:num w:numId="1">
     <w:abstractNumId w:val="1"/>
+  </w:num>
+  <w:num w:numId="2">
+    <w:abstractNumId w:val="2"/>
   </w:num>
 </w:numbering>
 </file>

--- a/CA1 - Capstone Project Proposal.docx
+++ b/CA1 - Capstone Project Proposal.docx
@@ -1743,7 +1743,7 @@
     </w:p>
     <w:sdt>
       <w:sdtPr>
-        <w:id w:val="-332809439"/>
+        <w:id w:val="-82204959"/>
         <w:docPartObj>
           <w:docPartGallery w:val="Table of Contents"/>
           <w:docPartUnique w:val="1"/>
@@ -2282,7 +2282,7 @@
         <w:pStyle w:val="Heading1"/>
         <w:numPr>
           <w:ilvl w:val="0"/>
-          <w:numId w:val="2"/>
+          <w:numId w:val="4"/>
         </w:numPr>
         <w:ind w:left="720" w:hanging="360"/>
         <w:rPr>
@@ -2314,7 +2314,7 @@
         <w:pStyle w:val="Heading1"/>
         <w:numPr>
           <w:ilvl w:val="0"/>
-          <w:numId w:val="2"/>
+          <w:numId w:val="4"/>
         </w:numPr>
         <w:ind w:left="720" w:hanging="360"/>
         <w:rPr/>
@@ -2358,7 +2358,7 @@
         <w:rPr>
           <w:rtl w:val="0"/>
         </w:rPr>
-        <w:t xml:space="preserve">This creates a practical problem for satellite operators and launch providers. To obtain a licence, they must show the regulator how long their hardware will stay in orbit once it is no longer controlled. If that estimate is wrong, the licence can be delayed or the mission may need a costly redesign. The difficulty is visible in the numbers: about 90% of rocket bodies in LEO meet the 25-year standard, but only about 80% meet the five-year one (European Space Agency, 2025).</w:t>
+        <w:t xml:space="preserve">This creates a practical problem for satellite operators. When a mission ends, the operator must decide whether the satellite will re-enter within five years on its own or needs a disposal manoeuvre to lower its orbit. The manoeuvre uses fuel that could otherwise extend the mission. A wrong estimate therefore either wastes fuel or leaves an object that breaks the rule. The difficulty is visible in the numbers: about 90% of rocket bodies in LEO meet the 25-year standard, but only about 80% meet the five-year one (European Space Agency, 2025).</w:t>
       </w:r>
     </w:p>
     <w:p>
@@ -2377,7 +2377,7 @@
         <w:pStyle w:val="Heading1"/>
         <w:numPr>
           <w:ilvl w:val="0"/>
-          <w:numId w:val="2"/>
+          <w:numId w:val="4"/>
         </w:numPr>
         <w:ind w:left="720" w:hanging="360"/>
         <w:rPr/>
@@ -2444,7 +2444,7 @@
         <w:rPr>
           <w:rtl w:val="0"/>
         </w:rPr>
-        <w:t xml:space="preserve">Data analytics and machine learning tools can add evidence from how similar objects have actually decayed. Tracking catalogues hold millions of orbit records covering more than 60 years, and the actual lifetime is known for every object that has already re-entered. A model trained on these records can estimate the remaining lifetime of an uncontrolled LEO object and the probability that it re-enters within five years. It can also report how uncertain each estimate is. Future solar activity cannot be forecast reliably (European Space Agency, 2018), so long-range estimates will remain uncertain. The result is a fast screening tool that supports physics-based analysis and does not replace it. Operators could use it to plan disposal and fuel reserves. Regulators could use it to screen licence applications.</w:t>
+        <w:t xml:space="preserve">Data analytics and machine learning tools can add evidence from how similar objects have actually decayed. Tracking catalogues hold millions of orbit records covering more than 60 years, and the actual lifetime is known for every object that has already re-entered. A model trained on these records can estimate the remaining lifetime of an uncontrolled LEO object and the probability that it re-enters within five years. It can also report how uncertain each estimate is. Future solar activity cannot be forecast reliably (European Space Agency, 2018), so long-range estimates will remain uncertain. The result is a fast screening tool that supports physics-based analysis and does not replace it. Operators could use it to decide whether a satellite needs a disposal manoeuvre at the end of its mission. Regulators could use it to check whether objects already in orbit will meet the five-year rule.</w:t>
       </w:r>
     </w:p>
     <w:p>
@@ -2452,7 +2452,7 @@
         <w:pStyle w:val="Heading1"/>
         <w:numPr>
           <w:ilvl w:val="0"/>
-          <w:numId w:val="2"/>
+          <w:numId w:val="4"/>
         </w:numPr>
         <w:ind w:left="720" w:hanging="360"/>
         <w:rPr>
@@ -2471,7 +2471,7 @@
     <w:p>
       <w:pPr>
         <w:pStyle w:val="Heading2"/>
-        <w:ind w:left="708.6614173228347" w:hanging="283.46456692913375"/>
+        <w:ind w:left="0" w:firstLine="0"/>
         <w:rPr/>
       </w:pPr>
       <w:bookmarkStart w:colFirst="0" w:colLast="0" w:name="_59npii2cvedp" w:id="4"/>
@@ -2480,7 +2480,7 @@
         <w:rPr>
           <w:rtl w:val="0"/>
         </w:rPr>
-        <w:t xml:space="preserve">4.1 Aim</w:t>
+        <w:t xml:space="preserve">Aim</w:t>
       </w:r>
     </w:p>
     <w:p>
@@ -2497,7 +2497,7 @@
     <w:p>
       <w:pPr>
         <w:pStyle w:val="Heading2"/>
-        <w:ind w:left="708.6614173228347" w:hanging="283.46456692913375"/>
+        <w:ind w:left="0" w:firstLine="0"/>
         <w:rPr/>
       </w:pPr>
       <w:bookmarkStart w:colFirst="0" w:colLast="0" w:name="_crub8m14vq0" w:id="5"/>
@@ -2506,7 +2506,157 @@
         <w:rPr>
           <w:rtl w:val="0"/>
         </w:rPr>
-        <w:t xml:space="preserve">4.2 Objectives</w:t>
+        <w:t xml:space="preserve">Objectives</w:t>
+      </w:r>
+    </w:p>
+    <w:p>
+      <w:pPr>
+        <w:numPr>
+          <w:ilvl w:val="0"/>
+          <w:numId w:val="3"/>
+        </w:numPr>
+        <w:spacing w:after="0" w:afterAutospacing="0"/>
+        <w:ind w:left="720" w:hanging="360"/>
+        <w:rPr>
+          <w:u w:val="none"/>
+        </w:rPr>
+      </w:pPr>
+      <w:r>
+        <w:rPr>
+          <w:rtl w:val="0"/>
+        </w:rPr>
+        <w:t xml:space="preserve">Build one cleaned and labelled dataset that combines orbit-history records, re-entry dates, daily space-weather data and object properties.</w:t>
+      </w:r>
+    </w:p>
+    <w:p>
+      <w:pPr>
+        <w:numPr>
+          <w:ilvl w:val="0"/>
+          <w:numId w:val="3"/>
+        </w:numPr>
+        <w:spacing w:after="0" w:afterAutospacing="0"/>
+        <w:ind w:left="720" w:hanging="360"/>
+        <w:rPr>
+          <w:u w:val="none"/>
+        </w:rPr>
+      </w:pPr>
+      <w:r>
+        <w:rPr>
+          <w:rtl w:val="0"/>
+        </w:rPr>
+        <w:t xml:space="preserve">Analyse how remaining lifetime changes with altitude, drag, object type and the phase of the solar cycle.</w:t>
+      </w:r>
+    </w:p>
+    <w:p>
+      <w:pPr>
+        <w:numPr>
+          <w:ilvl w:val="0"/>
+          <w:numId w:val="3"/>
+        </w:numPr>
+        <w:spacing w:after="0" w:afterAutospacing="0"/>
+        <w:ind w:left="720" w:hanging="360"/>
+        <w:rPr>
+          <w:u w:val="none"/>
+        </w:rPr>
+      </w:pPr>
+      <w:r>
+        <w:rPr>
+          <w:rtl w:val="0"/>
+        </w:rPr>
+        <w:t xml:space="preserve">Select and test suitable predictive models, and choose the model with the best accuracy and other evaluation measures.</w:t>
+      </w:r>
+    </w:p>
+    <w:p>
+      <w:pPr>
+        <w:numPr>
+          <w:ilvl w:val="0"/>
+          <w:numId w:val="3"/>
+        </w:numPr>
+        <w:spacing w:after="0" w:afterAutospacing="0"/>
+        <w:ind w:left="720" w:hanging="360"/>
+        <w:rPr>
+          <w:u w:val="none"/>
+        </w:rPr>
+      </w:pPr>
+      <w:r>
+        <w:rPr>
+          <w:rtl w:val="0"/>
+        </w:rPr>
+        <w:t xml:space="preserve">Test the selected model’s five-year compliance decisions on objects and later years not used in training.</w:t>
+      </w:r>
+    </w:p>
+    <w:p>
+      <w:pPr>
+        <w:numPr>
+          <w:ilvl w:val="0"/>
+          <w:numId w:val="3"/>
+        </w:numPr>
+        <w:ind w:left="720" w:hanging="360"/>
+        <w:rPr>
+          <w:u w:val="none"/>
+        </w:rPr>
+      </w:pPr>
+      <w:r>
+        <w:rPr>
+          <w:rtl w:val="0"/>
+        </w:rPr>
+        <w:t xml:space="preserve">Deliver an interactive dashboard that shows the estimated lifetime and compliance probability for a selected object or orbit.</w:t>
+      </w:r>
+    </w:p>
+    <w:p>
+      <w:pPr>
+        <w:pStyle w:val="Heading2"/>
+        <w:ind w:left="0" w:firstLine="0"/>
+        <w:rPr/>
+      </w:pPr>
+      <w:bookmarkStart w:colFirst="0" w:colLast="0" w:name="_oeb0j2mrzpdn" w:id="6"/>
+      <w:bookmarkEnd w:id="6"/>
+      <w:r>
+        <w:rPr>
+          <w:rtl w:val="0"/>
+        </w:rPr>
+        <w:t xml:space="preserve">Hypothesis</w:t>
+      </w:r>
+    </w:p>
+    <w:p>
+      <w:pPr>
+        <w:rPr/>
+      </w:pPr>
+      <w:r>
+        <w:rPr>
+          <w:rtl w:val="0"/>
+        </w:rPr>
+        <w:t xml:space="preserve">H1: a model that includes solar-activity features known at the time of prediction (F10.7 solar flux and the Ap geomagnetic index) predicts lifetime more accurately on unseen objects than the same model using only orbital and drag features. H0: adding these features does not improve accuracy.</w:t>
+      </w:r>
+    </w:p>
+    <w:p>
+      <w:pPr>
+        <w:pStyle w:val="Heading1"/>
+        <w:ind w:left="708.6614173228347" w:hanging="283.46456692913375"/>
+        <w:rPr/>
+      </w:pPr>
+      <w:bookmarkStart w:colFirst="0" w:colLast="0" w:name="_493rj7b1gx3g" w:id="7"/>
+      <w:bookmarkEnd w:id="7"/>
+      <w:r>
+        <w:rPr>
+          <w:rtl w:val="0"/>
+        </w:rPr>
+        <w:t xml:space="preserve">5. Scope</w:t>
+      </w:r>
+    </w:p>
+    <w:p>
+      <w:pPr>
+        <w:pStyle w:val="Heading2"/>
+        <w:ind w:left="0" w:firstLine="0"/>
+        <w:rPr/>
+      </w:pPr>
+      <w:bookmarkStart w:colFirst="0" w:colLast="0" w:name="_dk0fu031kqc" w:id="8"/>
+      <w:bookmarkEnd w:id="8"/>
+      <w:r>
+        <w:rPr>
+          <w:rtl w:val="0"/>
+        </w:rPr>
+        <w:t xml:space="preserve">Included</w:t>
       </w:r>
     </w:p>
     <w:p>
@@ -2525,7 +2675,7 @@
         <w:rPr>
           <w:rtl w:val="0"/>
         </w:rPr>
-        <w:t xml:space="preserve">Build one cleaned and labelled dataset that combines orbit-history records, re-entry dates, daily space-weather data and object properties.</w:t>
+        <w:t xml:space="preserve">tracked objects whose whole orbit lies below 2000 km;</w:t>
       </w:r>
     </w:p>
     <w:p>
@@ -2544,45 +2694,7 @@
         <w:rPr>
           <w:rtl w:val="0"/>
         </w:rPr>
-        <w:t xml:space="preserve">Analyse how remaining lifetime changes with altitude, drag, object type and the phase of the solar cycle.</w:t>
-      </w:r>
-    </w:p>
-    <w:p>
-      <w:pPr>
-        <w:numPr>
-          <w:ilvl w:val="0"/>
-          <w:numId w:val="1"/>
-        </w:numPr>
-        <w:spacing w:after="0" w:afterAutospacing="0"/>
-        <w:ind w:left="720" w:hanging="360"/>
-        <w:rPr>
-          <w:u w:val="none"/>
-        </w:rPr>
-      </w:pPr>
-      <w:r>
-        <w:rPr>
-          <w:rtl w:val="0"/>
-        </w:rPr>
-        <w:t xml:space="preserve">Select and test suitable predictive models, and choose the model with the best accuracy and other evaluation measures.</w:t>
-      </w:r>
-    </w:p>
-    <w:p>
-      <w:pPr>
-        <w:numPr>
-          <w:ilvl w:val="0"/>
-          <w:numId w:val="1"/>
-        </w:numPr>
-        <w:spacing w:after="0" w:afterAutospacing="0"/>
-        <w:ind w:left="720" w:hanging="360"/>
-        <w:rPr>
-          <w:u w:val="none"/>
-        </w:rPr>
-      </w:pPr>
-      <w:r>
-        <w:rPr>
-          <w:rtl w:val="0"/>
-        </w:rPr>
-        <w:t xml:space="preserve">Test the selected model’s five-year compliance decisions on object and later years not used in training.</w:t>
+        <w:t xml:space="preserve">rocket bodies, mission-related objects, debris, and satellites whose mission has ended;</w:t>
       </w:r>
     </w:p>
     <w:p>
@@ -2600,43 +2712,78 @@
         <w:rPr>
           <w:rtl w:val="0"/>
         </w:rPr>
-        <w:t xml:space="preserve">Deliver an interactive dashboard that shows the estimated lifetime and compliance probability for a selected object or orbit.</w:t>
+        <w:t xml:space="preserve">natural, uncontrolled decay in orbit records from 1959 to 2026.</w:t>
       </w:r>
     </w:p>
     <w:p>
       <w:pPr>
         <w:pStyle w:val="Heading2"/>
-        <w:ind w:left="708.6614173228347" w:hanging="283.46456692913375"/>
-        <w:rPr/>
-      </w:pPr>
-      <w:bookmarkStart w:colFirst="0" w:colLast="0" w:name="_oeb0j2mrzpdn" w:id="6"/>
-      <w:bookmarkEnd w:id="6"/>
-      <w:r>
-        <w:rPr>
-          <w:rtl w:val="0"/>
-        </w:rPr>
-        <w:t xml:space="preserve">4.3 Hypothesis</w:t>
-      </w:r>
-    </w:p>
-    <w:p>
-      <w:pPr>
-        <w:rPr/>
-      </w:pPr>
-      <w:r>
-        <w:rPr>
-          <w:rtl w:val="0"/>
-        </w:rPr>
-        <w:t xml:space="preserve">H1: a model that includes solar-activity features known at the time of prediction (F10.7 solar flux and the Ap geomagnetic index) predicts lifetime more accurately on unseen objects than the same model using only orbital and drag features. H0: adding these features does not improve accuracy.</w:t>
-      </w:r>
-    </w:p>
-    <w:p>
-      <w:pPr>
-        <w:rPr/>
-      </w:pPr>
-      <w:r>
-        <w:rPr>
-          <w:rtl w:val="0"/>
-        </w:rPr>
+        <w:ind w:left="0" w:firstLine="0"/>
+        <w:rPr/>
+      </w:pPr>
+      <w:bookmarkStart w:colFirst="0" w:colLast="0" w:name="_22g9aobq9pj8" w:id="9"/>
+      <w:bookmarkEnd w:id="9"/>
+      <w:r>
+        <w:rPr>
+          <w:rtl w:val="0"/>
+        </w:rPr>
+        <w:t xml:space="preserve">Excluded</w:t>
+      </w:r>
+    </w:p>
+    <w:p>
+      <w:pPr>
+        <w:numPr>
+          <w:ilvl w:val="0"/>
+          <w:numId w:val="2"/>
+        </w:numPr>
+        <w:spacing w:after="0" w:afterAutospacing="0"/>
+        <w:ind w:left="720" w:hanging="360"/>
+        <w:rPr>
+          <w:u w:val="none"/>
+        </w:rPr>
+      </w:pPr>
+      <w:r>
+        <w:rPr>
+          <w:rtl w:val="0"/>
+        </w:rPr>
+        <w:t xml:space="preserve">satellites that still manoeuvre, because raising the orbit interrupts natural decay;</w:t>
+      </w:r>
+    </w:p>
+    <w:p>
+      <w:pPr>
+        <w:numPr>
+          <w:ilvl w:val="0"/>
+          <w:numId w:val="2"/>
+        </w:numPr>
+        <w:spacing w:after="0" w:afterAutospacing="0"/>
+        <w:ind w:left="720" w:hanging="360"/>
+        <w:rPr>
+          <w:u w:val="none"/>
+        </w:rPr>
+      </w:pPr>
+      <w:r>
+        <w:rPr>
+          <w:rtl w:val="0"/>
+        </w:rPr>
+        <w:t xml:space="preserve">controlled re-entries, object above LEO and objects too small to track;</w:t>
+      </w:r>
+    </w:p>
+    <w:p>
+      <w:pPr>
+        <w:numPr>
+          <w:ilvl w:val="0"/>
+          <w:numId w:val="2"/>
+        </w:numPr>
+        <w:ind w:left="720" w:hanging="360"/>
+        <w:rPr>
+          <w:u w:val="none"/>
+        </w:rPr>
+      </w:pPr>
+      <w:r>
+        <w:rPr>
+          <w:rtl w:val="0"/>
+        </w:rPr>
+        <w:t xml:space="preserve">re-entry locations, break-up, ground risk and operational re-entry warnings.</w:t>
       </w:r>
     </w:p>
     <w:p>
@@ -2644,8 +2791,8 @@
         <w:pStyle w:val="Heading1"/>
         <w:rPr/>
       </w:pPr>
-      <w:bookmarkStart w:colFirst="0" w:colLast="0" w:name="_lezwszmryniq" w:id="7"/>
-      <w:bookmarkEnd w:id="7"/>
+      <w:bookmarkStart w:colFirst="0" w:colLast="0" w:name="_2dn5i7dolusn" w:id="10"/>
+      <w:bookmarkEnd w:id="10"/>
       <w:r>
         <w:rPr>
           <w:rtl w:val="0"/>
@@ -2657,8 +2804,8 @@
         <w:pStyle w:val="Heading1"/>
         <w:rPr/>
       </w:pPr>
-      <w:bookmarkStart w:colFirst="0" w:colLast="0" w:name="_5w29fo8b7wal" w:id="8"/>
-      <w:bookmarkEnd w:id="8"/>
+      <w:bookmarkStart w:colFirst="0" w:colLast="0" w:name="_xjur78t33uma" w:id="11"/>
+      <w:bookmarkEnd w:id="11"/>
       <w:r>
         <w:rPr>
           <w:rtl w:val="0"/>
@@ -2670,8 +2817,8 @@
         <w:pStyle w:val="Heading1"/>
         <w:rPr/>
       </w:pPr>
-      <w:bookmarkStart w:colFirst="0" w:colLast="0" w:name="_2dn5i7dolusn" w:id="9"/>
-      <w:bookmarkEnd w:id="9"/>
+      <w:bookmarkStart w:colFirst="0" w:colLast="0" w:name="_a1c93qus8f9x" w:id="12"/>
+      <w:bookmarkEnd w:id="12"/>
       <w:r>
         <w:rPr>
           <w:rtl w:val="0"/>
@@ -2683,8 +2830,8 @@
         <w:pStyle w:val="Heading1"/>
         <w:rPr/>
       </w:pPr>
-      <w:bookmarkStart w:colFirst="0" w:colLast="0" w:name="_xjur78t33uma" w:id="10"/>
-      <w:bookmarkEnd w:id="10"/>
+      <w:bookmarkStart w:colFirst="0" w:colLast="0" w:name="_edk5i638f1cc" w:id="13"/>
+      <w:bookmarkEnd w:id="13"/>
       <w:r>
         <w:rPr>
           <w:rtl w:val="0"/>
@@ -2696,8 +2843,8 @@
         <w:pStyle w:val="Heading1"/>
         <w:rPr/>
       </w:pPr>
-      <w:bookmarkStart w:colFirst="0" w:colLast="0" w:name="_a1c93qus8f9x" w:id="11"/>
-      <w:bookmarkEnd w:id="11"/>
+      <w:bookmarkStart w:colFirst="0" w:colLast="0" w:name="_shr0inv45f5a" w:id="14"/>
+      <w:bookmarkEnd w:id="14"/>
       <w:r>
         <w:rPr>
           <w:rtl w:val="0"/>
@@ -2709,8 +2856,8 @@
         <w:pStyle w:val="Heading1"/>
         <w:rPr/>
       </w:pPr>
-      <w:bookmarkStart w:colFirst="0" w:colLast="0" w:name="_edk5i638f1cc" w:id="12"/>
-      <w:bookmarkEnd w:id="12"/>
+      <w:bookmarkStart w:colFirst="0" w:colLast="0" w:name="_pft1ydv8bewz" w:id="15"/>
+      <w:bookmarkEnd w:id="15"/>
       <w:r>
         <w:rPr>
           <w:rtl w:val="0"/>
@@ -2722,8 +2869,8 @@
         <w:pStyle w:val="Heading1"/>
         <w:rPr/>
       </w:pPr>
-      <w:bookmarkStart w:colFirst="0" w:colLast="0" w:name="_shr0inv45f5a" w:id="13"/>
-      <w:bookmarkEnd w:id="13"/>
+      <w:bookmarkStart w:colFirst="0" w:colLast="0" w:name="_1vimhk4f1uk3" w:id="16"/>
+      <w:bookmarkEnd w:id="16"/>
       <w:r>
         <w:rPr>
           <w:rtl w:val="0"/>
@@ -2735,8 +2882,8 @@
         <w:pStyle w:val="Heading1"/>
         <w:rPr/>
       </w:pPr>
-      <w:bookmarkStart w:colFirst="0" w:colLast="0" w:name="_pft1ydv8bewz" w:id="14"/>
-      <w:bookmarkEnd w:id="14"/>
+      <w:bookmarkStart w:colFirst="0" w:colLast="0" w:name="_ikbfo4b2ctaw" w:id="17"/>
+      <w:bookmarkEnd w:id="17"/>
       <w:r>
         <w:rPr>
           <w:rtl w:val="0"/>
@@ -2748,8 +2895,8 @@
         <w:pStyle w:val="Heading1"/>
         <w:rPr/>
       </w:pPr>
-      <w:bookmarkStart w:colFirst="0" w:colLast="0" w:name="_1vimhk4f1uk3" w:id="15"/>
-      <w:bookmarkEnd w:id="15"/>
+      <w:bookmarkStart w:colFirst="0" w:colLast="0" w:name="_gwvzed2i1jwl" w:id="18"/>
+      <w:bookmarkEnd w:id="18"/>
       <w:r>
         <w:rPr>
           <w:rtl w:val="0"/>
@@ -2761,8 +2908,8 @@
         <w:pStyle w:val="Heading1"/>
         <w:rPr/>
       </w:pPr>
-      <w:bookmarkStart w:colFirst="0" w:colLast="0" w:name="_ikbfo4b2ctaw" w:id="16"/>
-      <w:bookmarkEnd w:id="16"/>
+      <w:bookmarkStart w:colFirst="0" w:colLast="0" w:name="_2jdxnl7f7s37" w:id="19"/>
+      <w:bookmarkEnd w:id="19"/>
       <w:r>
         <w:rPr>
           <w:rtl w:val="0"/>
@@ -2774,8 +2921,58 @@
         <w:pStyle w:val="Heading1"/>
         <w:rPr/>
       </w:pPr>
-      <w:bookmarkStart w:colFirst="0" w:colLast="0" w:name="_gwvzed2i1jwl" w:id="17"/>
-      <w:bookmarkEnd w:id="17"/>
+      <w:bookmarkStart w:colFirst="0" w:colLast="0" w:name="_urzhjwz9ep3v" w:id="20"/>
+      <w:bookmarkEnd w:id="20"/>
+      <w:r>
+        <w:rPr>
+          <w:rtl w:val="0"/>
+        </w:rPr>
+      </w:r>
+    </w:p>
+    <w:p>
+      <w:pPr>
+        <w:rPr/>
+      </w:pPr>
+      <w:r>
+        <w:rPr>
+          <w:rtl w:val="0"/>
+        </w:rPr>
+      </w:r>
+    </w:p>
+    <w:p>
+      <w:pPr>
+        <w:rPr/>
+      </w:pPr>
+      <w:r>
+        <w:rPr>
+          <w:rtl w:val="0"/>
+        </w:rPr>
+      </w:r>
+    </w:p>
+    <w:p>
+      <w:pPr>
+        <w:rPr/>
+      </w:pPr>
+      <w:r>
+        <w:rPr>
+          <w:rtl w:val="0"/>
+        </w:rPr>
+      </w:r>
+    </w:p>
+    <w:p>
+      <w:pPr>
+        <w:rPr/>
+      </w:pPr>
+      <w:r>
+        <w:rPr>
+          <w:rtl w:val="0"/>
+        </w:rPr>
+      </w:r>
+    </w:p>
+    <w:p>
+      <w:pPr>
+        <w:rPr/>
+      </w:pPr>
       <w:r>
         <w:rPr>
           <w:rtl w:val="0"/>
@@ -2787,84 +2984,8 @@
         <w:pStyle w:val="Heading1"/>
         <w:rPr/>
       </w:pPr>
-      <w:bookmarkStart w:colFirst="0" w:colLast="0" w:name="_2jdxnl7f7s37" w:id="18"/>
-      <w:bookmarkEnd w:id="18"/>
-      <w:r>
-        <w:rPr>
-          <w:rtl w:val="0"/>
-        </w:rPr>
-      </w:r>
-    </w:p>
-    <w:p>
-      <w:pPr>
-        <w:pStyle w:val="Heading1"/>
-        <w:rPr/>
-      </w:pPr>
-      <w:bookmarkStart w:colFirst="0" w:colLast="0" w:name="_urzhjwz9ep3v" w:id="19"/>
-      <w:bookmarkEnd w:id="19"/>
-      <w:r>
-        <w:rPr>
-          <w:rtl w:val="0"/>
-        </w:rPr>
-      </w:r>
-    </w:p>
-    <w:p>
-      <w:pPr>
-        <w:rPr/>
-      </w:pPr>
-      <w:r>
-        <w:rPr>
-          <w:rtl w:val="0"/>
-        </w:rPr>
-      </w:r>
-    </w:p>
-    <w:p>
-      <w:pPr>
-        <w:rPr/>
-      </w:pPr>
-      <w:r>
-        <w:rPr>
-          <w:rtl w:val="0"/>
-        </w:rPr>
-      </w:r>
-    </w:p>
-    <w:p>
-      <w:pPr>
-        <w:rPr/>
-      </w:pPr>
-      <w:r>
-        <w:rPr>
-          <w:rtl w:val="0"/>
-        </w:rPr>
-      </w:r>
-    </w:p>
-    <w:p>
-      <w:pPr>
-        <w:rPr/>
-      </w:pPr>
-      <w:r>
-        <w:rPr>
-          <w:rtl w:val="0"/>
-        </w:rPr>
-      </w:r>
-    </w:p>
-    <w:p>
-      <w:pPr>
-        <w:rPr/>
-      </w:pPr>
-      <w:r>
-        <w:rPr>
-          <w:rtl w:val="0"/>
-        </w:rPr>
-      </w:r>
-    </w:p>
-    <w:p>
-      <w:pPr>
-        <w:pStyle w:val="Heading1"/>
-        <w:rPr/>
-      </w:pPr>
-      <w:bookmarkStart w:colFirst="0" w:colLast="0" w:name="_eplrrph1lx3f" w:id="20"/>
-      <w:bookmarkEnd w:id="20"/>
+      <w:bookmarkStart w:colFirst="0" w:colLast="0" w:name="_eplrrph1lx3f" w:id="21"/>
+      <w:bookmarkEnd w:id="21"/>
       <w:r>
         <w:rPr>
           <w:rtl w:val="0"/>
@@ -3222,8 +3343,8 @@
         <w:pStyle w:val="Heading1"/>
         <w:rPr/>
       </w:pPr>
-      <w:bookmarkStart w:colFirst="0" w:colLast="0" w:name="_tij6hphekvp6" w:id="21"/>
-      <w:bookmarkEnd w:id="21"/>
+      <w:bookmarkStart w:colFirst="0" w:colLast="0" w:name="_tij6hphekvp6" w:id="22"/>
+      <w:bookmarkEnd w:id="22"/>
       <w:r>
         <w:rPr>
           <w:rtl w:val="0"/>
@@ -3430,6 +3551,226 @@
   <w:abstractNum w:abstractNumId="1">
     <w:lvl w:ilvl="0">
       <w:start w:val="1"/>
+      <w:numFmt w:val="bullet"/>
+      <w:lvlText w:val="●"/>
+      <w:lvlJc w:val="left"/>
+      <w:pPr>
+        <w:ind w:left="720" w:hanging="360"/>
+      </w:pPr>
+      <w:rPr>
+        <w:u w:val="none"/>
+      </w:rPr>
+    </w:lvl>
+    <w:lvl w:ilvl="1">
+      <w:start w:val="1"/>
+      <w:numFmt w:val="bullet"/>
+      <w:lvlText w:val="○"/>
+      <w:lvlJc w:val="left"/>
+      <w:pPr>
+        <w:ind w:left="1440" w:hanging="360"/>
+      </w:pPr>
+      <w:rPr>
+        <w:u w:val="none"/>
+      </w:rPr>
+    </w:lvl>
+    <w:lvl w:ilvl="2">
+      <w:start w:val="1"/>
+      <w:numFmt w:val="bullet"/>
+      <w:lvlText w:val="■"/>
+      <w:lvlJc w:val="left"/>
+      <w:pPr>
+        <w:ind w:left="2160" w:hanging="360"/>
+      </w:pPr>
+      <w:rPr>
+        <w:u w:val="none"/>
+      </w:rPr>
+    </w:lvl>
+    <w:lvl w:ilvl="3">
+      <w:start w:val="1"/>
+      <w:numFmt w:val="bullet"/>
+      <w:lvlText w:val="●"/>
+      <w:lvlJc w:val="left"/>
+      <w:pPr>
+        <w:ind w:left="2880" w:hanging="360"/>
+      </w:pPr>
+      <w:rPr>
+        <w:u w:val="none"/>
+      </w:rPr>
+    </w:lvl>
+    <w:lvl w:ilvl="4">
+      <w:start w:val="1"/>
+      <w:numFmt w:val="bullet"/>
+      <w:lvlText w:val="○"/>
+      <w:lvlJc w:val="left"/>
+      <w:pPr>
+        <w:ind w:left="3600" w:hanging="360"/>
+      </w:pPr>
+      <w:rPr>
+        <w:u w:val="none"/>
+      </w:rPr>
+    </w:lvl>
+    <w:lvl w:ilvl="5">
+      <w:start w:val="1"/>
+      <w:numFmt w:val="bullet"/>
+      <w:lvlText w:val="■"/>
+      <w:lvlJc w:val="left"/>
+      <w:pPr>
+        <w:ind w:left="4320" w:hanging="360"/>
+      </w:pPr>
+      <w:rPr>
+        <w:u w:val="none"/>
+      </w:rPr>
+    </w:lvl>
+    <w:lvl w:ilvl="6">
+      <w:start w:val="1"/>
+      <w:numFmt w:val="bullet"/>
+      <w:lvlText w:val="●"/>
+      <w:lvlJc w:val="left"/>
+      <w:pPr>
+        <w:ind w:left="5040" w:hanging="360"/>
+      </w:pPr>
+      <w:rPr>
+        <w:u w:val="none"/>
+      </w:rPr>
+    </w:lvl>
+    <w:lvl w:ilvl="7">
+      <w:start w:val="1"/>
+      <w:numFmt w:val="bullet"/>
+      <w:lvlText w:val="○"/>
+      <w:lvlJc w:val="left"/>
+      <w:pPr>
+        <w:ind w:left="5760" w:hanging="360"/>
+      </w:pPr>
+      <w:rPr>
+        <w:u w:val="none"/>
+      </w:rPr>
+    </w:lvl>
+    <w:lvl w:ilvl="8">
+      <w:start w:val="1"/>
+      <w:numFmt w:val="bullet"/>
+      <w:lvlText w:val="■"/>
+      <w:lvlJc w:val="left"/>
+      <w:pPr>
+        <w:ind w:left="6480" w:hanging="360"/>
+      </w:pPr>
+      <w:rPr>
+        <w:u w:val="none"/>
+      </w:rPr>
+    </w:lvl>
+  </w:abstractNum>
+  <w:abstractNum w:abstractNumId="2">
+    <w:lvl w:ilvl="0">
+      <w:start w:val="1"/>
+      <w:numFmt w:val="bullet"/>
+      <w:lvlText w:val="●"/>
+      <w:lvlJc w:val="left"/>
+      <w:pPr>
+        <w:ind w:left="720" w:hanging="360"/>
+      </w:pPr>
+      <w:rPr>
+        <w:u w:val="none"/>
+      </w:rPr>
+    </w:lvl>
+    <w:lvl w:ilvl="1">
+      <w:start w:val="1"/>
+      <w:numFmt w:val="bullet"/>
+      <w:lvlText w:val="○"/>
+      <w:lvlJc w:val="left"/>
+      <w:pPr>
+        <w:ind w:left="1440" w:hanging="360"/>
+      </w:pPr>
+      <w:rPr>
+        <w:u w:val="none"/>
+      </w:rPr>
+    </w:lvl>
+    <w:lvl w:ilvl="2">
+      <w:start w:val="1"/>
+      <w:numFmt w:val="bullet"/>
+      <w:lvlText w:val="■"/>
+      <w:lvlJc w:val="left"/>
+      <w:pPr>
+        <w:ind w:left="2160" w:hanging="360"/>
+      </w:pPr>
+      <w:rPr>
+        <w:u w:val="none"/>
+      </w:rPr>
+    </w:lvl>
+    <w:lvl w:ilvl="3">
+      <w:start w:val="1"/>
+      <w:numFmt w:val="bullet"/>
+      <w:lvlText w:val="●"/>
+      <w:lvlJc w:val="left"/>
+      <w:pPr>
+        <w:ind w:left="2880" w:hanging="360"/>
+      </w:pPr>
+      <w:rPr>
+        <w:u w:val="none"/>
+      </w:rPr>
+    </w:lvl>
+    <w:lvl w:ilvl="4">
+      <w:start w:val="1"/>
+      <w:numFmt w:val="bullet"/>
+      <w:lvlText w:val="○"/>
+      <w:lvlJc w:val="left"/>
+      <w:pPr>
+        <w:ind w:left="3600" w:hanging="360"/>
+      </w:pPr>
+      <w:rPr>
+        <w:u w:val="none"/>
+      </w:rPr>
+    </w:lvl>
+    <w:lvl w:ilvl="5">
+      <w:start w:val="1"/>
+      <w:numFmt w:val="bullet"/>
+      <w:lvlText w:val="■"/>
+      <w:lvlJc w:val="left"/>
+      <w:pPr>
+        <w:ind w:left="4320" w:hanging="360"/>
+      </w:pPr>
+      <w:rPr>
+        <w:u w:val="none"/>
+      </w:rPr>
+    </w:lvl>
+    <w:lvl w:ilvl="6">
+      <w:start w:val="1"/>
+      <w:numFmt w:val="bullet"/>
+      <w:lvlText w:val="●"/>
+      <w:lvlJc w:val="left"/>
+      <w:pPr>
+        <w:ind w:left="5040" w:hanging="360"/>
+      </w:pPr>
+      <w:rPr>
+        <w:u w:val="none"/>
+      </w:rPr>
+    </w:lvl>
+    <w:lvl w:ilvl="7">
+      <w:start w:val="1"/>
+      <w:numFmt w:val="bullet"/>
+      <w:lvlText w:val="○"/>
+      <w:lvlJc w:val="left"/>
+      <w:pPr>
+        <w:ind w:left="5760" w:hanging="360"/>
+      </w:pPr>
+      <w:rPr>
+        <w:u w:val="none"/>
+      </w:rPr>
+    </w:lvl>
+    <w:lvl w:ilvl="8">
+      <w:start w:val="1"/>
+      <w:numFmt w:val="bullet"/>
+      <w:lvlText w:val="■"/>
+      <w:lvlJc w:val="left"/>
+      <w:pPr>
+        <w:ind w:left="6480" w:hanging="360"/>
+      </w:pPr>
+      <w:rPr>
+        <w:u w:val="none"/>
+      </w:rPr>
+    </w:lvl>
+  </w:abstractNum>
+  <w:abstractNum w:abstractNumId="3">
+    <w:lvl w:ilvl="0">
+      <w:start w:val="1"/>
       <w:numFmt w:val="decimal"/>
       <w:lvlText w:val="%1."/>
       <w:lvlJc w:val="left"/>
@@ -3537,7 +3878,7 @@
       </w:rPr>
     </w:lvl>
   </w:abstractNum>
-  <w:abstractNum w:abstractNumId="2">
+  <w:abstractNum w:abstractNumId="4">
     <w:lvl w:ilvl="0">
       <w:start w:val="1"/>
       <w:numFmt w:val="decimal"/>
@@ -3652,6 +3993,12 @@
   </w:num>
   <w:num w:numId="2">
     <w:abstractNumId w:val="2"/>
+  </w:num>
+  <w:num w:numId="3">
+    <w:abstractNumId w:val="3"/>
+  </w:num>
+  <w:num w:numId="4">
+    <w:abstractNumId w:val="4"/>
   </w:num>
 </w:numbering>
 </file>

--- a/CA1 - Capstone Project Proposal.docx
+++ b/CA1 - Capstone Project Proposal.docx
@@ -17,7 +17,7 @@
                   <wp:posOffset>428625</wp:posOffset>
                 </wp:positionH>
                 <wp:positionV relativeFrom="margin">
-                  <wp:posOffset>-1170303</wp:posOffset>
+                  <wp:posOffset>-1170302</wp:posOffset>
                 </wp:positionV>
                 <wp:extent cx="228600" cy="10403359"/>
                 <wp:effectExtent b="0" l="0" r="0" t="0"/>
@@ -83,8 +83,8 @@
                             <a:xfrm>
                               <a:off x="5231700" y="0"/>
                               <a:ext cx="228600" cy="7560000"/>
-                              <a:chOff x="0" y="0"/>
-                              <a:chExt cx="228600" cy="9144000"/>
+                              <a:chOff x="5231700" y="0"/>
+                              <a:chExt cx="228600" cy="7560000"/>
                             </a:xfrm>
                           </wpg:grpSpPr>
                           <wps:wsp>
@@ -92,8 +92,8 @@
                             <wps:cNvPr id="6" name="Shape 6"/>
                             <wps:spPr>
                               <a:xfrm>
-                                <a:off x="0" y="0"/>
-                                <a:ext cx="228600" cy="9144000"/>
+                                <a:off x="5231700" y="0"/>
+                                <a:ext cx="228600" cy="7560000"/>
                               </a:xfrm>
                               <a:prstGeom prst="rect">
                                 <a:avLst/>
@@ -119,74 +119,117 @@
                               <a:noAutofit/>
                             </wps:bodyPr>
                           </wps:wsp>
-                          <wps:wsp>
-                            <wps:cNvSpPr/>
-                            <wps:cNvPr id="7" name="Shape 7"/>
-                            <wps:spPr>
+                          <wpg:grpSp>
+                            <wpg:cNvGrpSpPr/>
+                            <wpg:grpSpPr>
                               <a:xfrm>
-                                <a:off x="0" y="0"/>
-                                <a:ext cx="228600" cy="8782050"/>
+                                <a:off x="5231700" y="0"/>
+                                <a:ext cx="228600" cy="7560000"/>
+                                <a:chOff x="0" y="0"/>
+                                <a:chExt cx="228600" cy="9144000"/>
                               </a:xfrm>
-                              <a:prstGeom prst="rect">
-                                <a:avLst/>
-                              </a:prstGeom>
-                              <a:solidFill>
-                                <a:schemeClr val="accent2"/>
-                              </a:solidFill>
-                              <a:ln>
+                            </wpg:grpSpPr>
+                            <wps:wsp>
+                              <wps:cNvSpPr/>
+                              <wps:cNvPr id="8" name="Shape 8"/>
+                              <wps:spPr>
+                                <a:xfrm>
+                                  <a:off x="0" y="0"/>
+                                  <a:ext cx="228600" cy="9144000"/>
+                                </a:xfrm>
+                                <a:prstGeom prst="rect">
+                                  <a:avLst/>
+                                </a:prstGeom>
                                 <a:noFill/>
-                              </a:ln>
-                            </wps:spPr>
-                            <wps:txbx>
-                              <w:txbxContent>
-                                <w:p>
-                                  <w:pPr>
-                                    <w:spacing w:after="0" w:before="0" w:line="240"/>
-                                    <w:ind w:left="0" w:right="0" w:firstLine="0"/>
-                                    <w:jc w:val="left"/>
-                                    <w:textDirection w:val="btLr"/>
-                                  </w:pPr>
-                                </w:p>
-                              </w:txbxContent>
-                            </wps:txbx>
-                            <wps:bodyPr anchorCtr="0" anchor="ctr" bIns="91425" lIns="91425" spcFirstLastPara="1" rIns="91425" wrap="square" tIns="91425">
-                              <a:noAutofit/>
-                            </wps:bodyPr>
-                          </wps:wsp>
-                          <wps:wsp>
-                            <wps:cNvSpPr/>
-                            <wps:cNvPr id="8" name="Shape 8"/>
-                            <wps:spPr>
-                              <a:xfrm>
-                                <a:off x="0" y="8915400"/>
-                                <a:ext cx="228600" cy="228600"/>
-                              </a:xfrm>
-                              <a:prstGeom prst="rect">
-                                <a:avLst/>
-                              </a:prstGeom>
-                              <a:solidFill>
-                                <a:schemeClr val="accent1"/>
-                              </a:solidFill>
-                              <a:ln>
-                                <a:noFill/>
-                              </a:ln>
-                            </wps:spPr>
-                            <wps:txbx>
-                              <w:txbxContent>
-                                <w:p>
-                                  <w:pPr>
-                                    <w:spacing w:after="0" w:before="0" w:line="240"/>
-                                    <w:ind w:left="0" w:right="0" w:firstLine="0"/>
-                                    <w:jc w:val="left"/>
-                                    <w:textDirection w:val="btLr"/>
-                                  </w:pPr>
-                                </w:p>
-                              </w:txbxContent>
-                            </wps:txbx>
-                            <wps:bodyPr anchorCtr="0" anchor="ctr" bIns="91425" lIns="91425" spcFirstLastPara="1" rIns="91425" wrap="square" tIns="91425">
-                              <a:noAutofit/>
-                            </wps:bodyPr>
-                          </wps:wsp>
+                                <a:ln>
+                                  <a:noFill/>
+                                </a:ln>
+                              </wps:spPr>
+                              <wps:txbx>
+                                <w:txbxContent>
+                                  <w:p>
+                                    <w:pPr>
+                                      <w:spacing w:after="0" w:before="0" w:line="240"/>
+                                      <w:ind w:left="0" w:right="0" w:firstLine="0"/>
+                                      <w:jc w:val="left"/>
+                                      <w:textDirection w:val="btLr"/>
+                                    </w:pPr>
+                                  </w:p>
+                                </w:txbxContent>
+                              </wps:txbx>
+                              <wps:bodyPr anchorCtr="0" anchor="ctr" bIns="91425" lIns="91425" spcFirstLastPara="1" rIns="91425" wrap="square" tIns="91425">
+                                <a:noAutofit/>
+                              </wps:bodyPr>
+                            </wps:wsp>
+                            <wps:wsp>
+                              <wps:cNvSpPr/>
+                              <wps:cNvPr id="9" name="Shape 9"/>
+                              <wps:spPr>
+                                <a:xfrm>
+                                  <a:off x="0" y="0"/>
+                                  <a:ext cx="228600" cy="8782050"/>
+                                </a:xfrm>
+                                <a:prstGeom prst="rect">
+                                  <a:avLst/>
+                                </a:prstGeom>
+                                <a:solidFill>
+                                  <a:schemeClr val="accent2"/>
+                                </a:solidFill>
+                                <a:ln>
+                                  <a:noFill/>
+                                </a:ln>
+                              </wps:spPr>
+                              <wps:txbx>
+                                <w:txbxContent>
+                                  <w:p>
+                                    <w:pPr>
+                                      <w:spacing w:after="0" w:before="0" w:line="240"/>
+                                      <w:ind w:left="0" w:right="0" w:firstLine="0"/>
+                                      <w:jc w:val="left"/>
+                                      <w:textDirection w:val="btLr"/>
+                                    </w:pPr>
+                                  </w:p>
+                                </w:txbxContent>
+                              </wps:txbx>
+                              <wps:bodyPr anchorCtr="0" anchor="ctr" bIns="91425" lIns="91425" spcFirstLastPara="1" rIns="91425" wrap="square" tIns="91425">
+                                <a:noAutofit/>
+                              </wps:bodyPr>
+                            </wps:wsp>
+                            <wps:wsp>
+                              <wps:cNvSpPr/>
+                              <wps:cNvPr id="10" name="Shape 10"/>
+                              <wps:spPr>
+                                <a:xfrm>
+                                  <a:off x="0" y="8915400"/>
+                                  <a:ext cx="228600" cy="228600"/>
+                                </a:xfrm>
+                                <a:prstGeom prst="rect">
+                                  <a:avLst/>
+                                </a:prstGeom>
+                                <a:solidFill>
+                                  <a:schemeClr val="accent1"/>
+                                </a:solidFill>
+                                <a:ln>
+                                  <a:noFill/>
+                                </a:ln>
+                              </wps:spPr>
+                              <wps:txbx>
+                                <w:txbxContent>
+                                  <w:p>
+                                    <w:pPr>
+                                      <w:spacing w:after="0" w:before="0" w:line="240"/>
+                                      <w:ind w:left="0" w:right="0" w:firstLine="0"/>
+                                      <w:jc w:val="left"/>
+                                      <w:textDirection w:val="btLr"/>
+                                    </w:pPr>
+                                  </w:p>
+                                </w:txbxContent>
+                              </wps:txbx>
+                              <wps:bodyPr anchorCtr="0" anchor="ctr" bIns="91425" lIns="91425" spcFirstLastPara="1" rIns="91425" wrap="square" tIns="91425">
+                                <a:noAutofit/>
+                              </wps:bodyPr>
+                            </wps:wsp>
+                          </wpg:grpSp>
                         </wpg:grpSp>
                       </wpg:grpSp>
                     </wpg:wgp>
@@ -203,17 +246,17 @@
                   <wp:posOffset>428625</wp:posOffset>
                 </wp:positionH>
                 <wp:positionV relativeFrom="margin">
-                  <wp:posOffset>-1170303</wp:posOffset>
+                  <wp:posOffset>-1170302</wp:posOffset>
                 </wp:positionV>
                 <wp:extent cx="228600" cy="10403359"/>
                 <wp:effectExtent b="0" l="0" r="0" t="0"/>
                 <wp:wrapNone/>
-                <wp:docPr id="2" name="image3.png"/>
+                <wp:docPr id="2" name="image4.png"/>
                 <a:graphic>
                   <a:graphicData uri="http://schemas.openxmlformats.org/drawingml/2006/picture">
                     <pic:pic>
                       <pic:nvPicPr>
-                        <pic:cNvPr id="0" name="image3.png"/>
+                        <pic:cNvPr id="0" name="image4.png"/>
                         <pic:cNvPicPr preferRelativeResize="0"/>
                       </pic:nvPicPr>
                       <pic:blipFill>
@@ -248,7 +291,7 @@
               <wp:posOffset>4174490</wp:posOffset>
             </wp:positionH>
             <wp:positionV relativeFrom="margin">
-              <wp:posOffset>-276223</wp:posOffset>
+              <wp:posOffset>-276222</wp:posOffset>
             </wp:positionV>
             <wp:extent cx="2206625" cy="762000"/>
             <wp:effectExtent b="0" l="0" r="0" t="0"/>
@@ -1157,12 +1200,12 @@
               <wp:anchor allowOverlap="1" behindDoc="0" distB="0" distT="0" distL="114300" distR="114300" hidden="0" layoutInCell="1" locked="0" relativeHeight="0" simplePos="0">
                 <wp:simplePos x="0" y="0"/>
                 <wp:positionH relativeFrom="column">
-                  <wp:posOffset>-14286</wp:posOffset>
+                  <wp:posOffset>-28572</wp:posOffset>
                 </wp:positionH>
                 <wp:positionV relativeFrom="paragraph">
-                  <wp:posOffset>477838</wp:posOffset>
+                  <wp:posOffset>463551</wp:posOffset>
                 </wp:positionV>
-                <wp:extent cx="5829300" cy="2905125"/>
+                <wp:extent cx="5857875" cy="2933700"/>
                 <wp:effectExtent b="0" l="0" r="0" t="0"/>
                 <wp:wrapNone/>
                 <wp:docPr id="1" name=""/>
@@ -1330,20 +1373,20 @@
               <wp:anchor allowOverlap="1" behindDoc="0" distB="0" distT="0" distL="114300" distR="114300" hidden="0" layoutInCell="1" locked="0" relativeHeight="0" simplePos="0">
                 <wp:simplePos x="0" y="0"/>
                 <wp:positionH relativeFrom="column">
-                  <wp:posOffset>-14286</wp:posOffset>
+                  <wp:posOffset>-28572</wp:posOffset>
                 </wp:positionH>
                 <wp:positionV relativeFrom="paragraph">
-                  <wp:posOffset>477838</wp:posOffset>
+                  <wp:posOffset>463551</wp:posOffset>
                 </wp:positionV>
-                <wp:extent cx="5829300" cy="2905125"/>
+                <wp:extent cx="5857875" cy="2933700"/>
                 <wp:effectExtent b="0" l="0" r="0" t="0"/>
                 <wp:wrapNone/>
-                <wp:docPr id="1" name="image2.png"/>
+                <wp:docPr id="1" name="image3.png"/>
                 <a:graphic>
                   <a:graphicData uri="http://schemas.openxmlformats.org/drawingml/2006/picture">
                     <pic:pic>
                       <pic:nvPicPr>
-                        <pic:cNvPr id="0" name="image2.png"/>
+                        <pic:cNvPr id="0" name="image3.png"/>
                         <pic:cNvPicPr preferRelativeResize="0"/>
                       </pic:nvPicPr>
                       <pic:blipFill>
@@ -1356,7 +1399,7 @@
                       <pic:spPr>
                         <a:xfrm>
                           <a:off x="0" y="0"/>
-                          <a:ext cx="5829300" cy="2905125"/>
+                          <a:ext cx="5857875" cy="2933700"/>
                         </a:xfrm>
                         <a:prstGeom prst="rect"/>
                         <a:ln/>
@@ -1393,16 +1436,6 @@
     <w:p>
       <w:pPr>
         <w:rPr/>
-      </w:pPr>
-      <w:r>
-        <w:rPr>
-          <w:rtl w:val="0"/>
-        </w:rPr>
-      </w:r>
-    </w:p>
-    <w:p>
-      <w:pPr>
-        <w:rPr/>
         <w:sectPr>
           <w:pgSz w:h="16838" w:w="11906" w:orient="portrait"/>
           <w:pgMar w:bottom="1440" w:top="1440" w:left="1440" w:right="1440" w:header="708" w:footer="708"/>
@@ -1743,7 +1776,7 @@
     </w:p>
     <w:sdt>
       <w:sdtPr>
-        <w:id w:val="-82204959"/>
+        <w:id w:val="-1960104322"/>
         <w:docPartObj>
           <w:docPartGallery w:val="Table of Contents"/>
           <w:docPartUnique w:val="1"/>
@@ -1775,7 +1808,7 @@
             <w:instrText xml:space="preserve"> TOC \h \u \z \t "Heading 1,1,Heading 2,2,Heading 3,3,"</w:instrText>
             <w:fldChar w:fldCharType="separate"/>
           </w:r>
-          <w:hyperlink w:anchor="_3uk6h3twobx0">
+          <w:hyperlink w:anchor="_d9j7i88gom3b">
             <w:r>
               <w:rPr>
                 <w:color w:val="000000"/>
@@ -1816,7 +1849,7 @@
             </w:rPr>
             <w:t xml:space="preserve">1. Project Title</w:t>
           </w:r>
-          <w:hyperlink w:anchor="_12kf3auyzmdt">
+          <w:hyperlink w:anchor="_bxd8mdjnh2at">
             <w:r>
               <w:rPr>
                 <w:color w:val="000000"/>
@@ -1860,7 +1893,7 @@
             </w:rPr>
             <w:t xml:space="preserve">2. Introduction</w:t>
           </w:r>
-          <w:hyperlink w:anchor="_gafuvo4q39l9">
+          <w:hyperlink w:anchor="_3qsybt15sik8">
             <w:r>
               <w:rPr>
                 <w:color w:val="000000"/>
@@ -1904,7 +1937,7 @@
             </w:rPr>
             <w:t xml:space="preserve">3. Problem Definition</w:t>
           </w:r>
-          <w:hyperlink w:anchor="_22vj10f8hr3m">
+          <w:hyperlink w:anchor="_8ib9tfj4rtw5">
             <w:r>
               <w:rPr>
                 <w:color w:val="000000"/>
@@ -1947,7 +1980,7 @@
             </w:rPr>
             <w:t xml:space="preserve">4. Aim and Objectives</w:t>
           </w:r>
-          <w:hyperlink w:anchor="_eplrrph1lx3f">
+          <w:hyperlink w:anchor="_9uuzpv61bt43">
             <w:r>
               <w:rPr>
                 <w:color w:val="000000"/>
@@ -1981,7 +2014,7 @@
             </w:rPr>
             <w:t xml:space="preserve">5. Scope</w:t>
           </w:r>
-          <w:hyperlink w:anchor="_eplrrph1lx3f">
+          <w:hyperlink w:anchor="_9uuzpv61bt43">
             <w:r>
               <w:rPr>
                 <w:rtl w:val="0"/>
@@ -2014,7 +2047,7 @@
             </w:rPr>
             <w:t xml:space="preserve">6. Methodology</w:t>
           </w:r>
-          <w:hyperlink w:anchor="_eplrrph1lx3f">
+          <w:hyperlink w:anchor="_9uuzpv61bt43">
             <w:r>
               <w:rPr>
                 <w:rtl w:val="0"/>
@@ -2047,7 +2080,7 @@
             </w:rPr>
             <w:t xml:space="preserve">7. Data Sources</w:t>
           </w:r>
-          <w:hyperlink w:anchor="_eplrrph1lx3f">
+          <w:hyperlink w:anchor="_9uuzpv61bt43">
             <w:r>
               <w:rPr>
                 <w:rtl w:val="0"/>
@@ -2080,7 +2113,7 @@
             </w:rPr>
             <w:t xml:space="preserve">8. Expected Deliverables</w:t>
           </w:r>
-          <w:hyperlink w:anchor="_eplrrph1lx3f">
+          <w:hyperlink w:anchor="_9uuzpv61bt43">
             <w:r>
               <w:rPr>
                 <w:rtl w:val="0"/>
@@ -2113,7 +2146,7 @@
             </w:rPr>
             <w:t xml:space="preserve">9. Project Timeline</w:t>
           </w:r>
-          <w:hyperlink w:anchor="_eplrrph1lx3f">
+          <w:hyperlink w:anchor="_9uuzpv61bt43">
             <w:r>
               <w:rPr>
                 <w:rtl w:val="0"/>
@@ -2146,7 +2179,7 @@
             </w:rPr>
             <w:t xml:space="preserve">10. Ethical and Legal Considerations</w:t>
           </w:r>
-          <w:hyperlink w:anchor="_eplrrph1lx3f">
+          <w:hyperlink w:anchor="_9uuzpv61bt43">
             <w:r>
               <w:rPr>
                 <w:rtl w:val="0"/>
@@ -2179,7 +2212,7 @@
             </w:rPr>
             <w:t xml:space="preserve">References</w:t>
           </w:r>
-          <w:hyperlink w:anchor="_eplrrph1lx3f">
+          <w:hyperlink w:anchor="_9uuzpv61bt43">
             <w:r>
               <w:rPr>
                 <w:rtl w:val="0"/>
@@ -2254,16 +2287,6 @@
     <w:p>
       <w:pPr>
         <w:rPr/>
-      </w:pPr>
-      <w:r>
-        <w:rPr>
-          <w:rtl w:val="0"/>
-        </w:rPr>
-      </w:r>
-    </w:p>
-    <w:p>
-      <w:pPr>
-        <w:rPr/>
         <w:sectPr>
           <w:footerReference r:id="rId8" w:type="default"/>
           <w:type w:val="nextPage"/>
@@ -2285,11 +2308,10 @@
           <w:numId w:val="4"/>
         </w:numPr>
         <w:ind w:left="720" w:hanging="360"/>
-        <w:rPr>
-          <w:u w:val="none"/>
-        </w:rPr>
-      </w:pPr>
-      <w:bookmarkStart w:colFirst="0" w:colLast="0" w:name="_vwu6d9z7qgiz" w:id="0"/>
+        <w:jc w:val="both"/>
+        <w:rPr/>
+      </w:pPr>
+      <w:bookmarkStart w:colFirst="0" w:colLast="0" w:name="_t1nlbosncosn" w:id="0"/>
       <w:bookmarkEnd w:id="0"/>
       <w:r>
         <w:rPr>
@@ -2297,9 +2319,15 @@
         </w:rPr>
         <w:t xml:space="preserve">Project Title</w:t>
       </w:r>
-    </w:p>
-    <w:p>
-      <w:pPr>
+      <w:r>
+        <w:rPr>
+          <w:rtl w:val="0"/>
+        </w:rPr>
+      </w:r>
+    </w:p>
+    <w:p>
+      <w:pPr>
+        <w:jc w:val="both"/>
         <w:rPr/>
       </w:pPr>
       <w:r>
@@ -2317,9 +2345,10 @@
           <w:numId w:val="4"/>
         </w:numPr>
         <w:ind w:left="720" w:hanging="360"/>
-        <w:rPr/>
-      </w:pPr>
-      <w:bookmarkStart w:colFirst="0" w:colLast="0" w:name="_pmj6xdlaws90" w:id="1"/>
+        <w:jc w:val="both"/>
+        <w:rPr/>
+      </w:pPr>
+      <w:bookmarkStart w:colFirst="0" w:colLast="0" w:name="_kexuwf2gsbgu" w:id="1"/>
       <w:bookmarkEnd w:id="1"/>
       <w:r>
         <w:rPr>
@@ -2330,6 +2359,7 @@
     </w:p>
     <w:p>
       <w:pPr>
+        <w:jc w:val="both"/>
         <w:rPr/>
       </w:pPr>
       <w:r>
@@ -2341,6 +2371,7 @@
     </w:p>
     <w:p>
       <w:pPr>
+        <w:jc w:val="both"/>
         <w:rPr/>
       </w:pPr>
       <w:r>
@@ -2352,6 +2383,7 @@
     </w:p>
     <w:p>
       <w:pPr>
+        <w:jc w:val="both"/>
         <w:rPr/>
       </w:pPr>
       <w:r>
@@ -2363,6 +2395,7 @@
     </w:p>
     <w:p>
       <w:pPr>
+        <w:jc w:val="both"/>
         <w:rPr/>
       </w:pPr>
       <w:r>
@@ -2380,9 +2413,10 @@
           <w:numId w:val="4"/>
         </w:numPr>
         <w:ind w:left="720" w:hanging="360"/>
-        <w:rPr/>
-      </w:pPr>
-      <w:bookmarkStart w:colFirst="0" w:colLast="0" w:name="_nn0ti8il1zsq" w:id="2"/>
+        <w:jc w:val="both"/>
+        <w:rPr/>
+      </w:pPr>
+      <w:bookmarkStart w:colFirst="0" w:colLast="0" w:name="_qwg2uy9o4da5" w:id="2"/>
       <w:bookmarkEnd w:id="2"/>
       <w:r>
         <w:rPr>
@@ -2393,29 +2427,19 @@
     </w:p>
     <w:p>
       <w:pPr>
-        <w:rPr/>
-      </w:pPr>
-      <w:r>
-        <w:rPr>
-          <w:rtl w:val="0"/>
-        </w:rPr>
-        <w:t xml:space="preserve">The business problem is uncertainty about how long an object will remain in orbit. A  satellite operator or launch provider must </w:t>
-      </w:r>
-      <w:r>
-        <w:rPr>
-          <w:rtl w:val="0"/>
-        </w:rPr>
-        <w:t xml:space="preserve">judge</w:t>
-      </w:r>
-      <w:r>
-        <w:rPr>
-          <w:rtl w:val="0"/>
-        </w:rPr>
-        <w:t xml:space="preserve"> whether hardware left in a given orbit will re-enter within the five-year limit. A regulator must then check that judgement. </w:t>
-      </w:r>
-    </w:p>
-    <w:p>
-      <w:pPr>
+        <w:jc w:val="both"/>
+        <w:rPr/>
+      </w:pPr>
+      <w:r>
+        <w:rPr>
+          <w:rtl w:val="0"/>
+        </w:rPr>
+        <w:t xml:space="preserve">The business problem is uncertainty about how long an object will remain in orbit. A  satellite operator or launch provider must judge whether hardware left in a given orbit will re-enter within the five-year limit. A regulator must then check that judgement. </w:t>
+      </w:r>
+    </w:p>
+    <w:p>
+      <w:pPr>
+        <w:jc w:val="both"/>
         <w:rPr/>
       </w:pPr>
       <w:r>
@@ -2427,6 +2451,7 @@
     </w:p>
     <w:p>
       <w:pPr>
+        <w:jc w:val="both"/>
         <w:rPr/>
       </w:pPr>
       <w:r>
@@ -2438,6 +2463,7 @@
     </w:p>
     <w:p>
       <w:pPr>
+        <w:jc w:val="both"/>
         <w:rPr/>
       </w:pPr>
       <w:r>
@@ -2455,26 +2481,31 @@
           <w:numId w:val="4"/>
         </w:numPr>
         <w:ind w:left="720" w:hanging="360"/>
-        <w:rPr>
-          <w:u w:val="none"/>
-        </w:rPr>
-      </w:pPr>
-      <w:bookmarkStart w:colFirst="0" w:colLast="0" w:name="_si8j6ipodqu7" w:id="3"/>
+        <w:jc w:val="both"/>
+        <w:rPr/>
+      </w:pPr>
+      <w:bookmarkStart w:colFirst="0" w:colLast="0" w:name="_a42v73ye4j6x" w:id="3"/>
       <w:bookmarkEnd w:id="3"/>
       <w:r>
         <w:rPr>
           <w:rtl w:val="0"/>
         </w:rPr>
         <w:t xml:space="preserve">Aim and Objectives</w:t>
+      </w:r>
+      <w:r>
+        <w:rPr>
+          <w:rtl w:val="0"/>
+        </w:rPr>
       </w:r>
     </w:p>
     <w:p>
       <w:pPr>
         <w:pStyle w:val="Heading2"/>
         <w:ind w:left="0" w:firstLine="0"/>
-        <w:rPr/>
-      </w:pPr>
-      <w:bookmarkStart w:colFirst="0" w:colLast="0" w:name="_59npii2cvedp" w:id="4"/>
+        <w:jc w:val="both"/>
+        <w:rPr/>
+      </w:pPr>
+      <w:bookmarkStart w:colFirst="0" w:colLast="0" w:name="_t1usayl7eqbu" w:id="4"/>
       <w:bookmarkEnd w:id="4"/>
       <w:r>
         <w:rPr>
@@ -2485,6 +2516,7 @@
     </w:p>
     <w:p>
       <w:pPr>
+        <w:jc w:val="both"/>
         <w:rPr/>
       </w:pPr>
       <w:r>
@@ -2498,9 +2530,10 @@
       <w:pPr>
         <w:pStyle w:val="Heading2"/>
         <w:ind w:left="0" w:firstLine="0"/>
-        <w:rPr/>
-      </w:pPr>
-      <w:bookmarkStart w:colFirst="0" w:colLast="0" w:name="_crub8m14vq0" w:id="5"/>
+        <w:jc w:val="both"/>
+        <w:rPr/>
+      </w:pPr>
+      <w:bookmarkStart w:colFirst="0" w:colLast="0" w:name="_25fbmp1ivljm" w:id="5"/>
       <w:bookmarkEnd w:id="5"/>
       <w:r>
         <w:rPr>
@@ -2515,17 +2548,21 @@
           <w:ilvl w:val="0"/>
           <w:numId w:val="3"/>
         </w:numPr>
-        <w:spacing w:after="0" w:afterAutospacing="0"/>
+        <w:spacing w:after="0" w:lineRule="auto"/>
         <w:ind w:left="720" w:hanging="360"/>
-        <w:rPr>
-          <w:u w:val="none"/>
-        </w:rPr>
+        <w:jc w:val="both"/>
+        <w:rPr/>
       </w:pPr>
       <w:r>
         <w:rPr>
           <w:rtl w:val="0"/>
         </w:rPr>
         <w:t xml:space="preserve">Build one cleaned and labelled dataset that combines orbit-history records, re-entry dates, daily space-weather data and object properties.</w:t>
+      </w:r>
+      <w:r>
+        <w:rPr>
+          <w:rtl w:val="0"/>
+        </w:rPr>
       </w:r>
     </w:p>
     <w:p>
@@ -2534,17 +2571,21 @@
           <w:ilvl w:val="0"/>
           <w:numId w:val="3"/>
         </w:numPr>
-        <w:spacing w:after="0" w:afterAutospacing="0"/>
+        <w:spacing w:after="0" w:lineRule="auto"/>
         <w:ind w:left="720" w:hanging="360"/>
-        <w:rPr>
-          <w:u w:val="none"/>
-        </w:rPr>
+        <w:jc w:val="both"/>
+        <w:rPr/>
       </w:pPr>
       <w:r>
         <w:rPr>
           <w:rtl w:val="0"/>
         </w:rPr>
         <w:t xml:space="preserve">Analyse how remaining lifetime changes with altitude, drag, object type and the phase of the solar cycle.</w:t>
+      </w:r>
+      <w:r>
+        <w:rPr>
+          <w:rtl w:val="0"/>
+        </w:rPr>
       </w:r>
     </w:p>
     <w:p>
@@ -2553,17 +2594,21 @@
           <w:ilvl w:val="0"/>
           <w:numId w:val="3"/>
         </w:numPr>
-        <w:spacing w:after="0" w:afterAutospacing="0"/>
+        <w:spacing w:after="0" w:lineRule="auto"/>
         <w:ind w:left="720" w:hanging="360"/>
-        <w:rPr>
-          <w:u w:val="none"/>
-        </w:rPr>
+        <w:jc w:val="both"/>
+        <w:rPr/>
       </w:pPr>
       <w:r>
         <w:rPr>
           <w:rtl w:val="0"/>
         </w:rPr>
         <w:t xml:space="preserve">Select and test suitable predictive models, and choose the model with the best accuracy and other evaluation measures.</w:t>
+      </w:r>
+      <w:r>
+        <w:rPr>
+          <w:rtl w:val="0"/>
+        </w:rPr>
       </w:r>
     </w:p>
     <w:p>
@@ -2572,17 +2617,21 @@
           <w:ilvl w:val="0"/>
           <w:numId w:val="3"/>
         </w:numPr>
-        <w:spacing w:after="0" w:afterAutospacing="0"/>
+        <w:spacing w:after="0" w:lineRule="auto"/>
         <w:ind w:left="720" w:hanging="360"/>
-        <w:rPr>
-          <w:u w:val="none"/>
-        </w:rPr>
+        <w:jc w:val="both"/>
+        <w:rPr/>
       </w:pPr>
       <w:r>
         <w:rPr>
           <w:rtl w:val="0"/>
         </w:rPr>
         <w:t xml:space="preserve">Test the selected model’s five-year compliance decisions on objects and later years not used in training.</w:t>
+      </w:r>
+      <w:r>
+        <w:rPr>
+          <w:rtl w:val="0"/>
+        </w:rPr>
       </w:r>
     </w:p>
     <w:p>
@@ -2592,24 +2641,29 @@
           <w:numId w:val="3"/>
         </w:numPr>
         <w:ind w:left="720" w:hanging="360"/>
-        <w:rPr>
-          <w:u w:val="none"/>
-        </w:rPr>
+        <w:jc w:val="both"/>
+        <w:rPr/>
       </w:pPr>
       <w:r>
         <w:rPr>
           <w:rtl w:val="0"/>
         </w:rPr>
         <w:t xml:space="preserve">Deliver an interactive dashboard that shows the estimated lifetime and compliance probability for a selected object or orbit.</w:t>
+      </w:r>
+      <w:r>
+        <w:rPr>
+          <w:rtl w:val="0"/>
+        </w:rPr>
       </w:r>
     </w:p>
     <w:p>
       <w:pPr>
         <w:pStyle w:val="Heading2"/>
         <w:ind w:left="0" w:firstLine="0"/>
-        <w:rPr/>
-      </w:pPr>
-      <w:bookmarkStart w:colFirst="0" w:colLast="0" w:name="_oeb0j2mrzpdn" w:id="6"/>
+        <w:jc w:val="both"/>
+        <w:rPr/>
+      </w:pPr>
+      <w:bookmarkStart w:colFirst="0" w:colLast="0" w:name="_blq8nqry79wh" w:id="6"/>
       <w:bookmarkEnd w:id="6"/>
       <w:r>
         <w:rPr>
@@ -2620,6 +2674,7 @@
     </w:p>
     <w:p>
       <w:pPr>
+        <w:jc w:val="both"/>
         <w:rPr/>
       </w:pPr>
       <w:r>
@@ -2633,9 +2688,10 @@
       <w:pPr>
         <w:pStyle w:val="Heading1"/>
         <w:ind w:left="708.6614173228347" w:hanging="283.46456692913375"/>
-        <w:rPr/>
-      </w:pPr>
-      <w:bookmarkStart w:colFirst="0" w:colLast="0" w:name="_493rj7b1gx3g" w:id="7"/>
+        <w:jc w:val="both"/>
+        <w:rPr/>
+      </w:pPr>
+      <w:bookmarkStart w:colFirst="0" w:colLast="0" w:name="_xoxes3n8ywpi" w:id="7"/>
       <w:bookmarkEnd w:id="7"/>
       <w:r>
         <w:rPr>
@@ -2648,9 +2704,10 @@
       <w:pPr>
         <w:pStyle w:val="Heading2"/>
         <w:ind w:left="0" w:firstLine="0"/>
-        <w:rPr/>
-      </w:pPr>
-      <w:bookmarkStart w:colFirst="0" w:colLast="0" w:name="_dk0fu031kqc" w:id="8"/>
+        <w:jc w:val="both"/>
+        <w:rPr/>
+      </w:pPr>
+      <w:bookmarkStart w:colFirst="0" w:colLast="0" w:name="_vu7mpfn103vr" w:id="8"/>
       <w:bookmarkEnd w:id="8"/>
       <w:r>
         <w:rPr>
@@ -2665,17 +2722,21 @@
           <w:ilvl w:val="0"/>
           <w:numId w:val="1"/>
         </w:numPr>
-        <w:spacing w:after="0" w:afterAutospacing="0"/>
+        <w:spacing w:after="0" w:lineRule="auto"/>
         <w:ind w:left="720" w:hanging="360"/>
-        <w:rPr>
-          <w:u w:val="none"/>
-        </w:rPr>
+        <w:jc w:val="both"/>
+        <w:rPr/>
       </w:pPr>
       <w:r>
         <w:rPr>
           <w:rtl w:val="0"/>
         </w:rPr>
         <w:t xml:space="preserve">tracked objects whose whole orbit lies below 2000 km;</w:t>
+      </w:r>
+      <w:r>
+        <w:rPr>
+          <w:rtl w:val="0"/>
+        </w:rPr>
       </w:r>
     </w:p>
     <w:p>
@@ -2684,17 +2745,21 @@
           <w:ilvl w:val="0"/>
           <w:numId w:val="1"/>
         </w:numPr>
-        <w:spacing w:after="0" w:afterAutospacing="0"/>
+        <w:spacing w:after="0" w:lineRule="auto"/>
         <w:ind w:left="720" w:hanging="360"/>
-        <w:rPr>
-          <w:u w:val="none"/>
-        </w:rPr>
+        <w:jc w:val="both"/>
+        <w:rPr/>
       </w:pPr>
       <w:r>
         <w:rPr>
           <w:rtl w:val="0"/>
         </w:rPr>
         <w:t xml:space="preserve">rocket bodies, mission-related objects, debris, and satellites whose mission has ended;</w:t>
+      </w:r>
+      <w:r>
+        <w:rPr>
+          <w:rtl w:val="0"/>
+        </w:rPr>
       </w:r>
     </w:p>
     <w:p>
@@ -2704,24 +2769,29 @@
           <w:numId w:val="1"/>
         </w:numPr>
         <w:ind w:left="720" w:hanging="360"/>
-        <w:rPr>
-          <w:u w:val="none"/>
-        </w:rPr>
+        <w:jc w:val="both"/>
+        <w:rPr/>
       </w:pPr>
       <w:r>
         <w:rPr>
           <w:rtl w:val="0"/>
         </w:rPr>
         <w:t xml:space="preserve">natural, uncontrolled decay in orbit records from 1959 to 2026.</w:t>
+      </w:r>
+      <w:r>
+        <w:rPr>
+          <w:rtl w:val="0"/>
+        </w:rPr>
       </w:r>
     </w:p>
     <w:p>
       <w:pPr>
         <w:pStyle w:val="Heading2"/>
         <w:ind w:left="0" w:firstLine="0"/>
-        <w:rPr/>
-      </w:pPr>
-      <w:bookmarkStart w:colFirst="0" w:colLast="0" w:name="_22g9aobq9pj8" w:id="9"/>
+        <w:jc w:val="both"/>
+        <w:rPr/>
+      </w:pPr>
+      <w:bookmarkStart w:colFirst="0" w:colLast="0" w:name="_k5i8h7e8zw0z" w:id="9"/>
       <w:bookmarkEnd w:id="9"/>
       <w:r>
         <w:rPr>
@@ -2736,17 +2806,21 @@
           <w:ilvl w:val="0"/>
           <w:numId w:val="2"/>
         </w:numPr>
-        <w:spacing w:after="0" w:afterAutospacing="0"/>
+        <w:spacing w:after="0" w:lineRule="auto"/>
         <w:ind w:left="720" w:hanging="360"/>
-        <w:rPr>
-          <w:u w:val="none"/>
-        </w:rPr>
+        <w:jc w:val="both"/>
+        <w:rPr/>
       </w:pPr>
       <w:r>
         <w:rPr>
           <w:rtl w:val="0"/>
         </w:rPr>
         <w:t xml:space="preserve">satellites that still manoeuvre, because raising the orbit interrupts natural decay;</w:t>
+      </w:r>
+      <w:r>
+        <w:rPr>
+          <w:rtl w:val="0"/>
+        </w:rPr>
       </w:r>
     </w:p>
     <w:p>
@@ -2755,17 +2829,21 @@
           <w:ilvl w:val="0"/>
           <w:numId w:val="2"/>
         </w:numPr>
-        <w:spacing w:after="0" w:afterAutospacing="0"/>
+        <w:spacing w:after="0" w:lineRule="auto"/>
         <w:ind w:left="720" w:hanging="360"/>
-        <w:rPr>
-          <w:u w:val="none"/>
-        </w:rPr>
+        <w:jc w:val="both"/>
+        <w:rPr/>
       </w:pPr>
       <w:r>
         <w:rPr>
           <w:rtl w:val="0"/>
         </w:rPr>
         <w:t xml:space="preserve">controlled re-entries, object above LEO and objects too small to track;</w:t>
+      </w:r>
+      <w:r>
+        <w:rPr>
+          <w:rtl w:val="0"/>
+        </w:rPr>
       </w:r>
     </w:p>
     <w:p>
@@ -2774,16 +2852,270 @@
           <w:ilvl w:val="0"/>
           <w:numId w:val="2"/>
         </w:numPr>
+        <w:spacing w:after="160" w:afterAutospacing="0"/>
         <w:ind w:left="720" w:hanging="360"/>
+        <w:jc w:val="both"/>
+        <w:rPr/>
+      </w:pPr>
+      <w:r>
+        <w:rPr>
+          <w:rtl w:val="0"/>
+        </w:rPr>
+        <w:t xml:space="preserve">re-entry locations, break-up, ground risk and operational re-entry warnings.</w:t>
+      </w:r>
+      <w:r>
+        <w:rPr>
+          <w:rtl w:val="0"/>
+        </w:rPr>
+      </w:r>
+    </w:p>
+    <w:p>
+      <w:pPr>
+        <w:pStyle w:val="Heading1"/>
+        <w:numPr>
+          <w:ilvl w:val="0"/>
+          <w:numId w:val="3"/>
+        </w:numPr>
+        <w:spacing w:before="160" w:beforeAutospacing="0"/>
+        <w:ind w:left="720" w:hanging="360"/>
+        <w:jc w:val="both"/>
         <w:rPr>
           <w:u w:val="none"/>
         </w:rPr>
       </w:pPr>
-      <w:r>
-        <w:rPr>
-          <w:rtl w:val="0"/>
-        </w:rPr>
-        <w:t xml:space="preserve">re-entry locations, break-up, ground risk and operational re-entry warnings.</w:t>
+      <w:bookmarkStart w:colFirst="0" w:colLast="0" w:name="_41uvy3o3isd8" w:id="10"/>
+      <w:bookmarkEnd w:id="10"/>
+      <w:r>
+        <w:rPr>
+          <w:rtl w:val="0"/>
+        </w:rPr>
+        <w:t xml:space="preserve">Methodology</w:t>
+      </w:r>
+    </w:p>
+    <w:p>
+      <w:pPr>
+        <w:jc w:val="both"/>
+        <w:rPr/>
+      </w:pPr>
+      <w:r>
+        <w:rPr>
+          <w:rtl w:val="0"/>
+        </w:rPr>
+        <w:t xml:space="preserve">The project follows the CRISP-DM process (Wirth and Hipp, 2000), because its iterative cycle suits a two-semester build.</w:t>
+      </w:r>
+    </w:p>
+    <w:p>
+      <w:pPr>
+        <w:pStyle w:val="Heading2"/>
+        <w:jc w:val="both"/>
+        <w:rPr/>
+      </w:pPr>
+      <w:bookmarkStart w:colFirst="0" w:colLast="0" w:name="_5uxfnseeht2l" w:id="11"/>
+      <w:bookmarkEnd w:id="11"/>
+      <w:r>
+        <w:rPr>
+          <w:rtl w:val="0"/>
+        </w:rPr>
+        <w:t xml:space="preserve">Data Preparation</w:t>
+      </w:r>
+    </w:p>
+    <w:p>
+      <w:pPr>
+        <w:jc w:val="both"/>
+        <w:rPr/>
+      </w:pPr>
+      <w:r>
+        <w:rPr>
+          <w:rtl w:val="0"/>
+        </w:rPr>
+        <w:t xml:space="preserve">Each observation is one object’s orbit on a given date, labelled with the days remaining until re-entry. Records are filtered to LEO and thinned to one per object per week, because consecutive records are nearly identical. Solar flux and geomagnetic activity are joined by date, using only values available on that date, so no future information reaches the model. The features are perigee and apogee altitude, eccentricity, inclination, the drag term and decay rate from the orbit record, object type, and solar activity averaged over the preceding 81 days.</w:t>
+      </w:r>
+    </w:p>
+    <w:p>
+      <w:pPr>
+        <w:pStyle w:val="Heading2"/>
+        <w:jc w:val="both"/>
+        <w:rPr/>
+      </w:pPr>
+      <w:bookmarkStart w:colFirst="0" w:colLast="0" w:name="_jgb2efwk6s3z" w:id="12"/>
+      <w:bookmarkEnd w:id="12"/>
+      <w:r>
+        <w:rPr>
+          <w:rtl w:val="0"/>
+        </w:rPr>
+        <w:t xml:space="preserve">Analytics</w:t>
+      </w:r>
+    </w:p>
+    <w:p>
+      <w:pPr>
+        <w:jc w:val="both"/>
+        <w:rPr/>
+      </w:pPr>
+      <w:r>
+        <w:rPr>
+          <w:rtl w:val="0"/>
+        </w:rPr>
+        <w:t xml:space="preserve">Kaplan-Meier survival curves and log-rank tests compare lifetimes across altitude bands, object types and solar-cycle phases.</w:t>
+      </w:r>
+    </w:p>
+    <w:p>
+      <w:pPr>
+        <w:pStyle w:val="Heading2"/>
+        <w:jc w:val="both"/>
+        <w:rPr/>
+      </w:pPr>
+      <w:bookmarkStart w:colFirst="0" w:colLast="0" w:name="_iqscd6wcls22" w:id="13"/>
+      <w:bookmarkEnd w:id="13"/>
+      <w:r>
+        <w:rPr>
+          <w:rtl w:val="0"/>
+        </w:rPr>
+        <w:t xml:space="preserve">Predictive modelling</w:t>
+      </w:r>
+    </w:p>
+    <w:p>
+      <w:pPr>
+        <w:jc w:val="both"/>
+        <w:rPr/>
+      </w:pPr>
+      <w:r>
+        <w:rPr>
+          <w:rtl w:val="0"/>
+        </w:rPr>
+        <w:t xml:space="preserve">Many objects are still in orbit, so their final lifetime is unknown. Survival methods are designed for such censored data. A Cox proportional-hazards model on perigee altitude alone is the baseline. Random survival forests (Ishwaran et al., 2008) and gradient-boosted trees capture non-linear effects. Models are compared using the concordance index and, for re-entered objects, ESA’s relative prediction error (European Space Agency, 2008). Compliance decisions are assessed with precision, recall and calibration. Data is split by object, never by row, and the final test uses later years than the training data. SHAP values show which factors drive each prediction. The hypothesis is tested by comparing each model with and without solar-activity features on the same folds, using a paired test.</w:t>
+      </w:r>
+    </w:p>
+    <w:p>
+      <w:pPr>
+        <w:pStyle w:val="Heading2"/>
+        <w:jc w:val="both"/>
+        <w:rPr/>
+      </w:pPr>
+      <w:bookmarkStart w:colFirst="0" w:colLast="0" w:name="_86pixpl4gz5y" w:id="14"/>
+      <w:bookmarkEnd w:id="14"/>
+      <w:r>
+        <w:rPr>
+          <w:rtl w:val="0"/>
+        </w:rPr>
+        <w:t xml:space="preserve">Tools</w:t>
+      </w:r>
+    </w:p>
+    <w:p>
+      <w:pPr>
+        <w:jc w:val="both"/>
+        <w:rPr/>
+      </w:pPr>
+      <w:r>
+        <w:rPr>
+          <w:rtl w:val="0"/>
+        </w:rPr>
+        <w:t xml:space="preserve">Python (pandas, scikit-learn, scikit-survival, XGBoost) in Jupiter; DuckDB with Parquet files, with can query hundreds of millions of rows on a laptop without a database server; Streamlit for the dashboard; GitHub for version control. The analysis software is open source, which avoids licence cost and keeps the work reproducible.</w:t>
+      </w:r>
+    </w:p>
+    <w:p>
+      <w:pPr>
+        <w:jc w:val="both"/>
+        <w:rPr/>
+      </w:pPr>
+      <w:r>
+        <w:rPr>
+          <w:rtl w:val="0"/>
+        </w:rPr>
+      </w:r>
+    </w:p>
+    <w:p>
+      <w:pPr>
+        <w:rPr/>
+      </w:pPr>
+      <w:r>
+        <w:rPr/>
+        <w:drawing>
+          <wp:inline distB="114300" distT="114300" distL="114300" distR="114300">
+            <wp:extent cx="5731200" cy="5892800"/>
+            <wp:effectExtent b="0" l="0" r="0" t="0"/>
+            <wp:docPr id="4" name="image2.png"/>
+            <a:graphic>
+              <a:graphicData uri="http://schemas.openxmlformats.org/drawingml/2006/picture">
+                <pic:pic>
+                  <pic:nvPicPr>
+                    <pic:cNvPr id="0" name="image2.png"/>
+                    <pic:cNvPicPr preferRelativeResize="0"/>
+                  </pic:nvPicPr>
+                  <pic:blipFill>
+                    <a:blip r:embed="rId9"/>
+                    <a:srcRect b="0" l="0" r="0" t="0"/>
+                    <a:stretch>
+                      <a:fillRect/>
+                    </a:stretch>
+                  </pic:blipFill>
+                  <pic:spPr>
+                    <a:xfrm>
+                      <a:off x="0" y="0"/>
+                      <a:ext cx="5731200" cy="5892800"/>
+                    </a:xfrm>
+                    <a:prstGeom prst="rect"/>
+                    <a:ln/>
+                  </pic:spPr>
+                </pic:pic>
+              </a:graphicData>
+            </a:graphic>
+          </wp:inline>
+        </w:drawing>
+      </w:r>
+      <w:r>
+        <w:rPr>
+          <w:rtl w:val="0"/>
+        </w:rPr>
+      </w:r>
+    </w:p>
+    <w:p>
+      <w:pPr>
+        <w:rPr/>
+      </w:pPr>
+      <w:r>
+        <w:rPr>
+          <w:rtl w:val="0"/>
+        </w:rPr>
+      </w:r>
+    </w:p>
+    <w:p>
+      <w:pPr>
+        <w:jc w:val="center"/>
+        <w:rPr/>
+      </w:pPr>
+      <w:r>
+        <w:rPr>
+          <w:rtl w:val="0"/>
+        </w:rPr>
+        <w:t xml:space="preserve">Figure 1. High-level architecture of the proposed workflow</w:t>
+      </w:r>
+    </w:p>
+    <w:p>
+      <w:pPr>
+        <w:jc w:val="center"/>
+        <w:rPr/>
+      </w:pPr>
+      <w:r>
+        <w:rPr>
+          <w:rtl w:val="0"/>
+        </w:rPr>
+      </w:r>
+    </w:p>
+    <w:p>
+      <w:pPr>
+        <w:jc w:val="both"/>
+        <w:rPr/>
+      </w:pPr>
+      <w:r>
+        <w:rPr>
+          <w:rtl w:val="0"/>
+        </w:rPr>
+        <w:t xml:space="preserve">As Figure 1 shows, logged download scripts load the four main sources into Parquet storage, where records are filtered, thinned and labelled. The prepared table feeds the models, and the selected model is reserved through the dashboard. </w:t>
+      </w:r>
+      <w:r>
+        <w:rPr>
+          <w:rtl w:val="0"/>
+        </w:rPr>
       </w:r>
     </w:p>
     <w:p>
@@ -2791,8 +3123,8 @@
         <w:pStyle w:val="Heading1"/>
         <w:rPr/>
       </w:pPr>
-      <w:bookmarkStart w:colFirst="0" w:colLast="0" w:name="_2dn5i7dolusn" w:id="10"/>
-      <w:bookmarkEnd w:id="10"/>
+      <w:bookmarkStart w:colFirst="0" w:colLast="0" w:name="_4qc1wemxgig0" w:id="15"/>
+      <w:bookmarkEnd w:id="15"/>
       <w:r>
         <w:rPr>
           <w:rtl w:val="0"/>
@@ -2804,8 +3136,8 @@
         <w:pStyle w:val="Heading1"/>
         <w:rPr/>
       </w:pPr>
-      <w:bookmarkStart w:colFirst="0" w:colLast="0" w:name="_xjur78t33uma" w:id="11"/>
-      <w:bookmarkEnd w:id="11"/>
+      <w:bookmarkStart w:colFirst="0" w:colLast="0" w:name="_3k22tv9gdiso" w:id="16"/>
+      <w:bookmarkEnd w:id="16"/>
       <w:r>
         <w:rPr>
           <w:rtl w:val="0"/>
@@ -2817,8 +3149,8 @@
         <w:pStyle w:val="Heading1"/>
         <w:rPr/>
       </w:pPr>
-      <w:bookmarkStart w:colFirst="0" w:colLast="0" w:name="_a1c93qus8f9x" w:id="12"/>
-      <w:bookmarkEnd w:id="12"/>
+      <w:bookmarkStart w:colFirst="0" w:colLast="0" w:name="_ai323nifdfh4" w:id="17"/>
+      <w:bookmarkEnd w:id="17"/>
       <w:r>
         <w:rPr>
           <w:rtl w:val="0"/>
@@ -2830,8 +3162,8 @@
         <w:pStyle w:val="Heading1"/>
         <w:rPr/>
       </w:pPr>
-      <w:bookmarkStart w:colFirst="0" w:colLast="0" w:name="_edk5i638f1cc" w:id="13"/>
-      <w:bookmarkEnd w:id="13"/>
+      <w:bookmarkStart w:colFirst="0" w:colLast="0" w:name="_pndu2nfdxm1u" w:id="18"/>
+      <w:bookmarkEnd w:id="18"/>
       <w:r>
         <w:rPr>
           <w:rtl w:val="0"/>
@@ -2843,8 +3175,8 @@
         <w:pStyle w:val="Heading1"/>
         <w:rPr/>
       </w:pPr>
-      <w:bookmarkStart w:colFirst="0" w:colLast="0" w:name="_shr0inv45f5a" w:id="14"/>
-      <w:bookmarkEnd w:id="14"/>
+      <w:bookmarkStart w:colFirst="0" w:colLast="0" w:name="_rggpl75d8155" w:id="19"/>
+      <w:bookmarkEnd w:id="19"/>
       <w:r>
         <w:rPr>
           <w:rtl w:val="0"/>
@@ -2856,8 +3188,8 @@
         <w:pStyle w:val="Heading1"/>
         <w:rPr/>
       </w:pPr>
-      <w:bookmarkStart w:colFirst="0" w:colLast="0" w:name="_pft1ydv8bewz" w:id="15"/>
-      <w:bookmarkEnd w:id="15"/>
+      <w:bookmarkStart w:colFirst="0" w:colLast="0" w:name="_gwt1fxe33dd8" w:id="20"/>
+      <w:bookmarkEnd w:id="20"/>
       <w:r>
         <w:rPr>
           <w:rtl w:val="0"/>
@@ -2869,8 +3201,8 @@
         <w:pStyle w:val="Heading1"/>
         <w:rPr/>
       </w:pPr>
-      <w:bookmarkStart w:colFirst="0" w:colLast="0" w:name="_1vimhk4f1uk3" w:id="16"/>
-      <w:bookmarkEnd w:id="16"/>
+      <w:bookmarkStart w:colFirst="0" w:colLast="0" w:name="_x5kvy6u7ezws" w:id="21"/>
+      <w:bookmarkEnd w:id="21"/>
       <w:r>
         <w:rPr>
           <w:rtl w:val="0"/>
@@ -2882,8 +3214,8 @@
         <w:pStyle w:val="Heading1"/>
         <w:rPr/>
       </w:pPr>
-      <w:bookmarkStart w:colFirst="0" w:colLast="0" w:name="_ikbfo4b2ctaw" w:id="17"/>
-      <w:bookmarkEnd w:id="17"/>
+      <w:bookmarkStart w:colFirst="0" w:colLast="0" w:name="_jz72l7voa8td" w:id="22"/>
+      <w:bookmarkEnd w:id="22"/>
       <w:r>
         <w:rPr>
           <w:rtl w:val="0"/>
@@ -2895,8 +3227,8 @@
         <w:pStyle w:val="Heading1"/>
         <w:rPr/>
       </w:pPr>
-      <w:bookmarkStart w:colFirst="0" w:colLast="0" w:name="_gwvzed2i1jwl" w:id="18"/>
-      <w:bookmarkEnd w:id="18"/>
+      <w:bookmarkStart w:colFirst="0" w:colLast="0" w:name="_e4dm2bk22n6o" w:id="23"/>
+      <w:bookmarkEnd w:id="23"/>
       <w:r>
         <w:rPr>
           <w:rtl w:val="0"/>
@@ -2908,8 +3240,58 @@
         <w:pStyle w:val="Heading1"/>
         <w:rPr/>
       </w:pPr>
-      <w:bookmarkStart w:colFirst="0" w:colLast="0" w:name="_2jdxnl7f7s37" w:id="19"/>
-      <w:bookmarkEnd w:id="19"/>
+      <w:bookmarkStart w:colFirst="0" w:colLast="0" w:name="_t0hz7sr7dvkj" w:id="24"/>
+      <w:bookmarkEnd w:id="24"/>
+      <w:r>
+        <w:rPr>
+          <w:rtl w:val="0"/>
+        </w:rPr>
+      </w:r>
+    </w:p>
+    <w:p>
+      <w:pPr>
+        <w:rPr/>
+      </w:pPr>
+      <w:r>
+        <w:rPr>
+          <w:rtl w:val="0"/>
+        </w:rPr>
+      </w:r>
+    </w:p>
+    <w:p>
+      <w:pPr>
+        <w:rPr/>
+      </w:pPr>
+      <w:r>
+        <w:rPr>
+          <w:rtl w:val="0"/>
+        </w:rPr>
+      </w:r>
+    </w:p>
+    <w:p>
+      <w:pPr>
+        <w:rPr/>
+      </w:pPr>
+      <w:r>
+        <w:rPr>
+          <w:rtl w:val="0"/>
+        </w:rPr>
+      </w:r>
+    </w:p>
+    <w:p>
+      <w:pPr>
+        <w:rPr/>
+      </w:pPr>
+      <w:r>
+        <w:rPr>
+          <w:rtl w:val="0"/>
+        </w:rPr>
+      </w:r>
+    </w:p>
+    <w:p>
+      <w:pPr>
+        <w:rPr/>
+      </w:pPr>
       <w:r>
         <w:rPr>
           <w:rtl w:val="0"/>
@@ -2921,71 +3303,8 @@
         <w:pStyle w:val="Heading1"/>
         <w:rPr/>
       </w:pPr>
-      <w:bookmarkStart w:colFirst="0" w:colLast="0" w:name="_urzhjwz9ep3v" w:id="20"/>
-      <w:bookmarkEnd w:id="20"/>
-      <w:r>
-        <w:rPr>
-          <w:rtl w:val="0"/>
-        </w:rPr>
-      </w:r>
-    </w:p>
-    <w:p>
-      <w:pPr>
-        <w:rPr/>
-      </w:pPr>
-      <w:r>
-        <w:rPr>
-          <w:rtl w:val="0"/>
-        </w:rPr>
-      </w:r>
-    </w:p>
-    <w:p>
-      <w:pPr>
-        <w:rPr/>
-      </w:pPr>
-      <w:r>
-        <w:rPr>
-          <w:rtl w:val="0"/>
-        </w:rPr>
-      </w:r>
-    </w:p>
-    <w:p>
-      <w:pPr>
-        <w:rPr/>
-      </w:pPr>
-      <w:r>
-        <w:rPr>
-          <w:rtl w:val="0"/>
-        </w:rPr>
-      </w:r>
-    </w:p>
-    <w:p>
-      <w:pPr>
-        <w:rPr/>
-      </w:pPr>
-      <w:r>
-        <w:rPr>
-          <w:rtl w:val="0"/>
-        </w:rPr>
-      </w:r>
-    </w:p>
-    <w:p>
-      <w:pPr>
-        <w:rPr/>
-      </w:pPr>
-      <w:r>
-        <w:rPr>
-          <w:rtl w:val="0"/>
-        </w:rPr>
-      </w:r>
-    </w:p>
-    <w:p>
-      <w:pPr>
-        <w:pStyle w:val="Heading1"/>
-        <w:rPr/>
-      </w:pPr>
-      <w:bookmarkStart w:colFirst="0" w:colLast="0" w:name="_eplrrph1lx3f" w:id="21"/>
-      <w:bookmarkEnd w:id="21"/>
+      <w:bookmarkStart w:colFirst="0" w:colLast="0" w:name="_9uuzpv61bt43" w:id="25"/>
+      <w:bookmarkEnd w:id="25"/>
       <w:r>
         <w:rPr>
           <w:rtl w:val="0"/>
@@ -3027,7 +3346,7 @@
         </w:rPr>
         <w:t xml:space="preserve">European Space Agency (2023) ESA leads the way towards a Zero Debris future. Available at: </w:t>
       </w:r>
-      <w:hyperlink r:id="rId9">
+      <w:hyperlink r:id="rId10">
         <w:r>
           <w:rPr>
             <w:color w:val="1155cc"/>
@@ -3054,7 +3373,7 @@
         </w:rPr>
         <w:t xml:space="preserve">European Space Agency (2025) ESA Space Environment Report 2025. Available at: </w:t>
       </w:r>
-      <w:hyperlink r:id="rId10">
+      <w:hyperlink r:id="rId11">
         <w:r>
           <w:rPr>
             <w:color w:val="1155cc"/>
@@ -3081,7 +3400,7 @@
         </w:rPr>
         <w:t xml:space="preserve">Federal Communications Commission (2024) ‘Space Innovation; Mitigation of Orbital Debris in the New Space Age’, Federal Register, 89(154), 9 August. Available at: </w:t>
       </w:r>
-      <w:hyperlink r:id="rId11">
+      <w:hyperlink r:id="rId12">
         <w:r>
           <w:rPr>
             <w:color w:val="1155cc"/>
@@ -3108,7 +3427,7 @@
         </w:rPr>
         <w:t xml:space="preserve">European Space Agency (2018) ESA Re-entry Prediction Front-end User Guide. GEN-REN-MAN-00232-OPS-GR, Issue 0.0. Darmstadt: ESA Space Debris Office. Available at: </w:t>
       </w:r>
-      <w:hyperlink r:id="rId12">
+      <w:hyperlink r:id="rId13">
         <w:r>
           <w:rPr>
             <w:color w:val="1155cc"/>
@@ -3124,11 +3443,6 @@
         </w:rPr>
         <w:t xml:space="preserve"> (Accessed: 11 October 2026).</w:t>
       </w:r>
-      <w:r>
-        <w:rPr>
-          <w:rtl w:val="0"/>
-        </w:rPr>
-      </w:r>
     </w:p>
     <w:p>
       <w:pPr>
@@ -3343,8 +3657,8 @@
         <w:pStyle w:val="Heading1"/>
         <w:rPr/>
       </w:pPr>
-      <w:bookmarkStart w:colFirst="0" w:colLast="0" w:name="_tij6hphekvp6" w:id="22"/>
-      <w:bookmarkEnd w:id="22"/>
+      <w:bookmarkStart w:colFirst="0" w:colLast="0" w:name="_sqjbz8het4id" w:id="26"/>
+      <w:bookmarkEnd w:id="26"/>
       <w:r>
         <w:rPr>
           <w:rtl w:val="0"/>
@@ -3439,7 +3753,7 @@
       </w:r>
     </w:p>
     <w:sectPr>
-      <w:footerReference r:id="rId13" w:type="default"/>
+      <w:footerReference r:id="rId14" w:type="default"/>
       <w:type w:val="nextPage"/>
       <w:pgSz w:h="16838" w:w="11906" w:orient="portrait"/>
       <w:pgMar w:bottom="1440" w:top="1440" w:left="1440" w:right="1440" w:header="708" w:footer="708"/>

--- a/CA1 - Capstone Project Proposal.docx
+++ b/CA1 - Capstone Project Proposal.docx
@@ -296,7 +296,7 @@
             <wp:extent cx="2206625" cy="762000"/>
             <wp:effectExtent b="0" l="0" r="0" t="0"/>
             <wp:wrapSquare wrapText="bothSides" distB="0" distT="0" distL="114300" distR="114300"/>
-            <wp:docPr descr="A logo for college computing&#10;&#10;Description automatically generated" id="3" name="image1.png"/>
+            <wp:docPr descr="A logo for college computing&#10;&#10;Description automatically generated" id="4" name="image1.png"/>
             <a:graphic>
               <a:graphicData uri="http://schemas.openxmlformats.org/drawingml/2006/picture">
                 <pic:pic>
@@ -418,7 +418,7 @@
               <w:rPr>
                 <w:i w:val="1"/>
                 <w:iCs w:val="1"/>
-                <w:color w:val="156082"/>
+                <w:color w:val="5b0f00"/>
                 <w:sz w:val="32"/>
                 <w:szCs w:val="32"/>
               </w:rPr>
@@ -427,7 +427,7 @@
               <w:rPr>
                 <w:i w:val="1"/>
                 <w:iCs w:val="1"/>
-                <w:color w:val="156082"/>
+                <w:color w:val="5b0f00"/>
                 <w:sz w:val="32"/>
                 <w:szCs w:val="32"/>
                 <w:rtl w:val="0"/>
@@ -505,7 +505,7 @@
               <w:rPr>
                 <w:i w:val="1"/>
                 <w:iCs w:val="1"/>
-                <w:color w:val="156082"/>
+                <w:color w:val="5b0f00"/>
                 <w:sz w:val="32"/>
                 <w:szCs w:val="32"/>
               </w:rPr>
@@ -514,7 +514,7 @@
               <w:rPr>
                 <w:i w:val="1"/>
                 <w:iCs w:val="1"/>
-                <w:color w:val="156082"/>
+                <w:color w:val="5b0f00"/>
                 <w:sz w:val="32"/>
                 <w:szCs w:val="32"/>
                 <w:rtl w:val="0"/>
@@ -592,7 +592,7 @@
               <w:rPr>
                 <w:i w:val="1"/>
                 <w:iCs w:val="1"/>
-                <w:color w:val="156082"/>
+                <w:color w:val="5b0f00"/>
                 <w:sz w:val="32"/>
                 <w:szCs w:val="32"/>
               </w:rPr>
@@ -601,7 +601,7 @@
               <w:rPr>
                 <w:i w:val="1"/>
                 <w:iCs w:val="1"/>
-                <w:color w:val="156082"/>
+                <w:color w:val="5b0f00"/>
                 <w:sz w:val="32"/>
                 <w:szCs w:val="32"/>
                 <w:rtl w:val="0"/>
@@ -679,7 +679,7 @@
               <w:rPr>
                 <w:i w:val="1"/>
                 <w:iCs w:val="1"/>
-                <w:color w:val="156082"/>
+                <w:color w:val="5b0f00"/>
                 <w:sz w:val="32"/>
                 <w:szCs w:val="32"/>
               </w:rPr>
@@ -688,7 +688,7 @@
               <w:rPr>
                 <w:i w:val="1"/>
                 <w:iCs w:val="1"/>
-                <w:color w:val="156082"/>
+                <w:color w:val="5b0f00"/>
                 <w:sz w:val="32"/>
                 <w:szCs w:val="32"/>
                 <w:rtl w:val="0"/>
@@ -766,7 +766,7 @@
               <w:rPr>
                 <w:i w:val="1"/>
                 <w:iCs w:val="1"/>
-                <w:color w:val="156082"/>
+                <w:color w:val="5b0f00"/>
                 <w:sz w:val="32"/>
                 <w:szCs w:val="32"/>
               </w:rPr>
@@ -775,7 +775,7 @@
               <w:rPr>
                 <w:i w:val="1"/>
                 <w:iCs w:val="1"/>
-                <w:color w:val="156082"/>
+                <w:color w:val="5b0f00"/>
                 <w:sz w:val="32"/>
                 <w:szCs w:val="32"/>
                 <w:rtl w:val="0"/>
@@ -853,7 +853,7 @@
               <w:rPr>
                 <w:i w:val="1"/>
                 <w:iCs w:val="1"/>
-                <w:color w:val="156082"/>
+                <w:color w:val="5b0f00"/>
                 <w:sz w:val="32"/>
                 <w:szCs w:val="32"/>
               </w:rPr>
@@ -862,7 +862,7 @@
               <w:rPr>
                 <w:i w:val="1"/>
                 <w:iCs w:val="1"/>
-                <w:color w:val="156082"/>
+                <w:color w:val="5b0f00"/>
                 <w:sz w:val="32"/>
                 <w:szCs w:val="32"/>
                 <w:rtl w:val="0"/>
@@ -940,7 +940,7 @@
               <w:rPr>
                 <w:i w:val="1"/>
                 <w:iCs w:val="1"/>
-                <w:color w:val="156082"/>
+                <w:color w:val="5b0f00"/>
                 <w:sz w:val="32"/>
                 <w:szCs w:val="32"/>
               </w:rPr>
@@ -949,7 +949,7 @@
               <w:rPr>
                 <w:i w:val="1"/>
                 <w:iCs w:val="1"/>
-                <w:color w:val="156082"/>
+                <w:color w:val="5b0f00"/>
                 <w:sz w:val="32"/>
                 <w:szCs w:val="32"/>
                 <w:rtl w:val="0"/>
@@ -1064,7 +1064,7 @@
               <w:rPr>
                 <w:i w:val="1"/>
                 <w:iCs w:val="1"/>
-                <w:color w:val="156082"/>
+                <w:color w:val="5b0f00"/>
                 <w:sz w:val="32"/>
                 <w:szCs w:val="32"/>
               </w:rPr>
@@ -1073,7 +1073,7 @@
               <w:rPr>
                 <w:i w:val="1"/>
                 <w:iCs w:val="1"/>
-                <w:color w:val="156082"/>
+                <w:color w:val="5b0f00"/>
                 <w:sz w:val="32"/>
                 <w:szCs w:val="32"/>
                 <w:rtl w:val="0"/>
@@ -1776,7 +1776,7 @@
     </w:p>
     <w:sdt>
       <w:sdtPr>
-        <w:id w:val="-1960104322"/>
+        <w:id w:val="-1029881150"/>
         <w:docPartObj>
           <w:docPartGallery w:val="Table of Contents"/>
           <w:docPartUnique w:val="1"/>
@@ -3033,7 +3033,7 @@
           <wp:inline distB="114300" distT="114300" distL="114300" distR="114300">
             <wp:extent cx="5731200" cy="5892800"/>
             <wp:effectExtent b="0" l="0" r="0" t="0"/>
-            <wp:docPr id="4" name="image2.png"/>
+            <wp:docPr id="3" name="image2.png"/>
             <a:graphic>
               <a:graphicData uri="http://schemas.openxmlformats.org/drawingml/2006/picture">
                 <pic:pic>
@@ -3070,16 +3070,6 @@
     </w:p>
     <w:p>
       <w:pPr>
-        <w:rPr/>
-      </w:pPr>
-      <w:r>
-        <w:rPr>
-          <w:rtl w:val="0"/>
-        </w:rPr>
-      </w:r>
-    </w:p>
-    <w:p>
-      <w:pPr>
         <w:jc w:val="center"/>
         <w:rPr/>
       </w:pPr>
@@ -3112,23 +3102,1309 @@
         </w:rPr>
         <w:t xml:space="preserve">As Figure 1 shows, logged download scripts load the four main sources into Parquet storage, where records are filtered, thinned and labelled. The prepared table feeds the models, and the selected model is reserved through the dashboard. </w:t>
       </w:r>
-      <w:r>
-        <w:rPr>
-          <w:rtl w:val="0"/>
-        </w:rPr>
-      </w:r>
-    </w:p>
-    <w:p>
-      <w:pPr>
-        <w:pStyle w:val="Heading1"/>
-        <w:rPr/>
-      </w:pPr>
-      <w:bookmarkStart w:colFirst="0" w:colLast="0" w:name="_4qc1wemxgig0" w:id="15"/>
+    </w:p>
+    <w:p>
+      <w:pPr>
+        <w:jc w:val="both"/>
+        <w:rPr/>
+      </w:pPr>
+      <w:r>
+        <w:rPr>
+          <w:rtl w:val="0"/>
+        </w:rPr>
+      </w:r>
+    </w:p>
+    <w:p>
+      <w:pPr>
+        <w:pStyle w:val="Heading2"/>
+        <w:numPr>
+          <w:ilvl w:val="0"/>
+          <w:numId w:val="3"/>
+        </w:numPr>
+        <w:ind w:left="720" w:hanging="360"/>
+        <w:jc w:val="both"/>
+        <w:rPr>
+          <w:u w:val="none"/>
+        </w:rPr>
+      </w:pPr>
+      <w:bookmarkStart w:colFirst="0" w:colLast="0" w:name="_w62phsuw4lka" w:id="15"/>
       <w:bookmarkEnd w:id="15"/>
       <w:r>
         <w:rPr>
           <w:rtl w:val="0"/>
         </w:rPr>
+        <w:t xml:space="preserve">Data Sources</w:t>
+      </w:r>
+    </w:p>
+    <w:p>
+      <w:pPr>
+        <w:ind w:left="0" w:firstLine="0"/>
+        <w:rPr/>
+      </w:pPr>
+      <w:r>
+        <w:rPr>
+          <w:rtl w:val="0"/>
+        </w:rPr>
+        <w:t xml:space="preserve">All data is publicly available and describes physical objects, not people. Orbit history supplies the model inputs, the catalogue supplies the outcome, and space weather supplies the main external driver of decay. DISCOSweb and GCAT supply mass and size for the analysis and the optional pre-launch extension. Table 1 lists each source, its size and the permission to use it.</w:t>
+      </w:r>
+    </w:p>
+    <w:p>
+      <w:pPr>
+        <w:ind w:left="0" w:firstLine="0"/>
+        <w:rPr/>
+      </w:pPr>
+      <w:r>
+        <w:rPr>
+          <w:i w:val="1"/>
+          <w:iCs w:val="1"/>
+          <w:rtl w:val="0"/>
+        </w:rPr>
+        <w:t xml:space="preserve">Table 1. Data sources, content, amount and permissions</w:t>
+      </w:r>
+      <w:r>
+        <w:rPr>
+          <w:rtl w:val="0"/>
+        </w:rPr>
+      </w:r>
+    </w:p>
+    <w:tbl>
+      <w:tblPr>
+        <w:tblStyle w:val="Table3"/>
+        <w:tblW w:w="9045.0" w:type="dxa"/>
+        <w:jc w:val="left"/>
+        <w:tblInd w:w="-15.0" w:type="dxa"/>
+        <w:tblBorders>
+          <w:top w:color="000000" w:space="0" w:sz="8" w:val="single"/>
+          <w:left w:color="000000" w:space="0" w:sz="8" w:val="single"/>
+          <w:bottom w:color="000000" w:space="0" w:sz="8" w:val="single"/>
+          <w:right w:color="000000" w:space="0" w:sz="8" w:val="single"/>
+          <w:insideH w:color="000000" w:space="0" w:sz="8" w:val="single"/>
+          <w:insideV w:color="000000" w:space="0" w:sz="8" w:val="single"/>
+        </w:tblBorders>
+        <w:tblLayout w:type="fixed"/>
+        <w:tblLook w:val="0600"/>
+      </w:tblPr>
+      <w:tblGrid>
+        <w:gridCol w:w="2250"/>
+        <w:gridCol w:w="2370"/>
+        <w:gridCol w:w="2040"/>
+        <w:gridCol w:w="2385"/>
+        <w:tblGridChange w:id="0">
+          <w:tblGrid>
+            <w:gridCol w:w="2250"/>
+            <w:gridCol w:w="2370"/>
+            <w:gridCol w:w="2040"/>
+            <w:gridCol w:w="2385"/>
+          </w:tblGrid>
+        </w:tblGridChange>
+      </w:tblGrid>
+      <w:tr>
+        <w:trPr>
+          <w:cantSplit w:val="0"/>
+          <w:tblHeader w:val="0"/>
+        </w:trPr>
+        <w:tc>
+          <w:tcPr>
+            <w:shd w:fill="c9daf8" w:val="clear"/>
+            <w:tcMar>
+              <w:top w:w="100.0" w:type="dxa"/>
+              <w:left w:w="100.0" w:type="dxa"/>
+              <w:bottom w:w="100.0" w:type="dxa"/>
+              <w:right w:w="100.0" w:type="dxa"/>
+            </w:tcMar>
+            <w:vAlign w:val="top"/>
+          </w:tcPr>
+          <w:p>
+            <w:pPr>
+              <w:keepNext w:val="0"/>
+              <w:keepLines w:val="0"/>
+              <w:pageBreakBefore w:val="0"/>
+              <w:widowControl w:val="0"/>
+              <w:pBdr>
+                <w:top w:space="0" w:sz="0" w:val="nil"/>
+                <w:left w:space="0" w:sz="0" w:val="nil"/>
+                <w:bottom w:space="0" w:sz="0" w:val="nil"/>
+                <w:right w:space="0" w:sz="0" w:val="nil"/>
+                <w:between w:space="0" w:sz="0" w:val="nil"/>
+              </w:pBdr>
+              <w:shd w:fill="auto" w:val="clear"/>
+              <w:spacing w:after="0" w:before="0" w:line="240" w:lineRule="auto"/>
+              <w:ind w:left="0" w:right="0" w:firstLine="0"/>
+              <w:jc w:val="center"/>
+              <w:rPr>
+                <w:b w:val="1"/>
+                <w:bCs w:val="1"/>
+              </w:rPr>
+            </w:pPr>
+            <w:r>
+              <w:rPr>
+                <w:b w:val="1"/>
+                <w:bCs w:val="1"/>
+                <w:rtl w:val="0"/>
+              </w:rPr>
+              <w:t xml:space="preserve">Source</w:t>
+            </w:r>
+          </w:p>
+        </w:tc>
+        <w:tc>
+          <w:tcPr>
+            <w:shd w:fill="c9daf8" w:val="clear"/>
+            <w:tcMar>
+              <w:top w:w="100.0" w:type="dxa"/>
+              <w:left w:w="100.0" w:type="dxa"/>
+              <w:bottom w:w="100.0" w:type="dxa"/>
+              <w:right w:w="100.0" w:type="dxa"/>
+            </w:tcMar>
+            <w:vAlign w:val="top"/>
+          </w:tcPr>
+          <w:p>
+            <w:pPr>
+              <w:keepNext w:val="0"/>
+              <w:keepLines w:val="0"/>
+              <w:pageBreakBefore w:val="0"/>
+              <w:widowControl w:val="0"/>
+              <w:pBdr>
+                <w:top w:space="0" w:sz="0" w:val="nil"/>
+                <w:left w:space="0" w:sz="0" w:val="nil"/>
+                <w:bottom w:space="0" w:sz="0" w:val="nil"/>
+                <w:right w:space="0" w:sz="0" w:val="nil"/>
+                <w:between w:space="0" w:sz="0" w:val="nil"/>
+              </w:pBdr>
+              <w:shd w:fill="auto" w:val="clear"/>
+              <w:spacing w:after="0" w:before="0" w:line="240" w:lineRule="auto"/>
+              <w:ind w:left="0" w:right="0" w:firstLine="0"/>
+              <w:jc w:val="center"/>
+              <w:rPr>
+                <w:b w:val="1"/>
+                <w:bCs w:val="1"/>
+              </w:rPr>
+            </w:pPr>
+            <w:r>
+              <w:rPr>
+                <w:b w:val="1"/>
+                <w:bCs w:val="1"/>
+                <w:rtl w:val="0"/>
+              </w:rPr>
+              <w:t xml:space="preserve">Content</w:t>
+            </w:r>
+          </w:p>
+        </w:tc>
+        <w:tc>
+          <w:tcPr>
+            <w:shd w:fill="c9daf8" w:val="clear"/>
+            <w:tcMar>
+              <w:top w:w="100.0" w:type="dxa"/>
+              <w:left w:w="100.0" w:type="dxa"/>
+              <w:bottom w:w="100.0" w:type="dxa"/>
+              <w:right w:w="100.0" w:type="dxa"/>
+            </w:tcMar>
+            <w:vAlign w:val="top"/>
+          </w:tcPr>
+          <w:p>
+            <w:pPr>
+              <w:keepNext w:val="0"/>
+              <w:keepLines w:val="0"/>
+              <w:pageBreakBefore w:val="0"/>
+              <w:widowControl w:val="0"/>
+              <w:pBdr>
+                <w:top w:space="0" w:sz="0" w:val="nil"/>
+                <w:left w:space="0" w:sz="0" w:val="nil"/>
+                <w:bottom w:space="0" w:sz="0" w:val="nil"/>
+                <w:right w:space="0" w:sz="0" w:val="nil"/>
+                <w:between w:space="0" w:sz="0" w:val="nil"/>
+              </w:pBdr>
+              <w:shd w:fill="auto" w:val="clear"/>
+              <w:spacing w:after="0" w:before="0" w:line="240" w:lineRule="auto"/>
+              <w:ind w:left="0" w:right="0" w:firstLine="0"/>
+              <w:jc w:val="center"/>
+              <w:rPr>
+                <w:b w:val="1"/>
+                <w:bCs w:val="1"/>
+              </w:rPr>
+            </w:pPr>
+            <w:r>
+              <w:rPr>
+                <w:b w:val="1"/>
+                <w:bCs w:val="1"/>
+                <w:rtl w:val="0"/>
+              </w:rPr>
+              <w:t xml:space="preserve">Approximate amount</w:t>
+            </w:r>
+          </w:p>
+        </w:tc>
+        <w:tc>
+          <w:tcPr>
+            <w:shd w:fill="c9daf8" w:val="clear"/>
+            <w:tcMar>
+              <w:top w:w="100.0" w:type="dxa"/>
+              <w:left w:w="100.0" w:type="dxa"/>
+              <w:bottom w:w="100.0" w:type="dxa"/>
+              <w:right w:w="100.0" w:type="dxa"/>
+            </w:tcMar>
+            <w:vAlign w:val="top"/>
+          </w:tcPr>
+          <w:p>
+            <w:pPr>
+              <w:keepNext w:val="0"/>
+              <w:keepLines w:val="0"/>
+              <w:pageBreakBefore w:val="0"/>
+              <w:widowControl w:val="0"/>
+              <w:pBdr>
+                <w:top w:space="0" w:sz="0" w:val="nil"/>
+                <w:left w:space="0" w:sz="0" w:val="nil"/>
+                <w:bottom w:space="0" w:sz="0" w:val="nil"/>
+                <w:right w:space="0" w:sz="0" w:val="nil"/>
+                <w:between w:space="0" w:sz="0" w:val="nil"/>
+              </w:pBdr>
+              <w:shd w:fill="auto" w:val="clear"/>
+              <w:spacing w:after="0" w:before="0" w:line="240" w:lineRule="auto"/>
+              <w:ind w:left="0" w:right="0" w:firstLine="0"/>
+              <w:jc w:val="center"/>
+              <w:rPr>
+                <w:b w:val="1"/>
+                <w:bCs w:val="1"/>
+              </w:rPr>
+            </w:pPr>
+            <w:r>
+              <w:rPr>
+                <w:b w:val="1"/>
+                <w:bCs w:val="1"/>
+                <w:rtl w:val="0"/>
+              </w:rPr>
+              <w:t xml:space="preserve">Permission</w:t>
+            </w:r>
+          </w:p>
+        </w:tc>
+      </w:tr>
+      <w:tr>
+        <w:trPr>
+          <w:cantSplit w:val="0"/>
+          <w:tblHeader w:val="0"/>
+        </w:trPr>
+        <w:tc>
+          <w:tcPr>
+            <w:shd w:fill="auto" w:val="clear"/>
+            <w:tcMar>
+              <w:top w:w="100.0" w:type="dxa"/>
+              <w:left w:w="100.0" w:type="dxa"/>
+              <w:bottom w:w="100.0" w:type="dxa"/>
+              <w:right w:w="100.0" w:type="dxa"/>
+            </w:tcMar>
+            <w:vAlign w:val="top"/>
+          </w:tcPr>
+          <w:p>
+            <w:pPr>
+              <w:keepNext w:val="0"/>
+              <w:keepLines w:val="0"/>
+              <w:pageBreakBefore w:val="0"/>
+              <w:widowControl w:val="0"/>
+              <w:pBdr>
+                <w:top w:space="0" w:sz="0" w:val="nil"/>
+                <w:left w:space="0" w:sz="0" w:val="nil"/>
+                <w:bottom w:space="0" w:sz="0" w:val="nil"/>
+                <w:right w:space="0" w:sz="0" w:val="nil"/>
+                <w:between w:space="0" w:sz="0" w:val="nil"/>
+              </w:pBdr>
+              <w:shd w:fill="auto" w:val="clear"/>
+              <w:spacing w:after="0" w:before="0" w:line="240" w:lineRule="auto"/>
+              <w:ind w:left="0" w:right="0" w:firstLine="0"/>
+              <w:jc w:val="left"/>
+              <w:rPr/>
+            </w:pPr>
+            <w:r>
+              <w:rPr>
+                <w:rtl w:val="0"/>
+              </w:rPr>
+              <w:t xml:space="preserve">Space-Track.org</w:t>
+            </w:r>
+            <w:r>
+              <w:rPr>
+                <w:rtl w:val="0"/>
+              </w:rPr>
+              <w:t xml:space="preserve"> orbit history, via a public Parquet copy (Simon, 2026)</w:t>
+            </w:r>
+          </w:p>
+        </w:tc>
+        <w:tc>
+          <w:tcPr>
+            <w:shd w:fill="auto" w:val="clear"/>
+            <w:tcMar>
+              <w:top w:w="100.0" w:type="dxa"/>
+              <w:left w:w="100.0" w:type="dxa"/>
+              <w:bottom w:w="100.0" w:type="dxa"/>
+              <w:right w:w="100.0" w:type="dxa"/>
+            </w:tcMar>
+            <w:vAlign w:val="top"/>
+          </w:tcPr>
+          <w:p>
+            <w:pPr>
+              <w:keepNext w:val="0"/>
+              <w:keepLines w:val="0"/>
+              <w:pageBreakBefore w:val="0"/>
+              <w:widowControl w:val="0"/>
+              <w:pBdr>
+                <w:top w:space="0" w:sz="0" w:val="nil"/>
+                <w:left w:space="0" w:sz="0" w:val="nil"/>
+                <w:bottom w:space="0" w:sz="0" w:val="nil"/>
+                <w:right w:space="0" w:sz="0" w:val="nil"/>
+                <w:between w:space="0" w:sz="0" w:val="nil"/>
+              </w:pBdr>
+              <w:shd w:fill="auto" w:val="clear"/>
+              <w:spacing w:after="0" w:before="0" w:line="240" w:lineRule="auto"/>
+              <w:ind w:left="0" w:right="0" w:firstLine="0"/>
+              <w:jc w:val="left"/>
+              <w:rPr/>
+            </w:pPr>
+            <w:r>
+              <w:rPr>
+                <w:rtl w:val="0"/>
+              </w:rPr>
+              <w:t xml:space="preserve">Orbital elements, drag term and decay rate for every tracked object, 1959-2026</w:t>
+            </w:r>
+          </w:p>
+        </w:tc>
+        <w:tc>
+          <w:tcPr>
+            <w:shd w:fill="auto" w:val="clear"/>
+            <w:tcMar>
+              <w:top w:w="100.0" w:type="dxa"/>
+              <w:left w:w="100.0" w:type="dxa"/>
+              <w:bottom w:w="100.0" w:type="dxa"/>
+              <w:right w:w="100.0" w:type="dxa"/>
+            </w:tcMar>
+            <w:vAlign w:val="top"/>
+          </w:tcPr>
+          <w:p>
+            <w:pPr>
+              <w:keepNext w:val="0"/>
+              <w:keepLines w:val="0"/>
+              <w:pageBreakBefore w:val="0"/>
+              <w:widowControl w:val="0"/>
+              <w:pBdr>
+                <w:top w:space="0" w:sz="0" w:val="nil"/>
+                <w:left w:space="0" w:sz="0" w:val="nil"/>
+                <w:bottom w:space="0" w:sz="0" w:val="nil"/>
+                <w:right w:space="0" w:sz="0" w:val="nil"/>
+                <w:between w:space="0" w:sz="0" w:val="nil"/>
+              </w:pBdr>
+              <w:shd w:fill="auto" w:val="clear"/>
+              <w:spacing w:after="0" w:before="0" w:line="240" w:lineRule="auto"/>
+              <w:ind w:left="0" w:right="0" w:firstLine="0"/>
+              <w:jc w:val="left"/>
+              <w:rPr/>
+            </w:pPr>
+            <w:r>
+              <w:rPr>
+                <w:rtl w:val="0"/>
+              </w:rPr>
+              <w:t xml:space="preserve">239.5 million records in yearly files (about 12.5 GB)</w:t>
+            </w:r>
+          </w:p>
+        </w:tc>
+        <w:tc>
+          <w:tcPr>
+            <w:shd w:fill="auto" w:val="clear"/>
+            <w:tcMar>
+              <w:top w:w="100.0" w:type="dxa"/>
+              <w:left w:w="100.0" w:type="dxa"/>
+              <w:bottom w:w="100.0" w:type="dxa"/>
+              <w:right w:w="100.0" w:type="dxa"/>
+            </w:tcMar>
+            <w:vAlign w:val="top"/>
+          </w:tcPr>
+          <w:p>
+            <w:pPr>
+              <w:keepNext w:val="0"/>
+              <w:keepLines w:val="0"/>
+              <w:pageBreakBefore w:val="0"/>
+              <w:widowControl w:val="0"/>
+              <w:pBdr>
+                <w:top w:space="0" w:sz="0" w:val="nil"/>
+                <w:left w:space="0" w:sz="0" w:val="nil"/>
+                <w:bottom w:space="0" w:sz="0" w:val="nil"/>
+                <w:right w:space="0" w:sz="0" w:val="nil"/>
+                <w:between w:space="0" w:sz="0" w:val="nil"/>
+              </w:pBdr>
+              <w:shd w:fill="auto" w:val="clear"/>
+              <w:spacing w:after="0" w:before="0" w:line="240" w:lineRule="auto"/>
+              <w:ind w:left="0" w:right="0" w:firstLine="0"/>
+              <w:jc w:val="left"/>
+              <w:rPr/>
+            </w:pPr>
+            <w:r>
+              <w:rPr>
+                <w:rtl w:val="0"/>
+              </w:rPr>
+              <w:t xml:space="preserve">Basic data redistributable with citation (Space-Track.org, 2026); copy under CC BY 4.0 licence</w:t>
+            </w:r>
+          </w:p>
+        </w:tc>
+      </w:tr>
+      <w:tr>
+        <w:trPr>
+          <w:cantSplit w:val="0"/>
+          <w:tblHeader w:val="0"/>
+        </w:trPr>
+        <w:tc>
+          <w:tcPr>
+            <w:shd w:fill="auto" w:val="clear"/>
+            <w:tcMar>
+              <w:top w:w="100.0" w:type="dxa"/>
+              <w:left w:w="100.0" w:type="dxa"/>
+              <w:bottom w:w="100.0" w:type="dxa"/>
+              <w:right w:w="100.0" w:type="dxa"/>
+            </w:tcMar>
+            <w:vAlign w:val="top"/>
+          </w:tcPr>
+          <w:p>
+            <w:pPr>
+              <w:keepNext w:val="0"/>
+              <w:keepLines w:val="0"/>
+              <w:pageBreakBefore w:val="0"/>
+              <w:widowControl w:val="0"/>
+              <w:pBdr>
+                <w:top w:space="0" w:sz="0" w:val="nil"/>
+                <w:left w:space="0" w:sz="0" w:val="nil"/>
+                <w:bottom w:space="0" w:sz="0" w:val="nil"/>
+                <w:right w:space="0" w:sz="0" w:val="nil"/>
+                <w:between w:space="0" w:sz="0" w:val="nil"/>
+              </w:pBdr>
+              <w:shd w:fill="auto" w:val="clear"/>
+              <w:spacing w:after="0" w:before="0" w:line="240" w:lineRule="auto"/>
+              <w:ind w:left="0" w:right="0" w:firstLine="0"/>
+              <w:jc w:val="left"/>
+              <w:rPr/>
+            </w:pPr>
+            <w:r>
+              <w:rPr>
+                <w:rtl w:val="0"/>
+              </w:rPr>
+              <w:t xml:space="preserve">CelesTrak SATCAT (CelesTrak, 2026a)</w:t>
+            </w:r>
+          </w:p>
+        </w:tc>
+        <w:tc>
+          <w:tcPr>
+            <w:shd w:fill="auto" w:val="clear"/>
+            <w:tcMar>
+              <w:top w:w="100.0" w:type="dxa"/>
+              <w:left w:w="100.0" w:type="dxa"/>
+              <w:bottom w:w="100.0" w:type="dxa"/>
+              <w:right w:w="100.0" w:type="dxa"/>
+            </w:tcMar>
+            <w:vAlign w:val="top"/>
+          </w:tcPr>
+          <w:p>
+            <w:pPr>
+              <w:keepNext w:val="0"/>
+              <w:keepLines w:val="0"/>
+              <w:pageBreakBefore w:val="0"/>
+              <w:widowControl w:val="0"/>
+              <w:pBdr>
+                <w:top w:space="0" w:sz="0" w:val="nil"/>
+                <w:left w:space="0" w:sz="0" w:val="nil"/>
+                <w:bottom w:space="0" w:sz="0" w:val="nil"/>
+                <w:right w:space="0" w:sz="0" w:val="nil"/>
+                <w:between w:space="0" w:sz="0" w:val="nil"/>
+              </w:pBdr>
+              <w:shd w:fill="auto" w:val="clear"/>
+              <w:spacing w:after="0" w:before="0" w:line="240" w:lineRule="auto"/>
+              <w:ind w:left="0" w:right="0" w:firstLine="0"/>
+              <w:jc w:val="left"/>
+              <w:rPr/>
+            </w:pPr>
+            <w:r>
+              <w:rPr>
+                <w:rtl w:val="0"/>
+              </w:rPr>
+              <w:t xml:space="preserve">Object type, status, size class, launch and re-entry dates</w:t>
+            </w:r>
+          </w:p>
+        </w:tc>
+        <w:tc>
+          <w:tcPr>
+            <w:shd w:fill="auto" w:val="clear"/>
+            <w:tcMar>
+              <w:top w:w="100.0" w:type="dxa"/>
+              <w:left w:w="100.0" w:type="dxa"/>
+              <w:bottom w:w="100.0" w:type="dxa"/>
+              <w:right w:w="100.0" w:type="dxa"/>
+            </w:tcMar>
+            <w:vAlign w:val="top"/>
+          </w:tcPr>
+          <w:p>
+            <w:pPr>
+              <w:keepNext w:val="0"/>
+              <w:keepLines w:val="0"/>
+              <w:pageBreakBefore w:val="0"/>
+              <w:widowControl w:val="0"/>
+              <w:pBdr>
+                <w:top w:space="0" w:sz="0" w:val="nil"/>
+                <w:left w:space="0" w:sz="0" w:val="nil"/>
+                <w:bottom w:space="0" w:sz="0" w:val="nil"/>
+                <w:right w:space="0" w:sz="0" w:val="nil"/>
+                <w:between w:space="0" w:sz="0" w:val="nil"/>
+              </w:pBdr>
+              <w:shd w:fill="auto" w:val="clear"/>
+              <w:spacing w:after="0" w:before="0" w:line="240" w:lineRule="auto"/>
+              <w:ind w:left="0" w:right="0" w:firstLine="0"/>
+              <w:jc w:val="left"/>
+              <w:rPr/>
+            </w:pPr>
+            <w:r>
+              <w:rPr>
+                <w:rtl w:val="0"/>
+              </w:rPr>
+              <w:t xml:space="preserve">70882 catalogued objects since 1957</w:t>
+            </w:r>
+          </w:p>
+        </w:tc>
+        <w:tc>
+          <w:tcPr>
+            <w:shd w:fill="auto" w:val="clear"/>
+            <w:tcMar>
+              <w:top w:w="100.0" w:type="dxa"/>
+              <w:left w:w="100.0" w:type="dxa"/>
+              <w:bottom w:w="100.0" w:type="dxa"/>
+              <w:right w:w="100.0" w:type="dxa"/>
+            </w:tcMar>
+            <w:vAlign w:val="top"/>
+          </w:tcPr>
+          <w:p>
+            <w:pPr>
+              <w:keepNext w:val="0"/>
+              <w:keepLines w:val="0"/>
+              <w:pageBreakBefore w:val="0"/>
+              <w:widowControl w:val="0"/>
+              <w:pBdr>
+                <w:top w:space="0" w:sz="0" w:val="nil"/>
+                <w:left w:space="0" w:sz="0" w:val="nil"/>
+                <w:bottom w:space="0" w:sz="0" w:val="nil"/>
+                <w:right w:space="0" w:sz="0" w:val="nil"/>
+                <w:between w:space="0" w:sz="0" w:val="nil"/>
+              </w:pBdr>
+              <w:shd w:fill="auto" w:val="clear"/>
+              <w:spacing w:after="0" w:before="0" w:line="240" w:lineRule="auto"/>
+              <w:ind w:left="0" w:right="0" w:firstLine="0"/>
+              <w:jc w:val="left"/>
+              <w:rPr/>
+            </w:pPr>
+            <w:r>
+              <w:rPr>
+                <w:rtl w:val="0"/>
+              </w:rPr>
+              <w:t xml:space="preserve">Free public data; CelesTrak usage policy will be followed; CelesTrak and the original providers will be cited</w:t>
+            </w:r>
+          </w:p>
+        </w:tc>
+      </w:tr>
+      <w:tr>
+        <w:trPr>
+          <w:cantSplit w:val="0"/>
+          <w:tblHeader w:val="0"/>
+        </w:trPr>
+        <w:tc>
+          <w:tcPr>
+            <w:shd w:fill="auto" w:val="clear"/>
+            <w:tcMar>
+              <w:top w:w="100.0" w:type="dxa"/>
+              <w:left w:w="100.0" w:type="dxa"/>
+              <w:bottom w:w="100.0" w:type="dxa"/>
+              <w:right w:w="100.0" w:type="dxa"/>
+            </w:tcMar>
+            <w:vAlign w:val="top"/>
+          </w:tcPr>
+          <w:p>
+            <w:pPr>
+              <w:keepNext w:val="0"/>
+              <w:keepLines w:val="0"/>
+              <w:pageBreakBefore w:val="0"/>
+              <w:widowControl w:val="0"/>
+              <w:pBdr>
+                <w:top w:space="0" w:sz="0" w:val="nil"/>
+                <w:left w:space="0" w:sz="0" w:val="nil"/>
+                <w:bottom w:space="0" w:sz="0" w:val="nil"/>
+                <w:right w:space="0" w:sz="0" w:val="nil"/>
+                <w:between w:space="0" w:sz="0" w:val="nil"/>
+              </w:pBdr>
+              <w:shd w:fill="auto" w:val="clear"/>
+              <w:spacing w:after="0" w:before="0" w:line="240" w:lineRule="auto"/>
+              <w:ind w:left="0" w:right="0" w:firstLine="0"/>
+              <w:jc w:val="left"/>
+              <w:rPr/>
+            </w:pPr>
+            <w:r>
+              <w:rPr>
+                <w:rtl w:val="0"/>
+              </w:rPr>
+              <w:t xml:space="preserve">CelesTrak space weather (CelesTrak, 2026b)</w:t>
+            </w:r>
+          </w:p>
+        </w:tc>
+        <w:tc>
+          <w:tcPr>
+            <w:shd w:fill="auto" w:val="clear"/>
+            <w:tcMar>
+              <w:top w:w="100.0" w:type="dxa"/>
+              <w:left w:w="100.0" w:type="dxa"/>
+              <w:bottom w:w="100.0" w:type="dxa"/>
+              <w:right w:w="100.0" w:type="dxa"/>
+            </w:tcMar>
+            <w:vAlign w:val="top"/>
+          </w:tcPr>
+          <w:p>
+            <w:pPr>
+              <w:keepNext w:val="0"/>
+              <w:keepLines w:val="0"/>
+              <w:pageBreakBefore w:val="0"/>
+              <w:widowControl w:val="0"/>
+              <w:pBdr>
+                <w:top w:space="0" w:sz="0" w:val="nil"/>
+                <w:left w:space="0" w:sz="0" w:val="nil"/>
+                <w:bottom w:space="0" w:sz="0" w:val="nil"/>
+                <w:right w:space="0" w:sz="0" w:val="nil"/>
+                <w:between w:space="0" w:sz="0" w:val="nil"/>
+              </w:pBdr>
+              <w:shd w:fill="auto" w:val="clear"/>
+              <w:spacing w:after="0" w:before="0" w:line="240" w:lineRule="auto"/>
+              <w:ind w:left="0" w:right="0" w:firstLine="0"/>
+              <w:jc w:val="left"/>
+              <w:rPr/>
+            </w:pPr>
+            <w:r>
+              <w:rPr>
+                <w:rtl w:val="0"/>
+              </w:rPr>
+              <w:t xml:space="preserve">Daily F10.7 solar flux, Kp/Ap indices, sunspot number</w:t>
+            </w:r>
+          </w:p>
+        </w:tc>
+        <w:tc>
+          <w:tcPr>
+            <w:shd w:fill="auto" w:val="clear"/>
+            <w:tcMar>
+              <w:top w:w="100.0" w:type="dxa"/>
+              <w:left w:w="100.0" w:type="dxa"/>
+              <w:bottom w:w="100.0" w:type="dxa"/>
+              <w:right w:w="100.0" w:type="dxa"/>
+            </w:tcMar>
+            <w:vAlign w:val="top"/>
+          </w:tcPr>
+          <w:p>
+            <w:pPr>
+              <w:keepNext w:val="0"/>
+              <w:keepLines w:val="0"/>
+              <w:pageBreakBefore w:val="0"/>
+              <w:widowControl w:val="0"/>
+              <w:pBdr>
+                <w:top w:space="0" w:sz="0" w:val="nil"/>
+                <w:left w:space="0" w:sz="0" w:val="nil"/>
+                <w:bottom w:space="0" w:sz="0" w:val="nil"/>
+                <w:right w:space="0" w:sz="0" w:val="nil"/>
+                <w:between w:space="0" w:sz="0" w:val="nil"/>
+              </w:pBdr>
+              <w:shd w:fill="auto" w:val="clear"/>
+              <w:spacing w:after="0" w:before="0" w:line="240" w:lineRule="auto"/>
+              <w:ind w:left="0" w:right="0" w:firstLine="0"/>
+              <w:jc w:val="left"/>
+              <w:rPr/>
+            </w:pPr>
+            <w:r>
+              <w:rPr>
+                <w:rtl w:val="0"/>
+              </w:rPr>
+              <w:t xml:space="preserve">About 25000 daily rows since October 1957</w:t>
+            </w:r>
+          </w:p>
+        </w:tc>
+        <w:tc>
+          <w:tcPr>
+            <w:shd w:fill="auto" w:val="clear"/>
+            <w:tcMar>
+              <w:top w:w="100.0" w:type="dxa"/>
+              <w:left w:w="100.0" w:type="dxa"/>
+              <w:bottom w:w="100.0" w:type="dxa"/>
+              <w:right w:w="100.0" w:type="dxa"/>
+            </w:tcMar>
+            <w:vAlign w:val="top"/>
+          </w:tcPr>
+          <w:p>
+            <w:pPr>
+              <w:widowControl w:val="0"/>
+              <w:spacing w:after="0" w:line="240" w:lineRule="auto"/>
+              <w:rPr/>
+            </w:pPr>
+            <w:r>
+              <w:rPr>
+                <w:rtl w:val="0"/>
+              </w:rPr>
+              <w:t xml:space="preserve">Free public data; CelesTrak and the original providers will be cited</w:t>
+            </w:r>
+          </w:p>
+        </w:tc>
+      </w:tr>
+      <w:tr>
+        <w:trPr>
+          <w:cantSplit w:val="0"/>
+          <w:tblHeader w:val="0"/>
+        </w:trPr>
+        <w:tc>
+          <w:tcPr>
+            <w:shd w:fill="auto" w:val="clear"/>
+            <w:tcMar>
+              <w:top w:w="100.0" w:type="dxa"/>
+              <w:left w:w="100.0" w:type="dxa"/>
+              <w:bottom w:w="100.0" w:type="dxa"/>
+              <w:right w:w="100.0" w:type="dxa"/>
+            </w:tcMar>
+            <w:vAlign w:val="top"/>
+          </w:tcPr>
+          <w:p>
+            <w:pPr>
+              <w:keepNext w:val="0"/>
+              <w:keepLines w:val="0"/>
+              <w:pageBreakBefore w:val="0"/>
+              <w:widowControl w:val="0"/>
+              <w:pBdr>
+                <w:top w:space="0" w:sz="0" w:val="nil"/>
+                <w:left w:space="0" w:sz="0" w:val="nil"/>
+                <w:bottom w:space="0" w:sz="0" w:val="nil"/>
+                <w:right w:space="0" w:sz="0" w:val="nil"/>
+                <w:between w:space="0" w:sz="0" w:val="nil"/>
+              </w:pBdr>
+              <w:shd w:fill="auto" w:val="clear"/>
+              <w:spacing w:after="0" w:before="0" w:line="240" w:lineRule="auto"/>
+              <w:ind w:left="0" w:right="0" w:firstLine="0"/>
+              <w:jc w:val="left"/>
+              <w:rPr/>
+            </w:pPr>
+            <w:r>
+              <w:rPr>
+                <w:rtl w:val="0"/>
+              </w:rPr>
+              <w:t xml:space="preserve">NOAA solar-cycle forecast (NOAA Space Weather Prediction Center, 2026)</w:t>
+            </w:r>
+          </w:p>
+        </w:tc>
+        <w:tc>
+          <w:tcPr>
+            <w:shd w:fill="auto" w:val="clear"/>
+            <w:tcMar>
+              <w:top w:w="100.0" w:type="dxa"/>
+              <w:left w:w="100.0" w:type="dxa"/>
+              <w:bottom w:w="100.0" w:type="dxa"/>
+              <w:right w:w="100.0" w:type="dxa"/>
+            </w:tcMar>
+            <w:vAlign w:val="top"/>
+          </w:tcPr>
+          <w:p>
+            <w:pPr>
+              <w:keepNext w:val="0"/>
+              <w:keepLines w:val="0"/>
+              <w:pageBreakBefore w:val="0"/>
+              <w:widowControl w:val="0"/>
+              <w:pBdr>
+                <w:top w:space="0" w:sz="0" w:val="nil"/>
+                <w:left w:space="0" w:sz="0" w:val="nil"/>
+                <w:bottom w:space="0" w:sz="0" w:val="nil"/>
+                <w:right w:space="0" w:sz="0" w:val="nil"/>
+                <w:between w:space="0" w:sz="0" w:val="nil"/>
+              </w:pBdr>
+              <w:shd w:fill="auto" w:val="clear"/>
+              <w:spacing w:after="0" w:before="0" w:line="240" w:lineRule="auto"/>
+              <w:ind w:left="0" w:right="0" w:firstLine="0"/>
+              <w:jc w:val="left"/>
+              <w:rPr/>
+            </w:pPr>
+            <w:r>
+              <w:rPr>
+                <w:rtl w:val="0"/>
+              </w:rPr>
+              <w:t xml:space="preserve">Predicted monthly F10.7 and sunspot number</w:t>
+            </w:r>
+          </w:p>
+        </w:tc>
+        <w:tc>
+          <w:tcPr>
+            <w:shd w:fill="auto" w:val="clear"/>
+            <w:tcMar>
+              <w:top w:w="100.0" w:type="dxa"/>
+              <w:left w:w="100.0" w:type="dxa"/>
+              <w:bottom w:w="100.0" w:type="dxa"/>
+              <w:right w:w="100.0" w:type="dxa"/>
+            </w:tcMar>
+            <w:vAlign w:val="top"/>
+          </w:tcPr>
+          <w:p>
+            <w:pPr>
+              <w:keepNext w:val="0"/>
+              <w:keepLines w:val="0"/>
+              <w:pageBreakBefore w:val="0"/>
+              <w:widowControl w:val="0"/>
+              <w:pBdr>
+                <w:top w:space="0" w:sz="0" w:val="nil"/>
+                <w:left w:space="0" w:sz="0" w:val="nil"/>
+                <w:bottom w:space="0" w:sz="0" w:val="nil"/>
+                <w:right w:space="0" w:sz="0" w:val="nil"/>
+                <w:between w:space="0" w:sz="0" w:val="nil"/>
+              </w:pBdr>
+              <w:shd w:fill="auto" w:val="clear"/>
+              <w:spacing w:after="0" w:before="0" w:line="240" w:lineRule="auto"/>
+              <w:ind w:left="0" w:right="0" w:firstLine="0"/>
+              <w:jc w:val="left"/>
+              <w:rPr/>
+            </w:pPr>
+            <w:r>
+              <w:rPr>
+                <w:rtl w:val="0"/>
+              </w:rPr>
+              <w:t xml:space="preserve">Monthly values for the current solar cycle</w:t>
+            </w:r>
+          </w:p>
+        </w:tc>
+        <w:tc>
+          <w:tcPr>
+            <w:shd w:fill="auto" w:val="clear"/>
+            <w:tcMar>
+              <w:top w:w="100.0" w:type="dxa"/>
+              <w:left w:w="100.0" w:type="dxa"/>
+              <w:bottom w:w="100.0" w:type="dxa"/>
+              <w:right w:w="100.0" w:type="dxa"/>
+            </w:tcMar>
+            <w:vAlign w:val="top"/>
+          </w:tcPr>
+          <w:p>
+            <w:pPr>
+              <w:widowControl w:val="0"/>
+              <w:spacing w:after="0" w:line="240" w:lineRule="auto"/>
+              <w:rPr/>
+            </w:pPr>
+            <w:r>
+              <w:rPr>
+                <w:rtl w:val="0"/>
+              </w:rPr>
+              <w:t xml:space="preserve">US government work (public domain);</w:t>
+            </w:r>
+          </w:p>
+          <w:p>
+            <w:pPr>
+              <w:widowControl w:val="0"/>
+              <w:spacing w:after="0" w:line="240" w:lineRule="auto"/>
+              <w:rPr/>
+            </w:pPr>
+            <w:r>
+              <w:rPr>
+                <w:rtl w:val="0"/>
+              </w:rPr>
+              <w:t xml:space="preserve">NOAA Space Weather Prediction Center will be cited</w:t>
+            </w:r>
+          </w:p>
+        </w:tc>
+      </w:tr>
+      <w:tr>
+        <w:trPr>
+          <w:cantSplit w:val="0"/>
+          <w:tblHeader w:val="0"/>
+        </w:trPr>
+        <w:tc>
+          <w:tcPr>
+            <w:shd w:fill="auto" w:val="clear"/>
+            <w:tcMar>
+              <w:top w:w="100.0" w:type="dxa"/>
+              <w:left w:w="100.0" w:type="dxa"/>
+              <w:bottom w:w="100.0" w:type="dxa"/>
+              <w:right w:w="100.0" w:type="dxa"/>
+            </w:tcMar>
+            <w:vAlign w:val="top"/>
+          </w:tcPr>
+          <w:p>
+            <w:pPr>
+              <w:keepNext w:val="0"/>
+              <w:keepLines w:val="0"/>
+              <w:pageBreakBefore w:val="0"/>
+              <w:widowControl w:val="0"/>
+              <w:pBdr>
+                <w:top w:space="0" w:sz="0" w:val="nil"/>
+                <w:left w:space="0" w:sz="0" w:val="nil"/>
+                <w:bottom w:space="0" w:sz="0" w:val="nil"/>
+                <w:right w:space="0" w:sz="0" w:val="nil"/>
+                <w:between w:space="0" w:sz="0" w:val="nil"/>
+              </w:pBdr>
+              <w:shd w:fill="auto" w:val="clear"/>
+              <w:spacing w:after="0" w:before="0" w:line="240" w:lineRule="auto"/>
+              <w:ind w:left="0" w:right="0" w:firstLine="0"/>
+              <w:jc w:val="left"/>
+              <w:rPr/>
+            </w:pPr>
+            <w:r>
+              <w:rPr>
+                <w:rtl w:val="0"/>
+              </w:rPr>
+              <w:t xml:space="preserve">ESA DISCOSweb (European Space Agency, 2026)</w:t>
+            </w:r>
+          </w:p>
+        </w:tc>
+        <w:tc>
+          <w:tcPr>
+            <w:shd w:fill="auto" w:val="clear"/>
+            <w:tcMar>
+              <w:top w:w="100.0" w:type="dxa"/>
+              <w:left w:w="100.0" w:type="dxa"/>
+              <w:bottom w:w="100.0" w:type="dxa"/>
+              <w:right w:w="100.0" w:type="dxa"/>
+            </w:tcMar>
+            <w:vAlign w:val="top"/>
+          </w:tcPr>
+          <w:p>
+            <w:pPr>
+              <w:keepNext w:val="0"/>
+              <w:keepLines w:val="0"/>
+              <w:pageBreakBefore w:val="0"/>
+              <w:widowControl w:val="0"/>
+              <w:pBdr>
+                <w:top w:space="0" w:sz="0" w:val="nil"/>
+                <w:left w:space="0" w:sz="0" w:val="nil"/>
+                <w:bottom w:space="0" w:sz="0" w:val="nil"/>
+                <w:right w:space="0" w:sz="0" w:val="nil"/>
+                <w:between w:space="0" w:sz="0" w:val="nil"/>
+              </w:pBdr>
+              <w:shd w:fill="auto" w:val="clear"/>
+              <w:spacing w:after="0" w:before="0" w:line="240" w:lineRule="auto"/>
+              <w:ind w:left="0" w:right="0" w:firstLine="0"/>
+              <w:jc w:val="left"/>
+              <w:rPr/>
+            </w:pPr>
+            <w:r>
+              <w:rPr>
+                <w:rtl w:val="0"/>
+              </w:rPr>
+              <w:t xml:space="preserve">Mass, cross-section and initial orbits of intact objects (no debris fragments)</w:t>
+            </w:r>
+          </w:p>
+        </w:tc>
+        <w:tc>
+          <w:tcPr>
+            <w:shd w:fill="auto" w:val="clear"/>
+            <w:tcMar>
+              <w:top w:w="100.0" w:type="dxa"/>
+              <w:left w:w="100.0" w:type="dxa"/>
+              <w:bottom w:w="100.0" w:type="dxa"/>
+              <w:right w:w="100.0" w:type="dxa"/>
+            </w:tcMar>
+            <w:vAlign w:val="top"/>
+          </w:tcPr>
+          <w:p>
+            <w:pPr>
+              <w:keepNext w:val="0"/>
+              <w:keepLines w:val="0"/>
+              <w:pageBreakBefore w:val="0"/>
+              <w:widowControl w:val="0"/>
+              <w:pBdr>
+                <w:top w:space="0" w:sz="0" w:val="nil"/>
+                <w:left w:space="0" w:sz="0" w:val="nil"/>
+                <w:bottom w:space="0" w:sz="0" w:val="nil"/>
+                <w:right w:space="0" w:sz="0" w:val="nil"/>
+                <w:between w:space="0" w:sz="0" w:val="nil"/>
+              </w:pBdr>
+              <w:shd w:fill="auto" w:val="clear"/>
+              <w:spacing w:after="0" w:before="0" w:line="240" w:lineRule="auto"/>
+              <w:ind w:left="0" w:right="0" w:firstLine="0"/>
+              <w:jc w:val="left"/>
+              <w:rPr/>
+            </w:pPr>
+            <w:r>
+              <w:rPr>
+                <w:rtl w:val="0"/>
+              </w:rPr>
+              <w:t xml:space="preserve">51382 matched objects with an initial orbit reaching LEO</w:t>
+            </w:r>
+          </w:p>
+        </w:tc>
+        <w:tc>
+          <w:tcPr>
+            <w:shd w:fill="auto" w:val="clear"/>
+            <w:tcMar>
+              <w:top w:w="100.0" w:type="dxa"/>
+              <w:left w:w="100.0" w:type="dxa"/>
+              <w:bottom w:w="100.0" w:type="dxa"/>
+              <w:right w:w="100.0" w:type="dxa"/>
+            </w:tcMar>
+            <w:vAlign w:val="top"/>
+          </w:tcPr>
+          <w:p>
+            <w:pPr>
+              <w:keepNext w:val="0"/>
+              <w:keepLines w:val="0"/>
+              <w:pageBreakBefore w:val="0"/>
+              <w:widowControl w:val="0"/>
+              <w:pBdr>
+                <w:top w:space="0" w:sz="0" w:val="nil"/>
+                <w:left w:space="0" w:sz="0" w:val="nil"/>
+                <w:bottom w:space="0" w:sz="0" w:val="nil"/>
+                <w:right w:space="0" w:sz="0" w:val="nil"/>
+                <w:between w:space="0" w:sz="0" w:val="nil"/>
+              </w:pBdr>
+              <w:shd w:fill="auto" w:val="clear"/>
+              <w:spacing w:after="0" w:before="0" w:line="240" w:lineRule="auto"/>
+              <w:ind w:left="0" w:right="0" w:firstLine="0"/>
+              <w:jc w:val="left"/>
+              <w:rPr/>
+            </w:pPr>
+            <w:r>
+              <w:rPr>
+                <w:rtl w:val="0"/>
+              </w:rPr>
+              <w:t xml:space="preserve">Registered account;</w:t>
+            </w:r>
+          </w:p>
+          <w:p>
+            <w:pPr>
+              <w:widowControl w:val="0"/>
+              <w:spacing w:after="0" w:line="240" w:lineRule="auto"/>
+              <w:rPr/>
+            </w:pPr>
+            <w:r>
+              <w:rPr>
+                <w:rtl w:val="0"/>
+              </w:rPr>
+              <w:t xml:space="preserve">ESA DISCOSweb will be cited;</w:t>
+            </w:r>
+          </w:p>
+          <w:p>
+            <w:pPr>
+              <w:widowControl w:val="0"/>
+              <w:spacing w:after="0" w:line="240" w:lineRule="auto"/>
+              <w:rPr/>
+            </w:pPr>
+            <w:r>
+              <w:rPr>
+                <w:rtl w:val="0"/>
+              </w:rPr>
+              <w:t xml:space="preserve">raw data will not be republished</w:t>
+            </w:r>
+          </w:p>
+        </w:tc>
+      </w:tr>
+      <w:tr>
+        <w:trPr>
+          <w:cantSplit w:val="0"/>
+          <w:tblHeader w:val="0"/>
+        </w:trPr>
+        <w:tc>
+          <w:tcPr>
+            <w:shd w:fill="auto" w:val="clear"/>
+            <w:tcMar>
+              <w:top w:w="100.0" w:type="dxa"/>
+              <w:left w:w="100.0" w:type="dxa"/>
+              <w:bottom w:w="100.0" w:type="dxa"/>
+              <w:right w:w="100.0" w:type="dxa"/>
+            </w:tcMar>
+            <w:vAlign w:val="top"/>
+          </w:tcPr>
+          <w:p>
+            <w:pPr>
+              <w:keepNext w:val="0"/>
+              <w:keepLines w:val="0"/>
+              <w:pageBreakBefore w:val="0"/>
+              <w:widowControl w:val="0"/>
+              <w:pBdr>
+                <w:top w:space="0" w:sz="0" w:val="nil"/>
+                <w:left w:space="0" w:sz="0" w:val="nil"/>
+                <w:bottom w:space="0" w:sz="0" w:val="nil"/>
+                <w:right w:space="0" w:sz="0" w:val="nil"/>
+                <w:between w:space="0" w:sz="0" w:val="nil"/>
+              </w:pBdr>
+              <w:shd w:fill="auto" w:val="clear"/>
+              <w:spacing w:after="0" w:before="0" w:line="240" w:lineRule="auto"/>
+              <w:ind w:left="0" w:right="0" w:firstLine="0"/>
+              <w:jc w:val="left"/>
+              <w:rPr/>
+            </w:pPr>
+            <w:r>
+              <w:rPr>
+                <w:rtl w:val="0"/>
+              </w:rPr>
+              <w:t xml:space="preserve">GCAT (McDowell, 2020)</w:t>
+            </w:r>
+          </w:p>
+        </w:tc>
+        <w:tc>
+          <w:tcPr>
+            <w:shd w:fill="auto" w:val="clear"/>
+            <w:tcMar>
+              <w:top w:w="100.0" w:type="dxa"/>
+              <w:left w:w="100.0" w:type="dxa"/>
+              <w:bottom w:w="100.0" w:type="dxa"/>
+              <w:right w:w="100.0" w:type="dxa"/>
+            </w:tcMar>
+            <w:vAlign w:val="top"/>
+          </w:tcPr>
+          <w:p>
+            <w:pPr>
+              <w:keepNext w:val="0"/>
+              <w:keepLines w:val="0"/>
+              <w:pageBreakBefore w:val="0"/>
+              <w:widowControl w:val="0"/>
+              <w:pBdr>
+                <w:top w:space="0" w:sz="0" w:val="nil"/>
+                <w:left w:space="0" w:sz="0" w:val="nil"/>
+                <w:bottom w:space="0" w:sz="0" w:val="nil"/>
+                <w:right w:space="0" w:sz="0" w:val="nil"/>
+                <w:between w:space="0" w:sz="0" w:val="nil"/>
+              </w:pBdr>
+              <w:shd w:fill="auto" w:val="clear"/>
+              <w:spacing w:after="0" w:before="0" w:line="240" w:lineRule="auto"/>
+              <w:ind w:left="0" w:right="0" w:firstLine="0"/>
+              <w:jc w:val="left"/>
+              <w:rPr/>
+            </w:pPr>
+            <w:r>
+              <w:rPr>
+                <w:rtl w:val="0"/>
+              </w:rPr>
+              <w:t xml:space="preserve">Independent mass and size estimates for cross-checking;</w:t>
+            </w:r>
+          </w:p>
+          <w:p>
+            <w:pPr>
+              <w:keepNext w:val="0"/>
+              <w:keepLines w:val="0"/>
+              <w:pageBreakBefore w:val="0"/>
+              <w:widowControl w:val="0"/>
+              <w:pBdr>
+                <w:top w:space="0" w:sz="0" w:val="nil"/>
+                <w:left w:space="0" w:sz="0" w:val="nil"/>
+                <w:bottom w:space="0" w:sz="0" w:val="nil"/>
+                <w:right w:space="0" w:sz="0" w:val="nil"/>
+                <w:between w:space="0" w:sz="0" w:val="nil"/>
+              </w:pBdr>
+              <w:shd w:fill="auto" w:val="clear"/>
+              <w:spacing w:after="0" w:before="0" w:line="240" w:lineRule="auto"/>
+              <w:ind w:left="0" w:right="0" w:firstLine="0"/>
+              <w:jc w:val="left"/>
+              <w:rPr/>
+            </w:pPr>
+            <w:r>
+              <w:rPr>
+                <w:rtl w:val="0"/>
+              </w:rPr>
+              <w:t xml:space="preserve">payload end-of-life data</w:t>
+            </w:r>
+          </w:p>
+        </w:tc>
+        <w:tc>
+          <w:tcPr>
+            <w:shd w:fill="auto" w:val="clear"/>
+            <w:tcMar>
+              <w:top w:w="100.0" w:type="dxa"/>
+              <w:left w:w="100.0" w:type="dxa"/>
+              <w:bottom w:w="100.0" w:type="dxa"/>
+              <w:right w:w="100.0" w:type="dxa"/>
+            </w:tcMar>
+            <w:vAlign w:val="top"/>
+          </w:tcPr>
+          <w:p>
+            <w:pPr>
+              <w:keepNext w:val="0"/>
+              <w:keepLines w:val="0"/>
+              <w:pageBreakBefore w:val="0"/>
+              <w:widowControl w:val="0"/>
+              <w:pBdr>
+                <w:top w:space="0" w:sz="0" w:val="nil"/>
+                <w:left w:space="0" w:sz="0" w:val="nil"/>
+                <w:bottom w:space="0" w:sz="0" w:val="nil"/>
+                <w:right w:space="0" w:sz="0" w:val="nil"/>
+                <w:between w:space="0" w:sz="0" w:val="nil"/>
+              </w:pBdr>
+              <w:shd w:fill="auto" w:val="clear"/>
+              <w:spacing w:after="0" w:before="0" w:line="240" w:lineRule="auto"/>
+              <w:ind w:left="0" w:right="0" w:firstLine="0"/>
+              <w:jc w:val="left"/>
+              <w:rPr/>
+            </w:pPr>
+            <w:r>
+              <w:rPr>
+                <w:rtl w:val="0"/>
+              </w:rPr>
+              <w:t xml:space="preserve">About 70000 catalogued objects</w:t>
+            </w:r>
+          </w:p>
+        </w:tc>
+        <w:tc>
+          <w:tcPr>
+            <w:shd w:fill="auto" w:val="clear"/>
+            <w:tcMar>
+              <w:top w:w="100.0" w:type="dxa"/>
+              <w:left w:w="100.0" w:type="dxa"/>
+              <w:bottom w:w="100.0" w:type="dxa"/>
+              <w:right w:w="100.0" w:type="dxa"/>
+            </w:tcMar>
+            <w:vAlign w:val="top"/>
+          </w:tcPr>
+          <w:p>
+            <w:pPr>
+              <w:widowControl w:val="0"/>
+              <w:spacing w:after="0" w:line="240" w:lineRule="auto"/>
+              <w:rPr/>
+            </w:pPr>
+            <w:r>
+              <w:rPr>
+                <w:rtl w:val="0"/>
+              </w:rPr>
+              <w:t xml:space="preserve">CC BY 4.0 licence;</w:t>
+            </w:r>
+          </w:p>
+          <w:p>
+            <w:pPr>
+              <w:widowControl w:val="0"/>
+              <w:spacing w:after="0" w:line="240" w:lineRule="auto"/>
+              <w:rPr/>
+            </w:pPr>
+            <w:r>
+              <w:rPr>
+                <w:rtl w:val="0"/>
+              </w:rPr>
+              <w:t xml:space="preserve">GCAT will be cited</w:t>
+            </w:r>
+          </w:p>
+        </w:tc>
+      </w:tr>
+    </w:tbl>
+    <w:p>
+      <w:pPr>
+        <w:ind w:left="0" w:firstLine="0"/>
+        <w:rPr/>
+      </w:pPr>
+      <w:r>
+        <w:rPr>
+          <w:rtl w:val="0"/>
+        </w:rPr>
+      </w:r>
+    </w:p>
+    <w:p>
+      <w:pPr>
+        <w:ind w:left="0" w:firstLine="0"/>
+        <w:jc w:val="both"/>
+        <w:rPr/>
+      </w:pPr>
+      <w:r>
+        <w:rPr>
+          <w:rtl w:val="0"/>
+        </w:rPr>
+        <w:t xml:space="preserve">A feasibility check on one sample year (1990) found 1716288 orbit records for 6800 objects. Of these, 566993 records belong to 2078 objects with a known later re-entry date. </w:t>
+      </w:r>
+    </w:p>
+    <w:p>
+      <w:pPr>
+        <w:ind w:left="0" w:firstLine="0"/>
+        <w:jc w:val="both"/>
+        <w:rPr/>
+      </w:pPr>
+      <w:r>
+        <w:rPr>
+          <w:rtl w:val="0"/>
+        </w:rPr>
+        <w:t xml:space="preserve">Each object has many rows, one for each weekly orbit record. These rows are not independent, because they describe the same object over time. Therefore, all analysis will group the rows by object. The report will state both the number of rows and the number of distinct objects. The training and sets will be split by object, so that no object appears in both. The statistical tests and Cox model will also treat each object, not each row, as one unit.</w:t>
       </w:r>
     </w:p>
     <w:p>
@@ -4487,6 +5763,13 @@
         <w:bottom w:w="0.0" w:type="dxa"/>
         <w:right w:w="115.0" w:type="dxa"/>
       </w:tblCellMar>
+    </w:tblPr>
+  </w:style>
+  <w:style w:type="table" w:styleId="Table3">
+    <w:basedOn w:val="TableNormal"/>
+    <w:tblPr>
+      <w:tblStyleRowBandSize w:val="1"/>
+      <w:tblStyleColBandSize w:val="1"/>
     </w:tblPr>
   </w:style>
 </w:styles>

--- a/CA1 - Capstone Project Proposal.docx
+++ b/CA1 - Capstone Project Proposal.docx
@@ -231,47 +231,78 @@
               </wp:anchor>
             </w:drawing>
           </mc:Choice>
-          <mc:Fallback xmlns:cr="http://schemas.microsoft.com/office/comments/2020/reactions" xmlns="http://schemas.microsoft.com/office/tasks/2019/documenttasks" xmlns:dgm="http://schemas.openxmlformats.org/drawingml/2006/diagram" xmlns:lc="http://schemas.openxmlformats.org/drawingml/2006/lockedCanvas" xmlns:c="http://schemas.openxmlformats.org/drawingml/2006/chart" xmlns:pic="http://schemas.openxmlformats.org/drawingml/2006/picture" xmlns:a="http://schemas.openxmlformats.org/drawingml/2006/main" xmlns:sl="http://schemas.openxmlformats.org/schemaLibrary/2006/main">
-            <w:drawing>
-              <wp:anchor allowOverlap="1" behindDoc="0" distB="0" distT="0" distL="114300" distR="114300" hidden="0" layoutInCell="1" locked="0" relativeHeight="0" simplePos="0">
-                <wp:simplePos x="0" y="0"/>
-                <wp:positionH relativeFrom="page">
-                  <wp:posOffset>428625</wp:posOffset>
-                </wp:positionH>
-                <wp:positionV relativeFrom="margin">
-                  <wp:posOffset>-1170302</wp:posOffset>
-                </wp:positionV>
-                <wp:extent cx="228600" cy="10403359"/>
-                <wp:effectExtent b="0" l="0" r="0" t="0"/>
-                <wp:wrapNone/>
-                <wp:docPr id="2" name="image4.png"/>
-                <a:graphic>
-                  <a:graphicData uri="http://schemas.openxmlformats.org/drawingml/2006/picture">
-                    <pic:pic>
-                      <pic:nvPicPr>
-                        <pic:cNvPr id="0" name="image4.png"/>
-                        <pic:cNvPicPr preferRelativeResize="0"/>
-                      </pic:nvPicPr>
-                      <pic:blipFill>
-                        <a:blip r:embed="rId7"/>
-                        <a:srcRect/>
-                        <a:stretch>
-                          <a:fillRect/>
-                        </a:stretch>
-                      </pic:blipFill>
-                      <pic:spPr>
-                        <a:xfrm>
-                          <a:off x="0" y="0"/>
-                          <a:ext cx="228600" cy="10403359"/>
-                        </a:xfrm>
-                        <a:prstGeom prst="rect"/>
-                        <a:ln/>
-                      </pic:spPr>
-                    </pic:pic>
-                  </a:graphicData>
-                </a:graphic>
-              </wp:anchor>
-            </w:drawing>
+          <mc:Fallback>
+            <w:pict>
+              <v:group w14:anchorId="1DD9A2A8" id="Group 2" o:spid="_x0000_s1026" style="position:absolute;margin-left:33.75pt;margin-top:-92.15pt;width:18pt;height:819.15pt;z-index:251658240;mso-position-horizontal-relative:page;mso-position-vertical-relative:margin" coordorigin="52317" coordsize="2286,75600" o:gfxdata="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">
+                <v:group id="Group 1345934070" o:spid="_x0000_s1027" style="position:absolute;left:52317;width:2286;height:75600" coordorigin="52317" coordsize="2286,75600" o:gfxdata="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">
+                  <v:rect id="Rectangle 1152450696" o:spid="_x0000_s1028" style="position:absolute;left:52317;width:2286;height:75600;visibility:visible;mso-wrap-style:square;v-text-anchor:middle" o:gfxdata="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" filled="f" stroked="f">
+                    <v:textbox inset="2.53958mm,2.53958mm,2.53958mm,2.53958mm">
+                      <w:txbxContent>
+                        <w:p>
+                          <w:pPr>
+                            <w:spacing w:after="0" w:line="240" w:lineRule="auto"/>
+                            <w:textDirection w:val="btLr"/>
+                          </w:pPr>
+                        </w:p>
+                      </w:txbxContent>
+                    </v:textbox>
+                  </v:rect>
+                  <v:group id="Group 141149636" o:spid="_x0000_s1029" style="position:absolute;left:52317;width:2286;height:75600" coordorigin="52317" coordsize="2286,75600" o:gfxdata="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">
+                    <v:rect id="Rectangle 302504329" o:spid="_x0000_s1030" style="position:absolute;left:52317;width:2286;height:75600;visibility:visible;mso-wrap-style:square;v-text-anchor:middle" o:gfxdata="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" filled="f" stroked="f">
+                      <v:textbox inset="2.53958mm,2.53958mm,2.53958mm,2.53958mm">
+                        <w:txbxContent>
+                          <w:p>
+                            <w:pPr>
+                              <w:spacing w:after="0" w:line="240" w:lineRule="auto"/>
+                              <w:textDirection w:val="btLr"/>
+                            </w:pPr>
+                          </w:p>
+                        </w:txbxContent>
+                      </v:textbox>
+                    </v:rect>
+                    <v:group id="Group 1099034943" o:spid="_x0000_s1031" style="position:absolute;left:52317;width:2286;height:75600" coordsize="2286,91440" o:gfxdata="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">
+                      <v:rect id="Rectangle 2138153369" o:spid="_x0000_s1032" style="position:absolute;width:2286;height:91440;visibility:visible;mso-wrap-style:square;v-text-anchor:middle" o:gfxdata="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" filled="f" stroked="f">
+                        <v:textbox inset="2.53958mm,2.53958mm,2.53958mm,2.53958mm">
+                          <w:txbxContent>
+                            <w:p>
+                              <w:pPr>
+                                <w:spacing w:after="0" w:line="240" w:lineRule="auto"/>
+                                <w:textDirection w:val="btLr"/>
+                              </w:pPr>
+                            </w:p>
+                          </w:txbxContent>
+                        </v:textbox>
+                      </v:rect>
+                      <v:rect id="Rectangle 1951782037" o:spid="_x0000_s1033" style="position:absolute;width:2286;height:87820;visibility:visible;mso-wrap-style:square;v-text-anchor:middle" o:gfxdata="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" fillcolor="#c0504d [3205]" stroked="f">
+                        <v:textbox inset="2.53958mm,2.53958mm,2.53958mm,2.53958mm">
+                          <w:txbxContent>
+                            <w:p>
+                              <w:pPr>
+                                <w:spacing w:after="0" w:line="240" w:lineRule="auto"/>
+                                <w:textDirection w:val="btLr"/>
+                              </w:pPr>
+                            </w:p>
+                          </w:txbxContent>
+                        </v:textbox>
+                      </v:rect>
+                      <v:rect id="Rectangle 1184110239" o:spid="_x0000_s1034" style="position:absolute;top:89154;width:2286;height:2286;visibility:visible;mso-wrap-style:square;v-text-anchor:middle" o:gfxdata="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" fillcolor="#4f81bd [3204]" stroked="f">
+                        <v:textbox inset="2.53958mm,2.53958mm,2.53958mm,2.53958mm">
+                          <w:txbxContent>
+                            <w:p>
+                              <w:pPr>
+                                <w:spacing w:after="0" w:line="240" w:lineRule="auto"/>
+                                <w:textDirection w:val="btLr"/>
+                              </w:pPr>
+                            </w:p>
+                          </w:txbxContent>
+                        </v:textbox>
+                      </v:rect>
+                    </v:group>
+                  </v:group>
+                </v:group>
+                <w10:wrap anchorx="page" anchory="margin"/>
+              </v:group>
+            </w:pict>
           </mc:Fallback>
         </mc:AlternateContent>
       </w:r>
@@ -301,7 +332,7 @@
                     <pic:cNvPicPr preferRelativeResize="0"/>
                   </pic:nvPicPr>
                   <pic:blipFill>
-                    <a:blip r:embed="rId8"/>
+                    <a:blip r:embed="rId7"/>
                     <a:srcRect/>
                     <a:stretch>
                       <a:fillRect/>
@@ -1096,7 +1127,7 @@
           <w:noProof/>
         </w:rPr>
         <mc:AlternateContent>
-          <mc:Choice Requires="wpg">
+          <mc:Choice Requires="wps">
             <w:drawing>
               <wp:anchor distT="0" distB="0" distL="114300" distR="114300" simplePos="0" relativeHeight="251660288" behindDoc="0" locked="0" layoutInCell="1" hidden="0" allowOverlap="1" wp14:anchorId="2B580D60" wp14:editId="6C05F244">
                 <wp:simplePos x="0" y="0"/>
@@ -1162,23 +1193,7 @@
                                 <w:color w:val="000000"/>
                                 <w:sz w:val="28"/>
                               </w:rPr>
-                              <w:t xml:space="preserve">By submitting this assessment, I confirm that I have read the CCT policy on academic misconduct and understand the implications of submitting work that is not my own or does not appropriately reference material </w:t>
-                            </w:r>
-                            <w:proofErr w:type="gramStart"/>
-                            <w:r>
-                              <w:rPr>
-                                <w:color w:val="000000"/>
-                                <w:sz w:val="28"/>
-                              </w:rPr>
-                              <w:t>taken</w:t>
-                            </w:r>
-                            <w:proofErr w:type="gramEnd"/>
-                            <w:r>
-                              <w:rPr>
-                                <w:color w:val="000000"/>
-                                <w:sz w:val="28"/>
-                              </w:rPr>
-                              <w:t xml:space="preserve"> from a third party or other source. </w:t>
+                              <w:t xml:space="preserve">By submitting this assessment, I confirm that I have read the CCT policy on academic misconduct and understand the implications of submitting work that is not my own or does not appropriately reference material taken from a third party or other source. </w:t>
                             </w:r>
                           </w:p>
                           <w:p>
@@ -1218,47 +1233,69 @@
               </wp:anchor>
             </w:drawing>
           </mc:Choice>
-          <mc:Fallback xmlns:cr="http://schemas.microsoft.com/office/comments/2020/reactions" xmlns="http://schemas.microsoft.com/office/tasks/2019/documenttasks" xmlns:dgm="http://schemas.openxmlformats.org/drawingml/2006/diagram" xmlns:lc="http://schemas.openxmlformats.org/drawingml/2006/lockedCanvas" xmlns:c="http://schemas.openxmlformats.org/drawingml/2006/chart" xmlns:pic="http://schemas.openxmlformats.org/drawingml/2006/picture" xmlns:a="http://schemas.openxmlformats.org/drawingml/2006/main" xmlns:sl="http://schemas.openxmlformats.org/schemaLibrary/2006/main">
-            <w:drawing>
-              <wp:anchor allowOverlap="1" behindDoc="0" distB="0" distT="0" distL="114300" distR="114300" hidden="0" layoutInCell="1" locked="0" relativeHeight="0" simplePos="0">
-                <wp:simplePos x="0" y="0"/>
-                <wp:positionH relativeFrom="column">
-                  <wp:posOffset>-28572</wp:posOffset>
-                </wp:positionH>
-                <wp:positionV relativeFrom="paragraph">
-                  <wp:posOffset>463551</wp:posOffset>
-                </wp:positionV>
-                <wp:extent cx="5857875" cy="2933700"/>
-                <wp:effectExtent b="0" l="0" r="0" t="0"/>
-                <wp:wrapNone/>
-                <wp:docPr id="1" name="image3.png"/>
-                <a:graphic>
-                  <a:graphicData uri="http://schemas.openxmlformats.org/drawingml/2006/picture">
-                    <pic:pic>
-                      <pic:nvPicPr>
-                        <pic:cNvPr id="0" name="image3.png"/>
-                        <pic:cNvPicPr preferRelativeResize="0"/>
-                      </pic:nvPicPr>
-                      <pic:blipFill>
-                        <a:blip r:embed="rId7"/>
-                        <a:srcRect/>
-                        <a:stretch>
-                          <a:fillRect/>
-                        </a:stretch>
-                      </pic:blipFill>
-                      <pic:spPr>
-                        <a:xfrm>
-                          <a:off x="0" y="0"/>
-                          <a:ext cx="5857875" cy="2933700"/>
-                        </a:xfrm>
-                        <a:prstGeom prst="rect"/>
-                        <a:ln/>
-                      </pic:spPr>
-                    </pic:pic>
-                  </a:graphicData>
-                </a:graphic>
-              </wp:anchor>
-            </w:drawing>
+          <mc:Fallback>
+            <w:pict>
+              <v:rect w14:anchorId="2B580D60" id="Rectangle 1" o:spid="_x0000_s1035" style="position:absolute;margin-left:-2.25pt;margin-top:36.5pt;width:461.25pt;height:231pt;z-index:251660288;visibility:visible;mso-wrap-style:square;mso-wrap-distance-left:9pt;mso-wrap-distance-top:0;mso-wrap-distance-right:9pt;mso-wrap-distance-bottom:0;mso-position-horizontal:absolute;mso-position-horizontal-relative:text;mso-position-vertical:absolute;mso-position-vertical-relative:text;v-text-anchor:top" o:gfxdata="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" fillcolor="white [3201]" strokecolor="#4f81bd [3204]" strokeweight="2.25pt">
+                <v:stroke startarrowwidth="narrow" startarrowlength="short" endarrowwidth="narrow" endarrowlength="short" joinstyle="round"/>
+                <v:textbox inset="2.53958mm,1.2694mm,2.53958mm,1.2694mm">
+                  <w:txbxContent>
+                    <w:p>
+                      <w:pPr>
+                        <w:spacing w:line="258" w:lineRule="auto"/>
+                        <w:textDirection w:val="btLr"/>
+                      </w:pPr>
+                      <w:r>
+                        <w:rPr>
+                          <w:b/>
+                          <w:color w:val="156082"/>
+                          <w:sz w:val="32"/>
+                        </w:rPr>
+                        <w:t>Declaration</w:t>
+                      </w:r>
+                    </w:p>
+                    <w:p>
+                      <w:pPr>
+                        <w:spacing w:line="258" w:lineRule="auto"/>
+                        <w:textDirection w:val="btLr"/>
+                      </w:pPr>
+                      <w:r>
+                        <w:rPr>
+                          <w:color w:val="000000"/>
+                          <w:sz w:val="28"/>
+                        </w:rPr>
+                        <w:t xml:space="preserve">By submitting this assessment, I confirm that I have read the CCT policy on academic misconduct and understand the implications of submitting work that is not my own or does not appropriately reference material taken from a third party or other source. </w:t>
+                      </w:r>
+                    </w:p>
+                    <w:p>
+                      <w:pPr>
+                        <w:spacing w:line="258" w:lineRule="auto"/>
+                        <w:textDirection w:val="btLr"/>
+                      </w:pPr>
+                      <w:r>
+                        <w:rPr>
+                          <w:color w:val="000000"/>
+                          <w:sz w:val="28"/>
+                        </w:rPr>
+                        <w:t>I declare it to be my own work and that all material from third parties has been appropriately referenced.</w:t>
+                      </w:r>
+                    </w:p>
+                    <w:p>
+                      <w:pPr>
+                        <w:spacing w:line="258" w:lineRule="auto"/>
+                        <w:textDirection w:val="btLr"/>
+                      </w:pPr>
+                      <w:r>
+                        <w:rPr>
+                          <w:color w:val="000000"/>
+                          <w:sz w:val="28"/>
+                        </w:rPr>
+                        <w:t xml:space="preserve"> I further confirm that this work has not previously been submitted for assessment by myself or someone else in CCT College Dublin or any other higher education institution.</w:t>
+                      </w:r>
+                    </w:p>
+                  </w:txbxContent>
+                </v:textbox>
+              </v:rect>
+            </w:pict>
           </mc:Fallback>
         </mc:AlternateContent>
       </w:r>
@@ -1304,35 +1341,7 @@
         <w:rPr>
           <w:color w:val="FF0000"/>
         </w:rPr>
-        <w:t xml:space="preserve">[NOTE: This section </w:t>
-      </w:r>
-      <w:proofErr w:type="gramStart"/>
-      <w:r>
-        <w:rPr>
-          <w:color w:val="FF0000"/>
-        </w:rPr>
-        <w:t>is designated</w:t>
-      </w:r>
-      <w:proofErr w:type="gramEnd"/>
-      <w:r>
-        <w:rPr>
-          <w:color w:val="FF0000"/>
-        </w:rPr>
-        <w:t xml:space="preserve"> for the abstract. Abstracts </w:t>
-      </w:r>
-      <w:proofErr w:type="gramStart"/>
-      <w:r>
-        <w:rPr>
-          <w:color w:val="FF0000"/>
-        </w:rPr>
-        <w:t>are not assigned</w:t>
-      </w:r>
-      <w:proofErr w:type="gramEnd"/>
-      <w:r>
-        <w:rPr>
-          <w:color w:val="FF0000"/>
-        </w:rPr>
-        <w:t xml:space="preserve"> page numbers and should precede the table of contents. If an abstract is unnecessary for your work, please delete this page.] </w:t>
+        <w:t xml:space="preserve">[NOTE: This section is designated for the abstract. Abstracts are not assigned page numbers and should precede the table of contents. If an abstract is unnecessary for your work, please delete this page.] </w:t>
       </w:r>
     </w:p>
     <w:p>
@@ -1779,27 +1788,13 @@
         <w:rPr>
           <w:color w:val="FF0000"/>
         </w:rPr>
-        <w:t xml:space="preserve">[NOTE: The table of contents above has </w:t>
-      </w:r>
-      <w:proofErr w:type="gramStart"/>
-      <w:r>
-        <w:rPr>
-          <w:color w:val="FF0000"/>
-        </w:rPr>
-        <w:t>been included</w:t>
-      </w:r>
-      <w:proofErr w:type="gramEnd"/>
-      <w:r>
-        <w:rPr>
-          <w:color w:val="FF0000"/>
-        </w:rPr>
-        <w:t xml:space="preserve"> for your convenience. To refresh the table, simply click on it, then select 'Update Table' using the mouse. You can choose to update either the page numbers exclusively or the entire table as needed.] </w:t>
+        <w:t xml:space="preserve">[NOTE: The table of contents above has been included for your convenience. To refresh the table, simply click on it, then select 'Update Table' using the mouse. You can choose to update either the page numbers exclusively or the entire table as needed.] </w:t>
       </w:r>
     </w:p>
     <w:p>
       <w:pPr>
         <w:sectPr>
-          <w:footerReference w:type="default" r:id="rId9"/>
+          <w:footerReference w:type="default" r:id="rId8"/>
           <w:pgSz w:w="11906" w:h="16838"/>
           <w:pgMar w:top="1440" w:right="1440" w:bottom="1440" w:left="1440" w:header="708" w:footer="708" w:gutter="0"/>
           <w:cols w:space="720"/>
@@ -1850,23 +1845,7 @@
         <w:jc w:val="both"/>
       </w:pPr>
       <w:r>
-        <w:t xml:space="preserve">Low Earth Orbit (LEO) is where most broadband, navigation and Earth-observation satellites operate, and it is getting crowded. About </w:t>
-      </w:r>
-      <w:proofErr w:type="gramStart"/>
-      <w:r>
-        <w:t>40000</w:t>
-      </w:r>
-      <w:proofErr w:type="gramEnd"/>
-      <w:r>
-        <w:t xml:space="preserve"> objects </w:t>
-      </w:r>
-      <w:proofErr w:type="gramStart"/>
-      <w:r>
-        <w:t>are now tracked</w:t>
-      </w:r>
-      <w:proofErr w:type="gramEnd"/>
-      <w:r>
-        <w:t xml:space="preserve"> around Earth, and only about 11000 of them are working satellites (European Space Agency, 2025). The rest are defunct satellites, used rocket bodies and fragments. Collisions and explosions now create new debris faster than the atmosphere removes old debris (European Space Agency, 2025). Kessler and Cour-Palais (1978) warned that this could become a chain reaction of collisions.</w:t>
+        <w:t>Low Earth Orbit (LEO) is where most broadband, navigation and Earth-observation satellites operate, and it is getting crowded. About 40000 objects are now tracked around Earth, and only about 11000 of them are working satellites (European Space Agency, 2025). The rest are defunct satellites, used rocket bodies and fragments. Collisions and explosions now create new debris faster than the atmosphere removes old debris (European Space Agency, 2025). Kessler and Cour-Palais (1978) warned that this could become a chain reaction of collisions.</w:t>
       </w:r>
     </w:p>
     <w:p>
@@ -1890,15 +1869,7 @@
         <w:jc w:val="both"/>
       </w:pPr>
       <w:r>
-        <w:t xml:space="preserve">Orbital lifetime is difficult to estimate. It depends </w:t>
-      </w:r>
-      <w:proofErr w:type="gramStart"/>
-      <w:r>
-        <w:t>mainly on</w:t>
-      </w:r>
-      <w:proofErr w:type="gramEnd"/>
-      <w:r>
-        <w:t xml:space="preserve"> the object’s altitude, its mass and size, and solar activity, which changes how much drag the upper atmosphere produces. This project uses more than 60 years of publicly available tracking records to build a model that predicts how long an uncontrolled LEO object will stay in orbit. The intended users are operators and licensing authorities who need to check a mission against the five-year rule.</w:t>
+        <w:t>Orbital lifetime is difficult to estimate. It depends mainly on the object’s altitude, its mass and size, and solar activity, which changes how much drag the upper atmosphere produces. This project uses more than 60 years of publicly available tracking records to build a model that predicts how long an uncontrolled LEO object will stay in orbit. The intended users are operators and licensing authorities who need to check a mission against the five-year rule.</w:t>
       </w:r>
     </w:p>
     <w:p>
@@ -1945,39 +1916,7 @@
         <w:jc w:val="both"/>
       </w:pPr>
       <w:r>
-        <w:t xml:space="preserve">Orbital lifetime depends </w:t>
-      </w:r>
-      <w:proofErr w:type="gramStart"/>
-      <w:r>
-        <w:t>mainly on</w:t>
-      </w:r>
-      <w:proofErr w:type="gramEnd"/>
-      <w:r>
-        <w:t xml:space="preserve"> three factors: the object’s altitude, its mass and size, and solar activity. A light object with a large surface </w:t>
-      </w:r>
-      <w:proofErr w:type="gramStart"/>
-      <w:r>
-        <w:t>is slowed</w:t>
-      </w:r>
-      <w:proofErr w:type="gramEnd"/>
-      <w:r>
-        <w:t xml:space="preserve"> by the atmosphere faster than a heavy, compact one. Solar activity heats the upper atmosphere and makes it expand, which increases drag. The effect can be large. In </w:t>
-      </w:r>
-      <w:proofErr w:type="gramStart"/>
-      <w:r>
-        <w:t>February 2022</w:t>
-      </w:r>
-      <w:proofErr w:type="gramEnd"/>
-      <w:r>
-        <w:t xml:space="preserve"> a geomagnetic storm increased drag at low altitude, and 38 of 49 newly launched Starlink satellites </w:t>
-      </w:r>
-      <w:proofErr w:type="gramStart"/>
-      <w:r>
-        <w:t>were lost</w:t>
-      </w:r>
-      <w:proofErr w:type="gramEnd"/>
-      <w:r>
-        <w:t xml:space="preserve"> (Fang et al., 2022).</w:t>
+        <w:t>Orbital lifetime depends mainly on three factors: the object’s altitude, its mass and size, and solar activity. A light object with a large surface is slowed by the atmosphere faster than a heavy, compact one. Solar activity heats the upper atmosphere and makes it expand, which increases drag. The effect can be large. In February 2022 a geomagnetic storm increased drag at low altitude, and 38 of 49 newly launched Starlink satellites were lost (Fang et al., 2022).</w:t>
       </w:r>
     </w:p>
     <w:p>
@@ -1985,15 +1924,7 @@
         <w:jc w:val="both"/>
       </w:pPr>
       <w:r>
-        <w:t xml:space="preserve">Lifetime </w:t>
-      </w:r>
-      <w:proofErr w:type="gramStart"/>
-      <w:r>
-        <w:t>is currently estimated</w:t>
-      </w:r>
-      <w:proofErr w:type="gramEnd"/>
-      <w:r>
-        <w:t xml:space="preserve"> with physics-based tools such as OSCAR, the lifetime module of ESA’s DRAMA suite (Braun et al., 2020). These tools need the object’s mass and cross-section area, and a drag value fitted to its tracking data. The results remain uncertain: ESA applies a margin of ±20% of the remaining lifetime to its own re-entry predictions (European Space Agency, 2018).</w:t>
+        <w:t>Lifetime is currently estimated with physics-based tools such as OSCAR, the lifetime module of ESA’s DRAMA suite (Braun et al., 2020). These tools need the object’s mass and cross-section area, and a drag value fitted to its tracking data. The results remain uncertain: ESA applies a margin of ±20% of the remaining lifetime to its own re-entry predictions (European Space Agency, 2018).</w:t>
       </w:r>
     </w:p>
     <w:p>
@@ -2010,15 +1941,7 @@
       </w:r>
       <w:proofErr w:type="gramEnd"/>
       <w:r>
-        <w:t xml:space="preserve">. Tracking catalogues hold millions of orbit records covering more than 60 years, and the actual lifetime is known for every object that has already re-entered. A model trained on these records can estimate the remaining lifetime of an uncontrolled LEO object and the probability that it re-enters within five years. It can also report how uncertain each estimate is. Future solar activity cannot </w:t>
-      </w:r>
-      <w:proofErr w:type="gramStart"/>
-      <w:r>
-        <w:t>be forecast</w:t>
-      </w:r>
-      <w:proofErr w:type="gramEnd"/>
-      <w:r>
-        <w:t xml:space="preserve"> reliably (European Space Agency, 2018), so long-range estimates will remain uncertain. The result is a </w:t>
+        <w:t xml:space="preserve">. Tracking catalogues hold millions of orbit records covering more than 60 years, and the actual lifetime is known for every object that has already re-entered. A model trained on these records can estimate the remaining lifetime of an uncontrolled LEO object and the probability that it re-enters within five years. It can also report how uncertain each estimate is. Future solar activity cannot be forecast reliably (European Space Agency, 2018), so long-range estimates will remain uncertain. The result is a </w:t>
       </w:r>
       <w:proofErr w:type="gramStart"/>
       <w:r>
@@ -2060,15 +1983,7 @@
         <w:jc w:val="both"/>
       </w:pPr>
       <w:r>
-        <w:t xml:space="preserve">To develop and evaluate a predictive model that estimates how long an uncontrolled LEO object will remain in orbit, based on its current orbit and solar conditions, and to </w:t>
-      </w:r>
-      <w:proofErr w:type="gramStart"/>
-      <w:r>
-        <w:t>test</w:t>
-      </w:r>
-      <w:proofErr w:type="gramEnd"/>
-      <w:r>
-        <w:t xml:space="preserve"> how reliably the model identifies objects that will re-enter within the five-year disposal limit.</w:t>
+        <w:t>To develop and evaluate a predictive model that estimates how long an uncontrolled LEO object will remain in orbit, based on its current orbit and solar conditions, and to test how reliably the model identifies objects that will re-enter within the five-year disposal limit.</w:t>
       </w:r>
     </w:p>
     <w:p>
@@ -2092,15 +2007,7 @@
         <w:jc w:val="both"/>
       </w:pPr>
       <w:r>
-        <w:t xml:space="preserve">Build one cleaned and labelled dataset that combines orbit-history records, re-entry dates, daily space-weather </w:t>
-      </w:r>
-      <w:proofErr w:type="gramStart"/>
-      <w:r>
-        <w:t>data</w:t>
-      </w:r>
-      <w:proofErr w:type="gramEnd"/>
-      <w:r>
-        <w:t xml:space="preserve"> and object properties.</w:t>
+        <w:t>Build one cleaned and labelled dataset that combines orbit-history records, re-entry dates, daily space-weather data and object properties.</w:t>
       </w:r>
     </w:p>
     <w:p>
@@ -2126,15 +2033,7 @@
         <w:jc w:val="both"/>
       </w:pPr>
       <w:r>
-        <w:t xml:space="preserve">Select and </w:t>
-      </w:r>
-      <w:proofErr w:type="gramStart"/>
-      <w:r>
-        <w:t>test</w:t>
-      </w:r>
-      <w:proofErr w:type="gramEnd"/>
-      <w:r>
-        <w:t xml:space="preserve"> suitable predictive </w:t>
+        <w:t xml:space="preserve">Select and test suitable predictive </w:t>
       </w:r>
       <w:proofErr w:type="gramStart"/>
       <w:r>
@@ -2154,13 +2053,8 @@
         <w:spacing w:after="0"/>
         <w:jc w:val="both"/>
       </w:pPr>
-      <w:proofErr w:type="gramStart"/>
-      <w:r>
-        <w:t>Test</w:t>
-      </w:r>
-      <w:proofErr w:type="gramEnd"/>
-      <w:r>
-        <w:t xml:space="preserve"> the selected model’s five-year compliance decisions on objects and later years not used in training.</w:t>
+      <w:r>
+        <w:t>Test the selected model’s five-year compliance decisions on objects and later years not used in training.</w:t>
       </w:r>
     </w:p>
     <w:p>
@@ -2227,21 +2121,8 @@
         <w:jc w:val="both"/>
       </w:pPr>
       <w:r>
-        <w:t xml:space="preserve">tracked objects whose whole orbit lies below </w:t>
-      </w:r>
-      <w:proofErr w:type="gramStart"/>
-      <w:r>
-        <w:t>2000</w:t>
-      </w:r>
-      <w:proofErr w:type="gramEnd"/>
-      <w:r>
-        <w:t xml:space="preserve"> </w:t>
-      </w:r>
-      <w:proofErr w:type="gramStart"/>
-      <w:r>
-        <w:t>km;</w:t>
-      </w:r>
-      <w:proofErr w:type="gramEnd"/>
+        <w:t>tracked objects whose whole orbit lies below 2000 km;</w:t>
+      </w:r>
     </w:p>
     <w:p>
       <w:pPr>
@@ -2253,13 +2134,8 @@
         <w:jc w:val="both"/>
       </w:pPr>
       <w:r>
-        <w:t xml:space="preserve">rocket bodies, mission-related objects, debris, and satellites whose mission has </w:t>
-      </w:r>
-      <w:proofErr w:type="gramStart"/>
-      <w:r>
-        <w:t>ended;</w:t>
-      </w:r>
-      <w:proofErr w:type="gramEnd"/>
+        <w:t>rocket bodies, mission-related objects, debris, and satellites whose mission has ended;</w:t>
+      </w:r>
     </w:p>
     <w:p>
       <w:pPr>
@@ -2294,13 +2170,8 @@
         <w:jc w:val="both"/>
       </w:pPr>
       <w:r>
-        <w:t xml:space="preserve">satellites that still manoeuvre, because raising the orbit interrupts natural </w:t>
-      </w:r>
-      <w:proofErr w:type="gramStart"/>
-      <w:r>
-        <w:t>decay;</w:t>
-      </w:r>
-      <w:proofErr w:type="gramEnd"/>
+        <w:t>satellites that still manoeuvre, because raising the orbit interrupts natural decay;</w:t>
+      </w:r>
     </w:p>
     <w:p>
       <w:pPr>
@@ -2312,13 +2183,8 @@
         <w:jc w:val="both"/>
       </w:pPr>
       <w:r>
-        <w:t xml:space="preserve">controlled re-entries, object above LEO and objects too small to </w:t>
-      </w:r>
-      <w:proofErr w:type="gramStart"/>
-      <w:r>
-        <w:t>track;</w:t>
-      </w:r>
-      <w:proofErr w:type="gramEnd"/>
+        <w:t>controlled re-entries, object above LEO and objects too small to track;</w:t>
+      </w:r>
     </w:p>
     <w:p>
       <w:pPr>
@@ -2329,15 +2195,7 @@
         <w:jc w:val="both"/>
       </w:pPr>
       <w:r>
-        <w:t xml:space="preserve">re-entry locations, break-up, ground </w:t>
-      </w:r>
-      <w:proofErr w:type="gramStart"/>
-      <w:r>
-        <w:t>risk</w:t>
-      </w:r>
-      <w:proofErr w:type="gramEnd"/>
-      <w:r>
-        <w:t xml:space="preserve"> and operational re-entry warnings.</w:t>
+        <w:t>re-entry locations, break-up, ground risk and operational re-entry warnings.</w:t>
       </w:r>
     </w:p>
     <w:p>
@@ -2381,31 +2239,7 @@
         <w:jc w:val="both"/>
       </w:pPr>
       <w:r>
-        <w:t xml:space="preserve">Each observation is one object’s orbit on a given date, labelled with the days remaining until re-entry. Records </w:t>
-      </w:r>
-      <w:proofErr w:type="gramStart"/>
-      <w:r>
-        <w:t>are filtered</w:t>
-      </w:r>
-      <w:proofErr w:type="gramEnd"/>
-      <w:r>
-        <w:t xml:space="preserve"> to LEO and thinned to one per object per week, because consecutive records are </w:t>
-      </w:r>
-      <w:proofErr w:type="gramStart"/>
-      <w:r>
-        <w:t>nearly identical</w:t>
-      </w:r>
-      <w:proofErr w:type="gramEnd"/>
-      <w:r>
-        <w:t xml:space="preserve">. Solar flux and geomagnetic activity </w:t>
-      </w:r>
-      <w:proofErr w:type="gramStart"/>
-      <w:r>
-        <w:t>are joined</w:t>
-      </w:r>
-      <w:proofErr w:type="gramEnd"/>
-      <w:r>
-        <w:t xml:space="preserve"> by date, using only values available on that date, so no future information reaches the model. The features are perigee and apogee altitude, eccentricity, inclination, the drag term and decay rate from the orbit record, object type, and solar activity averaged over the preceding 81 days.</w:t>
+        <w:t>Each observation is one object’s orbit on a given date, labelled with the days remaining until re-entry. Records are filtered to LEO and thinned to one per object per week, because consecutive records are nearly identical. Solar flux and geomagnetic activity are joined by date, using only values available on that date, so no future information reaches the model. The features are perigee and apogee altitude, eccentricity, inclination, the drag term and decay rate from the orbit record, object type, and solar activity averaged over the preceding 81 days.</w:t>
       </w:r>
     </w:p>
     <w:p>
@@ -2424,15 +2258,7 @@
         <w:jc w:val="both"/>
       </w:pPr>
       <w:r>
-        <w:t xml:space="preserve">Kaplan-Meier survival curves and log-rank tests compare lifetimes across altitude bands, object </w:t>
-      </w:r>
-      <w:proofErr w:type="gramStart"/>
-      <w:r>
-        <w:t>types</w:t>
-      </w:r>
-      <w:proofErr w:type="gramEnd"/>
-      <w:r>
-        <w:t xml:space="preserve"> and solar-cycle phases.</w:t>
+        <w:t>Kaplan-Meier survival curves and log-rank tests compare lifetimes across altitude bands, object types and solar-cycle phases.</w:t>
       </w:r>
     </w:p>
     <w:p>
@@ -2450,61 +2276,8 @@
       <w:pPr>
         <w:jc w:val="both"/>
       </w:pPr>
-      <w:proofErr w:type="gramStart"/>
-      <w:r>
-        <w:t>Many</w:t>
-      </w:r>
-      <w:proofErr w:type="gramEnd"/>
-      <w:r>
-        <w:t xml:space="preserve"> objects are still in orbit, so their final lifetime is unknown. Survival methods </w:t>
-      </w:r>
-      <w:proofErr w:type="gramStart"/>
-      <w:r>
-        <w:t>are designed</w:t>
-      </w:r>
-      <w:proofErr w:type="gramEnd"/>
-      <w:r>
-        <w:t xml:space="preserve"> for such censored data. A Cox proportional-hazards model on perigee altitude alone is the baseline. Random survival forests (Ishwaran et al., 2008) and gradient-boosted trees capture non-linear effects. Models </w:t>
-      </w:r>
-      <w:proofErr w:type="gramStart"/>
-      <w:r>
-        <w:t>are compared</w:t>
-      </w:r>
-      <w:proofErr w:type="gramEnd"/>
-      <w:r>
-        <w:t xml:space="preserve"> using the concordance index and, for re-entered objects, ESA’s relative prediction error (European Space Agency, 2008). Compliance decisions </w:t>
-      </w:r>
-      <w:proofErr w:type="gramStart"/>
-      <w:r>
-        <w:t>are assessed</w:t>
-      </w:r>
-      <w:proofErr w:type="gramEnd"/>
-      <w:r>
-        <w:t xml:space="preserve"> with precision, </w:t>
-      </w:r>
-      <w:proofErr w:type="gramStart"/>
-      <w:r>
-        <w:t>recall</w:t>
-      </w:r>
-      <w:proofErr w:type="gramEnd"/>
-      <w:r>
-        <w:t xml:space="preserve"> and calibration. Data </w:t>
-      </w:r>
-      <w:proofErr w:type="gramStart"/>
-      <w:r>
-        <w:t>is split</w:t>
-      </w:r>
-      <w:proofErr w:type="gramEnd"/>
-      <w:r>
-        <w:t xml:space="preserve"> by object, never by row, and the final test uses later years than the training data. SHAP values show which factors drive each prediction. The hypothesis is </w:t>
-      </w:r>
-      <w:proofErr w:type="gramStart"/>
-      <w:r>
-        <w:t>tested</w:t>
-      </w:r>
-      <w:proofErr w:type="gramEnd"/>
-      <w:r>
-        <w:t xml:space="preserve"> by comparing each model with and without solar-activity features on the same folds, using a paired test.</w:t>
+      <w:r>
+        <w:t>Many objects are still in orbit, so their final lifetime is unknown. Survival methods are designed for such censored data. A Cox proportional-hazards model on perigee altitude alone is the baseline. Random survival forests (Ishwaran et al., 2008) and gradient-boosted trees capture non-linear effects. Models are compared using the concordance index and, for re-entered objects, ESA’s relative prediction error (European Space Agency, 2008). Compliance decisions are assessed with precision, recall and calibration. Data is split by object, never by row, and the final test uses later years than the training data. SHAP values show which factors drive each prediction. The hypothesis is tested by comparing each model with and without solar-activity features on the same folds, using a paired test.</w:t>
       </w:r>
     </w:p>
     <w:p>
@@ -2575,7 +2348,7 @@
                     <pic:cNvPicPr preferRelativeResize="0"/>
                   </pic:nvPicPr>
                   <pic:blipFill>
-                    <a:blip r:embed="rId10"/>
+                    <a:blip r:embed="rId9"/>
                     <a:srcRect/>
                     <a:stretch>
                       <a:fillRect/>
@@ -2616,31 +2389,7 @@
         <w:jc w:val="both"/>
       </w:pPr>
       <w:r>
-        <w:t xml:space="preserve">As Figure 1 shows, logged download scripts load the four main sources into Parquet storage, where records </w:t>
-      </w:r>
-      <w:proofErr w:type="gramStart"/>
-      <w:r>
-        <w:t>are filtered</w:t>
-      </w:r>
-      <w:proofErr w:type="gramEnd"/>
-      <w:r>
-        <w:t xml:space="preserve">, </w:t>
-      </w:r>
-      <w:proofErr w:type="gramStart"/>
-      <w:r>
-        <w:t>thinned</w:t>
-      </w:r>
-      <w:proofErr w:type="gramEnd"/>
-      <w:r>
-        <w:t xml:space="preserve"> and labelled. The prepared table feeds the models, and the selected model </w:t>
-      </w:r>
-      <w:proofErr w:type="gramStart"/>
-      <w:r>
-        <w:t>is reserved</w:t>
-      </w:r>
-      <w:proofErr w:type="gramEnd"/>
-      <w:r>
-        <w:t xml:space="preserve"> through the dashboard. </w:t>
+        <w:t xml:space="preserve">As Figure 1 shows, logged download scripts load the four main sources into Parquet storage, where records are filtered, thinned and labelled. The prepared table feeds the models, and the selected model is reserved through the dashboard. </w:t>
       </w:r>
     </w:p>
     <w:p>
@@ -2673,40 +2422,18 @@
       </w:r>
       <w:proofErr w:type="spellEnd"/>
       <w:r>
-        <w:t xml:space="preserve"> and GCAT supply mass and size for the analysis and the optional pre-launch extension. Table 1 lists each source, its </w:t>
-      </w:r>
-      <w:proofErr w:type="gramStart"/>
-      <w:r>
-        <w:t>size</w:t>
-      </w:r>
-      <w:proofErr w:type="gramEnd"/>
-      <w:r>
-        <w:t xml:space="preserve"> and the permission to use it.</w:t>
-      </w:r>
-    </w:p>
+        <w:t xml:space="preserve"> and GCAT supply mass and size for the analysis and the optional pre-launch extension. Table 1 lists each source, its size and the permission to use it.</w:t>
+      </w:r>
+    </w:p>
+    <w:p/>
     <w:p>
       <w:r>
         <w:rPr>
           <w:i/>
           <w:iCs/>
         </w:rPr>
-        <w:t xml:space="preserve">Table 1. Data sources, content, </w:t>
-      </w:r>
-      <w:proofErr w:type="gramStart"/>
-      <w:r>
-        <w:rPr>
-          <w:i/>
-          <w:iCs/>
-        </w:rPr>
-        <w:t>amount</w:t>
-      </w:r>
-      <w:proofErr w:type="gramEnd"/>
-      <w:r>
-        <w:rPr>
-          <w:i/>
-          <w:iCs/>
-        </w:rPr>
-        <w:t xml:space="preserve"> and permissions</w:t>
+        <w:lastRenderedPageBreak/>
+        <w:t>Table 1. Data sources, content, amount and permissions</w:t>
       </w:r>
     </w:p>
     <w:tbl>
@@ -2765,7 +2492,6 @@
                 <w:b/>
                 <w:bCs/>
               </w:rPr>
-              <w:lastRenderedPageBreak/>
               <w:t>Source</w:t>
             </w:r>
           </w:p>
@@ -3110,15 +2836,7 @@
               <w:spacing w:after="0" w:line="240" w:lineRule="auto"/>
             </w:pPr>
             <w:r>
-              <w:t xml:space="preserve">Free public </w:t>
-            </w:r>
-            <w:proofErr w:type="gramStart"/>
-            <w:r>
-              <w:t>data;</w:t>
-            </w:r>
-            <w:proofErr w:type="gramEnd"/>
-            <w:r>
-              <w:t xml:space="preserve"> </w:t>
+              <w:t xml:space="preserve">Free public data; </w:t>
             </w:r>
             <w:proofErr w:type="spellStart"/>
             <w:r>
@@ -3126,15 +2844,7 @@
             </w:r>
             <w:proofErr w:type="spellEnd"/>
             <w:r>
-              <w:t xml:space="preserve"> usage policy will </w:t>
-            </w:r>
-            <w:proofErr w:type="gramStart"/>
-            <w:r>
-              <w:t>be followed</w:t>
-            </w:r>
-            <w:proofErr w:type="gramEnd"/>
-            <w:r>
-              <w:t xml:space="preserve">; </w:t>
+              <w:t xml:space="preserve"> usage policy will be followed; </w:t>
             </w:r>
             <w:proofErr w:type="spellStart"/>
             <w:r>
@@ -3142,13 +2852,8 @@
             </w:r>
             <w:proofErr w:type="spellEnd"/>
             <w:r>
-              <w:t xml:space="preserve"> and the original providers will </w:t>
-            </w:r>
-            <w:proofErr w:type="gramStart"/>
-            <w:r>
-              <w:t>be cited</w:t>
-            </w:r>
-            <w:proofErr w:type="gramEnd"/>
+              <w:t xml:space="preserve"> and the original providers will be cited</w:t>
+            </w:r>
           </w:p>
         </w:tc>
       </w:tr>
@@ -3271,15 +2976,7 @@
               <w:spacing w:after="0" w:line="240" w:lineRule="auto"/>
             </w:pPr>
             <w:r>
-              <w:t xml:space="preserve">Free public </w:t>
-            </w:r>
-            <w:proofErr w:type="gramStart"/>
-            <w:r>
-              <w:t>data;</w:t>
-            </w:r>
-            <w:proofErr w:type="gramEnd"/>
-            <w:r>
-              <w:t xml:space="preserve"> </w:t>
+              <w:t xml:space="preserve">Free public data; </w:t>
             </w:r>
             <w:proofErr w:type="spellStart"/>
             <w:r>
@@ -3287,13 +2984,8 @@
             </w:r>
             <w:proofErr w:type="spellEnd"/>
             <w:r>
-              <w:t xml:space="preserve"> and the original providers will </w:t>
-            </w:r>
-            <w:proofErr w:type="gramStart"/>
-            <w:r>
-              <w:t>be cited</w:t>
-            </w:r>
-            <w:proofErr w:type="gramEnd"/>
+              <w:t xml:space="preserve"> and the original providers will be cited</w:t>
+            </w:r>
           </w:p>
         </w:tc>
       </w:tr>
@@ -3403,13 +3095,8 @@
               <w:spacing w:after="0" w:line="240" w:lineRule="auto"/>
             </w:pPr>
             <w:r>
-              <w:t>US government work (public domain</w:t>
-            </w:r>
-            <w:proofErr w:type="gramStart"/>
-            <w:r>
-              <w:t>);</w:t>
-            </w:r>
-            <w:proofErr w:type="gramEnd"/>
+              <w:t>US government work (public domain);</w:t>
+            </w:r>
           </w:p>
           <w:p>
             <w:pPr>
@@ -3425,13 +3112,8 @@
             </w:r>
             <w:proofErr w:type="spellEnd"/>
             <w:r>
-              <w:t xml:space="preserve"> will </w:t>
-            </w:r>
-            <w:proofErr w:type="gramStart"/>
-            <w:r>
-              <w:t>be cited</w:t>
-            </w:r>
-            <w:proofErr w:type="gramEnd"/>
+              <w:t xml:space="preserve"> will be cited</w:t>
+            </w:r>
           </w:p>
         </w:tc>
       </w:tr>
@@ -3494,15 +3176,7 @@
               <w:spacing w:after="0" w:line="240" w:lineRule="auto"/>
             </w:pPr>
             <w:r>
-              <w:t xml:space="preserve">Mass, </w:t>
-            </w:r>
-            <w:proofErr w:type="gramStart"/>
-            <w:r>
-              <w:t>cross-section</w:t>
-            </w:r>
-            <w:proofErr w:type="gramEnd"/>
-            <w:r>
-              <w:t xml:space="preserve"> and initial orbits of intact objects (no debris fragments)</w:t>
+              <w:t>Mass, cross-section and initial orbits of intact objects (no debris fragments)</w:t>
             </w:r>
           </w:p>
         </w:tc>
@@ -3556,13 +3230,8 @@
               <w:spacing w:after="0" w:line="240" w:lineRule="auto"/>
             </w:pPr>
             <w:r>
-              <w:t xml:space="preserve">Registered </w:t>
-            </w:r>
-            <w:proofErr w:type="gramStart"/>
-            <w:r>
-              <w:t>account;</w:t>
-            </w:r>
-            <w:proofErr w:type="gramEnd"/>
+              <w:t>Registered account;</w:t>
+            </w:r>
           </w:p>
           <w:p>
             <w:pPr>
@@ -3578,13 +3247,8 @@
             </w:r>
             <w:proofErr w:type="spellEnd"/>
             <w:r>
-              <w:t xml:space="preserve"> will be </w:t>
-            </w:r>
-            <w:proofErr w:type="gramStart"/>
-            <w:r>
-              <w:t>cited;</w:t>
-            </w:r>
-            <w:proofErr w:type="gramEnd"/>
+              <w:t xml:space="preserve"> will be cited;</w:t>
+            </w:r>
           </w:p>
           <w:p>
             <w:pPr>
@@ -3592,13 +3256,8 @@
               <w:spacing w:after="0" w:line="240" w:lineRule="auto"/>
             </w:pPr>
             <w:r>
-              <w:t xml:space="preserve">raw data will not </w:t>
-            </w:r>
-            <w:proofErr w:type="gramStart"/>
-            <w:r>
-              <w:t>be republished</w:t>
-            </w:r>
-            <w:proofErr w:type="gramEnd"/>
+              <w:t>raw data will not be republished</w:t>
+            </w:r>
           </w:p>
         </w:tc>
       </w:tr>
@@ -3653,13 +3312,8 @@
               <w:spacing w:after="0" w:line="240" w:lineRule="auto"/>
             </w:pPr>
             <w:r>
-              <w:t xml:space="preserve">Independent mass and size estimates for </w:t>
-            </w:r>
-            <w:proofErr w:type="gramStart"/>
-            <w:r>
-              <w:t>cross-checking;</w:t>
-            </w:r>
-            <w:proofErr w:type="gramEnd"/>
+              <w:t>Independent mass and size estimates for cross-checking;</w:t>
+            </w:r>
           </w:p>
           <w:p>
             <w:pPr>
@@ -3701,15 +3355,7 @@
               <w:spacing w:after="0" w:line="240" w:lineRule="auto"/>
             </w:pPr>
             <w:r>
-              <w:t xml:space="preserve">About </w:t>
-            </w:r>
-            <w:proofErr w:type="gramStart"/>
-            <w:r>
-              <w:t>70000</w:t>
-            </w:r>
-            <w:proofErr w:type="gramEnd"/>
-            <w:r>
-              <w:t xml:space="preserve"> catalogued objects</w:t>
+              <w:t>About 70000 catalogued objects</w:t>
             </w:r>
           </w:p>
         </w:tc>
@@ -3729,13 +3375,8 @@
               <w:spacing w:after="0" w:line="240" w:lineRule="auto"/>
             </w:pPr>
             <w:r>
-              <w:t xml:space="preserve">CC BY 4.0 </w:t>
-            </w:r>
-            <w:proofErr w:type="gramStart"/>
-            <w:r>
-              <w:t>licence;</w:t>
-            </w:r>
-            <w:proofErr w:type="gramEnd"/>
+              <w:t>CC BY 4.0 licence;</w:t>
+            </w:r>
           </w:p>
           <w:p>
             <w:pPr>
@@ -3743,13 +3384,8 @@
               <w:spacing w:after="0" w:line="240" w:lineRule="auto"/>
             </w:pPr>
             <w:r>
-              <w:t xml:space="preserve">GCAT will </w:t>
-            </w:r>
-            <w:proofErr w:type="gramStart"/>
-            <w:r>
-              <w:t>be cited</w:t>
-            </w:r>
-            <w:proofErr w:type="gramEnd"/>
+              <w:t>GCAT will be cited</w:t>
+            </w:r>
           </w:p>
         </w:tc>
       </w:tr>
@@ -3776,23 +3412,7 @@
         <w:jc w:val="both"/>
       </w:pPr>
       <w:r>
-        <w:t xml:space="preserve">Each object has </w:t>
-      </w:r>
-      <w:proofErr w:type="gramStart"/>
-      <w:r>
-        <w:t>many</w:t>
-      </w:r>
-      <w:proofErr w:type="gramEnd"/>
-      <w:r>
-        <w:t xml:space="preserve"> rows, one for each weekly orbit record. These rows are not independent, because they describe the same object over time. Therefore, all analysis will group the rows by object. The report will state both the number of rows and the number of distinct objects. The training and sets will </w:t>
-      </w:r>
-      <w:proofErr w:type="gramStart"/>
-      <w:r>
-        <w:t>be split</w:t>
-      </w:r>
-      <w:proofErr w:type="gramEnd"/>
-      <w:r>
-        <w:t xml:space="preserve"> by object, so that no object appears in both. The statistical tests and Cox model will also treat each object, not each row, as one unit.</w:t>
+        <w:t>Each object has many rows, one for each weekly orbit record. These rows are not independent, because they describe the same object over time. Therefore, all analysis will group the rows by object. The report will state both the number of rows and the number of distinct objects. The training and sets will be split by object, so that no object appears in both. The statistical tests and Cox model will also treat each object, not each row, as one unit.</w:t>
       </w:r>
     </w:p>
     <w:p>
@@ -3943,6 +3563,263 @@
         <w:pStyle w:val="Heading2"/>
         <w:ind w:left="720"/>
       </w:pPr>
+    </w:p>
+    <w:p>
+      <w:pPr>
+        <w:pStyle w:val="Heading2"/>
+        <w:numPr>
+          <w:ilvl w:val="0"/>
+          <w:numId w:val="3"/>
+        </w:numPr>
+      </w:pPr>
+      <w:r>
+        <w:t>Project Timeline</w:t>
+      </w:r>
+    </w:p>
+    <w:p>
+      <w:r>
+        <w:t>Figure 2 shows the main phases and milestones. Semester 1 delivers the data pipeline, exploratory analysis and baseline models. Semester 2 adds advanced models, removal of manoeuvring satellites, forecast solar activity, the dashboard and, if</w:t>
+      </w:r>
+      <w:r>
+        <w:t xml:space="preserve"> the data allows the pre-launch extension. Dated are indicative and will follow the college calendar.</w:t>
+      </w:r>
+    </w:p>
+    <w:p/>
+    <w:p>
+      <w:r>
+        <w:rPr>
+          <w:noProof/>
+        </w:rPr>
+        <w:drawing>
+          <wp:inline distT="0" distB="0" distL="0" distR="0" wp14:anchorId="3445EE64" wp14:editId="7AA2C75D">
+            <wp:extent cx="5731510" cy="3096607"/>
+            <wp:effectExtent l="0" t="0" r="2540" b="8890"/>
+            <wp:docPr id="704418373" name="Picture 1"/>
+            <wp:cNvGraphicFramePr>
+              <a:graphicFrameLocks xmlns:a="http://schemas.openxmlformats.org/drawingml/2006/main" noChangeAspect="1"/>
+            </wp:cNvGraphicFramePr>
+            <a:graphic xmlns:a="http://schemas.openxmlformats.org/drawingml/2006/main">
+              <a:graphicData uri="http://schemas.openxmlformats.org/drawingml/2006/picture">
+                <pic:pic xmlns:pic="http://schemas.openxmlformats.org/drawingml/2006/picture">
+                  <pic:nvPicPr>
+                    <pic:cNvPr id="0" name="Picture 2"/>
+                    <pic:cNvPicPr>
+                      <a:picLocks noChangeAspect="1" noChangeArrowheads="1"/>
+                    </pic:cNvPicPr>
+                  </pic:nvPicPr>
+                  <pic:blipFill>
+                    <a:blip r:embed="rId10">
+                      <a:extLst>
+                        <a:ext uri="{28A0092B-C50C-407E-A947-70E740481C1C}">
+                          <a14:useLocalDpi xmlns:a14="http://schemas.microsoft.com/office/drawing/2010/main" val="0"/>
+                        </a:ext>
+                      </a:extLst>
+                    </a:blip>
+                    <a:srcRect/>
+                    <a:stretch>
+                      <a:fillRect/>
+                    </a:stretch>
+                  </pic:blipFill>
+                  <pic:spPr bwMode="auto">
+                    <a:xfrm>
+                      <a:off x="0" y="0"/>
+                      <a:ext cx="5731510" cy="3096607"/>
+                    </a:xfrm>
+                    <a:prstGeom prst="rect">
+                      <a:avLst/>
+                    </a:prstGeom>
+                    <a:noFill/>
+                    <a:ln>
+                      <a:noFill/>
+                    </a:ln>
+                  </pic:spPr>
+                </pic:pic>
+              </a:graphicData>
+            </a:graphic>
+          </wp:inline>
+        </w:drawing>
+      </w:r>
+    </w:p>
+    <w:p>
+      <w:pPr>
+        <w:jc w:val="center"/>
+        <w:rPr>
+          <w:i/>
+          <w:iCs/>
+        </w:rPr>
+      </w:pPr>
+      <w:r>
+        <w:rPr>
+          <w:i/>
+          <w:iCs/>
+        </w:rPr>
+        <w:t>Figure 2. Project timeline (Ghantt chart) for Semester 1 and 2</w:t>
+      </w:r>
+    </w:p>
+    <w:p/>
+    <w:p>
+      <w:pPr>
+        <w:pStyle w:val="Heading2"/>
+        <w:numPr>
+          <w:ilvl w:val="0"/>
+          <w:numId w:val="3"/>
+        </w:numPr>
+      </w:pPr>
+      <w:r>
+        <w:t>Ethical and Legal Considerations</w:t>
+      </w:r>
+    </w:p>
+    <w:p>
+      <w:pPr>
+        <w:pStyle w:val="ListParagraph"/>
+        <w:numPr>
+          <w:ilvl w:val="0"/>
+          <w:numId w:val="6"/>
+        </w:numPr>
+      </w:pPr>
+      <w:r>
+        <w:rPr>
+          <w:b/>
+          <w:bCs/>
+        </w:rPr>
+        <w:t>Privacy and data protection</w:t>
+      </w:r>
+      <w:r>
+        <w:t>. The data describes spacecraft and debris, not people. No personal data is processed, so GDPR obligations do not arise.</w:t>
+      </w:r>
+    </w:p>
+    <w:p>
+      <w:pPr>
+        <w:pStyle w:val="ListParagraph"/>
+        <w:numPr>
+          <w:ilvl w:val="0"/>
+          <w:numId w:val="6"/>
+        </w:numPr>
+      </w:pPr>
+      <w:r>
+        <w:rPr>
+          <w:b/>
+          <w:bCs/>
+        </w:rPr>
+        <w:lastRenderedPageBreak/>
+        <w:t>Permissions</w:t>
+      </w:r>
+      <w:r>
+        <w:t>.</w:t>
+      </w:r>
+      <w:r>
+        <w:t xml:space="preserve"> Table 1 gives the permission for each source. Space-Track.org (2026) allows redistribution of its basic data with citation, so all outputs will credit it. </w:t>
+      </w:r>
+      <w:proofErr w:type="spellStart"/>
+      <w:r>
+        <w:t>DISCOSweb</w:t>
+      </w:r>
+      <w:proofErr w:type="spellEnd"/>
+      <w:r>
+        <w:t xml:space="preserve"> raw data will not be published, and the GitHub repository will hold code and derived summaries only.</w:t>
+      </w:r>
+    </w:p>
+    <w:p>
+      <w:pPr>
+        <w:pStyle w:val="ListParagraph"/>
+        <w:numPr>
+          <w:ilvl w:val="0"/>
+          <w:numId w:val="6"/>
+        </w:numPr>
+      </w:pPr>
+      <w:r>
+        <w:rPr>
+          <w:b/>
+          <w:bCs/>
+        </w:rPr>
+        <w:t>Fair use of free services</w:t>
+      </w:r>
+      <w:r>
+        <w:t>.</w:t>
+      </w:r>
+      <w:r>
+        <w:t xml:space="preserve"> </w:t>
+      </w:r>
+      <w:proofErr w:type="spellStart"/>
+      <w:r>
+        <w:t>CelesTrak</w:t>
+      </w:r>
+      <w:proofErr w:type="spellEnd"/>
+      <w:r>
+        <w:t xml:space="preserve"> (2026c) asks users to download each file only once per update, so files are downloaded once and cached.</w:t>
+      </w:r>
+    </w:p>
+    <w:p>
+      <w:pPr>
+        <w:pStyle w:val="ListParagraph"/>
+        <w:numPr>
+          <w:ilvl w:val="0"/>
+          <w:numId w:val="6"/>
+        </w:numPr>
+      </w:pPr>
+      <w:r>
+        <w:rPr>
+          <w:b/>
+          <w:bCs/>
+        </w:rPr>
+        <w:t>Security</w:t>
+      </w:r>
+      <w:r>
+        <w:t>.</w:t>
+      </w:r>
+      <w:r>
+        <w:t xml:space="preserve"> Only unclassified, public catalogue data is used. API tokens are stored outside the repository</w:t>
+      </w:r>
+      <w:r>
+        <w:t xml:space="preserve"> and project folder</w:t>
+      </w:r>
+      <w:r>
+        <w:t>.</w:t>
+      </w:r>
+    </w:p>
+    <w:p>
+      <w:pPr>
+        <w:pStyle w:val="ListParagraph"/>
+        <w:numPr>
+          <w:ilvl w:val="0"/>
+          <w:numId w:val="6"/>
+        </w:numPr>
+      </w:pPr>
+      <w:r>
+        <w:rPr>
+          <w:b/>
+          <w:bCs/>
+        </w:rPr>
+        <w:t>Provenance</w:t>
+      </w:r>
+      <w:r>
+        <w:t>.</w:t>
+      </w:r>
+      <w:r>
+        <w:t xml:space="preserve"> The third-party Parquet copy will be spot-checked against Space-Track. Every download is logged with its address, date and licence.</w:t>
+      </w:r>
+    </w:p>
+    <w:p>
+      <w:pPr>
+        <w:pStyle w:val="ListParagraph"/>
+        <w:numPr>
+          <w:ilvl w:val="0"/>
+          <w:numId w:val="6"/>
+        </w:numPr>
+      </w:pPr>
+      <w:r>
+        <w:rPr>
+          <w:b/>
+          <w:bCs/>
+        </w:rPr>
+        <w:t>Academic integrity</w:t>
+      </w:r>
+      <w:r>
+        <w:t>.</w:t>
+      </w:r>
+      <w:r>
+        <w:t xml:space="preserve"> Sources are Harvard-referenced, and AI use is declared in the accompanying document.</w:t>
+      </w:r>
     </w:p>
     <w:p>
       <w:pPr>
@@ -4187,6 +4064,7 @@
     <w:p/>
     <w:p/>
     <w:p/>
+    <w:p/>
     <w:p>
       <w:pPr>
         <w:pBdr>
@@ -4245,62 +4123,20 @@
         <w:rPr>
           <w:color w:val="FF0000"/>
         </w:rPr>
-        <w:t xml:space="preserve">The appendix serves as a repository for additional or supplementary information that </w:t>
-      </w:r>
-      <w:proofErr w:type="gramStart"/>
-      <w:r>
+        <w:t>The appendix serves as a repository for additional or supplementary information that is deemed too extensive or detailed for integration into the main body of the text. This supplementary content can encompass data tables, charts, graphs, questionnaires, or any other supporting materials that contribute to a comprehensive understanding of the research.</w:t>
+      </w:r>
+    </w:p>
+    <w:p>
+      <w:pPr>
         <w:rPr>
           <w:color w:val="FF0000"/>
         </w:rPr>
-        <w:t>is deemed</w:t>
-      </w:r>
-      <w:proofErr w:type="gramEnd"/>
+      </w:pPr>
       <w:r>
         <w:rPr>
           <w:color w:val="FF0000"/>
         </w:rPr>
-        <w:t xml:space="preserve"> too extensive or detailed for integration into the main body of the text. This supplementary content can encompass data tables, charts, graphs, questionnaires, or any other supporting materials that contribute to a comprehensive understanding of the research.</w:t>
-      </w:r>
-    </w:p>
-    <w:p>
-      <w:pPr>
-        <w:rPr>
-          <w:color w:val="FF0000"/>
-        </w:rPr>
-      </w:pPr>
-      <w:r>
-        <w:rPr>
-          <w:color w:val="FF0000"/>
-        </w:rPr>
-        <w:t xml:space="preserve">If you </w:t>
-      </w:r>
-      <w:proofErr w:type="gramStart"/>
-      <w:r>
-        <w:rPr>
-          <w:color w:val="FF0000"/>
-        </w:rPr>
-        <w:t>haven't</w:t>
-      </w:r>
-      <w:proofErr w:type="gramEnd"/>
-      <w:r>
-        <w:rPr>
-          <w:color w:val="FF0000"/>
-        </w:rPr>
-        <w:t xml:space="preserve"> used AI tools and </w:t>
-      </w:r>
-      <w:proofErr w:type="gramStart"/>
-      <w:r>
-        <w:rPr>
-          <w:color w:val="FF0000"/>
-        </w:rPr>
-        <w:t>there's</w:t>
-      </w:r>
-      <w:proofErr w:type="gramEnd"/>
-      <w:r>
-        <w:rPr>
-          <w:color w:val="FF0000"/>
-        </w:rPr>
-        <w:t xml:space="preserve"> no need for supplementary data, you can remove the appendix section entirely.</w:t>
+        <w:t>If you haven't used AI tools and there's no need for supplementary data, you can remove the appendix section entirely.</w:t>
       </w:r>
     </w:p>
     <w:p>
@@ -4693,9 +4529,245 @@
     </w:lvl>
   </w:abstractNum>
   <w:abstractNum w:abstractNumId="2" w15:restartNumberingAfterBreak="0">
+    <w:nsid w:val="252E11E6"/>
+    <w:multiLevelType w:val="hybridMultilevel"/>
+    <w:tmpl w:val="C1161322"/>
+    <w:lvl w:ilvl="0" w:tplc="18090001">
+      <w:start w:val="1"/>
+      <w:numFmt w:val="bullet"/>
+      <w:lvlText w:val=""/>
+      <w:lvlJc w:val="left"/>
+      <w:pPr>
+        <w:ind w:left="720" w:hanging="360"/>
+      </w:pPr>
+      <w:rPr>
+        <w:rFonts w:ascii="Symbol" w:hAnsi="Symbol" w:hint="default"/>
+      </w:rPr>
+    </w:lvl>
+    <w:lvl w:ilvl="1" w:tplc="18090003" w:tentative="1">
+      <w:start w:val="1"/>
+      <w:numFmt w:val="bullet"/>
+      <w:lvlText w:val="o"/>
+      <w:lvlJc w:val="left"/>
+      <w:pPr>
+        <w:ind w:left="1440" w:hanging="360"/>
+      </w:pPr>
+      <w:rPr>
+        <w:rFonts w:ascii="Courier New" w:hAnsi="Courier New" w:cs="Courier New" w:hint="default"/>
+      </w:rPr>
+    </w:lvl>
+    <w:lvl w:ilvl="2" w:tplc="18090005" w:tentative="1">
+      <w:start w:val="1"/>
+      <w:numFmt w:val="bullet"/>
+      <w:lvlText w:val=""/>
+      <w:lvlJc w:val="left"/>
+      <w:pPr>
+        <w:ind w:left="2160" w:hanging="360"/>
+      </w:pPr>
+      <w:rPr>
+        <w:rFonts w:ascii="Wingdings" w:hAnsi="Wingdings" w:hint="default"/>
+      </w:rPr>
+    </w:lvl>
+    <w:lvl w:ilvl="3" w:tplc="18090001" w:tentative="1">
+      <w:start w:val="1"/>
+      <w:numFmt w:val="bullet"/>
+      <w:lvlText w:val=""/>
+      <w:lvlJc w:val="left"/>
+      <w:pPr>
+        <w:ind w:left="2880" w:hanging="360"/>
+      </w:pPr>
+      <w:rPr>
+        <w:rFonts w:ascii="Symbol" w:hAnsi="Symbol" w:hint="default"/>
+      </w:rPr>
+    </w:lvl>
+    <w:lvl w:ilvl="4" w:tplc="18090003" w:tentative="1">
+      <w:start w:val="1"/>
+      <w:numFmt w:val="bullet"/>
+      <w:lvlText w:val="o"/>
+      <w:lvlJc w:val="left"/>
+      <w:pPr>
+        <w:ind w:left="3600" w:hanging="360"/>
+      </w:pPr>
+      <w:rPr>
+        <w:rFonts w:ascii="Courier New" w:hAnsi="Courier New" w:cs="Courier New" w:hint="default"/>
+      </w:rPr>
+    </w:lvl>
+    <w:lvl w:ilvl="5" w:tplc="18090005" w:tentative="1">
+      <w:start w:val="1"/>
+      <w:numFmt w:val="bullet"/>
+      <w:lvlText w:val=""/>
+      <w:lvlJc w:val="left"/>
+      <w:pPr>
+        <w:ind w:left="4320" w:hanging="360"/>
+      </w:pPr>
+      <w:rPr>
+        <w:rFonts w:ascii="Wingdings" w:hAnsi="Wingdings" w:hint="default"/>
+      </w:rPr>
+    </w:lvl>
+    <w:lvl w:ilvl="6" w:tplc="18090001" w:tentative="1">
+      <w:start w:val="1"/>
+      <w:numFmt w:val="bullet"/>
+      <w:lvlText w:val=""/>
+      <w:lvlJc w:val="left"/>
+      <w:pPr>
+        <w:ind w:left="5040" w:hanging="360"/>
+      </w:pPr>
+      <w:rPr>
+        <w:rFonts w:ascii="Symbol" w:hAnsi="Symbol" w:hint="default"/>
+      </w:rPr>
+    </w:lvl>
+    <w:lvl w:ilvl="7" w:tplc="18090003" w:tentative="1">
+      <w:start w:val="1"/>
+      <w:numFmt w:val="bullet"/>
+      <w:lvlText w:val="o"/>
+      <w:lvlJc w:val="left"/>
+      <w:pPr>
+        <w:ind w:left="5760" w:hanging="360"/>
+      </w:pPr>
+      <w:rPr>
+        <w:rFonts w:ascii="Courier New" w:hAnsi="Courier New" w:cs="Courier New" w:hint="default"/>
+      </w:rPr>
+    </w:lvl>
+    <w:lvl w:ilvl="8" w:tplc="18090005" w:tentative="1">
+      <w:start w:val="1"/>
+      <w:numFmt w:val="bullet"/>
+      <w:lvlText w:val=""/>
+      <w:lvlJc w:val="left"/>
+      <w:pPr>
+        <w:ind w:left="6480" w:hanging="360"/>
+      </w:pPr>
+      <w:rPr>
+        <w:rFonts w:ascii="Wingdings" w:hAnsi="Wingdings" w:hint="default"/>
+      </w:rPr>
+    </w:lvl>
+  </w:abstractNum>
+  <w:abstractNum w:abstractNumId="3" w15:restartNumberingAfterBreak="0">
     <w:nsid w:val="2A012852"/>
     <w:multiLevelType w:val="multilevel"/>
-    <w:tmpl w:val="141A706A"/>
+    <w:tmpl w:val="55B45BA6"/>
+    <w:lvl w:ilvl="0">
+      <w:start w:val="1"/>
+      <w:numFmt w:val="decimal"/>
+      <w:suff w:val="space"/>
+      <w:lvlText w:val="%1."/>
+      <w:lvlJc w:val="left"/>
+      <w:pPr>
+        <w:ind w:left="720" w:hanging="360"/>
+      </w:pPr>
+      <w:rPr>
+        <w:rFonts w:hint="default"/>
+        <w:u w:val="none"/>
+      </w:rPr>
+    </w:lvl>
+    <w:lvl w:ilvl="1">
+      <w:start w:val="1"/>
+      <w:numFmt w:val="lowerLetter"/>
+      <w:lvlText w:val="%2."/>
+      <w:lvlJc w:val="left"/>
+      <w:pPr>
+        <w:ind w:left="1440" w:hanging="360"/>
+      </w:pPr>
+      <w:rPr>
+        <w:rFonts w:hint="default"/>
+        <w:u w:val="none"/>
+      </w:rPr>
+    </w:lvl>
+    <w:lvl w:ilvl="2">
+      <w:start w:val="1"/>
+      <w:numFmt w:val="lowerRoman"/>
+      <w:lvlText w:val="%3."/>
+      <w:lvlJc w:val="right"/>
+      <w:pPr>
+        <w:ind w:left="2160" w:hanging="360"/>
+      </w:pPr>
+      <w:rPr>
+        <w:rFonts w:hint="default"/>
+        <w:u w:val="none"/>
+      </w:rPr>
+    </w:lvl>
+    <w:lvl w:ilvl="3">
+      <w:start w:val="1"/>
+      <w:numFmt w:val="decimal"/>
+      <w:lvlText w:val="%4."/>
+      <w:lvlJc w:val="left"/>
+      <w:pPr>
+        <w:ind w:left="2880" w:hanging="360"/>
+      </w:pPr>
+      <w:rPr>
+        <w:rFonts w:hint="default"/>
+        <w:u w:val="none"/>
+      </w:rPr>
+    </w:lvl>
+    <w:lvl w:ilvl="4">
+      <w:start w:val="1"/>
+      <w:numFmt w:val="lowerLetter"/>
+      <w:lvlText w:val="%5."/>
+      <w:lvlJc w:val="left"/>
+      <w:pPr>
+        <w:ind w:left="3600" w:hanging="360"/>
+      </w:pPr>
+      <w:rPr>
+        <w:rFonts w:hint="default"/>
+        <w:u w:val="none"/>
+      </w:rPr>
+    </w:lvl>
+    <w:lvl w:ilvl="5">
+      <w:start w:val="1"/>
+      <w:numFmt w:val="lowerRoman"/>
+      <w:lvlText w:val="%6."/>
+      <w:lvlJc w:val="right"/>
+      <w:pPr>
+        <w:ind w:left="4320" w:hanging="360"/>
+      </w:pPr>
+      <w:rPr>
+        <w:rFonts w:hint="default"/>
+        <w:u w:val="none"/>
+      </w:rPr>
+    </w:lvl>
+    <w:lvl w:ilvl="6">
+      <w:start w:val="1"/>
+      <w:numFmt w:val="decimal"/>
+      <w:lvlText w:val="%7."/>
+      <w:lvlJc w:val="left"/>
+      <w:pPr>
+        <w:ind w:left="5040" w:hanging="360"/>
+      </w:pPr>
+      <w:rPr>
+        <w:rFonts w:hint="default"/>
+        <w:u w:val="none"/>
+      </w:rPr>
+    </w:lvl>
+    <w:lvl w:ilvl="7">
+      <w:start w:val="1"/>
+      <w:numFmt w:val="lowerLetter"/>
+      <w:lvlText w:val="%8."/>
+      <w:lvlJc w:val="left"/>
+      <w:pPr>
+        <w:ind w:left="5760" w:hanging="360"/>
+      </w:pPr>
+      <w:rPr>
+        <w:rFonts w:hint="default"/>
+        <w:u w:val="none"/>
+      </w:rPr>
+    </w:lvl>
+    <w:lvl w:ilvl="8">
+      <w:start w:val="1"/>
+      <w:numFmt w:val="lowerRoman"/>
+      <w:lvlText w:val="%9."/>
+      <w:lvlJc w:val="right"/>
+      <w:pPr>
+        <w:ind w:left="6480" w:hanging="360"/>
+      </w:pPr>
+      <w:rPr>
+        <w:rFonts w:hint="default"/>
+        <w:u w:val="none"/>
+      </w:rPr>
+    </w:lvl>
+  </w:abstractNum>
+  <w:abstractNum w:abstractNumId="4" w15:restartNumberingAfterBreak="0">
+    <w:nsid w:val="41AB00AD"/>
+    <w:multiLevelType w:val="multilevel"/>
+    <w:tmpl w:val="5A0045EE"/>
     <w:lvl w:ilvl="0">
       <w:start w:val="1"/>
       <w:numFmt w:val="decimal"/>
@@ -4805,120 +4877,7 @@
       </w:rPr>
     </w:lvl>
   </w:abstractNum>
-  <w:abstractNum w:abstractNumId="3" w15:restartNumberingAfterBreak="0">
-    <w:nsid w:val="41AB00AD"/>
-    <w:multiLevelType w:val="multilevel"/>
-    <w:tmpl w:val="5A0045EE"/>
-    <w:lvl w:ilvl="0">
-      <w:start w:val="1"/>
-      <w:numFmt w:val="decimal"/>
-      <w:lvlText w:val="%1."/>
-      <w:lvlJc w:val="left"/>
-      <w:pPr>
-        <w:ind w:left="720" w:hanging="360"/>
-      </w:pPr>
-      <w:rPr>
-        <w:u w:val="none"/>
-      </w:rPr>
-    </w:lvl>
-    <w:lvl w:ilvl="1">
-      <w:start w:val="1"/>
-      <w:numFmt w:val="lowerLetter"/>
-      <w:lvlText w:val="%2."/>
-      <w:lvlJc w:val="left"/>
-      <w:pPr>
-        <w:ind w:left="1440" w:hanging="360"/>
-      </w:pPr>
-      <w:rPr>
-        <w:u w:val="none"/>
-      </w:rPr>
-    </w:lvl>
-    <w:lvl w:ilvl="2">
-      <w:start w:val="1"/>
-      <w:numFmt w:val="lowerRoman"/>
-      <w:lvlText w:val="%3."/>
-      <w:lvlJc w:val="right"/>
-      <w:pPr>
-        <w:ind w:left="2160" w:hanging="360"/>
-      </w:pPr>
-      <w:rPr>
-        <w:u w:val="none"/>
-      </w:rPr>
-    </w:lvl>
-    <w:lvl w:ilvl="3">
-      <w:start w:val="1"/>
-      <w:numFmt w:val="decimal"/>
-      <w:lvlText w:val="%4."/>
-      <w:lvlJc w:val="left"/>
-      <w:pPr>
-        <w:ind w:left="2880" w:hanging="360"/>
-      </w:pPr>
-      <w:rPr>
-        <w:u w:val="none"/>
-      </w:rPr>
-    </w:lvl>
-    <w:lvl w:ilvl="4">
-      <w:start w:val="1"/>
-      <w:numFmt w:val="lowerLetter"/>
-      <w:lvlText w:val="%5."/>
-      <w:lvlJc w:val="left"/>
-      <w:pPr>
-        <w:ind w:left="3600" w:hanging="360"/>
-      </w:pPr>
-      <w:rPr>
-        <w:u w:val="none"/>
-      </w:rPr>
-    </w:lvl>
-    <w:lvl w:ilvl="5">
-      <w:start w:val="1"/>
-      <w:numFmt w:val="lowerRoman"/>
-      <w:lvlText w:val="%6."/>
-      <w:lvlJc w:val="right"/>
-      <w:pPr>
-        <w:ind w:left="4320" w:hanging="360"/>
-      </w:pPr>
-      <w:rPr>
-        <w:u w:val="none"/>
-      </w:rPr>
-    </w:lvl>
-    <w:lvl w:ilvl="6">
-      <w:start w:val="1"/>
-      <w:numFmt w:val="decimal"/>
-      <w:lvlText w:val="%7."/>
-      <w:lvlJc w:val="left"/>
-      <w:pPr>
-        <w:ind w:left="5040" w:hanging="360"/>
-      </w:pPr>
-      <w:rPr>
-        <w:u w:val="none"/>
-      </w:rPr>
-    </w:lvl>
-    <w:lvl w:ilvl="7">
-      <w:start w:val="1"/>
-      <w:numFmt w:val="lowerLetter"/>
-      <w:lvlText w:val="%8."/>
-      <w:lvlJc w:val="left"/>
-      <w:pPr>
-        <w:ind w:left="5760" w:hanging="360"/>
-      </w:pPr>
-      <w:rPr>
-        <w:u w:val="none"/>
-      </w:rPr>
-    </w:lvl>
-    <w:lvl w:ilvl="8">
-      <w:start w:val="1"/>
-      <w:numFmt w:val="lowerRoman"/>
-      <w:lvlText w:val="%9."/>
-      <w:lvlJc w:val="right"/>
-      <w:pPr>
-        <w:ind w:left="6480" w:hanging="360"/>
-      </w:pPr>
-      <w:rPr>
-        <w:u w:val="none"/>
-      </w:rPr>
-    </w:lvl>
-  </w:abstractNum>
-  <w:abstractNum w:abstractNumId="4" w15:restartNumberingAfterBreak="0">
+  <w:abstractNum w:abstractNumId="5" w15:restartNumberingAfterBreak="0">
     <w:nsid w:val="65FF2E31"/>
     <w:multiLevelType w:val="hybridMultilevel"/>
     <w:tmpl w:val="6F3829FA"/>
@@ -5038,13 +4997,16 @@
     <w:abstractNumId w:val="0"/>
   </w:num>
   <w:num w:numId="3" w16cid:durableId="624312329">
-    <w:abstractNumId w:val="2"/>
+    <w:abstractNumId w:val="3"/>
   </w:num>
   <w:num w:numId="4" w16cid:durableId="1629702704">
-    <w:abstractNumId w:val="3"/>
+    <w:abstractNumId w:val="4"/>
   </w:num>
   <w:num w:numId="5" w16cid:durableId="1292857827">
-    <w:abstractNumId w:val="4"/>
+    <w:abstractNumId w:val="5"/>
+  </w:num>
+  <w:num w:numId="6" w16cid:durableId="228620056">
+    <w:abstractNumId w:val="2"/>
   </w:num>
 </w:numbering>
 </file>

--- a/CA1 - Capstone Project Proposal.docx
+++ b/CA1 - Capstone Project Proposal.docx
@@ -952,17 +952,6 @@
         </w:tc>
       </w:tr>
     </w:tbl>
-    <w:p>
-      <w:pPr>
-        <w:rPr>
-          <w:b/>
-          <w:bCs/>
-          <w:color w:val="156082"/>
-          <w:sz w:val="36"/>
-          <w:szCs w:val="36"/>
-        </w:rPr>
-      </w:pPr>
-    </w:p>
     <w:tbl>
       <w:tblPr>
         <w:tblStyle w:val="a0"/>
@@ -1102,7 +1091,16 @@
           <w:sz w:val="28"/>
           <w:szCs w:val="28"/>
         </w:rPr>
-        <w:t>Claude, Grammarly, Google Translator</w:t>
+        <w:t>Claude, Grammarly, Google Translat</w:t>
+      </w:r>
+      <w:r>
+        <w:rPr>
+          <w:b/>
+          <w:bCs/>
+          <w:sz w:val="28"/>
+          <w:szCs w:val="28"/>
+        </w:rPr>
+        <w:t>e</w:t>
       </w:r>
       <w:r>
         <w:rPr>
@@ -1314,81 +1312,6 @@
     </w:p>
     <w:p>
       <w:pPr>
-        <w:rPr>
-          <w:color w:val="3A3A3A"/>
-          <w:sz w:val="40"/>
-          <w:szCs w:val="40"/>
-        </w:rPr>
-      </w:pPr>
-      <w:r>
-        <w:rPr>
-          <w:color w:val="3A3A3A"/>
-          <w:sz w:val="40"/>
-          <w:szCs w:val="40"/>
-        </w:rPr>
-        <w:lastRenderedPageBreak/>
-        <w:t>Abstract</w:t>
-      </w:r>
-    </w:p>
-    <w:p/>
-    <w:p>
-      <w:pPr>
-        <w:rPr>
-          <w:color w:val="FF0000"/>
-        </w:rPr>
-      </w:pPr>
-      <w:r>
-        <w:rPr>
-          <w:color w:val="FF0000"/>
-        </w:rPr>
-        <w:t xml:space="preserve">[NOTE: This section is designated for the abstract. Abstracts are not assigned page numbers and should precede the table of contents. If an abstract is unnecessary for your work, please delete this page.] </w:t>
-      </w:r>
-    </w:p>
-    <w:p>
-      <w:pPr>
-        <w:rPr>
-          <w:color w:val="FF0000"/>
-        </w:rPr>
-      </w:pPr>
-    </w:p>
-    <w:p>
-      <w:pPr>
-        <w:rPr>
-          <w:color w:val="FF0000"/>
-        </w:rPr>
-      </w:pPr>
-    </w:p>
-    <w:p>
-      <w:pPr>
-        <w:rPr>
-          <w:color w:val="FF0000"/>
-        </w:rPr>
-      </w:pPr>
-    </w:p>
-    <w:p/>
-    <w:p/>
-    <w:p/>
-    <w:p/>
-    <w:p/>
-    <w:p/>
-    <w:p/>
-    <w:p/>
-    <w:p/>
-    <w:p/>
-    <w:p/>
-    <w:p/>
-    <w:p/>
-    <w:p/>
-    <w:p/>
-    <w:p/>
-    <w:p/>
-    <w:p/>
-    <w:p/>
-    <w:p/>
-    <w:p/>
-    <w:p/>
-    <w:p>
-      <w:pPr>
         <w:keepNext/>
         <w:keepLines/>
         <w:pBdr>
@@ -1426,22 +1349,13 @@
       <w:sdtContent>
         <w:p>
           <w:pPr>
-            <w:pBdr>
-              <w:top w:val="nil"/>
-              <w:left w:val="nil"/>
-              <w:bottom w:val="nil"/>
-              <w:right w:val="nil"/>
-              <w:between w:val="nil"/>
-            </w:pBdr>
+            <w:pStyle w:val="TOC1"/>
             <w:tabs>
+              <w:tab w:val="left" w:pos="480"/>
               <w:tab w:val="right" w:pos="9016"/>
             </w:tabs>
-            <w:spacing w:after="100"/>
             <w:rPr>
-              <w:rFonts w:ascii="Aptos" w:eastAsia="Aptos" w:hAnsi="Aptos" w:cs="Aptos"/>
-              <w:color w:val="000000"/>
-              <w:sz w:val="24"/>
-              <w:szCs w:val="24"/>
+              <w:noProof/>
             </w:rPr>
           </w:pPr>
           <w:r>
@@ -1453,322 +1367,1484 @@
           <w:r>
             <w:fldChar w:fldCharType="separate"/>
           </w:r>
-          <w:hyperlink w:anchor="_d9j7i88gom3b">
-            <w:r>
-              <w:rPr>
-                <w:color w:val="000000"/>
+          <w:hyperlink w:anchor="_Toc243556468" w:history="1">
+            <w:r>
+              <w:rPr>
+                <w:rStyle w:val="Hyperlink"/>
+                <w:noProof/>
+              </w:rPr>
+              <w:t>1.</w:t>
+            </w:r>
+            <w:r>
+              <w:rPr>
+                <w:rStyle w:val="Hyperlink"/>
+                <w:noProof/>
+              </w:rPr>
+              <w:t xml:space="preserve"> </w:t>
+            </w:r>
+            <w:r>
+              <w:rPr>
+                <w:rStyle w:val="Hyperlink"/>
+                <w:noProof/>
+              </w:rPr>
+              <w:t xml:space="preserve"> Project Title</w:t>
+            </w:r>
+            <w:r>
+              <w:rPr>
+                <w:noProof/>
+                <w:webHidden/>
               </w:rPr>
               <w:tab/>
+            </w:r>
+            <w:r>
+              <w:rPr>
+                <w:noProof/>
+                <w:webHidden/>
+              </w:rPr>
+              <w:fldChar w:fldCharType="begin"/>
+            </w:r>
+            <w:r>
+              <w:rPr>
+                <w:noProof/>
+                <w:webHidden/>
+              </w:rPr>
+              <w:instrText xml:space="preserve"> PAGEREF _Toc243556468 \h </w:instrText>
+            </w:r>
+            <w:r>
+              <w:rPr>
+                <w:noProof/>
+                <w:webHidden/>
+              </w:rPr>
+            </w:r>
+            <w:r>
+              <w:rPr>
+                <w:noProof/>
+                <w:webHidden/>
+              </w:rPr>
+              <w:fldChar w:fldCharType="separate"/>
+            </w:r>
+            <w:r>
+              <w:rPr>
+                <w:noProof/>
+                <w:webHidden/>
+              </w:rPr>
+              <w:t>1</w:t>
+            </w:r>
+            <w:r>
+              <w:rPr>
+                <w:noProof/>
+                <w:webHidden/>
+              </w:rPr>
+              <w:fldChar w:fldCharType="end"/>
             </w:r>
           </w:hyperlink>
         </w:p>
         <w:p>
           <w:pPr>
-            <w:pBdr>
-              <w:top w:val="nil"/>
-              <w:left w:val="nil"/>
-              <w:bottom w:val="nil"/>
-              <w:right w:val="nil"/>
-              <w:between w:val="nil"/>
-            </w:pBdr>
+            <w:pStyle w:val="TOC1"/>
             <w:tabs>
+              <w:tab w:val="left" w:pos="480"/>
               <w:tab w:val="right" w:pos="9016"/>
             </w:tabs>
-            <w:spacing w:after="100"/>
             <w:rPr>
-              <w:rFonts w:ascii="Aptos" w:eastAsia="Aptos" w:hAnsi="Aptos" w:cs="Aptos"/>
-              <w:color w:val="000000"/>
-              <w:sz w:val="24"/>
-              <w:szCs w:val="24"/>
+              <w:noProof/>
             </w:rPr>
           </w:pPr>
-          <w:r>
-            <w:t>1. Project Title</w:t>
-          </w:r>
-          <w:hyperlink w:anchor="_bxd8mdjnh2at">
-            <w:r>
-              <w:rPr>
-                <w:color w:val="000000"/>
+          <w:hyperlink w:anchor="_Toc243556469" w:history="1">
+            <w:r>
+              <w:rPr>
+                <w:rStyle w:val="Hyperlink"/>
+                <w:noProof/>
+              </w:rPr>
+              <w:t>2.</w:t>
+            </w:r>
+            <w:r>
+              <w:rPr>
+                <w:rStyle w:val="Hyperlink"/>
+                <w:noProof/>
+              </w:rPr>
+              <w:t xml:space="preserve"> </w:t>
+            </w:r>
+            <w:r>
+              <w:rPr>
+                <w:rStyle w:val="Hyperlink"/>
+                <w:noProof/>
+              </w:rPr>
+              <w:t>Introduction</w:t>
+            </w:r>
+            <w:r>
+              <w:rPr>
+                <w:noProof/>
+                <w:webHidden/>
               </w:rPr>
               <w:tab/>
+            </w:r>
+            <w:r>
+              <w:rPr>
+                <w:noProof/>
+                <w:webHidden/>
+              </w:rPr>
+              <w:fldChar w:fldCharType="begin"/>
+            </w:r>
+            <w:r>
+              <w:rPr>
+                <w:noProof/>
+                <w:webHidden/>
+              </w:rPr>
+              <w:instrText xml:space="preserve"> PAGEREF _Toc243556469 \h </w:instrText>
+            </w:r>
+            <w:r>
+              <w:rPr>
+                <w:noProof/>
+                <w:webHidden/>
+              </w:rPr>
+            </w:r>
+            <w:r>
+              <w:rPr>
+                <w:noProof/>
+                <w:webHidden/>
+              </w:rPr>
+              <w:fldChar w:fldCharType="separate"/>
+            </w:r>
+            <w:r>
+              <w:rPr>
+                <w:noProof/>
+                <w:webHidden/>
+              </w:rPr>
               <w:t>1</w:t>
+            </w:r>
+            <w:r>
+              <w:rPr>
+                <w:noProof/>
+                <w:webHidden/>
+              </w:rPr>
+              <w:fldChar w:fldCharType="end"/>
             </w:r>
           </w:hyperlink>
         </w:p>
         <w:p>
           <w:pPr>
-            <w:pBdr>
-              <w:top w:val="nil"/>
-              <w:left w:val="nil"/>
-              <w:bottom w:val="nil"/>
-              <w:right w:val="nil"/>
-              <w:between w:val="nil"/>
-            </w:pBdr>
+            <w:pStyle w:val="TOC1"/>
             <w:tabs>
+              <w:tab w:val="left" w:pos="480"/>
               <w:tab w:val="right" w:pos="9016"/>
             </w:tabs>
-            <w:spacing w:after="100"/>
             <w:rPr>
-              <w:rFonts w:ascii="Aptos" w:eastAsia="Aptos" w:hAnsi="Aptos" w:cs="Aptos"/>
-              <w:color w:val="000000"/>
-              <w:sz w:val="24"/>
-              <w:szCs w:val="24"/>
+              <w:noProof/>
             </w:rPr>
           </w:pPr>
-          <w:r>
-            <w:rPr>
-              <w:color w:val="000000"/>
-            </w:rPr>
-            <w:t>2. Introduction</w:t>
-          </w:r>
-          <w:hyperlink w:anchor="_3qsybt15sik8">
-            <w:r>
-              <w:rPr>
-                <w:color w:val="000000"/>
+          <w:hyperlink w:anchor="_Toc243556470" w:history="1">
+            <w:r>
+              <w:rPr>
+                <w:rStyle w:val="Hyperlink"/>
+                <w:noProof/>
+              </w:rPr>
+              <w:t>3.</w:t>
+            </w:r>
+            <w:r>
+              <w:rPr>
+                <w:noProof/>
+              </w:rPr>
+              <w:t xml:space="preserve"> </w:t>
+            </w:r>
+            <w:r>
+              <w:rPr>
+                <w:rStyle w:val="Hyperlink"/>
+                <w:noProof/>
+              </w:rPr>
+              <w:t>Problem Definition</w:t>
+            </w:r>
+            <w:r>
+              <w:rPr>
+                <w:noProof/>
+                <w:webHidden/>
               </w:rPr>
               <w:tab/>
+            </w:r>
+            <w:r>
+              <w:rPr>
+                <w:noProof/>
+                <w:webHidden/>
+              </w:rPr>
+              <w:fldChar w:fldCharType="begin"/>
+            </w:r>
+            <w:r>
+              <w:rPr>
+                <w:noProof/>
+                <w:webHidden/>
+              </w:rPr>
+              <w:instrText xml:space="preserve"> PAGEREF _Toc243556470 \h </w:instrText>
+            </w:r>
+            <w:r>
+              <w:rPr>
+                <w:noProof/>
+                <w:webHidden/>
+              </w:rPr>
+            </w:r>
+            <w:r>
+              <w:rPr>
+                <w:noProof/>
+                <w:webHidden/>
+              </w:rPr>
+              <w:fldChar w:fldCharType="separate"/>
+            </w:r>
+            <w:r>
+              <w:rPr>
+                <w:noProof/>
+                <w:webHidden/>
+              </w:rPr>
               <w:t>1</w:t>
+            </w:r>
+            <w:r>
+              <w:rPr>
+                <w:noProof/>
+                <w:webHidden/>
+              </w:rPr>
+              <w:fldChar w:fldCharType="end"/>
             </w:r>
           </w:hyperlink>
         </w:p>
         <w:p>
           <w:pPr>
-            <w:pBdr>
-              <w:top w:val="nil"/>
-              <w:left w:val="nil"/>
-              <w:bottom w:val="nil"/>
-              <w:right w:val="nil"/>
-              <w:between w:val="nil"/>
-            </w:pBdr>
+            <w:pStyle w:val="TOC1"/>
             <w:tabs>
+              <w:tab w:val="left" w:pos="480"/>
               <w:tab w:val="right" w:pos="9016"/>
             </w:tabs>
-            <w:spacing w:after="100"/>
             <w:rPr>
-              <w:rFonts w:ascii="Aptos" w:eastAsia="Aptos" w:hAnsi="Aptos" w:cs="Aptos"/>
-              <w:color w:val="000000"/>
-              <w:sz w:val="24"/>
-              <w:szCs w:val="24"/>
+              <w:noProof/>
             </w:rPr>
           </w:pPr>
-          <w:r>
-            <w:rPr>
-              <w:color w:val="000000"/>
-            </w:rPr>
-            <w:t>3. Problem Definition</w:t>
-          </w:r>
-          <w:hyperlink w:anchor="_8ib9tfj4rtw5">
-            <w:r>
-              <w:rPr>
-                <w:color w:val="000000"/>
+          <w:hyperlink w:anchor="_Toc243556471" w:history="1">
+            <w:r>
+              <w:rPr>
+                <w:rStyle w:val="Hyperlink"/>
+                <w:noProof/>
+              </w:rPr>
+              <w:t>4.</w:t>
+            </w:r>
+            <w:r>
+              <w:rPr>
+                <w:noProof/>
+              </w:rPr>
+              <w:t xml:space="preserve"> </w:t>
+            </w:r>
+            <w:r>
+              <w:rPr>
+                <w:rStyle w:val="Hyperlink"/>
+                <w:noProof/>
+              </w:rPr>
+              <w:t>Aim and Objectives</w:t>
+            </w:r>
+            <w:r>
+              <w:rPr>
+                <w:noProof/>
+                <w:webHidden/>
               </w:rPr>
               <w:tab/>
-              <w:t>1</w:t>
+            </w:r>
+            <w:r>
+              <w:rPr>
+                <w:noProof/>
+                <w:webHidden/>
+              </w:rPr>
+              <w:fldChar w:fldCharType="begin"/>
+            </w:r>
+            <w:r>
+              <w:rPr>
+                <w:noProof/>
+                <w:webHidden/>
+              </w:rPr>
+              <w:instrText xml:space="preserve"> PAGEREF _Toc243556471 \h </w:instrText>
+            </w:r>
+            <w:r>
+              <w:rPr>
+                <w:noProof/>
+                <w:webHidden/>
+              </w:rPr>
+            </w:r>
+            <w:r>
+              <w:rPr>
+                <w:noProof/>
+                <w:webHidden/>
+              </w:rPr>
+              <w:fldChar w:fldCharType="separate"/>
+            </w:r>
+            <w:r>
+              <w:rPr>
+                <w:noProof/>
+                <w:webHidden/>
+              </w:rPr>
+              <w:t>2</w:t>
+            </w:r>
+            <w:r>
+              <w:rPr>
+                <w:noProof/>
+                <w:webHidden/>
+              </w:rPr>
+              <w:fldChar w:fldCharType="end"/>
             </w:r>
           </w:hyperlink>
         </w:p>
         <w:p>
           <w:pPr>
-            <w:pBdr>
-              <w:top w:val="nil"/>
-              <w:left w:val="nil"/>
-              <w:bottom w:val="nil"/>
-              <w:right w:val="nil"/>
-              <w:between w:val="nil"/>
-            </w:pBdr>
+            <w:pStyle w:val="TOC2"/>
             <w:tabs>
               <w:tab w:val="right" w:pos="9016"/>
             </w:tabs>
-            <w:spacing w:after="100"/>
             <w:rPr>
-              <w:rFonts w:ascii="Aptos" w:eastAsia="Aptos" w:hAnsi="Aptos" w:cs="Aptos"/>
-              <w:color w:val="000000"/>
-              <w:sz w:val="24"/>
-              <w:szCs w:val="24"/>
+              <w:noProof/>
             </w:rPr>
           </w:pPr>
-          <w:r>
-            <w:rPr>
-              <w:color w:val="000000"/>
-            </w:rPr>
-            <w:t>4. Aim and Objectives</w:t>
-          </w:r>
-          <w:hyperlink w:anchor="_9uuzpv61bt43">
-            <w:r>
-              <w:rPr>
-                <w:color w:val="000000"/>
+          <w:hyperlink w:anchor="_Toc243556472" w:history="1">
+            <w:r>
+              <w:rPr>
+                <w:rStyle w:val="Hyperlink"/>
+                <w:noProof/>
+              </w:rPr>
+              <w:t>Aim</w:t>
+            </w:r>
+            <w:r>
+              <w:rPr>
+                <w:noProof/>
+                <w:webHidden/>
               </w:rPr>
               <w:tab/>
+            </w:r>
+            <w:r>
+              <w:rPr>
+                <w:noProof/>
+                <w:webHidden/>
+              </w:rPr>
+              <w:fldChar w:fldCharType="begin"/>
+            </w:r>
+            <w:r>
+              <w:rPr>
+                <w:noProof/>
+                <w:webHidden/>
+              </w:rPr>
+              <w:instrText xml:space="preserve"> PAGEREF _Toc243556472 \h </w:instrText>
+            </w:r>
+            <w:r>
+              <w:rPr>
+                <w:noProof/>
+                <w:webHidden/>
+              </w:rPr>
+            </w:r>
+            <w:r>
+              <w:rPr>
+                <w:noProof/>
+                <w:webHidden/>
+              </w:rPr>
+              <w:fldChar w:fldCharType="separate"/>
+            </w:r>
+            <w:r>
+              <w:rPr>
+                <w:noProof/>
+                <w:webHidden/>
+              </w:rPr>
               <w:t>2</w:t>
+            </w:r>
+            <w:r>
+              <w:rPr>
+                <w:noProof/>
+                <w:webHidden/>
+              </w:rPr>
+              <w:fldChar w:fldCharType="end"/>
             </w:r>
           </w:hyperlink>
         </w:p>
         <w:p>
           <w:pPr>
+            <w:pStyle w:val="TOC2"/>
             <w:tabs>
               <w:tab w:val="right" w:pos="9016"/>
             </w:tabs>
-            <w:spacing w:after="100"/>
             <w:rPr>
-              <w:rFonts w:ascii="Aptos" w:eastAsia="Aptos" w:hAnsi="Aptos" w:cs="Aptos"/>
-              <w:sz w:val="24"/>
-              <w:szCs w:val="24"/>
+              <w:noProof/>
             </w:rPr>
           </w:pPr>
-          <w:r>
-            <w:t>5. Scope</w:t>
-          </w:r>
-          <w:hyperlink w:anchor="_9uuzpv61bt43">
-            <w:r>
+          <w:hyperlink w:anchor="_Toc243556473" w:history="1">
+            <w:r>
+              <w:rPr>
+                <w:rStyle w:val="Hyperlink"/>
+                <w:noProof/>
+              </w:rPr>
+              <w:t>Objectives</w:t>
+            </w:r>
+            <w:r>
+              <w:rPr>
+                <w:noProof/>
+                <w:webHidden/>
+              </w:rPr>
               <w:tab/>
+            </w:r>
+            <w:r>
+              <w:rPr>
+                <w:noProof/>
+                <w:webHidden/>
+              </w:rPr>
+              <w:fldChar w:fldCharType="begin"/>
+            </w:r>
+            <w:r>
+              <w:rPr>
+                <w:noProof/>
+                <w:webHidden/>
+              </w:rPr>
+              <w:instrText xml:space="preserve"> PAGEREF _Toc243556473 \h </w:instrText>
+            </w:r>
+            <w:r>
+              <w:rPr>
+                <w:noProof/>
+                <w:webHidden/>
+              </w:rPr>
+            </w:r>
+            <w:r>
+              <w:rPr>
+                <w:noProof/>
+                <w:webHidden/>
+              </w:rPr>
+              <w:fldChar w:fldCharType="separate"/>
+            </w:r>
+            <w:r>
+              <w:rPr>
+                <w:noProof/>
+                <w:webHidden/>
+              </w:rPr>
               <w:t>2</w:t>
+            </w:r>
+            <w:r>
+              <w:rPr>
+                <w:noProof/>
+                <w:webHidden/>
+              </w:rPr>
+              <w:fldChar w:fldCharType="end"/>
             </w:r>
           </w:hyperlink>
         </w:p>
         <w:p>
           <w:pPr>
+            <w:pStyle w:val="TOC2"/>
             <w:tabs>
               <w:tab w:val="right" w:pos="9016"/>
             </w:tabs>
-            <w:spacing w:after="100"/>
             <w:rPr>
-              <w:rFonts w:ascii="Aptos" w:eastAsia="Aptos" w:hAnsi="Aptos" w:cs="Aptos"/>
-              <w:sz w:val="24"/>
-              <w:szCs w:val="24"/>
+              <w:noProof/>
             </w:rPr>
           </w:pPr>
-          <w:r>
-            <w:t>6. Methodology</w:t>
-          </w:r>
-          <w:hyperlink w:anchor="_9uuzpv61bt43">
-            <w:r>
+          <w:hyperlink w:anchor="_Toc243556474" w:history="1">
+            <w:r>
+              <w:rPr>
+                <w:rStyle w:val="Hyperlink"/>
+                <w:noProof/>
+              </w:rPr>
+              <w:t>Hypothesis</w:t>
+            </w:r>
+            <w:r>
+              <w:rPr>
+                <w:noProof/>
+                <w:webHidden/>
+              </w:rPr>
               <w:tab/>
+            </w:r>
+            <w:r>
+              <w:rPr>
+                <w:noProof/>
+                <w:webHidden/>
+              </w:rPr>
+              <w:fldChar w:fldCharType="begin"/>
+            </w:r>
+            <w:r>
+              <w:rPr>
+                <w:noProof/>
+                <w:webHidden/>
+              </w:rPr>
+              <w:instrText xml:space="preserve"> PAGEREF _Toc243556474 \h </w:instrText>
+            </w:r>
+            <w:r>
+              <w:rPr>
+                <w:noProof/>
+                <w:webHidden/>
+              </w:rPr>
+            </w:r>
+            <w:r>
+              <w:rPr>
+                <w:noProof/>
+                <w:webHidden/>
+              </w:rPr>
+              <w:fldChar w:fldCharType="separate"/>
+            </w:r>
+            <w:r>
+              <w:rPr>
+                <w:noProof/>
+                <w:webHidden/>
+              </w:rPr>
               <w:t>2</w:t>
+            </w:r>
+            <w:r>
+              <w:rPr>
+                <w:noProof/>
+                <w:webHidden/>
+              </w:rPr>
+              <w:fldChar w:fldCharType="end"/>
             </w:r>
           </w:hyperlink>
         </w:p>
         <w:p>
           <w:pPr>
+            <w:pStyle w:val="TOC1"/>
             <w:tabs>
               <w:tab w:val="right" w:pos="9016"/>
             </w:tabs>
-            <w:spacing w:after="100"/>
             <w:rPr>
-              <w:rFonts w:ascii="Aptos" w:eastAsia="Aptos" w:hAnsi="Aptos" w:cs="Aptos"/>
-              <w:sz w:val="24"/>
-              <w:szCs w:val="24"/>
+              <w:noProof/>
             </w:rPr>
           </w:pPr>
-          <w:r>
-            <w:t>7. Data Sources</w:t>
-          </w:r>
-          <w:hyperlink w:anchor="_9uuzpv61bt43">
-            <w:r>
+          <w:hyperlink w:anchor="_Toc243556475" w:history="1">
+            <w:r>
+              <w:rPr>
+                <w:rStyle w:val="Hyperlink"/>
+                <w:noProof/>
+              </w:rPr>
+              <w:t>5. Scope</w:t>
+            </w:r>
+            <w:r>
+              <w:rPr>
+                <w:noProof/>
+                <w:webHidden/>
+              </w:rPr>
               <w:tab/>
+            </w:r>
+            <w:r>
+              <w:rPr>
+                <w:noProof/>
+                <w:webHidden/>
+              </w:rPr>
+              <w:fldChar w:fldCharType="begin"/>
+            </w:r>
+            <w:r>
+              <w:rPr>
+                <w:noProof/>
+                <w:webHidden/>
+              </w:rPr>
+              <w:instrText xml:space="preserve"> PAGEREF _Toc243556475 \h </w:instrText>
+            </w:r>
+            <w:r>
+              <w:rPr>
+                <w:noProof/>
+                <w:webHidden/>
+              </w:rPr>
+            </w:r>
+            <w:r>
+              <w:rPr>
+                <w:noProof/>
+                <w:webHidden/>
+              </w:rPr>
+              <w:fldChar w:fldCharType="separate"/>
+            </w:r>
+            <w:r>
+              <w:rPr>
+                <w:noProof/>
+                <w:webHidden/>
+              </w:rPr>
               <w:t>2</w:t>
+            </w:r>
+            <w:r>
+              <w:rPr>
+                <w:noProof/>
+                <w:webHidden/>
+              </w:rPr>
+              <w:fldChar w:fldCharType="end"/>
             </w:r>
           </w:hyperlink>
         </w:p>
         <w:p>
           <w:pPr>
+            <w:pStyle w:val="TOC2"/>
             <w:tabs>
               <w:tab w:val="right" w:pos="9016"/>
             </w:tabs>
-            <w:spacing w:after="100"/>
             <w:rPr>
-              <w:rFonts w:ascii="Aptos" w:eastAsia="Aptos" w:hAnsi="Aptos" w:cs="Aptos"/>
-              <w:sz w:val="24"/>
-              <w:szCs w:val="24"/>
+              <w:noProof/>
             </w:rPr>
           </w:pPr>
-          <w:r>
-            <w:t>8. Expected Deliverables</w:t>
-          </w:r>
-          <w:hyperlink w:anchor="_9uuzpv61bt43">
-            <w:r>
+          <w:hyperlink w:anchor="_Toc243556476" w:history="1">
+            <w:r>
+              <w:rPr>
+                <w:rStyle w:val="Hyperlink"/>
+                <w:noProof/>
+              </w:rPr>
+              <w:t>Included</w:t>
+            </w:r>
+            <w:r>
+              <w:rPr>
+                <w:noProof/>
+                <w:webHidden/>
+              </w:rPr>
               <w:tab/>
+            </w:r>
+            <w:r>
+              <w:rPr>
+                <w:noProof/>
+                <w:webHidden/>
+              </w:rPr>
+              <w:fldChar w:fldCharType="begin"/>
+            </w:r>
+            <w:r>
+              <w:rPr>
+                <w:noProof/>
+                <w:webHidden/>
+              </w:rPr>
+              <w:instrText xml:space="preserve"> PAGEREF _Toc243556476 \h </w:instrText>
+            </w:r>
+            <w:r>
+              <w:rPr>
+                <w:noProof/>
+                <w:webHidden/>
+              </w:rPr>
+            </w:r>
+            <w:r>
+              <w:rPr>
+                <w:noProof/>
+                <w:webHidden/>
+              </w:rPr>
+              <w:fldChar w:fldCharType="separate"/>
+            </w:r>
+            <w:r>
+              <w:rPr>
+                <w:noProof/>
+                <w:webHidden/>
+              </w:rPr>
               <w:t>2</w:t>
+            </w:r>
+            <w:r>
+              <w:rPr>
+                <w:noProof/>
+                <w:webHidden/>
+              </w:rPr>
+              <w:fldChar w:fldCharType="end"/>
             </w:r>
           </w:hyperlink>
         </w:p>
         <w:p>
           <w:pPr>
+            <w:pStyle w:val="TOC2"/>
             <w:tabs>
               <w:tab w:val="right" w:pos="9016"/>
             </w:tabs>
-            <w:spacing w:after="100"/>
             <w:rPr>
-              <w:rFonts w:ascii="Aptos" w:eastAsia="Aptos" w:hAnsi="Aptos" w:cs="Aptos"/>
-              <w:sz w:val="24"/>
-              <w:szCs w:val="24"/>
+              <w:noProof/>
             </w:rPr>
           </w:pPr>
-          <w:r>
-            <w:t>9. Project Timeline</w:t>
-          </w:r>
-          <w:hyperlink w:anchor="_9uuzpv61bt43">
-            <w:r>
+          <w:hyperlink w:anchor="_Toc243556477" w:history="1">
+            <w:r>
+              <w:rPr>
+                <w:rStyle w:val="Hyperlink"/>
+                <w:noProof/>
+              </w:rPr>
+              <w:t>Excluded</w:t>
+            </w:r>
+            <w:r>
+              <w:rPr>
+                <w:noProof/>
+                <w:webHidden/>
+              </w:rPr>
               <w:tab/>
+            </w:r>
+            <w:r>
+              <w:rPr>
+                <w:noProof/>
+                <w:webHidden/>
+              </w:rPr>
+              <w:fldChar w:fldCharType="begin"/>
+            </w:r>
+            <w:r>
+              <w:rPr>
+                <w:noProof/>
+                <w:webHidden/>
+              </w:rPr>
+              <w:instrText xml:space="preserve"> PAGEREF _Toc243556477 \h </w:instrText>
+            </w:r>
+            <w:r>
+              <w:rPr>
+                <w:noProof/>
+                <w:webHidden/>
+              </w:rPr>
+            </w:r>
+            <w:r>
+              <w:rPr>
+                <w:noProof/>
+                <w:webHidden/>
+              </w:rPr>
+              <w:fldChar w:fldCharType="separate"/>
+            </w:r>
+            <w:r>
+              <w:rPr>
+                <w:noProof/>
+                <w:webHidden/>
+              </w:rPr>
               <w:t>2</w:t>
+            </w:r>
+            <w:r>
+              <w:rPr>
+                <w:noProof/>
+                <w:webHidden/>
+              </w:rPr>
+              <w:fldChar w:fldCharType="end"/>
             </w:r>
           </w:hyperlink>
         </w:p>
         <w:p>
           <w:pPr>
+            <w:pStyle w:val="TOC1"/>
             <w:tabs>
               <w:tab w:val="right" w:pos="9016"/>
             </w:tabs>
-            <w:spacing w:after="100"/>
             <w:rPr>
-              <w:rFonts w:ascii="Aptos" w:eastAsia="Aptos" w:hAnsi="Aptos" w:cs="Aptos"/>
-              <w:sz w:val="24"/>
-              <w:szCs w:val="24"/>
+              <w:noProof/>
             </w:rPr>
           </w:pPr>
-          <w:r>
-            <w:t>10. Ethical and Legal Considerations</w:t>
-          </w:r>
-          <w:hyperlink w:anchor="_9uuzpv61bt43">
-            <w:r>
+          <w:hyperlink w:anchor="_Toc243556478" w:history="1">
+            <w:r>
+              <w:rPr>
+                <w:rStyle w:val="Hyperlink"/>
+                <w:noProof/>
+              </w:rPr>
+              <w:t>6. Methodology</w:t>
+            </w:r>
+            <w:r>
+              <w:rPr>
+                <w:noProof/>
+                <w:webHidden/>
+              </w:rPr>
               <w:tab/>
-              <w:t>2</w:t>
+            </w:r>
+            <w:r>
+              <w:rPr>
+                <w:noProof/>
+                <w:webHidden/>
+              </w:rPr>
+              <w:fldChar w:fldCharType="begin"/>
+            </w:r>
+            <w:r>
+              <w:rPr>
+                <w:noProof/>
+                <w:webHidden/>
+              </w:rPr>
+              <w:instrText xml:space="preserve"> PAGEREF _Toc243556478 \h </w:instrText>
+            </w:r>
+            <w:r>
+              <w:rPr>
+                <w:noProof/>
+                <w:webHidden/>
+              </w:rPr>
+            </w:r>
+            <w:r>
+              <w:rPr>
+                <w:noProof/>
+                <w:webHidden/>
+              </w:rPr>
+              <w:fldChar w:fldCharType="separate"/>
+            </w:r>
+            <w:r>
+              <w:rPr>
+                <w:noProof/>
+                <w:webHidden/>
+              </w:rPr>
+              <w:t>3</w:t>
+            </w:r>
+            <w:r>
+              <w:rPr>
+                <w:noProof/>
+                <w:webHidden/>
+              </w:rPr>
+              <w:fldChar w:fldCharType="end"/>
             </w:r>
           </w:hyperlink>
         </w:p>
         <w:p>
           <w:pPr>
+            <w:pStyle w:val="TOC2"/>
             <w:tabs>
               <w:tab w:val="right" w:pos="9016"/>
             </w:tabs>
-            <w:spacing w:after="100"/>
             <w:rPr>
-              <w:rFonts w:ascii="Aptos" w:eastAsia="Aptos" w:hAnsi="Aptos" w:cs="Aptos"/>
-              <w:sz w:val="24"/>
-              <w:szCs w:val="24"/>
+              <w:noProof/>
             </w:rPr>
           </w:pPr>
-          <w:r>
-            <w:t>References</w:t>
-          </w:r>
-          <w:hyperlink w:anchor="_9uuzpv61bt43">
-            <w:r>
+          <w:hyperlink w:anchor="_Toc243556479" w:history="1">
+            <w:r>
+              <w:rPr>
+                <w:rStyle w:val="Hyperlink"/>
+                <w:noProof/>
+              </w:rPr>
+              <w:t>Data Preparation</w:t>
+            </w:r>
+            <w:r>
+              <w:rPr>
+                <w:noProof/>
+                <w:webHidden/>
+              </w:rPr>
               <w:tab/>
-              <w:t>2</w:t>
+            </w:r>
+            <w:r>
+              <w:rPr>
+                <w:noProof/>
+                <w:webHidden/>
+              </w:rPr>
+              <w:fldChar w:fldCharType="begin"/>
+            </w:r>
+            <w:r>
+              <w:rPr>
+                <w:noProof/>
+                <w:webHidden/>
+              </w:rPr>
+              <w:instrText xml:space="preserve"> PAGEREF _Toc243556479 \h </w:instrText>
+            </w:r>
+            <w:r>
+              <w:rPr>
+                <w:noProof/>
+                <w:webHidden/>
+              </w:rPr>
+            </w:r>
+            <w:r>
+              <w:rPr>
+                <w:noProof/>
+                <w:webHidden/>
+              </w:rPr>
+              <w:fldChar w:fldCharType="separate"/>
+            </w:r>
+            <w:r>
+              <w:rPr>
+                <w:noProof/>
+                <w:webHidden/>
+              </w:rPr>
+              <w:t>3</w:t>
+            </w:r>
+            <w:r>
+              <w:rPr>
+                <w:noProof/>
+                <w:webHidden/>
+              </w:rPr>
+              <w:fldChar w:fldCharType="end"/>
             </w:r>
           </w:hyperlink>
         </w:p>
         <w:p>
           <w:pPr>
+            <w:pStyle w:val="TOC2"/>
             <w:tabs>
               <w:tab w:val="right" w:pos="9016"/>
             </w:tabs>
-            <w:spacing w:after="100"/>
             <w:rPr>
-              <w:rFonts w:ascii="Aptos" w:eastAsia="Aptos" w:hAnsi="Aptos" w:cs="Aptos"/>
-              <w:sz w:val="24"/>
-              <w:szCs w:val="24"/>
+              <w:noProof/>
             </w:rPr>
           </w:pPr>
+          <w:hyperlink w:anchor="_Toc243556480" w:history="1">
+            <w:r>
+              <w:rPr>
+                <w:rStyle w:val="Hyperlink"/>
+                <w:noProof/>
+              </w:rPr>
+              <w:t>Analytics</w:t>
+            </w:r>
+            <w:r>
+              <w:rPr>
+                <w:noProof/>
+                <w:webHidden/>
+              </w:rPr>
+              <w:tab/>
+            </w:r>
+            <w:r>
+              <w:rPr>
+                <w:noProof/>
+                <w:webHidden/>
+              </w:rPr>
+              <w:fldChar w:fldCharType="begin"/>
+            </w:r>
+            <w:r>
+              <w:rPr>
+                <w:noProof/>
+                <w:webHidden/>
+              </w:rPr>
+              <w:instrText xml:space="preserve"> PAGEREF _Toc243556480 \h </w:instrText>
+            </w:r>
+            <w:r>
+              <w:rPr>
+                <w:noProof/>
+                <w:webHidden/>
+              </w:rPr>
+            </w:r>
+            <w:r>
+              <w:rPr>
+                <w:noProof/>
+                <w:webHidden/>
+              </w:rPr>
+              <w:fldChar w:fldCharType="separate"/>
+            </w:r>
+            <w:r>
+              <w:rPr>
+                <w:noProof/>
+                <w:webHidden/>
+              </w:rPr>
+              <w:t>3</w:t>
+            </w:r>
+            <w:r>
+              <w:rPr>
+                <w:noProof/>
+                <w:webHidden/>
+              </w:rPr>
+              <w:fldChar w:fldCharType="end"/>
+            </w:r>
+          </w:hyperlink>
+        </w:p>
+        <w:p>
+          <w:pPr>
+            <w:pStyle w:val="TOC2"/>
+            <w:tabs>
+              <w:tab w:val="right" w:pos="9016"/>
+            </w:tabs>
+            <w:rPr>
+              <w:noProof/>
+            </w:rPr>
+          </w:pPr>
+          <w:hyperlink w:anchor="_Toc243556481" w:history="1">
+            <w:r>
+              <w:rPr>
+                <w:rStyle w:val="Hyperlink"/>
+                <w:noProof/>
+              </w:rPr>
+              <w:t>Predictive modelling</w:t>
+            </w:r>
+            <w:r>
+              <w:rPr>
+                <w:noProof/>
+                <w:webHidden/>
+              </w:rPr>
+              <w:tab/>
+            </w:r>
+            <w:r>
+              <w:rPr>
+                <w:noProof/>
+                <w:webHidden/>
+              </w:rPr>
+              <w:fldChar w:fldCharType="begin"/>
+            </w:r>
+            <w:r>
+              <w:rPr>
+                <w:noProof/>
+                <w:webHidden/>
+              </w:rPr>
+              <w:instrText xml:space="preserve"> PAGEREF _Toc243556481 \h </w:instrText>
+            </w:r>
+            <w:r>
+              <w:rPr>
+                <w:noProof/>
+                <w:webHidden/>
+              </w:rPr>
+            </w:r>
+            <w:r>
+              <w:rPr>
+                <w:noProof/>
+                <w:webHidden/>
+              </w:rPr>
+              <w:fldChar w:fldCharType="separate"/>
+            </w:r>
+            <w:r>
+              <w:rPr>
+                <w:noProof/>
+                <w:webHidden/>
+              </w:rPr>
+              <w:t>3</w:t>
+            </w:r>
+            <w:r>
+              <w:rPr>
+                <w:noProof/>
+                <w:webHidden/>
+              </w:rPr>
+              <w:fldChar w:fldCharType="end"/>
+            </w:r>
+          </w:hyperlink>
+        </w:p>
+        <w:p>
+          <w:pPr>
+            <w:pStyle w:val="TOC2"/>
+            <w:tabs>
+              <w:tab w:val="right" w:pos="9016"/>
+            </w:tabs>
+            <w:rPr>
+              <w:noProof/>
+            </w:rPr>
+          </w:pPr>
+          <w:hyperlink w:anchor="_Toc243556482" w:history="1">
+            <w:r>
+              <w:rPr>
+                <w:rStyle w:val="Hyperlink"/>
+                <w:noProof/>
+              </w:rPr>
+              <w:t>Tools</w:t>
+            </w:r>
+            <w:r>
+              <w:rPr>
+                <w:noProof/>
+                <w:webHidden/>
+              </w:rPr>
+              <w:tab/>
+            </w:r>
+            <w:r>
+              <w:rPr>
+                <w:noProof/>
+                <w:webHidden/>
+              </w:rPr>
+              <w:fldChar w:fldCharType="begin"/>
+            </w:r>
+            <w:r>
+              <w:rPr>
+                <w:noProof/>
+                <w:webHidden/>
+              </w:rPr>
+              <w:instrText xml:space="preserve"> PAGEREF _Toc243556482 \h </w:instrText>
+            </w:r>
+            <w:r>
+              <w:rPr>
+                <w:noProof/>
+                <w:webHidden/>
+              </w:rPr>
+            </w:r>
+            <w:r>
+              <w:rPr>
+                <w:noProof/>
+                <w:webHidden/>
+              </w:rPr>
+              <w:fldChar w:fldCharType="separate"/>
+            </w:r>
+            <w:r>
+              <w:rPr>
+                <w:noProof/>
+                <w:webHidden/>
+              </w:rPr>
+              <w:t>3</w:t>
+            </w:r>
+            <w:r>
+              <w:rPr>
+                <w:noProof/>
+                <w:webHidden/>
+              </w:rPr>
+              <w:fldChar w:fldCharType="end"/>
+            </w:r>
+          </w:hyperlink>
+        </w:p>
+        <w:p>
+          <w:pPr>
+            <w:pStyle w:val="TOC2"/>
+            <w:tabs>
+              <w:tab w:val="right" w:pos="9016"/>
+            </w:tabs>
+            <w:ind w:left="0"/>
+            <w:rPr>
+              <w:noProof/>
+            </w:rPr>
+          </w:pPr>
+          <w:hyperlink w:anchor="_Toc243556483" w:history="1">
+            <w:r>
+              <w:rPr>
+                <w:rStyle w:val="Hyperlink"/>
+                <w:noProof/>
+              </w:rPr>
+              <w:t>7. Data Sources</w:t>
+            </w:r>
+            <w:r>
+              <w:rPr>
+                <w:noProof/>
+                <w:webHidden/>
+              </w:rPr>
+              <w:tab/>
+            </w:r>
+            <w:r>
+              <w:rPr>
+                <w:noProof/>
+                <w:webHidden/>
+              </w:rPr>
+              <w:fldChar w:fldCharType="begin"/>
+            </w:r>
+            <w:r>
+              <w:rPr>
+                <w:noProof/>
+                <w:webHidden/>
+              </w:rPr>
+              <w:instrText xml:space="preserve"> PAGEREF _Toc243556483 \h </w:instrText>
+            </w:r>
+            <w:r>
+              <w:rPr>
+                <w:noProof/>
+                <w:webHidden/>
+              </w:rPr>
+            </w:r>
+            <w:r>
+              <w:rPr>
+                <w:noProof/>
+                <w:webHidden/>
+              </w:rPr>
+              <w:fldChar w:fldCharType="separate"/>
+            </w:r>
+            <w:r>
+              <w:rPr>
+                <w:noProof/>
+                <w:webHidden/>
+              </w:rPr>
+              <w:t>4</w:t>
+            </w:r>
+            <w:r>
+              <w:rPr>
+                <w:noProof/>
+                <w:webHidden/>
+              </w:rPr>
+              <w:fldChar w:fldCharType="end"/>
+            </w:r>
+          </w:hyperlink>
+        </w:p>
+        <w:p>
+          <w:pPr>
+            <w:pStyle w:val="TOC2"/>
+            <w:tabs>
+              <w:tab w:val="right" w:pos="9016"/>
+            </w:tabs>
+            <w:ind w:left="0"/>
+            <w:rPr>
+              <w:noProof/>
+            </w:rPr>
+          </w:pPr>
+          <w:hyperlink w:anchor="_Toc243556484" w:history="1">
+            <w:r>
+              <w:rPr>
+                <w:rStyle w:val="Hyperlink"/>
+                <w:noProof/>
+              </w:rPr>
+              <w:t>8. Expected Deliverables</w:t>
+            </w:r>
+            <w:r>
+              <w:rPr>
+                <w:noProof/>
+                <w:webHidden/>
+              </w:rPr>
+              <w:tab/>
+            </w:r>
+            <w:r>
+              <w:rPr>
+                <w:noProof/>
+                <w:webHidden/>
+              </w:rPr>
+              <w:fldChar w:fldCharType="begin"/>
+            </w:r>
+            <w:r>
+              <w:rPr>
+                <w:noProof/>
+                <w:webHidden/>
+              </w:rPr>
+              <w:instrText xml:space="preserve"> PAGEREF _Toc243556484 \h </w:instrText>
+            </w:r>
+            <w:r>
+              <w:rPr>
+                <w:noProof/>
+                <w:webHidden/>
+              </w:rPr>
+            </w:r>
+            <w:r>
+              <w:rPr>
+                <w:noProof/>
+                <w:webHidden/>
+              </w:rPr>
+              <w:fldChar w:fldCharType="separate"/>
+            </w:r>
+            <w:r>
+              <w:rPr>
+                <w:noProof/>
+                <w:webHidden/>
+              </w:rPr>
+              <w:t>5</w:t>
+            </w:r>
+            <w:r>
+              <w:rPr>
+                <w:noProof/>
+                <w:webHidden/>
+              </w:rPr>
+              <w:fldChar w:fldCharType="end"/>
+            </w:r>
+          </w:hyperlink>
+        </w:p>
+        <w:p>
+          <w:pPr>
+            <w:pStyle w:val="TOC2"/>
+            <w:tabs>
+              <w:tab w:val="right" w:pos="9016"/>
+            </w:tabs>
+            <w:ind w:left="0"/>
+            <w:rPr>
+              <w:noProof/>
+            </w:rPr>
+          </w:pPr>
+          <w:hyperlink w:anchor="_Toc243556485" w:history="1">
+            <w:r>
+              <w:rPr>
+                <w:rStyle w:val="Hyperlink"/>
+                <w:noProof/>
+              </w:rPr>
+              <w:t>9. Project Timeline</w:t>
+            </w:r>
+            <w:r>
+              <w:rPr>
+                <w:noProof/>
+                <w:webHidden/>
+              </w:rPr>
+              <w:tab/>
+            </w:r>
+            <w:r>
+              <w:rPr>
+                <w:noProof/>
+                <w:webHidden/>
+              </w:rPr>
+              <w:fldChar w:fldCharType="begin"/>
+            </w:r>
+            <w:r>
+              <w:rPr>
+                <w:noProof/>
+                <w:webHidden/>
+              </w:rPr>
+              <w:instrText xml:space="preserve"> PAGEREF _Toc243556485 \h </w:instrText>
+            </w:r>
+            <w:r>
+              <w:rPr>
+                <w:noProof/>
+                <w:webHidden/>
+              </w:rPr>
+            </w:r>
+            <w:r>
+              <w:rPr>
+                <w:noProof/>
+                <w:webHidden/>
+              </w:rPr>
+              <w:fldChar w:fldCharType="separate"/>
+            </w:r>
+            <w:r>
+              <w:rPr>
+                <w:noProof/>
+                <w:webHidden/>
+              </w:rPr>
+              <w:t>6</w:t>
+            </w:r>
+            <w:r>
+              <w:rPr>
+                <w:noProof/>
+                <w:webHidden/>
+              </w:rPr>
+              <w:fldChar w:fldCharType="end"/>
+            </w:r>
+          </w:hyperlink>
+        </w:p>
+        <w:p>
+          <w:pPr>
+            <w:pStyle w:val="TOC2"/>
+            <w:tabs>
+              <w:tab w:val="right" w:pos="9016"/>
+            </w:tabs>
+            <w:ind w:left="0"/>
+            <w:rPr>
+              <w:noProof/>
+            </w:rPr>
+          </w:pPr>
+          <w:hyperlink w:anchor="_Toc243556486" w:history="1">
+            <w:r>
+              <w:rPr>
+                <w:rStyle w:val="Hyperlink"/>
+                <w:noProof/>
+              </w:rPr>
+              <w:t>10. Ethical and Legal Considerations</w:t>
+            </w:r>
+            <w:r>
+              <w:rPr>
+                <w:noProof/>
+                <w:webHidden/>
+              </w:rPr>
+              <w:tab/>
+            </w:r>
+            <w:r>
+              <w:rPr>
+                <w:noProof/>
+                <w:webHidden/>
+              </w:rPr>
+              <w:fldChar w:fldCharType="begin"/>
+            </w:r>
+            <w:r>
+              <w:rPr>
+                <w:noProof/>
+                <w:webHidden/>
+              </w:rPr>
+              <w:instrText xml:space="preserve"> PAGEREF _Toc243556486 \h </w:instrText>
+            </w:r>
+            <w:r>
+              <w:rPr>
+                <w:noProof/>
+                <w:webHidden/>
+              </w:rPr>
+            </w:r>
+            <w:r>
+              <w:rPr>
+                <w:noProof/>
+                <w:webHidden/>
+              </w:rPr>
+              <w:fldChar w:fldCharType="separate"/>
+            </w:r>
+            <w:r>
+              <w:rPr>
+                <w:noProof/>
+                <w:webHidden/>
+              </w:rPr>
+              <w:t>6</w:t>
+            </w:r>
+            <w:r>
+              <w:rPr>
+                <w:noProof/>
+                <w:webHidden/>
+              </w:rPr>
+              <w:fldChar w:fldCharType="end"/>
+            </w:r>
+          </w:hyperlink>
+        </w:p>
+        <w:p>
+          <w:pPr>
+            <w:pStyle w:val="TOC1"/>
+            <w:tabs>
+              <w:tab w:val="right" w:pos="9016"/>
+            </w:tabs>
+            <w:rPr>
+              <w:noProof/>
+            </w:rPr>
+          </w:pPr>
+          <w:hyperlink w:anchor="_Toc243556487" w:history="1">
+            <w:r>
+              <w:rPr>
+                <w:rStyle w:val="Hyperlink"/>
+                <w:noProof/>
+              </w:rPr>
+              <w:t>References</w:t>
+            </w:r>
+            <w:r>
+              <w:rPr>
+                <w:noProof/>
+                <w:webHidden/>
+              </w:rPr>
+              <w:tab/>
+            </w:r>
+            <w:r>
+              <w:rPr>
+                <w:noProof/>
+                <w:webHidden/>
+              </w:rPr>
+              <w:fldChar w:fldCharType="begin"/>
+            </w:r>
+            <w:r>
+              <w:rPr>
+                <w:noProof/>
+                <w:webHidden/>
+              </w:rPr>
+              <w:instrText xml:space="preserve"> PAGEREF _Toc243556487 \h </w:instrText>
+            </w:r>
+            <w:r>
+              <w:rPr>
+                <w:noProof/>
+                <w:webHidden/>
+              </w:rPr>
+            </w:r>
+            <w:r>
+              <w:rPr>
+                <w:noProof/>
+                <w:webHidden/>
+              </w:rPr>
+              <w:fldChar w:fldCharType="separate"/>
+            </w:r>
+            <w:r>
+              <w:rPr>
+                <w:noProof/>
+                <w:webHidden/>
+              </w:rPr>
+              <w:t>7</w:t>
+            </w:r>
+            <w:r>
+              <w:rPr>
+                <w:noProof/>
+                <w:webHidden/>
+              </w:rPr>
+              <w:fldChar w:fldCharType="end"/>
+            </w:r>
+          </w:hyperlink>
+        </w:p>
+        <w:p>
+          <w:pPr>
+            <w:pStyle w:val="TOC1"/>
+            <w:tabs>
+              <w:tab w:val="right" w:pos="9016"/>
+            </w:tabs>
+            <w:rPr>
+              <w:noProof/>
+            </w:rPr>
+          </w:pPr>
+          <w:hyperlink w:anchor="_Toc243556488" w:history="1">
+            <w:r>
+              <w:rPr>
+                <w:rStyle w:val="Hyperlink"/>
+                <w:noProof/>
+              </w:rPr>
+              <w:t>Appendix</w:t>
+            </w:r>
+            <w:r>
+              <w:rPr>
+                <w:noProof/>
+                <w:webHidden/>
+              </w:rPr>
+              <w:tab/>
+            </w:r>
+            <w:r>
+              <w:rPr>
+                <w:noProof/>
+                <w:webHidden/>
+              </w:rPr>
+              <w:fldChar w:fldCharType="begin"/>
+            </w:r>
+            <w:r>
+              <w:rPr>
+                <w:noProof/>
+                <w:webHidden/>
+              </w:rPr>
+              <w:instrText xml:space="preserve"> PAGEREF _Toc243556488 \h </w:instrText>
+            </w:r>
+            <w:r>
+              <w:rPr>
+                <w:noProof/>
+                <w:webHidden/>
+              </w:rPr>
+            </w:r>
+            <w:r>
+              <w:rPr>
+                <w:noProof/>
+                <w:webHidden/>
+              </w:rPr>
+              <w:fldChar w:fldCharType="separate"/>
+            </w:r>
+            <w:r>
+              <w:rPr>
+                <w:noProof/>
+                <w:webHidden/>
+              </w:rPr>
+              <w:t>8</w:t>
+            </w:r>
+            <w:r>
+              <w:rPr>
+                <w:noProof/>
+                <w:webHidden/>
+              </w:rPr>
+              <w:fldChar w:fldCharType="end"/>
+            </w:r>
+          </w:hyperlink>
         </w:p>
         <w:p>
           <w:r>
@@ -1777,20 +2853,6 @@
         </w:p>
       </w:sdtContent>
     </w:sdt>
-    <w:p/>
-    <w:p>
-      <w:pPr>
-        <w:rPr>
-          <w:color w:val="FF0000"/>
-        </w:rPr>
-      </w:pPr>
-      <w:r>
-        <w:rPr>
-          <w:color w:val="FF0000"/>
-        </w:rPr>
-        <w:t xml:space="preserve">[NOTE: The table of contents above has been included for your convenience. To refresh the table, simply click on it, then select 'Update Table' using the mouse. You can choose to update either the page numbers exclusively or the entire table as needed.] </w:t>
-      </w:r>
-    </w:p>
     <w:p>
       <w:pPr>
         <w:sectPr>
@@ -1811,18 +2873,23 @@
         <w:jc w:val="both"/>
       </w:pPr>
       <w:bookmarkStart w:id="0" w:name="_t1nlbosncosn" w:colFirst="0" w:colLast="0"/>
+      <w:bookmarkStart w:id="1" w:name="_Toc243556468"/>
       <w:bookmarkEnd w:id="0"/>
       <w:r>
         <w:lastRenderedPageBreak/>
         <w:t>Project Title</w:t>
       </w:r>
+      <w:bookmarkEnd w:id="1"/>
     </w:p>
     <w:p>
       <w:pPr>
         <w:jc w:val="both"/>
       </w:pPr>
       <w:r>
-        <w:t>Predicting the Orbital Lifetime of Defunct Satellites and Rocket Bodies in Low Earth Orbit to Help Operators Comply with the Five-Year Disposal Rule.</w:t>
+        <w:t xml:space="preserve">Predicting </w:t>
+      </w:r>
+      <w:r>
+        <w:t>Orbital Decay of Low Earth Orbit Objects to Support Satellite Operators’ Disposal Planning</w:t>
       </w:r>
     </w:p>
     <w:p>
@@ -1834,18 +2901,68 @@
         </w:numPr>
         <w:jc w:val="both"/>
       </w:pPr>
-      <w:bookmarkStart w:id="1" w:name="_kexuwf2gsbgu" w:colFirst="0" w:colLast="0"/>
-      <w:bookmarkEnd w:id="1"/>
+      <w:bookmarkStart w:id="2" w:name="_kexuwf2gsbgu" w:colFirst="0" w:colLast="0"/>
+      <w:bookmarkStart w:id="3" w:name="_Toc243556469"/>
+      <w:bookmarkEnd w:id="2"/>
       <w:r>
         <w:t>Introduction</w:t>
       </w:r>
+      <w:bookmarkEnd w:id="3"/>
     </w:p>
     <w:p>
       <w:pPr>
         <w:jc w:val="both"/>
       </w:pPr>
       <w:r>
-        <w:t>Low Earth Orbit (LEO) is where most broadband, navigation and Earth-observation satellites operate, and it is getting crowded. About 40000 objects are now tracked around Earth, and only about 11000 of them are working satellites (European Space Agency, 2025). The rest are defunct satellites, used rocket bodies and fragments. Collisions and explosions now create new debris faster than the atmosphere removes old debris (European Space Agency, 2025). Kessler and Cour-Palais (1978) warned that this could become a chain reaction of collisions.</w:t>
+        <w:t xml:space="preserve">Low Earth Orbit (LEO) is </w:t>
+      </w:r>
+      <w:r>
+        <w:t>becoming increasingly congested</w:t>
+      </w:r>
+      <w:r>
+        <w:t xml:space="preserve">. </w:t>
+      </w:r>
+      <w:r>
+        <w:t>Approximately</w:t>
+      </w:r>
+      <w:r>
+        <w:t xml:space="preserve"> 40</w:t>
+      </w:r>
+      <w:r>
+        <w:t>,</w:t>
+      </w:r>
+      <w:r>
+        <w:t xml:space="preserve">000 objects are tracked around Earth, </w:t>
+      </w:r>
+      <w:r>
+        <w:t>while</w:t>
+      </w:r>
+      <w:r>
+        <w:t xml:space="preserve"> only about 11</w:t>
+      </w:r>
+      <w:r>
+        <w:t>,</w:t>
+      </w:r>
+      <w:r>
+        <w:t>000 are</w:t>
+      </w:r>
+      <w:r>
+        <w:t xml:space="preserve"> operational</w:t>
+      </w:r>
+      <w:r>
+        <w:t xml:space="preserve"> satellites (European Space Agency, 2025). The rest are defunct satellites, used rocket bodies and fragments. Collisions and explosions </w:t>
+      </w:r>
+      <w:r>
+        <w:t>generate</w:t>
+      </w:r>
+      <w:r>
+        <w:t xml:space="preserve"> debris faster than </w:t>
+      </w:r>
+      <w:r>
+        <w:t>natural atmospheric decay removes it</w:t>
+      </w:r>
+      <w:r>
+        <w:t xml:space="preserve"> (European Space Agency, 2025). </w:t>
       </w:r>
     </w:p>
     <w:p>
@@ -1853,7 +2970,34 @@
         <w:jc w:val="both"/>
       </w:pPr>
       <w:r>
-        <w:t xml:space="preserve">Regulators have responded with stricter disposal rules. The US Federal Communications Commission (FCC) now requires satellites below 2000 km to leave orbit within five years of the end of their mission. The earlier benchmark was 25 years (Federal Communications Commission, 2024). ESA applied the same five-year limit to its own mission in 2023 (European Space Agency, 2023). </w:t>
+        <w:t xml:space="preserve">The US Federal Communications Commission (FCC) requires </w:t>
+      </w:r>
+      <w:r>
+        <w:t>qualifying spacecraft planned for uncontrolled re-entry to complete post-mission disposal within five years, replacing the earlier 25-year benchmark</w:t>
+      </w:r>
+      <w:r>
+        <w:t xml:space="preserve"> (Federal Communications Commission, 2024). </w:t>
+      </w:r>
+      <w:r>
+        <w:t>European Space Agency</w:t>
+      </w:r>
+      <w:r>
+        <w:t xml:space="preserve"> (</w:t>
+      </w:r>
+      <w:r>
+        <w:t>ESA</w:t>
+      </w:r>
+      <w:r>
+        <w:t>)</w:t>
+      </w:r>
+      <w:r>
+        <w:t xml:space="preserve"> applied the same five-year limit to its own mission</w:t>
+      </w:r>
+      <w:r>
+        <w:t>s</w:t>
+      </w:r>
+      <w:r>
+        <w:t xml:space="preserve"> (European Space Agency, 2023). </w:t>
       </w:r>
     </w:p>
     <w:p>
@@ -1869,7 +3013,13 @@
         <w:jc w:val="both"/>
       </w:pPr>
       <w:r>
-        <w:t>Orbital lifetime is difficult to estimate. It depends mainly on the object’s altitude, its mass and size, and solar activity, which changes how much drag the upper atmosphere produces. This project uses more than 60 years of publicly available tracking records to build a model that predicts how long an uncontrolled LEO object will stay in orbit. The intended users are operators and licensing authorities who need to check a mission against the five-year rule.</w:t>
+        <w:t>Orbital lifetime is difficult to estimate. It depends mainly on the object</w:t>
+      </w:r>
+      <w:r>
+        <w:t>’</w:t>
+      </w:r>
+      <w:r>
+        <w:t>s altitude, its mass and size, and solar activity, which changes how much drag the upper atmosphere produces. This project uses more than 60 years of publicly available tracking records to build a model that predicts how long an uncontrolled LEO object will stay in orbit. The intended users are operators and licensing authorities who need to check a mission against the five-year rule.</w:t>
       </w:r>
     </w:p>
     <w:p>
@@ -1881,11 +3031,13 @@
         </w:numPr>
         <w:jc w:val="both"/>
       </w:pPr>
-      <w:bookmarkStart w:id="2" w:name="_qwg2uy9o4da5" w:colFirst="0" w:colLast="0"/>
-      <w:bookmarkEnd w:id="2"/>
+      <w:bookmarkStart w:id="4" w:name="_qwg2uy9o4da5" w:colFirst="0" w:colLast="0"/>
+      <w:bookmarkStart w:id="5" w:name="_Toc243556470"/>
+      <w:bookmarkEnd w:id="4"/>
       <w:r>
         <w:t>Problem Definition</w:t>
       </w:r>
+      <w:bookmarkEnd w:id="5"/>
     </w:p>
     <w:p>
       <w:pPr>
@@ -1894,21 +3046,11 @@
       <w:r>
         <w:t xml:space="preserve">The business problem is uncertainty about how long an object will remain in orbit. </w:t>
       </w:r>
-      <w:proofErr w:type="gramStart"/>
-      <w:r>
-        <w:t>A  satellite</w:t>
-      </w:r>
-      <w:proofErr w:type="gramEnd"/>
-      <w:r>
-        <w:t xml:space="preserve"> operator or launch provider must judge whether hardware left </w:t>
-      </w:r>
-      <w:proofErr w:type="gramStart"/>
-      <w:r>
-        <w:t>in a given</w:t>
-      </w:r>
-      <w:proofErr w:type="gramEnd"/>
-      <w:r>
-        <w:t xml:space="preserve"> orbit will re-enter within the five-year limit. A regulator must then check that judgement. </w:t>
+      <w:r>
+        <w:t>A satellite</w:t>
+      </w:r>
+      <w:r>
+        <w:t xml:space="preserve"> operator or launch provider must judge whether hardware left in a given orbit will re-enter within the five-year limit. A regulator must then check that judgement. </w:t>
       </w:r>
     </w:p>
     <w:p>
@@ -1916,7 +3058,7 @@
         <w:jc w:val="both"/>
       </w:pPr>
       <w:r>
-        <w:t>Orbital lifetime depends mainly on three factors: the object’s altitude, its mass and size, and solar activity. A light object with a large surface is slowed by the atmosphere faster than a heavy, compact one. Solar activity heats the upper atmosphere and makes it expand, which increases drag. The effect can be large. In February 2022 a geomagnetic storm increased drag at low altitude, and 38 of 49 newly launched Starlink satellites were lost (Fang et al., 2022).</w:t>
+        <w:t>Lifetime is currently estimated with physics-based tools such as OSCAR, the lifetime module of ESA’s DRAMA suite (Braun et al., 2020). These tools need the object’s mass and cross-section area, and a drag value fitted to its tracking data. The results remain uncertain: ESA applies a margin of ±20% of the remaining lifetime to its own re-entry predictions (European Space Agency, 2018).</w:t>
       </w:r>
     </w:p>
     <w:p>
@@ -1924,32 +3066,10 @@
         <w:jc w:val="both"/>
       </w:pPr>
       <w:r>
-        <w:t>Lifetime is currently estimated with physics-based tools such as OSCAR, the lifetime module of ESA’s DRAMA suite (Braun et al., 2020). These tools need the object’s mass and cross-section area, and a drag value fitted to its tracking data. The results remain uncertain: ESA applies a margin of ±20% of the remaining lifetime to its own re-entry predictions (European Space Agency, 2018).</w:t>
-      </w:r>
-    </w:p>
-    <w:p>
-      <w:pPr>
-        <w:jc w:val="both"/>
-      </w:pPr>
-      <w:r>
-        <w:lastRenderedPageBreak/>
-        <w:t xml:space="preserve">Data analytics and machine learning tools can add evidence from how similar objects have </w:t>
-      </w:r>
-      <w:proofErr w:type="gramStart"/>
-      <w:r>
-        <w:t>actually decayed</w:t>
-      </w:r>
-      <w:proofErr w:type="gramEnd"/>
-      <w:r>
-        <w:t xml:space="preserve">. Tracking catalogues hold millions of orbit records covering more than 60 years, and the actual lifetime is known for every object that has already re-entered. A model trained on these records can estimate the remaining lifetime of an uncontrolled LEO object and the probability that it re-enters within five years. It can also report how uncertain each estimate is. Future solar activity cannot be forecast reliably (European Space Agency, 2018), so long-range estimates will remain uncertain. The result is a </w:t>
-      </w:r>
-      <w:proofErr w:type="gramStart"/>
-      <w:r>
-        <w:t>fast screening</w:t>
-      </w:r>
-      <w:proofErr w:type="gramEnd"/>
-      <w:r>
-        <w:t xml:space="preserve"> tool that supports physics-based analysis and does not replace it. Operators could use it to decide whether a satellite needs a disposal manoeuvre at the end of its mission. Regulators could use it to check whether objects already in orbit will meet the five-year rule.</w:t>
+        <w:t>Historical tracking records provide examples of orbital decay that can support data-driven lifetime estimation. This project will use survival analysis and machine learning to predict remaining orbital lifetime and five-year re-entry probability. The resulting screening tool will complement, rather than replace, physics-based assessments</w:t>
+      </w:r>
+      <w:r>
+        <w:t>.</w:t>
       </w:r>
     </w:p>
     <w:p>
@@ -1961,22 +3081,27 @@
         </w:numPr>
         <w:jc w:val="both"/>
       </w:pPr>
-      <w:bookmarkStart w:id="3" w:name="_a42v73ye4j6x" w:colFirst="0" w:colLast="0"/>
-      <w:bookmarkEnd w:id="3"/>
-      <w:r>
+      <w:bookmarkStart w:id="6" w:name="_a42v73ye4j6x" w:colFirst="0" w:colLast="0"/>
+      <w:bookmarkStart w:id="7" w:name="_Toc243556471"/>
+      <w:bookmarkEnd w:id="6"/>
+      <w:r>
+        <w:lastRenderedPageBreak/>
         <w:t>Aim and Objectives</w:t>
       </w:r>
+      <w:bookmarkEnd w:id="7"/>
     </w:p>
     <w:p>
       <w:pPr>
         <w:pStyle w:val="Heading2"/>
         <w:jc w:val="both"/>
       </w:pPr>
-      <w:bookmarkStart w:id="4" w:name="_t1usayl7eqbu" w:colFirst="0" w:colLast="0"/>
-      <w:bookmarkEnd w:id="4"/>
+      <w:bookmarkStart w:id="8" w:name="_t1usayl7eqbu" w:colFirst="0" w:colLast="0"/>
+      <w:bookmarkStart w:id="9" w:name="_Toc243556472"/>
+      <w:bookmarkEnd w:id="8"/>
       <w:r>
         <w:t>Aim</w:t>
       </w:r>
+      <w:bookmarkEnd w:id="9"/>
     </w:p>
     <w:p>
       <w:pPr>
@@ -1991,11 +3116,13 @@
         <w:pStyle w:val="Heading2"/>
         <w:jc w:val="both"/>
       </w:pPr>
-      <w:bookmarkStart w:id="5" w:name="_25fbmp1ivljm" w:colFirst="0" w:colLast="0"/>
-      <w:bookmarkEnd w:id="5"/>
+      <w:bookmarkStart w:id="10" w:name="_25fbmp1ivljm" w:colFirst="0" w:colLast="0"/>
+      <w:bookmarkStart w:id="11" w:name="_Toc243556473"/>
+      <w:bookmarkEnd w:id="10"/>
       <w:r>
         <w:t>Objectives</w:t>
       </w:r>
+      <w:bookmarkEnd w:id="11"/>
     </w:p>
     <w:p>
       <w:pPr>
@@ -2035,13 +3162,14 @@
       <w:r>
         <w:t xml:space="preserve">Select and test suitable predictive </w:t>
       </w:r>
-      <w:proofErr w:type="gramStart"/>
-      <w:r>
-        <w:t>models, and</w:t>
-      </w:r>
-      <w:proofErr w:type="gramEnd"/>
-      <w:r>
-        <w:t xml:space="preserve"> choose the model with the best accuracy and other evaluation measures.</w:t>
+      <w:r>
+        <w:t>models and</w:t>
+      </w:r>
+      <w:r>
+        <w:t xml:space="preserve"> choose the model with the </w:t>
+      </w:r>
+      <w:r>
+        <w:t>highest concordance index on held-out objects.</w:t>
       </w:r>
     </w:p>
     <w:p>
@@ -2074,11 +3202,13 @@
         <w:pStyle w:val="Heading2"/>
         <w:jc w:val="both"/>
       </w:pPr>
-      <w:bookmarkStart w:id="6" w:name="_blq8nqry79wh" w:colFirst="0" w:colLast="0"/>
-      <w:bookmarkEnd w:id="6"/>
+      <w:bookmarkStart w:id="12" w:name="_blq8nqry79wh" w:colFirst="0" w:colLast="0"/>
+      <w:bookmarkStart w:id="13" w:name="_Toc243556474"/>
+      <w:bookmarkEnd w:id="12"/>
       <w:r>
         <w:t>Hypothesis</w:t>
       </w:r>
+      <w:bookmarkEnd w:id="13"/>
     </w:p>
     <w:p>
       <w:pPr>
@@ -2094,22 +3224,26 @@
         <w:ind w:left="708" w:hanging="283"/>
         <w:jc w:val="both"/>
       </w:pPr>
-      <w:bookmarkStart w:id="7" w:name="_xoxes3n8ywpi" w:colFirst="0" w:colLast="0"/>
-      <w:bookmarkEnd w:id="7"/>
+      <w:bookmarkStart w:id="14" w:name="_xoxes3n8ywpi" w:colFirst="0" w:colLast="0"/>
+      <w:bookmarkStart w:id="15" w:name="_Toc243556475"/>
+      <w:bookmarkEnd w:id="14"/>
       <w:r>
         <w:t>5. Scope</w:t>
       </w:r>
+      <w:bookmarkEnd w:id="15"/>
     </w:p>
     <w:p>
       <w:pPr>
         <w:pStyle w:val="Heading2"/>
         <w:jc w:val="both"/>
       </w:pPr>
-      <w:bookmarkStart w:id="8" w:name="_vu7mpfn103vr" w:colFirst="0" w:colLast="0"/>
-      <w:bookmarkEnd w:id="8"/>
+      <w:bookmarkStart w:id="16" w:name="_vu7mpfn103vr" w:colFirst="0" w:colLast="0"/>
+      <w:bookmarkStart w:id="17" w:name="_Toc243556476"/>
+      <w:bookmarkEnd w:id="16"/>
       <w:r>
         <w:t>Included</w:t>
       </w:r>
+      <w:bookmarkEnd w:id="17"/>
     </w:p>
     <w:p>
       <w:pPr>
@@ -2121,7 +3255,13 @@
         <w:jc w:val="both"/>
       </w:pPr>
       <w:r>
-        <w:t>tracked objects whose whole orbit lies below 2000 km;</w:t>
+        <w:t>tracked objects whose whole orbit lies below 2</w:t>
+      </w:r>
+      <w:r>
+        <w:t>,</w:t>
+      </w:r>
+      <w:r>
+        <w:t>000 km;</w:t>
       </w:r>
     </w:p>
     <w:p>
@@ -2154,11 +3294,13 @@
         <w:pStyle w:val="Heading2"/>
         <w:jc w:val="both"/>
       </w:pPr>
-      <w:bookmarkStart w:id="9" w:name="_k5i8h7e8zw0z" w:colFirst="0" w:colLast="0"/>
-      <w:bookmarkEnd w:id="9"/>
+      <w:bookmarkStart w:id="18" w:name="_k5i8h7e8zw0z" w:colFirst="0" w:colLast="0"/>
+      <w:bookmarkStart w:id="19" w:name="_Toc243556477"/>
+      <w:bookmarkEnd w:id="18"/>
       <w:r>
         <w:t>Excluded</w:t>
       </w:r>
+      <w:bookmarkEnd w:id="19"/>
     </w:p>
     <w:p>
       <w:pPr>
@@ -2183,7 +3325,13 @@
         <w:jc w:val="both"/>
       </w:pPr>
       <w:r>
-        <w:t>controlled re-entries, object above LEO and objects too small to track;</w:t>
+        <w:t>controlled re-entries, object</w:t>
+      </w:r>
+      <w:r>
+        <w:t>s</w:t>
+      </w:r>
+      <w:r>
+        <w:t xml:space="preserve"> above LEO and objects too small to track;</w:t>
       </w:r>
     </w:p>
     <w:p>
@@ -2200,46 +3348,91 @@
     </w:p>
     <w:p>
       <w:pPr>
+        <w:ind w:left="720"/>
+        <w:jc w:val="both"/>
+      </w:pPr>
+    </w:p>
+    <w:p>
+      <w:pPr>
         <w:pStyle w:val="Heading1"/>
         <w:numPr>
           <w:ilvl w:val="0"/>
           <w:numId w:val="3"/>
         </w:numPr>
-        <w:spacing w:before="160"/>
-        <w:jc w:val="both"/>
-      </w:pPr>
-      <w:bookmarkStart w:id="10" w:name="_41uvy3o3isd8" w:colFirst="0" w:colLast="0"/>
-      <w:bookmarkEnd w:id="10"/>
-      <w:r>
-        <w:lastRenderedPageBreak/>
+      </w:pPr>
+      <w:bookmarkStart w:id="20" w:name="_41uvy3o3isd8" w:colFirst="0" w:colLast="0"/>
+      <w:bookmarkStart w:id="21" w:name="_Toc243556478"/>
+      <w:bookmarkEnd w:id="20"/>
+      <w:r>
         <w:t>Methodology</w:t>
       </w:r>
-    </w:p>
-    <w:p>
-      <w:pPr>
-        <w:jc w:val="both"/>
-      </w:pPr>
-      <w:r>
-        <w:t>The project follows the CRISP-DM process (Wirth and Hipp, 2000), because its iterative cycle suits a two-semester build.</w:t>
-      </w:r>
+      <w:bookmarkEnd w:id="21"/>
     </w:p>
     <w:p>
       <w:pPr>
         <w:pStyle w:val="Heading2"/>
         <w:jc w:val="both"/>
       </w:pPr>
-      <w:bookmarkStart w:id="11" w:name="_5uxfnseeht2l" w:colFirst="0" w:colLast="0"/>
-      <w:bookmarkEnd w:id="11"/>
+      <w:bookmarkStart w:id="22" w:name="_5uxfnseeht2l" w:colFirst="0" w:colLast="0"/>
+      <w:bookmarkStart w:id="23" w:name="_Toc243556479"/>
+      <w:bookmarkEnd w:id="22"/>
       <w:r>
         <w:t>Data Preparation</w:t>
       </w:r>
+      <w:bookmarkEnd w:id="23"/>
     </w:p>
     <w:p>
       <w:pPr>
         <w:jc w:val="both"/>
       </w:pPr>
       <w:r>
-        <w:t>Each observation is one object’s orbit on a given date, labelled with the days remaining until re-entry. Records are filtered to LEO and thinned to one per object per week, because consecutive records are nearly identical. Solar flux and geomagnetic activity are joined by date, using only values available on that date, so no future information reaches the model. The features are perigee and apogee altitude, eccentricity, inclination, the drag term and decay rate from the orbit record, object type, and solar activity averaged over the preceding 81 days.</w:t>
+        <w:t xml:space="preserve">Each observation is one object’s orbit on a given date, labelled with the days remaining until re-entry. Records </w:t>
+      </w:r>
+      <w:r>
+        <w:t>will be</w:t>
+      </w:r>
+      <w:r>
+        <w:t xml:space="preserve"> filtered to LEO and thinned to one per object per week, because consecutive records are nearly identical. Solar flux and geomagnetic activity </w:t>
+      </w:r>
+      <w:r>
+        <w:t>will be</w:t>
+      </w:r>
+      <w:r>
+        <w:t xml:space="preserve"> joined by date, using only values available on that date. The features are </w:t>
+      </w:r>
+      <w:r>
+        <w:t xml:space="preserve">mass, size, </w:t>
+      </w:r>
+      <w:r>
+        <w:t xml:space="preserve">perigee and apogee altitude, eccentricity, </w:t>
+      </w:r>
+      <w:r>
+        <w:lastRenderedPageBreak/>
+        <w:t>inclination, the drag term and decay rate from the orbit record, object type, and solar activity averaged over the preceding 81 days</w:t>
+      </w:r>
+      <w:r>
+        <w:t xml:space="preserve"> (3 solar </w:t>
+      </w:r>
+      <w:r>
+        <w:t>rotations</w:t>
+      </w:r>
+      <w:r>
+        <w:t>)</w:t>
+      </w:r>
+      <w:r>
+        <w:t>.</w:t>
+      </w:r>
+      <w:r>
+        <w:t xml:space="preserve"> </w:t>
+      </w:r>
+      <w:r>
+        <w:t>D</w:t>
+      </w:r>
+      <w:r>
+        <w:t>ata will be split by object</w:t>
+      </w:r>
+      <w:r>
+        <w:t>, never by row, and the final test will use later years than the training data.</w:t>
       </w:r>
     </w:p>
     <w:p>
@@ -2247,18 +3440,26 @@
         <w:pStyle w:val="Heading2"/>
         <w:jc w:val="both"/>
       </w:pPr>
-      <w:bookmarkStart w:id="12" w:name="_jgb2efwk6s3z" w:colFirst="0" w:colLast="0"/>
-      <w:bookmarkEnd w:id="12"/>
+      <w:bookmarkStart w:id="24" w:name="_jgb2efwk6s3z" w:colFirst="0" w:colLast="0"/>
+      <w:bookmarkStart w:id="25" w:name="_Toc243556480"/>
+      <w:bookmarkEnd w:id="24"/>
       <w:r>
         <w:t>Analytics</w:t>
       </w:r>
+      <w:bookmarkEnd w:id="25"/>
     </w:p>
     <w:p>
       <w:pPr>
         <w:jc w:val="both"/>
       </w:pPr>
       <w:r>
-        <w:t>Kaplan-Meier survival curves and log-rank tests compare lifetimes across altitude bands, object types and solar-cycle phases.</w:t>
+        <w:t xml:space="preserve">Kaplan-Meier survival curves and log-rank tests </w:t>
+      </w:r>
+      <w:r>
+        <w:t xml:space="preserve">will be used to </w:t>
+      </w:r>
+      <w:r>
+        <w:t>compare lifetimes across altitude bands, object types and solar-cycle phases.</w:t>
       </w:r>
     </w:p>
     <w:p>
@@ -2266,18 +3467,68 @@
         <w:pStyle w:val="Heading2"/>
         <w:jc w:val="both"/>
       </w:pPr>
-      <w:bookmarkStart w:id="13" w:name="_iqscd6wcls22" w:colFirst="0" w:colLast="0"/>
-      <w:bookmarkEnd w:id="13"/>
+      <w:bookmarkStart w:id="26" w:name="_iqscd6wcls22" w:colFirst="0" w:colLast="0"/>
+      <w:bookmarkStart w:id="27" w:name="_Toc243556481"/>
+      <w:bookmarkEnd w:id="26"/>
       <w:r>
         <w:t>Predictive modelling</w:t>
       </w:r>
+      <w:bookmarkEnd w:id="27"/>
     </w:p>
     <w:p>
       <w:pPr>
         <w:jc w:val="both"/>
       </w:pPr>
       <w:r>
-        <w:t>Many objects are still in orbit, so their final lifetime is unknown. Survival methods are designed for such censored data. A Cox proportional-hazards model on perigee altitude alone is the baseline. Random survival forests (Ishwaran et al., 2008) and gradient-boosted trees capture non-linear effects. Models are compared using the concordance index and, for re-entered objects, ESA’s relative prediction error (European Space Agency, 2008). Compliance decisions are assessed with precision, recall and calibration. Data is split by object, never by row, and the final test uses later years than the training data. SHAP values show which factors drive each prediction. The hypothesis is tested by comparing each model with and without solar-activity features on the same folds, using a paired test.</w:t>
+        <w:t xml:space="preserve">Many objects are still in orbit, so their final lifetime is unknown. Survival methods are designed for such censored data. A Cox proportional-hazards model on perigee altitude alone </w:t>
+      </w:r>
+      <w:r>
+        <w:t>will be</w:t>
+      </w:r>
+      <w:r>
+        <w:t xml:space="preserve"> the baseline. Random survival forests and gradient-boosted trees </w:t>
+      </w:r>
+      <w:r>
+        <w:t>will be used as additional models to</w:t>
+      </w:r>
+      <w:r>
+        <w:t xml:space="preserve"> </w:t>
+      </w:r>
+      <w:r>
+        <w:t>captur</w:t>
+      </w:r>
+      <w:r>
+        <w:t>e</w:t>
+      </w:r>
+      <w:r>
+        <w:t xml:space="preserve"> non-linear effects. Models </w:t>
+      </w:r>
+      <w:r>
+        <w:t>will be</w:t>
+      </w:r>
+      <w:r>
+        <w:t xml:space="preserve"> compared using the concordance index and, for re-entered objects</w:t>
+      </w:r>
+      <w:r>
+        <w:t>, the mean absolute error in days</w:t>
+      </w:r>
+      <w:r>
+        <w:t>.</w:t>
+      </w:r>
+      <w:r>
+        <w:t xml:space="preserve"> </w:t>
+      </w:r>
+      <w:r>
+        <w:t xml:space="preserve">Five-year compliance decisions will be assessed with precision, recall and calibration. </w:t>
+      </w:r>
+      <w:r>
+        <w:t xml:space="preserve">The hypothesis </w:t>
+      </w:r>
+      <w:r>
+        <w:t>will be</w:t>
+      </w:r>
+      <w:r>
+        <w:t xml:space="preserve"> tested by comparing each model with and without solar-activity features on the same folds, using a paired test.</w:t>
       </w:r>
     </w:p>
     <w:p>
@@ -2285,42 +3536,41 @@
         <w:pStyle w:val="Heading2"/>
         <w:jc w:val="both"/>
       </w:pPr>
-      <w:bookmarkStart w:id="14" w:name="_86pixpl4gz5y" w:colFirst="0" w:colLast="0"/>
-      <w:bookmarkEnd w:id="14"/>
+      <w:bookmarkStart w:id="28" w:name="_86pixpl4gz5y" w:colFirst="0" w:colLast="0"/>
+      <w:bookmarkStart w:id="29" w:name="_Toc243556482"/>
+      <w:bookmarkEnd w:id="28"/>
       <w:r>
         <w:t>Tools</w:t>
       </w:r>
+      <w:bookmarkEnd w:id="29"/>
     </w:p>
     <w:p>
       <w:pPr>
         <w:jc w:val="both"/>
       </w:pPr>
       <w:r>
-        <w:t xml:space="preserve">Python (pandas, scikit-learn, scikit-survival, </w:t>
-      </w:r>
-      <w:proofErr w:type="spellStart"/>
-      <w:r>
-        <w:t>XGBoost</w:t>
-      </w:r>
-      <w:proofErr w:type="spellEnd"/>
-      <w:r>
-        <w:t xml:space="preserve">) in Jupiter; </w:t>
-      </w:r>
-      <w:proofErr w:type="spellStart"/>
-      <w:r>
-        <w:t>DuckDB</w:t>
-      </w:r>
-      <w:proofErr w:type="spellEnd"/>
-      <w:r>
-        <w:t xml:space="preserve"> with Parquet files, with can query hundreds of millions of rows on a laptop without a database server; </w:t>
-      </w:r>
-      <w:proofErr w:type="spellStart"/>
-      <w:r>
-        <w:t>Streamlit</w:t>
-      </w:r>
-      <w:proofErr w:type="spellEnd"/>
-      <w:r>
-        <w:t xml:space="preserve"> for the dashboard; GitHub for version control. The analysis software is open source, which avoids licence cost and keeps the work reproducible.</w:t>
+        <w:t xml:space="preserve">The project </w:t>
+      </w:r>
+      <w:r>
+        <w:t xml:space="preserve">will </w:t>
+      </w:r>
+      <w:r>
+        <w:t xml:space="preserve">use </w:t>
+      </w:r>
+      <w:r>
+        <w:t>Python (pandas, scikit-learn, scikit-survival, XGBoost) in Jup</w:t>
+      </w:r>
+      <w:r>
+        <w:t>y</w:t>
+      </w:r>
+      <w:r>
+        <w:t xml:space="preserve">ter; DuckDB with Parquet files, </w:t>
+      </w:r>
+      <w:r>
+        <w:t>which</w:t>
+      </w:r>
+      <w:r>
+        <w:t xml:space="preserve"> can query hundreds of millions of rows on a laptop without a database server; Streamlit for the dashboard; GitHub for version control. The analysis software is open source, which avoids licence cost and keeps the work reproducible.</w:t>
       </w:r>
     </w:p>
     <w:p>
@@ -2335,21 +3585,28 @@
         </w:rPr>
         <w:lastRenderedPageBreak/>
         <w:drawing>
-          <wp:inline distT="114300" distB="114300" distL="114300" distR="114300" wp14:anchorId="3B2C051A" wp14:editId="22CC8D97">
-            <wp:extent cx="5731200" cy="5892800"/>
-            <wp:effectExtent l="0" t="0" r="0" b="0"/>
-            <wp:docPr id="3" name="image2.png"/>
-            <wp:cNvGraphicFramePr/>
+          <wp:inline distT="0" distB="0" distL="0" distR="0" wp14:anchorId="66221FEC" wp14:editId="54BEA110">
+            <wp:extent cx="5731510" cy="5894705"/>
+            <wp:effectExtent l="0" t="0" r="2540" b="0"/>
+            <wp:docPr id="86391897" name="Picture 8"/>
+            <wp:cNvGraphicFramePr>
+              <a:graphicFrameLocks xmlns:a="http://schemas.openxmlformats.org/drawingml/2006/main" noChangeAspect="1"/>
+            </wp:cNvGraphicFramePr>
             <a:graphic xmlns:a="http://schemas.openxmlformats.org/drawingml/2006/main">
               <a:graphicData uri="http://schemas.openxmlformats.org/drawingml/2006/picture">
                 <pic:pic xmlns:pic="http://schemas.openxmlformats.org/drawingml/2006/picture">
                   <pic:nvPicPr>
-                    <pic:cNvPr id="0" name="image2.png"/>
-                    <pic:cNvPicPr preferRelativeResize="0"/>
+                    <pic:cNvPr id="86391897" name="Picture 86391897"/>
+                    <pic:cNvPicPr/>
                   </pic:nvPicPr>
                   <pic:blipFill>
-                    <a:blip r:embed="rId9"/>
-                    <a:srcRect/>
+                    <a:blip r:embed="rId9">
+                      <a:extLst>
+                        <a:ext uri="{28A0092B-C50C-407E-A947-70E740481C1C}">
+                          <a14:useLocalDpi xmlns:a14="http://schemas.microsoft.com/office/drawing/2010/main" val="0"/>
+                        </a:ext>
+                      </a:extLst>
+                    </a:blip>
                     <a:stretch>
                       <a:fillRect/>
                     </a:stretch>
@@ -2357,12 +3614,11 @@
                   <pic:spPr>
                     <a:xfrm>
                       <a:off x="0" y="0"/>
-                      <a:ext cx="5731200" cy="5892800"/>
+                      <a:ext cx="5731510" cy="5894705"/>
                     </a:xfrm>
                     <a:prstGeom prst="rect">
                       <a:avLst/>
                     </a:prstGeom>
-                    <a:ln/>
                   </pic:spPr>
                 </pic:pic>
               </a:graphicData>
@@ -2389,7 +3645,31 @@
         <w:jc w:val="both"/>
       </w:pPr>
       <w:r>
-        <w:t xml:space="preserve">As Figure 1 shows, logged download scripts load the four main sources into Parquet storage, where records are filtered, thinned and labelled. The prepared table feeds the models, and the selected model is reserved through the dashboard. </w:t>
+        <w:t xml:space="preserve">As Figure 1 shows, logged download scripts </w:t>
+      </w:r>
+      <w:r>
+        <w:t xml:space="preserve">will </w:t>
+      </w:r>
+      <w:r>
+        <w:t xml:space="preserve">load the four main sources into Parquet storage, where records </w:t>
+      </w:r>
+      <w:r>
+        <w:t>will be</w:t>
+      </w:r>
+      <w:r>
+        <w:t xml:space="preserve"> filtered, thinned and labelled. The prepared table </w:t>
+      </w:r>
+      <w:r>
+        <w:t xml:space="preserve">will </w:t>
+      </w:r>
+      <w:r>
+        <w:t xml:space="preserve">feed the models, and the selected model </w:t>
+      </w:r>
+      <w:r>
+        <w:t>will be</w:t>
+      </w:r>
+      <w:r>
+        <w:t xml:space="preserve"> served through the dashboard. </w:t>
       </w:r>
     </w:p>
     <w:p>
@@ -2399,30 +3679,65 @@
     </w:p>
     <w:p>
       <w:pPr>
-        <w:pStyle w:val="Heading2"/>
+        <w:pStyle w:val="Heading1"/>
         <w:numPr>
           <w:ilvl w:val="0"/>
           <w:numId w:val="3"/>
         </w:numPr>
-        <w:jc w:val="both"/>
-      </w:pPr>
-      <w:bookmarkStart w:id="15" w:name="_w62phsuw4lka" w:colFirst="0" w:colLast="0"/>
-      <w:bookmarkEnd w:id="15"/>
+      </w:pPr>
+      <w:bookmarkStart w:id="30" w:name="_w62phsuw4lka" w:colFirst="0" w:colLast="0"/>
+      <w:bookmarkStart w:id="31" w:name="_Toc243556483"/>
+      <w:bookmarkEnd w:id="30"/>
       <w:r>
         <w:t>Data Sources</w:t>
       </w:r>
-    </w:p>
-    <w:p>
-      <w:r>
-        <w:t xml:space="preserve">All data is publicly available and describes physical objects, not people. Orbit history supplies the model inputs, the catalogue supplies the outcome, and space weather supplies the main external driver of decay. </w:t>
-      </w:r>
-      <w:proofErr w:type="spellStart"/>
-      <w:r>
-        <w:t>DISCOSweb</w:t>
-      </w:r>
-      <w:proofErr w:type="spellEnd"/>
-      <w:r>
-        <w:t xml:space="preserve"> and GCAT supply mass and size for the analysis and the optional pre-launch extension. Table 1 lists each source, its size and the permission to use it.</w:t>
+      <w:bookmarkEnd w:id="31"/>
+    </w:p>
+    <w:p>
+      <w:r>
+        <w:t xml:space="preserve">All data is publicly available and describes physical objects, not people. </w:t>
+      </w:r>
+      <w:r>
+        <w:t>Space-Track orbit</w:t>
+      </w:r>
+      <w:r>
+        <w:t xml:space="preserve"> history </w:t>
+      </w:r>
+      <w:r>
+        <w:t xml:space="preserve">will </w:t>
+      </w:r>
+      <w:r>
+        <w:t>suppl</w:t>
+      </w:r>
+      <w:r>
+        <w:t>y</w:t>
+      </w:r>
+      <w:r>
+        <w:t xml:space="preserve"> the model inputs, </w:t>
+      </w:r>
+      <w:r>
+        <w:t>re-entry dates from the CelesTrak SATCAT will</w:t>
+      </w:r>
+      <w:r>
+        <w:t xml:space="preserve"> suppl</w:t>
+      </w:r>
+      <w:r>
+        <w:t>y</w:t>
+      </w:r>
+      <w:r>
+        <w:t xml:space="preserve"> the outcome, and space weather </w:t>
+      </w:r>
+      <w:r>
+        <w:t xml:space="preserve">will </w:t>
+      </w:r>
+      <w:r>
+        <w:t>suppl</w:t>
+      </w:r>
+      <w:r>
+        <w:t>y</w:t>
+      </w:r>
+      <w:r>
+        <w:t xml:space="preserve"> the main external driver of decay. Table 1 lists each source, its size and the permission to use it.</w:t>
       </w:r>
     </w:p>
     <w:p/>
@@ -2432,7 +3747,6 @@
           <w:i/>
           <w:iCs/>
         </w:rPr>
-        <w:lastRenderedPageBreak/>
         <w:t>Table 1. Data sources, content, amount and permissions</w:t>
       </w:r>
     </w:p>
@@ -2741,21 +4055,8 @@
               </w:pBdr>
               <w:spacing w:after="0" w:line="240" w:lineRule="auto"/>
             </w:pPr>
-            <w:proofErr w:type="spellStart"/>
-            <w:r>
-              <w:t>CelesTrak</w:t>
-            </w:r>
-            <w:proofErr w:type="spellEnd"/>
-            <w:r>
-              <w:t xml:space="preserve"> SATCAT (</w:t>
-            </w:r>
-            <w:proofErr w:type="spellStart"/>
-            <w:r>
-              <w:t>CelesTrak</w:t>
-            </w:r>
-            <w:proofErr w:type="spellEnd"/>
-            <w:r>
-              <w:t>, 2026a)</w:t>
+            <w:r>
+              <w:t>CelesTrak SATCAT (CelesTrak, 2026a)</w:t>
             </w:r>
           </w:p>
         </w:tc>
@@ -2809,7 +4110,13 @@
               <w:spacing w:after="0" w:line="240" w:lineRule="auto"/>
             </w:pPr>
             <w:r>
-              <w:t>70882 catalogued objects since 1957</w:t>
+              <w:t>70</w:t>
+            </w:r>
+            <w:r>
+              <w:t>,</w:t>
+            </w:r>
+            <w:r>
+              <w:t>882 catalogued objects since 1957</w:t>
             </w:r>
           </w:p>
         </w:tc>
@@ -2836,23 +4143,7 @@
               <w:spacing w:after="0" w:line="240" w:lineRule="auto"/>
             </w:pPr>
             <w:r>
-              <w:t xml:space="preserve">Free public data; </w:t>
-            </w:r>
-            <w:proofErr w:type="spellStart"/>
-            <w:r>
-              <w:t>CelesTrak</w:t>
-            </w:r>
-            <w:proofErr w:type="spellEnd"/>
-            <w:r>
-              <w:t xml:space="preserve"> usage policy will be followed; </w:t>
-            </w:r>
-            <w:proofErr w:type="spellStart"/>
-            <w:r>
-              <w:t>CelesTrak</w:t>
-            </w:r>
-            <w:proofErr w:type="spellEnd"/>
-            <w:r>
-              <w:t xml:space="preserve"> and the original providers will be cited</w:t>
+              <w:t>Free public data; CelesTrak usage policy will be followed; CelesTrak and the original providers will be cited</w:t>
             </w:r>
           </w:p>
         </w:tc>
@@ -2880,21 +4171,8 @@
               </w:pBdr>
               <w:spacing w:after="0" w:line="240" w:lineRule="auto"/>
             </w:pPr>
-            <w:proofErr w:type="spellStart"/>
-            <w:r>
-              <w:t>CelesTrak</w:t>
-            </w:r>
-            <w:proofErr w:type="spellEnd"/>
-            <w:r>
-              <w:t xml:space="preserve"> space weather (</w:t>
-            </w:r>
-            <w:proofErr w:type="spellStart"/>
-            <w:r>
-              <w:t>CelesTrak</w:t>
-            </w:r>
-            <w:proofErr w:type="spellEnd"/>
-            <w:r>
-              <w:t>, 2026b)</w:t>
+            <w:r>
+              <w:t>CelesTrak space weather (CelesTrak, 2026b)</w:t>
             </w:r>
           </w:p>
         </w:tc>
@@ -2921,15 +4199,7 @@
               <w:spacing w:after="0" w:line="240" w:lineRule="auto"/>
             </w:pPr>
             <w:r>
-              <w:t xml:space="preserve">Daily F10.7 solar flux, </w:t>
-            </w:r>
-            <w:proofErr w:type="spellStart"/>
-            <w:r>
-              <w:t>Kp</w:t>
-            </w:r>
-            <w:proofErr w:type="spellEnd"/>
-            <w:r>
-              <w:t>/Ap indices, sunspot number</w:t>
+              <w:t>Daily F10.7 solar flux, Kp/Ap indices, sunspot number</w:t>
             </w:r>
           </w:p>
         </w:tc>
@@ -2956,7 +4226,13 @@
               <w:spacing w:after="0" w:line="240" w:lineRule="auto"/>
             </w:pPr>
             <w:r>
-              <w:t>About 25000 daily rows since October 1957</w:t>
+              <w:t>About 25</w:t>
+            </w:r>
+            <w:r>
+              <w:t>,</w:t>
+            </w:r>
+            <w:r>
+              <w:t>000 daily rows since October 1957</w:t>
             </w:r>
           </w:p>
         </w:tc>
@@ -2976,15 +4252,7 @@
               <w:spacing w:after="0" w:line="240" w:lineRule="auto"/>
             </w:pPr>
             <w:r>
-              <w:t xml:space="preserve">Free public data; </w:t>
-            </w:r>
-            <w:proofErr w:type="spellStart"/>
-            <w:r>
-              <w:t>CelesTrak</w:t>
-            </w:r>
-            <w:proofErr w:type="spellEnd"/>
-            <w:r>
-              <w:t xml:space="preserve"> and the original providers will be cited</w:t>
+              <w:t>Free public data; CelesTrak and the original providers will be cited</w:t>
             </w:r>
           </w:p>
         </w:tc>
@@ -3013,15 +4281,7 @@
               <w:spacing w:after="0" w:line="240" w:lineRule="auto"/>
             </w:pPr>
             <w:r>
-              <w:t xml:space="preserve">NOAA solar-cycle forecast (NOAA Space Weather Prediction </w:t>
-            </w:r>
-            <w:proofErr w:type="spellStart"/>
-            <w:r>
-              <w:t>Center</w:t>
-            </w:r>
-            <w:proofErr w:type="spellEnd"/>
-            <w:r>
-              <w:t>, 2026)</w:t>
+              <w:t>NOAA solar-cycle forecast (NOAA Space Weather Prediction Center, 2026)</w:t>
             </w:r>
           </w:p>
         </w:tc>
@@ -3104,15 +4364,7 @@
               <w:spacing w:after="0" w:line="240" w:lineRule="auto"/>
             </w:pPr>
             <w:r>
-              <w:t xml:space="preserve">NOAA Space Weather Prediction </w:t>
-            </w:r>
-            <w:proofErr w:type="spellStart"/>
-            <w:r>
-              <w:t>Center</w:t>
-            </w:r>
-            <w:proofErr w:type="spellEnd"/>
-            <w:r>
-              <w:t xml:space="preserve"> will be cited</w:t>
+              <w:t>NOAA Space Weather Prediction Center will be cited</w:t>
             </w:r>
           </w:p>
         </w:tc>
@@ -3141,15 +4393,7 @@
               <w:spacing w:after="0" w:line="240" w:lineRule="auto"/>
             </w:pPr>
             <w:r>
-              <w:t xml:space="preserve">ESA </w:t>
-            </w:r>
-            <w:proofErr w:type="spellStart"/>
-            <w:r>
-              <w:t>DISCOSweb</w:t>
-            </w:r>
-            <w:proofErr w:type="spellEnd"/>
-            <w:r>
-              <w:t xml:space="preserve"> (European Space Agency, 2026)</w:t>
+              <w:t>ESA DISCOSweb (European Space Agency, 2026)</w:t>
             </w:r>
           </w:p>
         </w:tc>
@@ -3203,7 +4447,13 @@
               <w:spacing w:after="0" w:line="240" w:lineRule="auto"/>
             </w:pPr>
             <w:r>
-              <w:t>51382 matched objects with an initial orbit reaching LEO</w:t>
+              <w:t>51</w:t>
+            </w:r>
+            <w:r>
+              <w:t>,</w:t>
+            </w:r>
+            <w:r>
+              <w:t>382 matched objects with an initial orbit reaching LEO</w:t>
             </w:r>
           </w:p>
         </w:tc>
@@ -3239,15 +4489,7 @@
               <w:spacing w:after="0" w:line="240" w:lineRule="auto"/>
             </w:pPr>
             <w:r>
-              <w:t xml:space="preserve">ESA </w:t>
-            </w:r>
-            <w:proofErr w:type="spellStart"/>
-            <w:r>
-              <w:t>DISCOSweb</w:t>
-            </w:r>
-            <w:proofErr w:type="spellEnd"/>
-            <w:r>
-              <w:t xml:space="preserve"> will be cited;</w:t>
+              <w:t>ESA DISCOSweb will be cited;</w:t>
             </w:r>
           </w:p>
           <w:p>
@@ -3355,7 +4597,13 @@
               <w:spacing w:after="0" w:line="240" w:lineRule="auto"/>
             </w:pPr>
             <w:r>
-              <w:t>About 70000 catalogued objects</w:t>
+              <w:t>About 70</w:t>
+            </w:r>
+            <w:r>
+              <w:t>,</w:t>
+            </w:r>
+            <w:r>
+              <w:t>000 catalogued objects</w:t>
             </w:r>
           </w:p>
         </w:tc>
@@ -3395,48 +4643,20 @@
       <w:pPr>
         <w:jc w:val="both"/>
       </w:pPr>
-      <w:r>
-        <w:t xml:space="preserve">A feasibility </w:t>
-      </w:r>
-      <w:proofErr w:type="gramStart"/>
-      <w:r>
-        <w:t>check</w:t>
-      </w:r>
-      <w:proofErr w:type="gramEnd"/>
-      <w:r>
-        <w:t xml:space="preserve"> on one sample year (1990) found 1716288 orbit records for 6800 objects. Of these, 566993 records belong to 2078 objects with a known later re-entry date. </w:t>
-      </w:r>
-    </w:p>
-    <w:p>
-      <w:pPr>
-        <w:jc w:val="both"/>
-      </w:pPr>
-      <w:r>
-        <w:t>Each object has many rows, one for each weekly orbit record. These rows are not independent, because they describe the same object over time. Therefore, all analysis will group the rows by object. The report will state both the number of rows and the number of distinct objects. The training and sets will be split by object, so that no object appears in both. The statistical tests and Cox model will also treat each object, not each row, as one unit.</w:t>
-      </w:r>
-    </w:p>
-    <w:p>
-      <w:pPr>
-        <w:jc w:val="both"/>
-      </w:pPr>
-    </w:p>
-    <w:p>
-      <w:pPr>
-        <w:jc w:val="both"/>
-      </w:pPr>
-    </w:p>
-    <w:p>
-      <w:pPr>
-        <w:pStyle w:val="Heading2"/>
+    </w:p>
+    <w:p>
+      <w:pPr>
+        <w:pStyle w:val="Heading1"/>
         <w:numPr>
           <w:ilvl w:val="0"/>
           <w:numId w:val="3"/>
         </w:numPr>
       </w:pPr>
-      <w:r>
-        <w:lastRenderedPageBreak/>
+      <w:bookmarkStart w:id="32" w:name="_Toc243556484"/>
+      <w:r>
         <w:t>Expected Deliverables</w:t>
       </w:r>
+      <w:bookmarkEnd w:id="32"/>
     </w:p>
     <w:p>
       <w:pPr>
@@ -3495,6 +4715,7 @@
         <w:jc w:val="both"/>
       </w:pPr>
       <w:r>
+        <w:lastRenderedPageBreak/>
         <w:t>A five-year compliance classifier with calibrated probabilities.</w:t>
       </w:r>
     </w:p>
@@ -3508,15 +4729,7 @@
         <w:jc w:val="both"/>
       </w:pPr>
       <w:r>
-        <w:t xml:space="preserve">An interactive </w:t>
-      </w:r>
-      <w:proofErr w:type="spellStart"/>
-      <w:r>
-        <w:t>Streamlit</w:t>
-      </w:r>
-      <w:proofErr w:type="spellEnd"/>
-      <w:r>
-        <w:t xml:space="preserve"> dashboard for looking up a tracked object.</w:t>
+        <w:t>An interactive Streamlit dashboard for looking up a tracked object.</w:t>
       </w:r>
     </w:p>
     <w:p>
@@ -3555,33 +4768,73 @@
         <w:jc w:val="both"/>
       </w:pPr>
       <w:r>
-        <w:t>A presentation of project.</w:t>
-      </w:r>
-    </w:p>
-    <w:p>
-      <w:pPr>
-        <w:pStyle w:val="Heading2"/>
-        <w:ind w:left="720"/>
-      </w:pPr>
-    </w:p>
-    <w:p>
-      <w:pPr>
-        <w:pStyle w:val="Heading2"/>
+        <w:t xml:space="preserve">A presentation of </w:t>
+      </w:r>
+      <w:r>
+        <w:t xml:space="preserve">the </w:t>
+      </w:r>
+      <w:r>
+        <w:t>project.</w:t>
+      </w:r>
+    </w:p>
+    <w:p>
+      <w:pPr>
+        <w:jc w:val="both"/>
+      </w:pPr>
+    </w:p>
+    <w:p>
+      <w:pPr>
+        <w:pStyle w:val="Heading1"/>
         <w:numPr>
           <w:ilvl w:val="0"/>
           <w:numId w:val="3"/>
         </w:numPr>
       </w:pPr>
+      <w:bookmarkStart w:id="33" w:name="_Toc243556485"/>
       <w:r>
         <w:t>Project Timeline</w:t>
       </w:r>
-    </w:p>
-    <w:p>
-      <w:r>
-        <w:t>Figure 2 shows the main phases and milestones. Semester 1 delivers the data pipeline, exploratory analysis and baseline models. Semester 2 adds advanced models, removal of manoeuvring satellites, forecast solar activity, the dashboard and, if</w:t>
-      </w:r>
-      <w:r>
-        <w:t xml:space="preserve"> the data allows the pre-launch extension. Dated are indicative and will follow the college calendar.</w:t>
+      <w:bookmarkEnd w:id="33"/>
+    </w:p>
+    <w:p>
+      <w:r>
+        <w:t>Figure 2 shows the main phases and milestones. Semester 1 delivers the data pipeline,</w:t>
+      </w:r>
+      <w:r>
+        <w:t xml:space="preserve"> </w:t>
+      </w:r>
+      <w:r>
+        <w:t xml:space="preserve">exploratory analysis and baseline models. Semester 2 adds </w:t>
+      </w:r>
+      <w:r>
+        <w:t>mass and size from DISCOSweb</w:t>
+      </w:r>
+      <w:r>
+        <w:t>,</w:t>
+      </w:r>
+      <w:r>
+        <w:t xml:space="preserve"> the</w:t>
+      </w:r>
+      <w:r>
+        <w:t xml:space="preserve"> hypothesis test</w:t>
+      </w:r>
+      <w:r>
+        <w:t xml:space="preserve"> </w:t>
+      </w:r>
+      <w:r>
+        <w:t>and</w:t>
+      </w:r>
+      <w:r>
+        <w:t xml:space="preserve"> the dashboard</w:t>
+      </w:r>
+      <w:r>
+        <w:t>. Date</w:t>
+      </w:r>
+      <w:r>
+        <w:t>s</w:t>
+      </w:r>
+      <w:r>
+        <w:t xml:space="preserve"> are indicative and will follow the college calendar.</w:t>
       </w:r>
     </w:p>
     <w:p/>
@@ -3591,10 +4844,10 @@
           <w:noProof/>
         </w:rPr>
         <w:drawing>
-          <wp:inline distT="0" distB="0" distL="0" distR="0" wp14:anchorId="3445EE64" wp14:editId="7AA2C75D">
-            <wp:extent cx="5731510" cy="3096607"/>
-            <wp:effectExtent l="0" t="0" r="2540" b="8890"/>
-            <wp:docPr id="704418373" name="Picture 1"/>
+          <wp:inline distT="0" distB="0" distL="0" distR="0" wp14:anchorId="43F72565" wp14:editId="6EE8A56A">
+            <wp:extent cx="5731510" cy="2920365"/>
+            <wp:effectExtent l="0" t="0" r="2540" b="0"/>
+            <wp:docPr id="1474898696" name="Picture 11"/>
             <wp:cNvGraphicFramePr>
               <a:graphicFrameLocks xmlns:a="http://schemas.openxmlformats.org/drawingml/2006/main" noChangeAspect="1"/>
             </wp:cNvGraphicFramePr>
@@ -3602,36 +4855,29 @@
               <a:graphicData uri="http://schemas.openxmlformats.org/drawingml/2006/picture">
                 <pic:pic xmlns:pic="http://schemas.openxmlformats.org/drawingml/2006/picture">
                   <pic:nvPicPr>
-                    <pic:cNvPr id="0" name="Picture 2"/>
-                    <pic:cNvPicPr>
-                      <a:picLocks noChangeAspect="1" noChangeArrowheads="1"/>
-                    </pic:cNvPicPr>
+                    <pic:cNvPr id="1474898696" name="Picture 1474898696"/>
+                    <pic:cNvPicPr/>
                   </pic:nvPicPr>
                   <pic:blipFill>
-                    <a:blip r:embed="rId10">
+                    <a:blip r:embed="rId10" cstate="print">
                       <a:extLst>
                         <a:ext uri="{28A0092B-C50C-407E-A947-70E740481C1C}">
                           <a14:useLocalDpi xmlns:a14="http://schemas.microsoft.com/office/drawing/2010/main" val="0"/>
                         </a:ext>
                       </a:extLst>
                     </a:blip>
-                    <a:srcRect/>
                     <a:stretch>
                       <a:fillRect/>
                     </a:stretch>
                   </pic:blipFill>
-                  <pic:spPr bwMode="auto">
+                  <pic:spPr>
                     <a:xfrm>
                       <a:off x="0" y="0"/>
-                      <a:ext cx="5731510" cy="3096607"/>
+                      <a:ext cx="5731510" cy="2920365"/>
                     </a:xfrm>
                     <a:prstGeom prst="rect">
                       <a:avLst/>
                     </a:prstGeom>
-                    <a:noFill/>
-                    <a:ln>
-                      <a:noFill/>
-                    </a:ln>
                   </pic:spPr>
                 </pic:pic>
               </a:graphicData>
@@ -3653,21 +4899,23 @@
           <w:i/>
           <w:iCs/>
         </w:rPr>
-        <w:t>Figure 2. Project timeline (Ghantt chart) for Semester 1 and 2</w:t>
+        <w:t>Figure 2. Project timeline (Gantt chart) for Semester 1 and 2</w:t>
       </w:r>
     </w:p>
     <w:p/>
     <w:p>
       <w:pPr>
-        <w:pStyle w:val="Heading2"/>
+        <w:pStyle w:val="Heading1"/>
         <w:numPr>
           <w:ilvl w:val="0"/>
           <w:numId w:val="3"/>
         </w:numPr>
       </w:pPr>
+      <w:bookmarkStart w:id="34" w:name="_Toc243556486"/>
       <w:r>
         <w:t>Ethical and Legal Considerations</w:t>
       </w:r>
+      <w:bookmarkEnd w:id="34"/>
     </w:p>
     <w:p>
       <w:pPr>
@@ -3701,22 +4949,13 @@
           <w:b/>
           <w:bCs/>
         </w:rPr>
-        <w:lastRenderedPageBreak/>
         <w:t>Permissions</w:t>
       </w:r>
       <w:r>
         <w:t>.</w:t>
       </w:r>
       <w:r>
-        <w:t xml:space="preserve"> Table 1 gives the permission for each source. Space-Track.org (2026) allows redistribution of its basic data with citation, so all outputs will credit it. </w:t>
-      </w:r>
-      <w:proofErr w:type="spellStart"/>
-      <w:r>
-        <w:t>DISCOSweb</w:t>
-      </w:r>
-      <w:proofErr w:type="spellEnd"/>
-      <w:r>
-        <w:t xml:space="preserve"> raw data will not be published, and the GitHub repository will hold code and derived summaries only.</w:t>
+        <w:t xml:space="preserve"> Table 1 gives the permission for each source. Space-Track.org (2026) allows redistribution of its basic data with citation, so all outputs will credit it. DISCOSweb raw data will not be published, and the GitHub repository will hold code and derived summaries only.</w:t>
       </w:r>
     </w:p>
     <w:p>
@@ -3738,15 +4977,7 @@
         <w:t>.</w:t>
       </w:r>
       <w:r>
-        <w:t xml:space="preserve"> </w:t>
-      </w:r>
-      <w:proofErr w:type="spellStart"/>
-      <w:r>
-        <w:t>CelesTrak</w:t>
-      </w:r>
-      <w:proofErr w:type="spellEnd"/>
-      <w:r>
-        <w:t xml:space="preserve"> (2026c) asks users to download each file only once per update, so files are downloaded once and cached.</w:t>
+        <w:t xml:space="preserve"> CelesTrak (2026c) asks users to download each file only once per update, so files are downloaded once and cached.</w:t>
       </w:r>
     </w:p>
     <w:p>
@@ -3790,6 +5021,7 @@
           <w:b/>
           <w:bCs/>
         </w:rPr>
+        <w:lastRenderedPageBreak/>
         <w:t>Provenance</w:t>
       </w:r>
       <w:r>
@@ -3825,272 +5057,495 @@
       <w:pPr>
         <w:pStyle w:val="Heading1"/>
       </w:pPr>
-      <w:bookmarkStart w:id="16" w:name="_3k22tv9gdiso" w:colFirst="0" w:colLast="0"/>
-      <w:bookmarkEnd w:id="16"/>
-    </w:p>
-    <w:p>
-      <w:pPr>
-        <w:pStyle w:val="Heading1"/>
-      </w:pPr>
-      <w:bookmarkStart w:id="17" w:name="_ai323nifdfh4" w:colFirst="0" w:colLast="0"/>
-      <w:bookmarkEnd w:id="17"/>
-    </w:p>
-    <w:p>
-      <w:pPr>
-        <w:pStyle w:val="Heading1"/>
-      </w:pPr>
-      <w:bookmarkStart w:id="18" w:name="_pndu2nfdxm1u" w:colFirst="0" w:colLast="0"/>
-      <w:bookmarkEnd w:id="18"/>
-    </w:p>
-    <w:p>
-      <w:pPr>
-        <w:pStyle w:val="Heading1"/>
-      </w:pPr>
-      <w:bookmarkStart w:id="19" w:name="_rggpl75d8155" w:colFirst="0" w:colLast="0"/>
-      <w:bookmarkEnd w:id="19"/>
-    </w:p>
-    <w:p>
-      <w:pPr>
-        <w:pStyle w:val="Heading1"/>
-      </w:pPr>
-      <w:bookmarkStart w:id="20" w:name="_gwt1fxe33dd8" w:colFirst="0" w:colLast="0"/>
-      <w:bookmarkEnd w:id="20"/>
-    </w:p>
-    <w:p>
-      <w:pPr>
-        <w:pStyle w:val="Heading1"/>
-      </w:pPr>
-      <w:bookmarkStart w:id="21" w:name="_x5kvy6u7ezws" w:colFirst="0" w:colLast="0"/>
-      <w:bookmarkEnd w:id="21"/>
-    </w:p>
-    <w:p>
-      <w:pPr>
-        <w:pStyle w:val="Heading1"/>
-      </w:pPr>
-      <w:bookmarkStart w:id="22" w:name="_jz72l7voa8td" w:colFirst="0" w:colLast="0"/>
-      <w:bookmarkEnd w:id="22"/>
-    </w:p>
-    <w:p>
-      <w:pPr>
-        <w:pStyle w:val="Heading1"/>
-      </w:pPr>
-      <w:bookmarkStart w:id="23" w:name="_e4dm2bk22n6o" w:colFirst="0" w:colLast="0"/>
-      <w:bookmarkEnd w:id="23"/>
-    </w:p>
-    <w:p>
-      <w:pPr>
-        <w:pStyle w:val="Heading1"/>
-      </w:pPr>
-      <w:bookmarkStart w:id="24" w:name="_t0hz7sr7dvkj" w:colFirst="0" w:colLast="0"/>
-      <w:bookmarkEnd w:id="24"/>
+      <w:bookmarkStart w:id="35" w:name="_3k22tv9gdiso" w:colFirst="0" w:colLast="0"/>
+      <w:bookmarkStart w:id="36" w:name="_ai323nifdfh4" w:colFirst="0" w:colLast="0"/>
+      <w:bookmarkStart w:id="37" w:name="_pndu2nfdxm1u" w:colFirst="0" w:colLast="0"/>
+      <w:bookmarkStart w:id="38" w:name="_rggpl75d8155" w:colFirst="0" w:colLast="0"/>
+      <w:bookmarkStart w:id="39" w:name="_gwt1fxe33dd8" w:colFirst="0" w:colLast="0"/>
+      <w:bookmarkStart w:id="40" w:name="_x5kvy6u7ezws" w:colFirst="0" w:colLast="0"/>
+      <w:bookmarkStart w:id="41" w:name="_jz72l7voa8td" w:colFirst="0" w:colLast="0"/>
+      <w:bookmarkStart w:id="42" w:name="_e4dm2bk22n6o" w:colFirst="0" w:colLast="0"/>
+      <w:bookmarkStart w:id="43" w:name="_t0hz7sr7dvkj" w:colFirst="0" w:colLast="0"/>
+      <w:bookmarkStart w:id="44" w:name="_Toc243556487"/>
+      <w:bookmarkEnd w:id="35"/>
+      <w:bookmarkEnd w:id="36"/>
+      <w:bookmarkEnd w:id="37"/>
+      <w:bookmarkEnd w:id="38"/>
+      <w:bookmarkEnd w:id="39"/>
+      <w:bookmarkEnd w:id="40"/>
+      <w:bookmarkEnd w:id="41"/>
+      <w:bookmarkEnd w:id="42"/>
+      <w:bookmarkEnd w:id="43"/>
+      <w:r>
+        <w:t>References</w:t>
+      </w:r>
+      <w:bookmarkEnd w:id="44"/>
+    </w:p>
+    <w:p/>
+    <w:p>
+      <w:pPr>
+        <w:spacing w:after="110" w:line="264" w:lineRule="auto"/>
+        <w:ind w:left="360" w:hanging="360"/>
+      </w:pPr>
+      <w:r>
+        <w:rPr>
+          <w:sz w:val="20"/>
+          <w:szCs w:val="20"/>
+        </w:rPr>
+        <w:t xml:space="preserve">Braun, V., Funke, Q., Lemmens, S. and </w:t>
+      </w:r>
+      <w:proofErr w:type="spellStart"/>
+      <w:r>
+        <w:rPr>
+          <w:sz w:val="20"/>
+          <w:szCs w:val="20"/>
+        </w:rPr>
+        <w:t>Sanvido</w:t>
+      </w:r>
+      <w:proofErr w:type="spellEnd"/>
+      <w:r>
+        <w:rPr>
+          <w:sz w:val="20"/>
+          <w:szCs w:val="20"/>
+        </w:rPr>
+        <w:t xml:space="preserve">, S. (2020) ‘DRAMA 3.0 – Upgrade of ESA’s debris risk assessment and mitigation analysis tool suite’, </w:t>
+      </w:r>
+      <w:r>
+        <w:rPr>
+          <w:i/>
+          <w:iCs/>
+          <w:sz w:val="20"/>
+          <w:szCs w:val="20"/>
+        </w:rPr>
+        <w:t>Journal of Space Safety Engineering</w:t>
+      </w:r>
+      <w:r>
+        <w:rPr>
+          <w:sz w:val="20"/>
+          <w:szCs w:val="20"/>
+        </w:rPr>
+        <w:t xml:space="preserve">, 7(3), pp. 206–212. </w:t>
+      </w:r>
+      <w:proofErr w:type="spellStart"/>
+      <w:r>
+        <w:rPr>
+          <w:sz w:val="20"/>
+          <w:szCs w:val="20"/>
+        </w:rPr>
+        <w:t>doi</w:t>
+      </w:r>
+      <w:proofErr w:type="spellEnd"/>
+      <w:r>
+        <w:rPr>
+          <w:sz w:val="20"/>
+          <w:szCs w:val="20"/>
+        </w:rPr>
+        <w:t>: 10.1016/j.jsse.2020.07.020.</w:t>
+      </w:r>
+    </w:p>
+    <w:p>
+      <w:pPr>
+        <w:spacing w:after="110" w:line="264" w:lineRule="auto"/>
+        <w:ind w:left="360" w:hanging="360"/>
+      </w:pPr>
+      <w:r>
+        <w:rPr>
+          <w:sz w:val="20"/>
+          <w:szCs w:val="20"/>
+        </w:rPr>
+        <w:t xml:space="preserve">CelesTrak (2026a) </w:t>
+      </w:r>
+      <w:r>
+        <w:rPr>
+          <w:i/>
+          <w:iCs/>
+          <w:sz w:val="20"/>
+          <w:szCs w:val="20"/>
+        </w:rPr>
+        <w:t xml:space="preserve">Satellite </w:t>
+      </w:r>
+      <w:proofErr w:type="spellStart"/>
+      <w:r>
+        <w:rPr>
+          <w:i/>
+          <w:iCs/>
+          <w:sz w:val="20"/>
+          <w:szCs w:val="20"/>
+        </w:rPr>
+        <w:t>Catalog</w:t>
+      </w:r>
+      <w:proofErr w:type="spellEnd"/>
+      <w:r>
+        <w:rPr>
+          <w:i/>
+          <w:iCs/>
+          <w:sz w:val="20"/>
+          <w:szCs w:val="20"/>
+        </w:rPr>
+        <w:t xml:space="preserve"> (SATCAT)</w:t>
+      </w:r>
+      <w:r>
+        <w:rPr>
+          <w:sz w:val="20"/>
+          <w:szCs w:val="20"/>
+        </w:rPr>
+        <w:t>. Available at: https://celestrak.org/satcat/ (Accessed: 4 October 2026).</w:t>
+      </w:r>
+    </w:p>
+    <w:p>
+      <w:pPr>
+        <w:spacing w:after="110" w:line="264" w:lineRule="auto"/>
+        <w:ind w:left="360" w:hanging="360"/>
+      </w:pPr>
+      <w:r>
+        <w:rPr>
+          <w:sz w:val="20"/>
+          <w:szCs w:val="20"/>
+        </w:rPr>
+        <w:t xml:space="preserve">CelesTrak (2026b) </w:t>
+      </w:r>
+      <w:r>
+        <w:rPr>
+          <w:i/>
+          <w:iCs/>
+          <w:sz w:val="20"/>
+          <w:szCs w:val="20"/>
+        </w:rPr>
+        <w:t>EOP and Space Weather Data</w:t>
+      </w:r>
+      <w:r>
+        <w:rPr>
+          <w:sz w:val="20"/>
+          <w:szCs w:val="20"/>
+        </w:rPr>
+        <w:t>. Available at: https://celestrak.org/SpaceData/ (Accessed: 4 October 2026).</w:t>
+      </w:r>
+    </w:p>
+    <w:p>
+      <w:pPr>
+        <w:spacing w:after="110" w:line="264" w:lineRule="auto"/>
+        <w:ind w:left="360" w:hanging="360"/>
+      </w:pPr>
+      <w:r>
+        <w:rPr>
+          <w:sz w:val="20"/>
+          <w:szCs w:val="20"/>
+        </w:rPr>
+        <w:t xml:space="preserve">CelesTrak (2026c) </w:t>
+      </w:r>
+      <w:r>
+        <w:rPr>
+          <w:i/>
+          <w:iCs/>
+          <w:sz w:val="20"/>
+          <w:szCs w:val="20"/>
+        </w:rPr>
+        <w:t>CelesTrak Usage Policy</w:t>
+      </w:r>
+      <w:r>
+        <w:rPr>
+          <w:sz w:val="20"/>
+          <w:szCs w:val="20"/>
+        </w:rPr>
+        <w:t>. Available at: https://celestrak.org/usage-policy.php (Accessed: 11 October 2026).</w:t>
+      </w:r>
+    </w:p>
+    <w:p>
+      <w:pPr>
+        <w:spacing w:after="110" w:line="264" w:lineRule="auto"/>
+        <w:ind w:left="360" w:hanging="360"/>
+      </w:pPr>
+      <w:r>
+        <w:rPr>
+          <w:sz w:val="20"/>
+          <w:szCs w:val="20"/>
+        </w:rPr>
+        <w:t xml:space="preserve">European Space Agency (2018) </w:t>
+      </w:r>
+      <w:r>
+        <w:rPr>
+          <w:i/>
+          <w:iCs/>
+          <w:sz w:val="20"/>
+          <w:szCs w:val="20"/>
+        </w:rPr>
+        <w:t>ESA Re-entry Prediction Front-end User Guide</w:t>
+      </w:r>
+      <w:r>
+        <w:rPr>
+          <w:sz w:val="20"/>
+          <w:szCs w:val="20"/>
+        </w:rPr>
+        <w:t>. GEN-REN-MAN-00232-OPS-GR. Darmstadt: ESA Space Debris Office. Available at: https://reentry.esoc.esa.int (Accessed: 11 October 2026).</w:t>
+      </w:r>
+    </w:p>
+    <w:p>
+      <w:pPr>
+        <w:spacing w:after="110" w:line="264" w:lineRule="auto"/>
+        <w:ind w:left="360" w:hanging="360"/>
+      </w:pPr>
+      <w:r>
+        <w:rPr>
+          <w:sz w:val="20"/>
+          <w:szCs w:val="20"/>
+        </w:rPr>
+        <w:t xml:space="preserve">European Space Agency (2023) </w:t>
+      </w:r>
+      <w:r>
+        <w:rPr>
+          <w:i/>
+          <w:iCs/>
+          <w:sz w:val="20"/>
+          <w:szCs w:val="20"/>
+        </w:rPr>
+        <w:t>ESA leads the way towards a Zero Debris future</w:t>
+      </w:r>
+      <w:r>
+        <w:rPr>
+          <w:sz w:val="20"/>
+          <w:szCs w:val="20"/>
+        </w:rPr>
+        <w:t>. Available at: https://www.esa.int/Space_Safety/Space_Debris/ESA_leads_the_way_towards_a_Zero_Debris_future (Accessed: 5 October 2026).</w:t>
+      </w:r>
+    </w:p>
+    <w:p>
+      <w:pPr>
+        <w:spacing w:after="110" w:line="264" w:lineRule="auto"/>
+        <w:ind w:left="360" w:hanging="360"/>
+      </w:pPr>
+      <w:r>
+        <w:rPr>
+          <w:sz w:val="20"/>
+          <w:szCs w:val="20"/>
+        </w:rPr>
+        <w:t xml:space="preserve">European Space Agency (2025) </w:t>
+      </w:r>
+      <w:r>
+        <w:rPr>
+          <w:i/>
+          <w:iCs/>
+          <w:sz w:val="20"/>
+          <w:szCs w:val="20"/>
+        </w:rPr>
+        <w:t>ESA Space Environment Report 2025</w:t>
+      </w:r>
+      <w:r>
+        <w:rPr>
+          <w:sz w:val="20"/>
+          <w:szCs w:val="20"/>
+        </w:rPr>
+        <w:t>. Available at: https://www.esa.int/Space_Safety/Space_Debris/ESA_Space_Environment_Report_2025 (Accessed: 5 October 2026).</w:t>
+      </w:r>
+    </w:p>
+    <w:p>
+      <w:pPr>
+        <w:spacing w:after="110" w:line="264" w:lineRule="auto"/>
+        <w:ind w:left="360" w:hanging="360"/>
+      </w:pPr>
+      <w:r>
+        <w:rPr>
+          <w:sz w:val="20"/>
+          <w:szCs w:val="20"/>
+        </w:rPr>
+        <w:t xml:space="preserve">European Space Agency (2026) </w:t>
+      </w:r>
+      <w:r>
+        <w:rPr>
+          <w:i/>
+          <w:iCs/>
+          <w:sz w:val="20"/>
+          <w:szCs w:val="20"/>
+        </w:rPr>
+        <w:t>DISCOSweb</w:t>
+      </w:r>
+      <w:r>
+        <w:rPr>
+          <w:sz w:val="20"/>
+          <w:szCs w:val="20"/>
+        </w:rPr>
+        <w:t>. Available at: https://discosweb.esoc.esa.int (Accessed: 4 October 2026).</w:t>
+      </w:r>
+    </w:p>
+    <w:p>
+      <w:pPr>
+        <w:spacing w:after="110" w:line="264" w:lineRule="auto"/>
+        <w:ind w:left="360" w:hanging="360"/>
+      </w:pPr>
+      <w:r>
+        <w:rPr>
+          <w:sz w:val="20"/>
+          <w:szCs w:val="20"/>
+        </w:rPr>
+        <w:t xml:space="preserve">Federal Communications Commission (2024) ‘Space Innovation; Mitigation of Orbital Debris in the New Space Age’, </w:t>
+      </w:r>
+      <w:r>
+        <w:rPr>
+          <w:i/>
+          <w:iCs/>
+          <w:sz w:val="20"/>
+          <w:szCs w:val="20"/>
+        </w:rPr>
+        <w:t>Federal Register</w:t>
+      </w:r>
+      <w:r>
+        <w:rPr>
+          <w:sz w:val="20"/>
+          <w:szCs w:val="20"/>
+        </w:rPr>
+        <w:t>, 89(154), 9 August. Available at: https://www.govinfo.gov/content/pkg/FR-2024-08-09/html/2024-17093.htm (Accessed: 5 October 2026).</w:t>
+      </w:r>
+    </w:p>
+    <w:p>
+      <w:pPr>
+        <w:spacing w:after="110" w:line="264" w:lineRule="auto"/>
+        <w:ind w:left="360" w:hanging="360"/>
+      </w:pPr>
+      <w:r>
+        <w:rPr>
+          <w:sz w:val="20"/>
+          <w:szCs w:val="20"/>
+        </w:rPr>
+        <w:t xml:space="preserve">McDowell, J. (2020) </w:t>
+      </w:r>
+      <w:r>
+        <w:rPr>
+          <w:i/>
+          <w:iCs/>
+          <w:sz w:val="20"/>
+          <w:szCs w:val="20"/>
+        </w:rPr>
+        <w:t xml:space="preserve">General </w:t>
+      </w:r>
+      <w:proofErr w:type="spellStart"/>
+      <w:r>
+        <w:rPr>
+          <w:i/>
+          <w:iCs/>
+          <w:sz w:val="20"/>
+          <w:szCs w:val="20"/>
+        </w:rPr>
+        <w:t>Catalog</w:t>
+      </w:r>
+      <w:proofErr w:type="spellEnd"/>
+      <w:r>
+        <w:rPr>
+          <w:i/>
+          <w:iCs/>
+          <w:sz w:val="20"/>
+          <w:szCs w:val="20"/>
+        </w:rPr>
+        <w:t xml:space="preserve"> of Artificial Space Objects</w:t>
+      </w:r>
+      <w:r>
+        <w:rPr>
+          <w:sz w:val="20"/>
+          <w:szCs w:val="20"/>
+        </w:rPr>
+        <w:t>. Available at: https://planet4589.org/space/gcat/ (Accessed: 4 October 2026).</w:t>
+      </w:r>
+    </w:p>
+    <w:p>
+      <w:pPr>
+        <w:spacing w:after="110" w:line="264" w:lineRule="auto"/>
+        <w:ind w:left="360" w:hanging="360"/>
+      </w:pPr>
+      <w:r>
+        <w:rPr>
+          <w:sz w:val="20"/>
+          <w:szCs w:val="20"/>
+        </w:rPr>
+        <w:t xml:space="preserve">NOAA Space Weather Prediction Center (2026) </w:t>
+      </w:r>
+      <w:r>
+        <w:rPr>
+          <w:i/>
+          <w:iCs/>
+          <w:sz w:val="20"/>
+          <w:szCs w:val="20"/>
+        </w:rPr>
+        <w:t>Solar cycle progression data</w:t>
+      </w:r>
+      <w:r>
+        <w:rPr>
+          <w:sz w:val="20"/>
+          <w:szCs w:val="20"/>
+        </w:rPr>
+        <w:t>. Available at: https://services.swpc.noaa.gov/json/solar-cycle/ (Accessed: 4 October 2026).</w:t>
+      </w:r>
+    </w:p>
+    <w:p>
+      <w:pPr>
+        <w:spacing w:after="110" w:line="264" w:lineRule="auto"/>
+        <w:ind w:left="360" w:hanging="360"/>
+      </w:pPr>
+      <w:r>
+        <w:rPr>
+          <w:sz w:val="20"/>
+          <w:szCs w:val="20"/>
+        </w:rPr>
+        <w:t xml:space="preserve">Simon, J. (2026) </w:t>
+      </w:r>
+      <w:r>
+        <w:rPr>
+          <w:i/>
+          <w:iCs/>
+          <w:sz w:val="20"/>
+          <w:szCs w:val="20"/>
+        </w:rPr>
+        <w:t>Space-Track TLE History: Complete Orbital Element Archive (1959–2026)</w:t>
+      </w:r>
+      <w:r>
+        <w:rPr>
+          <w:sz w:val="20"/>
+          <w:szCs w:val="20"/>
+        </w:rPr>
+        <w:t xml:space="preserve"> [Dataset]. Hugging Face. Available at: https://huggingface.co/datasets/juliensimon/space-track-tle-history (Accessed: 5 October 2026).</w:t>
+      </w:r>
+    </w:p>
+    <w:p>
+      <w:pPr>
+        <w:spacing w:after="110" w:line="264" w:lineRule="auto"/>
+        <w:ind w:left="360" w:hanging="360"/>
+      </w:pPr>
+      <w:r>
+        <w:rPr>
+          <w:sz w:val="20"/>
+          <w:szCs w:val="20"/>
+        </w:rPr>
+        <w:t xml:space="preserve">Space-Track.org (2026) </w:t>
+      </w:r>
+      <w:r>
+        <w:rPr>
+          <w:i/>
+          <w:iCs/>
+          <w:sz w:val="20"/>
+          <w:szCs w:val="20"/>
+        </w:rPr>
+        <w:t>Documentation</w:t>
+      </w:r>
+      <w:r>
+        <w:rPr>
+          <w:sz w:val="20"/>
+          <w:szCs w:val="20"/>
+        </w:rPr>
+        <w:t>. Available at: https://www.space-track.org/documentation (Accessed: 5 October 2026).</w:t>
+      </w:r>
     </w:p>
     <w:p/>
     <w:p/>
     <w:p/>
-    <w:p/>
-    <w:p/>
     <w:p>
       <w:pPr>
         <w:pStyle w:val="Heading1"/>
       </w:pPr>
-      <w:bookmarkStart w:id="25" w:name="_9uuzpv61bt43" w:colFirst="0" w:colLast="0"/>
-      <w:bookmarkEnd w:id="25"/>
+      <w:bookmarkStart w:id="45" w:name="_sqjbz8het4id" w:colFirst="0" w:colLast="0"/>
+      <w:bookmarkStart w:id="46" w:name="_Toc243556488"/>
+      <w:bookmarkEnd w:id="45"/>
       <w:r>
         <w:lastRenderedPageBreak/>
-        <w:t>References</w:t>
-      </w:r>
-    </w:p>
-    <w:p/>
-    <w:p>
-      <w:pPr>
-        <w:rPr>
-          <w:color w:val="FF00FF"/>
-        </w:rPr>
-      </w:pPr>
-      <w:r>
-        <w:rPr>
-          <w:color w:val="FF00FF"/>
-        </w:rPr>
-        <w:t xml:space="preserve">Braun, V., Funke, Q., Lemmens, S. and </w:t>
-      </w:r>
-      <w:proofErr w:type="spellStart"/>
-      <w:r>
-        <w:rPr>
-          <w:color w:val="FF00FF"/>
-        </w:rPr>
-        <w:t>Sanvido</w:t>
-      </w:r>
-      <w:proofErr w:type="spellEnd"/>
-      <w:r>
-        <w:rPr>
-          <w:color w:val="FF00FF"/>
-        </w:rPr>
-        <w:t xml:space="preserve">, S. (2020) ‘DRAMA 3.0 – Upgrade of ESA’s debris risk assessment and mitigation analysis tool suite’, Journal of Space Safety Engineering, 7(3), pp. 206–212. </w:t>
-      </w:r>
-      <w:proofErr w:type="spellStart"/>
-      <w:r>
-        <w:rPr>
-          <w:color w:val="FF00FF"/>
-        </w:rPr>
-        <w:t>doi</w:t>
-      </w:r>
-      <w:proofErr w:type="spellEnd"/>
-      <w:r>
-        <w:rPr>
-          <w:color w:val="FF00FF"/>
-        </w:rPr>
-        <w:t>: 10.1016/j.jsse.2020.07.020.</w:t>
-      </w:r>
-    </w:p>
-    <w:p>
-      <w:r>
-        <w:t xml:space="preserve">European Space Agency (2023) ESA leads the way towards a Zero Debris future. Available at: </w:t>
-      </w:r>
-      <w:hyperlink r:id="rId11">
-        <w:r>
-          <w:rPr>
-            <w:color w:val="1155CC"/>
-            <w:u w:val="single"/>
-          </w:rPr>
-          <w:t>https://www.esa.int/Space_Safety/Space_Debris/ESA_leads_the_way_towards_a_Zero_Debris_future</w:t>
-        </w:r>
-      </w:hyperlink>
-      <w:r>
-        <w:t xml:space="preserve"> (Accessed: 5 October 2026).</w:t>
-      </w:r>
-    </w:p>
-    <w:p>
-      <w:r>
-        <w:t xml:space="preserve">European Space Agency (2025) ESA Space Environment Report 2025. Available at: </w:t>
-      </w:r>
-      <w:hyperlink r:id="rId12">
-        <w:r>
-          <w:rPr>
-            <w:color w:val="1155CC"/>
-            <w:u w:val="single"/>
-          </w:rPr>
-          <w:t>https://www.esa.int/Space_Safety/Space_Debris/ESA_Space_Environment_Report_2025</w:t>
-        </w:r>
-      </w:hyperlink>
-      <w:r>
-        <w:t xml:space="preserve"> (Accessed: 5 October 2026).</w:t>
-      </w:r>
-    </w:p>
-    <w:p>
-      <w:r>
-        <w:t xml:space="preserve">Federal Communications Commission (2024) ‘Space Innovation; Mitigation of Orbital Debris in the New Space Age’, Federal Register, 89(154), 9 August. Available at: </w:t>
-      </w:r>
-      <w:hyperlink r:id="rId13">
-        <w:r>
-          <w:rPr>
-            <w:color w:val="1155CC"/>
-            <w:u w:val="single"/>
-          </w:rPr>
-          <w:t>https://www.federalregister.gov/documents/2024/08/09/2024-17093/space-innovation-mitigation-of-orbital-debris-in-the-new-space-age</w:t>
-        </w:r>
-      </w:hyperlink>
-      <w:r>
-        <w:t>. (Accessed: 9 October 2026)</w:t>
-      </w:r>
-    </w:p>
-    <w:p>
-      <w:r>
-        <w:t xml:space="preserve">European Space Agency (2018) ESA Re-entry Prediction Front-end User Guide. GEN-REN-MAN-00232-OPS-GR, Issue 0.0. Darmstadt: ESA Space Debris Office. Available at: </w:t>
-      </w:r>
-      <w:hyperlink r:id="rId14">
-        <w:r>
-          <w:rPr>
-            <w:color w:val="1155CC"/>
-            <w:u w:val="single"/>
-          </w:rPr>
-          <w:t>https://reentry.esoc.esa.int/files/public/GEN-REN-MAN-00232-OPS-GR%20ESA%20Re-entry%20Prediction%20Front-end%20User%20Guide.pdf</w:t>
-        </w:r>
-      </w:hyperlink>
-      <w:r>
-        <w:t xml:space="preserve"> (Accessed: 11 October 2026).</w:t>
-      </w:r>
-    </w:p>
-    <w:p>
-      <w:r>
-        <w:rPr>
-          <w:color w:val="FF00FF"/>
-        </w:rPr>
-        <w:t xml:space="preserve">Fang, T., </w:t>
-      </w:r>
-      <w:proofErr w:type="spellStart"/>
-      <w:r>
-        <w:rPr>
-          <w:color w:val="FF00FF"/>
-        </w:rPr>
-        <w:t>Kubaryk</w:t>
-      </w:r>
-      <w:proofErr w:type="spellEnd"/>
-      <w:r>
-        <w:rPr>
-          <w:color w:val="FF00FF"/>
-        </w:rPr>
-        <w:t xml:space="preserve">, A., Goldstein, D., Li, Z., Fuller-Rowell, T., Millward, G., Singer, H.J., Steenburgh, R., Westerman, S. and Babcock, E. (2022) ‘Space weather environment during the SpaceX Starlink satellite loss in February 2022’, Space Weather, 20(11). </w:t>
-      </w:r>
-      <w:proofErr w:type="spellStart"/>
-      <w:r>
-        <w:rPr>
-          <w:color w:val="FF00FF"/>
-        </w:rPr>
-        <w:t>doi</w:t>
-      </w:r>
-      <w:proofErr w:type="spellEnd"/>
-      <w:r>
-        <w:rPr>
-          <w:color w:val="FF00FF"/>
-        </w:rPr>
-        <w:t>: 10.1029/2022SW003193</w:t>
-      </w:r>
-      <w:r>
-        <w:t>.</w:t>
-      </w:r>
-    </w:p>
-    <w:p/>
-    <w:p/>
-    <w:p/>
-    <w:p/>
-    <w:p/>
-    <w:p/>
-    <w:p/>
-    <w:p/>
-    <w:p/>
-    <w:p/>
-    <w:p/>
-    <w:p/>
-    <w:p/>
-    <w:p/>
-    <w:p/>
-    <w:p/>
-    <w:p>
-      <w:pPr>
-        <w:pBdr>
-          <w:top w:val="nil"/>
-          <w:left w:val="nil"/>
-          <w:bottom w:val="nil"/>
-          <w:right w:val="nil"/>
-          <w:between w:val="nil"/>
-        </w:pBdr>
-        <w:spacing w:after="0" w:line="240" w:lineRule="auto"/>
-        <w:rPr>
-          <w:color w:val="000000"/>
-        </w:rPr>
-      </w:pPr>
-    </w:p>
-    <w:p/>
-    <w:p/>
-    <w:p>
-      <w:pPr>
-        <w:pStyle w:val="Heading1"/>
-      </w:pPr>
-      <w:bookmarkStart w:id="26" w:name="_sqjbz8het4id" w:colFirst="0" w:colLast="0"/>
-      <w:bookmarkEnd w:id="26"/>
-      <w:r>
         <w:t>Appendix</w:t>
       </w:r>
+      <w:bookmarkEnd w:id="46"/>
     </w:p>
     <w:p/>
     <w:p>
@@ -4148,7 +5603,7 @@
     </w:p>
     <w:p/>
     <w:sectPr>
-      <w:footerReference w:type="default" r:id="rId15"/>
+      <w:footerReference w:type="default" r:id="rId11"/>
       <w:pgSz w:w="11906" w:h="16838"/>
       <w:pgMar w:top="1440" w:right="1440" w:bottom="1440" w:left="1440" w:header="708" w:footer="708" w:gutter="0"/>
       <w:pgNumType w:start="1"/>
@@ -5644,6 +7099,42 @@
       <w:contextualSpacing/>
     </w:pPr>
   </w:style>
+  <w:style w:type="paragraph" w:styleId="TOC1">
+    <w:name w:val="toc 1"/>
+    <w:basedOn w:val="Normal"/>
+    <w:next w:val="Normal"/>
+    <w:autoRedefine/>
+    <w:uiPriority w:val="39"/>
+    <w:unhideWhenUsed/>
+    <w:rsid w:val="008A05E1"/>
+    <w:pPr>
+      <w:spacing w:after="100"/>
+    </w:pPr>
+  </w:style>
+  <w:style w:type="paragraph" w:styleId="TOC2">
+    <w:name w:val="toc 2"/>
+    <w:basedOn w:val="Normal"/>
+    <w:next w:val="Normal"/>
+    <w:autoRedefine/>
+    <w:uiPriority w:val="39"/>
+    <w:unhideWhenUsed/>
+    <w:rsid w:val="008A05E1"/>
+    <w:pPr>
+      <w:spacing w:after="100"/>
+      <w:ind w:left="220"/>
+    </w:pPr>
+  </w:style>
+  <w:style w:type="character" w:styleId="Hyperlink">
+    <w:name w:val="Hyperlink"/>
+    <w:basedOn w:val="DefaultParagraphFont"/>
+    <w:uiPriority w:val="99"/>
+    <w:unhideWhenUsed/>
+    <w:rsid w:val="008A05E1"/>
+    <w:rPr>
+      <w:color w:val="0000FF" w:themeColor="hyperlink"/>
+      <w:u w:val="single"/>
+    </w:rPr>
+  </w:style>
 </w:styles>
 </file>
 
